--- a/bao-cao/BAO-CAO-RA-SOAT-LO-TRINH-GhiNhanh-20261013.docx
+++ b/bao-cao/BAO-CAO-RA-SOAT-LO-TRINH-GhiNhanh-20261013.docx
@@ -192,7 +192,7 @@
               <w:rPr>
                 <w:rFonts w:ascii="Arial" w:cs="Arial" w:eastAsia="Arial" w:hAnsi="Arial"/>
               </w:rPr>
-              <w:t xml:space="preserve">13/10/2026</w:t>
+              <w:t xml:space="preserve">13/10/2026 (bản 2: thêm rà soát đăng nhập Google, mockup, layout, cây thư mục)</w:t>
             </w:r>
           </w:p>
         </w:tc>
@@ -366,7 +366,7 @@
               <w:rPr>
                 <w:rFonts w:ascii="Arial" w:cs="Arial" w:eastAsia="Arial" w:hAnsi="Arial"/>
               </w:rPr>
-              <w:t xml:space="preserve">V1 – đọc mã nguồn, có dẫn tệp:dòng. Phiên này KHÔNG chạy app, vitest hay Playwright; các kết luận “lỗi” cần chạy lại ở bậc V3 trước khi sửa (mục 9).</w:t>
+              <w:t xml:space="preserve">V1 – đọc mã nguồn, có dẫn tệp:dòng. Phiên này KHÔNG chạy app, vitest hay Playwright; các kết luận “lỗi” cần chạy lại ở bậc V3 trước khi sửa (mục 13).</w:t>
             </w:r>
           </w:p>
         </w:tc>
@@ -543,7 +543,7 @@
         <w:rPr>
           <w:rFonts w:ascii="Arial" w:cs="Arial" w:eastAsia="Arial" w:hAnsi="Arial"/>
         </w:rPr>
-        <w:t xml:space="preserve">Năm nguyên nhân gốc (chi tiết mục 3):</w:t>
+        <w:t xml:space="preserve">Năm nguyên nhân gốc (chi tiết mục 4):</w:t>
       </w:r>
     </w:p>
     <w:p>
@@ -709,6 +709,53 @@
           <w:b/>
           <w:bCs/>
         </w:rPr>
+        <w:t xml:space="preserve">Lỗi không đăng nhập được Google (mục 7).</w:t>
+      </w:r>
+      <w:r>
+        <w:rPr>
+          <w:rFonts w:ascii="Arial" w:cs="Arial" w:eastAsia="Arial" w:hAnsi="Arial"/>
+        </w:rPr>
+        <w:t xml:space="preserve"> Nguyên nhân chính (đọc mã app và mã thư viện @lovable.dev/cloud-auth-js): sau khi chọn tài khoản Google, app quay về </w:t>
+      </w:r>
+      <w:r>
+        <w:rPr>
+          <w:rFonts w:ascii="Arial" w:cs="Arial" w:eastAsia="Arial" w:hAnsi="Arial"/>
+          <w:b/>
+          <w:bCs/>
+        </w:rPr>
+        <w:t xml:space="preserve">trang chủ</w:t>
+      </w:r>
+      <w:r>
+        <w:rPr>
+          <w:rFonts w:ascii="Arial" w:cs="Arial" w:eastAsia="Arial" w:hAnsi="Arial"/>
+        </w:rPr>
+        <w:t xml:space="preserve"> kèm mã phiên, nhưng trang chủ không khởi tạo Supabase. Thư viện Supabase chỉ đọc mã phiên trên URL đúng lúc khởi tạo, nên mã bị bỏ qua và mất khi chuyển màn, người dùng vẫn ở trạng thái “chưa đăng nhập”. Các nguyên nhân phụ: app chạy ngoài hạ tầng Lovable (không có đường /~oauth), mở trong Zalo/Facebook (Google chặn), PWA trên iPhone, lỗi hiện tiếng Anh. Thêm hạng mục </w:t>
+      </w:r>
+      <w:r>
+        <w:rPr>
+          <w:rFonts w:ascii="Arial" w:cs="Arial" w:eastAsia="Arial" w:hAnsi="Arial"/>
+          <w:b/>
+          <w:bCs/>
+        </w:rPr>
+        <w:t xml:space="preserve">BL-00</w:t>
+      </w:r>
+      <w:r>
+        <w:rPr>
+          <w:rFonts w:ascii="Arial" w:cs="Arial" w:eastAsia="Arial" w:hAnsi="Arial"/>
+        </w:rPr>
+        <w:t xml:space="preserve">, làm đầu tiên.</w:t>
+      </w:r>
+    </w:p>
+    <w:p>
+      <w:pPr>
+        <w:spacing w:after="120" w:line="288"/>
+      </w:pPr>
+      <w:r>
+        <w:rPr>
+          <w:rFonts w:ascii="Arial" w:cs="Arial" w:eastAsia="Arial" w:hAnsi="Arial"/>
+          <w:b/>
+          <w:bCs/>
+        </w:rPr>
         <w:t xml:space="preserve">Đề xuất.</w:t>
       </w:r>
       <w:r>
@@ -743,7 +790,7 @@
         <w:rPr>
           <w:rFonts w:ascii="Arial" w:cs="Arial" w:eastAsia="Arial" w:hAnsi="Arial"/>
         </w:rPr>
-        <w:t xml:space="preserve"> cho lỗi dữ liệu. Lộ trình gồm 7 đợt, 25 hạng mục (mục 7). Thứ tự nên làm: BL-01 (sao lưu) → Đợt 1 CS-01…CS-05 (lõi chụp trước – xử lý sau, người dùng thấy ngay) → Đợt 2 màn hình theo lô → Đợt 3 mục Thêm hợp nhất → các đợt còn lại.</w:t>
+        <w:t xml:space="preserve"> cho lỗi dữ liệu. Lộ trình gồm 7 đợt, 26 hạng mục (mục 11). Thứ tự nên làm: BL-00 (đăng nhập Google) và BL-01 (sao lưu) → Đợt 1 CS-01…CS-05 (lõi chụp trước – xử lý sau, người dùng thấy ngay) → Đợt 2 màn hình theo lô → Đợt 3 mục Thêm hợp nhất → các đợt còn lại.</w:t>
       </w:r>
     </w:p>
     <w:p>
@@ -754,7 +801,773 @@
         <w:rPr>
           <w:rFonts w:ascii="Arial" w:cs="Arial" w:eastAsia="Arial" w:hAnsi="Arial"/>
         </w:rPr>
-        <w:t xml:space="preserve">2. Phạm vi, nguồn và giới hạn</w:t>
+        <w:t xml:space="preserve">2. Toàn cảnh đề án bằng hình</w:t>
+      </w:r>
+    </w:p>
+    <w:p>
+      <w:pPr>
+        <w:spacing w:after="120" w:line="288"/>
+      </w:pPr>
+      <w:r>
+        <w:rPr>
+          <w:rFonts w:ascii="Arial" w:cs="Arial" w:eastAsia="Arial" w:hAnsi="Arial"/>
+        </w:rPr>
+        <w:t xml:space="preserve">Ba hình dưới đây tóm tắt đề án: quy trình 4 bước người dùng thấy (Hình 1), kiến trúc bên trong (Hình 2) và vòng đời một trang (Hình 3). Đây là bản phác bố cục và vị trí nút theo mockup đã chốt trong đề án v4 §10, dùng màu nhấn của app. Chưa phải thiết kế màu chính thức. Mockup chi tiết từng màn ở mục 9.</w:t>
+      </w:r>
+    </w:p>
+    <w:p>
+      <w:pPr>
+        <w:spacing w:after="60" w:before="120"/>
+        <w:jc w:val="center"/>
+      </w:pPr>
+      <w:r>
+        <w:drawing>
+          <wp:inline distT="0" distB="0" distL="0" distR="0">
+            <wp:extent cx="6096000" cy="2971800"/>
+            <wp:effectExtent t="0" r="0" b="0" l="0"/>
+            <wp:docPr id="1" name="f1.png" descr="Quy trình 4 bước sau nâng cấp: Chụp → Xem lại theo lô → Lọc theo lô → Danh sách trang" title="Quy trình 4 bước sau nâng cấp: Chụp → Xem lại theo lô → Lọc theo lô → Danh sách trang"/>
+            <wp:cNvGraphicFramePr>
+              <a:graphicFrameLocks xmlns:a="http://schemas.openxmlformats.org/drawingml/2006/main" noChangeAspect="1"/>
+            </wp:cNvGraphicFramePr>
+            <a:graphic xmlns:a="http://schemas.openxmlformats.org/drawingml/2006/main">
+              <a:graphicData uri="http://schemas.openxmlformats.org/drawingml/2006/picture">
+                <pic:pic xmlns:pic="http://schemas.openxmlformats.org/drawingml/2006/picture">
+                  <pic:nvPicPr>
+                    <pic:cNvPr id="0" name="" descr=""/>
+                    <pic:cNvPicPr>
+                      <a:picLocks noChangeAspect="1" noChangeArrowheads="1"/>
+                    </pic:cNvPicPr>
+                  </pic:nvPicPr>
+                  <pic:blipFill>
+                    <a:blip r:embed="rId8" cstate="none"/>
+                    <a:srcRect/>
+                    <a:stretch>
+                      <a:fillRect/>
+                    </a:stretch>
+                  </pic:blipFill>
+                  <pic:spPr bwMode="auto">
+                    <a:xfrm>
+                      <a:off x="0" y="0"/>
+                      <a:ext cx="6096000" cy="2971800"/>
+                    </a:xfrm>
+                    <a:prstGeom prst="rect">
+                      <a:avLst/>
+                    </a:prstGeom>
+                  </pic:spPr>
+                </pic:pic>
+              </a:graphicData>
+            </a:graphic>
+          </wp:inline>
+        </w:drawing>
+      </w:r>
+    </w:p>
+    <w:p>
+      <w:pPr>
+        <w:spacing w:after="200"/>
+        <w:jc w:val="center"/>
+      </w:pPr>
+      <w:r>
+        <w:rPr>
+          <w:rFonts w:ascii="Arial" w:cs="Arial" w:eastAsia="Arial" w:hAnsi="Arial"/>
+          <w:i/>
+          <w:iCs/>
+          <w:color w:val="44544F"/>
+          <w:sz w:val="18"/>
+          <w:szCs w:val="18"/>
+        </w:rPr>
+        <w:t xml:space="preserve">Hình 1 – Quy trình 4 bước sau nâng cấp: Chụp → Xem lại theo lô → Lọc theo lô → Danh sách trang</w:t>
+      </w:r>
+    </w:p>
+    <w:p>
+      <w:pPr>
+        <w:spacing w:after="60" w:before="120"/>
+        <w:jc w:val="center"/>
+      </w:pPr>
+      <w:r>
+        <w:drawing>
+          <wp:inline distT="0" distB="0" distL="0" distR="0">
+            <wp:extent cx="6096000" cy="2800350"/>
+            <wp:effectExtent t="0" r="0" b="0" l="0"/>
+            <wp:docPr id="1" name="f6.png" descr="Kiến trúc “Chụp trước – Xử lý sau”: nguồn ảnh → kho trang → bộ điều phối toàn app → dây chuyền → màn hình" title="Kiến trúc “Chụp trước – Xử lý sau”: nguồn ảnh → kho trang → bộ điều phối toàn app → dây chuyền → màn hình"/>
+            <wp:cNvGraphicFramePr>
+              <a:graphicFrameLocks xmlns:a="http://schemas.openxmlformats.org/drawingml/2006/main" noChangeAspect="1"/>
+            </wp:cNvGraphicFramePr>
+            <a:graphic xmlns:a="http://schemas.openxmlformats.org/drawingml/2006/main">
+              <a:graphicData uri="http://schemas.openxmlformats.org/drawingml/2006/picture">
+                <pic:pic xmlns:pic="http://schemas.openxmlformats.org/drawingml/2006/picture">
+                  <pic:nvPicPr>
+                    <pic:cNvPr id="0" name="" descr=""/>
+                    <pic:cNvPicPr>
+                      <a:picLocks noChangeAspect="1" noChangeArrowheads="1"/>
+                    </pic:cNvPicPr>
+                  </pic:nvPicPr>
+                  <pic:blipFill>
+                    <a:blip r:embed="rId9" cstate="none"/>
+                    <a:srcRect/>
+                    <a:stretch>
+                      <a:fillRect/>
+                    </a:stretch>
+                  </pic:blipFill>
+                  <pic:spPr bwMode="auto">
+                    <a:xfrm>
+                      <a:off x="0" y="0"/>
+                      <a:ext cx="6096000" cy="2800350"/>
+                    </a:xfrm>
+                    <a:prstGeom prst="rect">
+                      <a:avLst/>
+                    </a:prstGeom>
+                  </pic:spPr>
+                </pic:pic>
+              </a:graphicData>
+            </a:graphic>
+          </wp:inline>
+        </w:drawing>
+      </w:r>
+    </w:p>
+    <w:p>
+      <w:pPr>
+        <w:spacing w:after="200"/>
+        <w:jc w:val="center"/>
+      </w:pPr>
+      <w:r>
+        <w:rPr>
+          <w:rFonts w:ascii="Arial" w:cs="Arial" w:eastAsia="Arial" w:hAnsi="Arial"/>
+          <w:i/>
+          <w:iCs/>
+          <w:color w:val="44544F"/>
+          <w:sz w:val="18"/>
+          <w:szCs w:val="18"/>
+        </w:rPr>
+        <w:t xml:space="preserve">Hình 2 – Kiến trúc “Chụp trước – Xử lý sau”: nguồn ảnh → kho trang → bộ điều phối toàn app → dây chuyền → màn hình</w:t>
+      </w:r>
+    </w:p>
+    <w:p>
+      <w:pPr>
+        <w:spacing w:after="60" w:before="120"/>
+        <w:jc w:val="center"/>
+      </w:pPr>
+      <w:r>
+        <w:drawing>
+          <wp:inline distT="0" distB="0" distL="0" distR="0">
+            <wp:extent cx="6096000" cy="1847850"/>
+            <wp:effectExtent t="0" r="0" b="0" l="0"/>
+            <wp:docPr id="1" name="f7.png" descr="Vòng đời một trang (trường status trong bản ghi trang)" title="Vòng đời một trang (trường status trong bản ghi trang)"/>
+            <wp:cNvGraphicFramePr>
+              <a:graphicFrameLocks xmlns:a="http://schemas.openxmlformats.org/drawingml/2006/main" noChangeAspect="1"/>
+            </wp:cNvGraphicFramePr>
+            <a:graphic xmlns:a="http://schemas.openxmlformats.org/drawingml/2006/main">
+              <a:graphicData uri="http://schemas.openxmlformats.org/drawingml/2006/picture">
+                <pic:pic xmlns:pic="http://schemas.openxmlformats.org/drawingml/2006/picture">
+                  <pic:nvPicPr>
+                    <pic:cNvPr id="0" name="" descr=""/>
+                    <pic:cNvPicPr>
+                      <a:picLocks noChangeAspect="1" noChangeArrowheads="1"/>
+                    </pic:cNvPicPr>
+                  </pic:nvPicPr>
+                  <pic:blipFill>
+                    <a:blip r:embed="rId10" cstate="none"/>
+                    <a:srcRect/>
+                    <a:stretch>
+                      <a:fillRect/>
+                    </a:stretch>
+                  </pic:blipFill>
+                  <pic:spPr bwMode="auto">
+                    <a:xfrm>
+                      <a:off x="0" y="0"/>
+                      <a:ext cx="6096000" cy="1847850"/>
+                    </a:xfrm>
+                    <a:prstGeom prst="rect">
+                      <a:avLst/>
+                    </a:prstGeom>
+                  </pic:spPr>
+                </pic:pic>
+              </a:graphicData>
+            </a:graphic>
+          </wp:inline>
+        </w:drawing>
+      </w:r>
+    </w:p>
+    <w:p>
+      <w:pPr>
+        <w:spacing w:after="200"/>
+        <w:jc w:val="center"/>
+      </w:pPr>
+      <w:r>
+        <w:rPr>
+          <w:rFonts w:ascii="Arial" w:cs="Arial" w:eastAsia="Arial" w:hAnsi="Arial"/>
+          <w:i/>
+          <w:iCs/>
+          <w:color w:val="44544F"/>
+          <w:sz w:val="18"/>
+          <w:szCs w:val="18"/>
+        </w:rPr>
+        <w:t xml:space="preserve">Hình 3 – Vòng đời một trang (trường status trong bản ghi trang)</w:t>
+      </w:r>
+    </w:p>
+    <w:tbl>
+      <w:tblPr>
+        <w:tblW w:type="dxa" w:w="9638"/>
+        <w:tblBorders>
+          <w:top w:val="single" w:color="auto" w:sz="4"/>
+          <w:left w:val="single" w:color="auto" w:sz="4"/>
+          <w:bottom w:val="single" w:color="auto" w:sz="4"/>
+          <w:right w:val="single" w:color="auto" w:sz="4"/>
+          <w:insideH w:val="single" w:color="auto" w:sz="4"/>
+          <w:insideV w:val="single" w:color="auto" w:sz="4"/>
+        </w:tblBorders>
+      </w:tblPr>
+      <w:tblGrid>
+        <w:gridCol w:w="2699"/>
+        <w:gridCol w:w="3855"/>
+        <w:gridCol w:w="3084"/>
+      </w:tblGrid>
+      <w:tr>
+        <w:trPr>
+          <w:tblHeader/>
+        </w:trPr>
+        <w:tc>
+          <w:tcPr>
+            <w:tcW w:type="dxa" w:w="2699"/>
+            <w:tcBorders>
+              <w:top w:val="single" w:color="BFC7C5" w:sz="4"/>
+              <w:left w:val="single" w:color="BFC7C5" w:sz="4"/>
+              <w:bottom w:val="single" w:color="BFC7C5" w:sz="4"/>
+              <w:right w:val="single" w:color="BFC7C5" w:sz="4"/>
+            </w:tcBorders>
+            <w:shd w:fill="006F59" w:color="auto" w:val="clear"/>
+            <w:tcMar>
+              <w:top w:type="dxa" w:w="60"/>
+              <w:left w:type="dxa" w:w="100"/>
+              <w:bottom w:type="dxa" w:w="60"/>
+              <w:right w:type="dxa" w:w="100"/>
+            </w:tcMar>
+          </w:tcPr>
+          <w:p>
+            <w:pPr>
+              <w:spacing w:after="20"/>
+            </w:pPr>
+            <w:r>
+              <w:rPr>
+                <w:rFonts w:ascii="Arial" w:cs="Arial" w:eastAsia="Arial" w:hAnsi="Arial"/>
+                <w:b/>
+                <w:bCs/>
+                <w:color w:val="FFFFFF"/>
+                <w:sz w:val="19"/>
+                <w:szCs w:val="19"/>
+              </w:rPr>
+              <w:t xml:space="preserve">Màu</w:t>
+            </w:r>
+          </w:p>
+        </w:tc>
+        <w:tc>
+          <w:tcPr>
+            <w:tcW w:type="dxa" w:w="3855"/>
+            <w:tcBorders>
+              <w:top w:val="single" w:color="BFC7C5" w:sz="4"/>
+              <w:left w:val="single" w:color="BFC7C5" w:sz="4"/>
+              <w:bottom w:val="single" w:color="BFC7C5" w:sz="4"/>
+              <w:right w:val="single" w:color="BFC7C5" w:sz="4"/>
+            </w:tcBorders>
+            <w:shd w:fill="006F59" w:color="auto" w:val="clear"/>
+            <w:tcMar>
+              <w:top w:type="dxa" w:w="60"/>
+              <w:left w:type="dxa" w:w="100"/>
+              <w:bottom w:type="dxa" w:w="60"/>
+              <w:right w:type="dxa" w:w="100"/>
+            </w:tcMar>
+          </w:tcPr>
+          <w:p>
+            <w:pPr>
+              <w:spacing w:after="20"/>
+            </w:pPr>
+            <w:r>
+              <w:rPr>
+                <w:rFonts w:ascii="Arial" w:cs="Arial" w:eastAsia="Arial" w:hAnsi="Arial"/>
+                <w:b/>
+                <w:bCs/>
+                <w:color w:val="FFFFFF"/>
+                <w:sz w:val="19"/>
+                <w:szCs w:val="19"/>
+              </w:rPr>
+              <w:t xml:space="preserve">Ý nghĩa</w:t>
+            </w:r>
+          </w:p>
+        </w:tc>
+        <w:tc>
+          <w:tcPr>
+            <w:tcW w:type="dxa" w:w="3084"/>
+            <w:tcBorders>
+              <w:top w:val="single" w:color="BFC7C5" w:sz="4"/>
+              <w:left w:val="single" w:color="BFC7C5" w:sz="4"/>
+              <w:bottom w:val="single" w:color="BFC7C5" w:sz="4"/>
+              <w:right w:val="single" w:color="BFC7C5" w:sz="4"/>
+            </w:tcBorders>
+            <w:shd w:fill="006F59" w:color="auto" w:val="clear"/>
+            <w:tcMar>
+              <w:top w:type="dxa" w:w="60"/>
+              <w:left w:type="dxa" w:w="100"/>
+              <w:bottom w:type="dxa" w:w="60"/>
+              <w:right w:type="dxa" w:w="100"/>
+            </w:tcMar>
+          </w:tcPr>
+          <w:p>
+            <w:pPr>
+              <w:spacing w:after="20"/>
+            </w:pPr>
+            <w:r>
+              <w:rPr>
+                <w:rFonts w:ascii="Arial" w:cs="Arial" w:eastAsia="Arial" w:hAnsi="Arial"/>
+                <w:b/>
+                <w:bCs/>
+                <w:color w:val="FFFFFF"/>
+                <w:sz w:val="19"/>
+                <w:szCs w:val="19"/>
+              </w:rPr>
+              <w:t xml:space="preserve">Dùng ở</w:t>
+            </w:r>
+          </w:p>
+        </w:tc>
+      </w:tr>
+      <w:tr>
+        <w:tc>
+          <w:tcPr>
+            <w:tcW w:type="dxa" w:w="2699"/>
+            <w:tcBorders>
+              <w:top w:val="single" w:color="BFC7C5" w:sz="4"/>
+              <w:left w:val="single" w:color="BFC7C5" w:sz="4"/>
+              <w:bottom w:val="single" w:color="BFC7C5" w:sz="4"/>
+              <w:right w:val="single" w:color="BFC7C5" w:sz="4"/>
+            </w:tcBorders>
+            <w:tcMar>
+              <w:top w:type="dxa" w:w="60"/>
+              <w:left w:type="dxa" w:w="100"/>
+              <w:bottom w:type="dxa" w:w="60"/>
+              <w:right w:type="dxa" w:w="100"/>
+            </w:tcMar>
+          </w:tcPr>
+          <w:p>
+            <w:pPr>
+              <w:spacing w:after="20"/>
+            </w:pPr>
+            <w:r>
+              <w:rPr>
+                <w:rFonts w:ascii="Arial" w:cs="Arial" w:eastAsia="Arial" w:hAnsi="Arial"/>
+              </w:rPr>
+              <w:t xml:space="preserve">Xanh ngọc #0F7A66 / #4FD1B5</w:t>
+            </w:r>
+          </w:p>
+        </w:tc>
+        <w:tc>
+          <w:tcPr>
+            <w:tcW w:type="dxa" w:w="3855"/>
+            <w:tcBorders>
+              <w:top w:val="single" w:color="BFC7C5" w:sz="4"/>
+              <w:left w:val="single" w:color="BFC7C5" w:sz="4"/>
+              <w:bottom w:val="single" w:color="BFC7C5" w:sz="4"/>
+              <w:right w:val="single" w:color="BFC7C5" w:sz="4"/>
+            </w:tcBorders>
+            <w:tcMar>
+              <w:top w:type="dxa" w:w="60"/>
+              <w:left w:type="dxa" w:w="100"/>
+              <w:bottom w:type="dxa" w:w="60"/>
+              <w:right w:type="dxa" w:w="100"/>
+            </w:tcMar>
+          </w:tcPr>
+          <w:p>
+            <w:pPr>
+              <w:spacing w:after="20"/>
+            </w:pPr>
+            <w:r>
+              <w:rPr>
+                <w:rFonts w:ascii="Arial" w:cs="Arial" w:eastAsia="Arial" w:hAnsi="Arial"/>
+              </w:rPr>
+              <w:t xml:space="preserve">Nút chính, khung bắt mép, trạng thái Xong</w:t>
+            </w:r>
+          </w:p>
+        </w:tc>
+        <w:tc>
+          <w:tcPr>
+            <w:tcW w:type="dxa" w:w="3084"/>
+            <w:tcBorders>
+              <w:top w:val="single" w:color="BFC7C5" w:sz="4"/>
+              <w:left w:val="single" w:color="BFC7C5" w:sz="4"/>
+              <w:bottom w:val="single" w:color="BFC7C5" w:sz="4"/>
+              <w:right w:val="single" w:color="BFC7C5" w:sz="4"/>
+            </w:tcBorders>
+            <w:tcMar>
+              <w:top w:type="dxa" w:w="60"/>
+              <w:left w:type="dxa" w:w="100"/>
+              <w:bottom w:type="dxa" w:w="60"/>
+              <w:right w:type="dxa" w:w="100"/>
+            </w:tcMar>
+          </w:tcPr>
+          <w:p>
+            <w:pPr>
+              <w:spacing w:after="20"/>
+            </w:pPr>
+            <w:r>
+              <w:rPr>
+                <w:rFonts w:ascii="Arial" w:cs="Arial" w:eastAsia="Arial" w:hAnsi="Arial"/>
+              </w:rPr>
+              <w:t xml:space="preserve">Toàn app (primary đã làm đậm ở HM-20)</w:t>
+            </w:r>
+          </w:p>
+        </w:tc>
+      </w:tr>
+      <w:tr>
+        <w:tc>
+          <w:tcPr>
+            <w:tcW w:type="dxa" w:w="2699"/>
+            <w:tcBorders>
+              <w:top w:val="single" w:color="BFC7C5" w:sz="4"/>
+              <w:left w:val="single" w:color="BFC7C5" w:sz="4"/>
+              <w:bottom w:val="single" w:color="BFC7C5" w:sz="4"/>
+              <w:right w:val="single" w:color="BFC7C5" w:sz="4"/>
+            </w:tcBorders>
+            <w:tcMar>
+              <w:top w:type="dxa" w:w="60"/>
+              <w:left w:type="dxa" w:w="100"/>
+              <w:bottom w:type="dxa" w:w="60"/>
+              <w:right w:type="dxa" w:w="100"/>
+            </w:tcMar>
+          </w:tcPr>
+          <w:p>
+            <w:pPr>
+              <w:spacing w:after="20"/>
+            </w:pPr>
+            <w:r>
+              <w:rPr>
+                <w:rFonts w:ascii="Arial" w:cs="Arial" w:eastAsia="Arial" w:hAnsi="Arial"/>
+              </w:rPr>
+              <w:t xml:space="preserve">Xanh dương #2F80ED</w:t>
+            </w:r>
+          </w:p>
+        </w:tc>
+        <w:tc>
+          <w:tcPr>
+            <w:tcW w:type="dxa" w:w="3855"/>
+            <w:tcBorders>
+              <w:top w:val="single" w:color="BFC7C5" w:sz="4"/>
+              <w:left w:val="single" w:color="BFC7C5" w:sz="4"/>
+              <w:bottom w:val="single" w:color="BFC7C5" w:sz="4"/>
+              <w:right w:val="single" w:color="BFC7C5" w:sz="4"/>
+            </w:tcBorders>
+            <w:tcMar>
+              <w:top w:type="dxa" w:w="60"/>
+              <w:left w:type="dxa" w:w="100"/>
+              <w:bottom w:type="dxa" w:w="60"/>
+              <w:right w:type="dxa" w:w="100"/>
+            </w:tcMar>
+          </w:tcPr>
+          <w:p>
+            <w:pPr>
+              <w:spacing w:after="20"/>
+            </w:pPr>
+            <w:r>
+              <w:rPr>
+                <w:rFonts w:ascii="Arial" w:cs="Arial" w:eastAsia="Arial" w:hAnsi="Arial"/>
+              </w:rPr>
+              <w:t xml:space="preserve">Đang xử lý, thanh tiến độ</w:t>
+            </w:r>
+          </w:p>
+        </w:tc>
+        <w:tc>
+          <w:tcPr>
+            <w:tcW w:type="dxa" w:w="3084"/>
+            <w:tcBorders>
+              <w:top w:val="single" w:color="BFC7C5" w:sz="4"/>
+              <w:left w:val="single" w:color="BFC7C5" w:sz="4"/>
+              <w:bottom w:val="single" w:color="BFC7C5" w:sz="4"/>
+              <w:right w:val="single" w:color="BFC7C5" w:sz="4"/>
+            </w:tcBorders>
+            <w:tcMar>
+              <w:top w:type="dxa" w:w="60"/>
+              <w:left w:type="dxa" w:w="100"/>
+              <w:bottom w:type="dxa" w:w="60"/>
+              <w:right w:type="dxa" w:w="100"/>
+            </w:tcMar>
+          </w:tcPr>
+          <w:p>
+            <w:pPr>
+              <w:spacing w:after="20"/>
+            </w:pPr>
+            <w:r>
+              <w:rPr>
+                <w:rFonts w:ascii="Arial" w:cs="Arial" w:eastAsia="Arial" w:hAnsi="Arial"/>
+              </w:rPr>
+              <w:t xml:space="preserve">Khay chụp, lưới trang, hàng đợi PC</w:t>
+            </w:r>
+          </w:p>
+        </w:tc>
+      </w:tr>
+      <w:tr>
+        <w:tc>
+          <w:tcPr>
+            <w:tcW w:type="dxa" w:w="2699"/>
+            <w:tcBorders>
+              <w:top w:val="single" w:color="BFC7C5" w:sz="4"/>
+              <w:left w:val="single" w:color="BFC7C5" w:sz="4"/>
+              <w:bottom w:val="single" w:color="BFC7C5" w:sz="4"/>
+              <w:right w:val="single" w:color="BFC7C5" w:sz="4"/>
+            </w:tcBorders>
+            <w:tcMar>
+              <w:top w:type="dxa" w:w="60"/>
+              <w:left w:type="dxa" w:w="100"/>
+              <w:bottom w:type="dxa" w:w="60"/>
+              <w:right w:type="dxa" w:w="100"/>
+            </w:tcMar>
+          </w:tcPr>
+          <w:p>
+            <w:pPr>
+              <w:spacing w:after="20"/>
+            </w:pPr>
+            <w:r>
+              <w:rPr>
+                <w:rFonts w:ascii="Arial" w:cs="Arial" w:eastAsia="Arial" w:hAnsi="Arial"/>
+              </w:rPr>
+              <w:t xml:space="preserve">Cam #E8A33D</w:t>
+            </w:r>
+          </w:p>
+        </w:tc>
+        <w:tc>
+          <w:tcPr>
+            <w:tcW w:type="dxa" w:w="3855"/>
+            <w:tcBorders>
+              <w:top w:val="single" w:color="BFC7C5" w:sz="4"/>
+              <w:left w:val="single" w:color="BFC7C5" w:sz="4"/>
+              <w:bottom w:val="single" w:color="BFC7C5" w:sz="4"/>
+              <w:right w:val="single" w:color="BFC7C5" w:sz="4"/>
+            </w:tcBorders>
+            <w:tcMar>
+              <w:top w:type="dxa" w:w="60"/>
+              <w:left w:type="dxa" w:w="100"/>
+              <w:bottom w:type="dxa" w:w="60"/>
+              <w:right w:type="dxa" w:w="100"/>
+            </w:tcMar>
+          </w:tcPr>
+          <w:p>
+            <w:pPr>
+              <w:spacing w:after="20"/>
+            </w:pPr>
+            <w:r>
+              <w:rPr>
+                <w:rFonts w:ascii="Arial" w:cs="Arial" w:eastAsia="Arial" w:hAnsi="Arial"/>
+              </w:rPr>
+              <w:t xml:space="preserve">Cần xem lại, cảnh báo chữ vắt mép</w:t>
+            </w:r>
+          </w:p>
+        </w:tc>
+        <w:tc>
+          <w:tcPr>
+            <w:tcW w:type="dxa" w:w="3084"/>
+            <w:tcBorders>
+              <w:top w:val="single" w:color="BFC7C5" w:sz="4"/>
+              <w:left w:val="single" w:color="BFC7C5" w:sz="4"/>
+              <w:bottom w:val="single" w:color="BFC7C5" w:sz="4"/>
+              <w:right w:val="single" w:color="BFC7C5" w:sz="4"/>
+            </w:tcBorders>
+            <w:tcMar>
+              <w:top w:type="dxa" w:w="60"/>
+              <w:left w:type="dxa" w:w="100"/>
+              <w:bottom w:type="dxa" w:w="60"/>
+              <w:right w:type="dxa" w:w="100"/>
+            </w:tcMar>
+          </w:tcPr>
+          <w:p>
+            <w:pPr>
+              <w:spacing w:after="20"/>
+            </w:pPr>
+            <w:r>
+              <w:rPr>
+                <w:rFonts w:ascii="Arial" w:cs="Arial" w:eastAsia="Arial" w:hAnsi="Arial"/>
+              </w:rPr>
+              <w:t xml:space="preserve">Huy hiệu, thẻ lọc, màn Xem lại</w:t>
+            </w:r>
+          </w:p>
+        </w:tc>
+      </w:tr>
+      <w:tr>
+        <w:tc>
+          <w:tcPr>
+            <w:tcW w:type="dxa" w:w="2699"/>
+            <w:tcBorders>
+              <w:top w:val="single" w:color="BFC7C5" w:sz="4"/>
+              <w:left w:val="single" w:color="BFC7C5" w:sz="4"/>
+              <w:bottom w:val="single" w:color="BFC7C5" w:sz="4"/>
+              <w:right w:val="single" w:color="BFC7C5" w:sz="4"/>
+            </w:tcBorders>
+            <w:tcMar>
+              <w:top w:type="dxa" w:w="60"/>
+              <w:left w:type="dxa" w:w="100"/>
+              <w:bottom w:type="dxa" w:w="60"/>
+              <w:right w:type="dxa" w:w="100"/>
+            </w:tcMar>
+          </w:tcPr>
+          <w:p>
+            <w:pPr>
+              <w:spacing w:after="20"/>
+            </w:pPr>
+            <w:r>
+              <w:rPr>
+                <w:rFonts w:ascii="Arial" w:cs="Arial" w:eastAsia="Arial" w:hAnsi="Arial"/>
+              </w:rPr>
+              <w:t xml:space="preserve">Đỏ #D64545</w:t>
+            </w:r>
+          </w:p>
+        </w:tc>
+        <w:tc>
+          <w:tcPr>
+            <w:tcW w:type="dxa" w:w="3855"/>
+            <w:tcBorders>
+              <w:top w:val="single" w:color="BFC7C5" w:sz="4"/>
+              <w:left w:val="single" w:color="BFC7C5" w:sz="4"/>
+              <w:bottom w:val="single" w:color="BFC7C5" w:sz="4"/>
+              <w:right w:val="single" w:color="BFC7C5" w:sz="4"/>
+            </w:tcBorders>
+            <w:tcMar>
+              <w:top w:type="dxa" w:w="60"/>
+              <w:left w:type="dxa" w:w="100"/>
+              <w:bottom w:type="dxa" w:w="60"/>
+              <w:right w:type="dxa" w:w="100"/>
+            </w:tcMar>
+          </w:tcPr>
+          <w:p>
+            <w:pPr>
+              <w:spacing w:after="20"/>
+            </w:pPr>
+            <w:r>
+              <w:rPr>
+                <w:rFonts w:ascii="Arial" w:cs="Arial" w:eastAsia="Arial" w:hAnsi="Arial"/>
+              </w:rPr>
+              <w:t xml:space="preserve">Lỗi – thử lại, vùng sắp bị cắt</w:t>
+            </w:r>
+          </w:p>
+        </w:tc>
+        <w:tc>
+          <w:tcPr>
+            <w:tcW w:type="dxa" w:w="3084"/>
+            <w:tcBorders>
+              <w:top w:val="single" w:color="BFC7C5" w:sz="4"/>
+              <w:left w:val="single" w:color="BFC7C5" w:sz="4"/>
+              <w:bottom w:val="single" w:color="BFC7C5" w:sz="4"/>
+              <w:right w:val="single" w:color="BFC7C5" w:sz="4"/>
+            </w:tcBorders>
+            <w:tcMar>
+              <w:top w:type="dxa" w:w="60"/>
+              <w:left w:type="dxa" w:w="100"/>
+              <w:bottom w:type="dxa" w:w="60"/>
+              <w:right w:type="dxa" w:w="100"/>
+            </w:tcMar>
+          </w:tcPr>
+          <w:p>
+            <w:pPr>
+              <w:spacing w:after="20"/>
+            </w:pPr>
+            <w:r>
+              <w:rPr>
+                <w:rFonts w:ascii="Arial" w:cs="Arial" w:eastAsia="Arial" w:hAnsi="Arial"/>
+              </w:rPr>
+              <w:t xml:space="preserve">Ô trang lỗi, màn Cắt</w:t>
+            </w:r>
+          </w:p>
+        </w:tc>
+      </w:tr>
+      <w:tr>
+        <w:tc>
+          <w:tcPr>
+            <w:tcW w:type="dxa" w:w="2699"/>
+            <w:tcBorders>
+              <w:top w:val="single" w:color="BFC7C5" w:sz="4"/>
+              <w:left w:val="single" w:color="BFC7C5" w:sz="4"/>
+              <w:bottom w:val="single" w:color="BFC7C5" w:sz="4"/>
+              <w:right w:val="single" w:color="BFC7C5" w:sz="4"/>
+            </w:tcBorders>
+            <w:tcMar>
+              <w:top w:type="dxa" w:w="60"/>
+              <w:left w:type="dxa" w:w="100"/>
+              <w:bottom w:type="dxa" w:w="60"/>
+              <w:right w:type="dxa" w:w="100"/>
+            </w:tcMar>
+          </w:tcPr>
+          <w:p>
+            <w:pPr>
+              <w:spacing w:after="20"/>
+            </w:pPr>
+            <w:r>
+              <w:rPr>
+                <w:rFonts w:ascii="Arial" w:cs="Arial" w:eastAsia="Arial" w:hAnsi="Arial"/>
+              </w:rPr>
+              <w:t xml:space="preserve">Nền tối #14191A</w:t>
+            </w:r>
+          </w:p>
+        </w:tc>
+        <w:tc>
+          <w:tcPr>
+            <w:tcW w:type="dxa" w:w="3855"/>
+            <w:tcBorders>
+              <w:top w:val="single" w:color="BFC7C5" w:sz="4"/>
+              <w:left w:val="single" w:color="BFC7C5" w:sz="4"/>
+              <w:bottom w:val="single" w:color="BFC7C5" w:sz="4"/>
+              <w:right w:val="single" w:color="BFC7C5" w:sz="4"/>
+            </w:tcBorders>
+            <w:tcMar>
+              <w:top w:type="dxa" w:w="60"/>
+              <w:left w:type="dxa" w:w="100"/>
+              <w:bottom w:type="dxa" w:w="60"/>
+              <w:right w:type="dxa" w:w="100"/>
+            </w:tcMar>
+          </w:tcPr>
+          <w:p>
+            <w:pPr>
+              <w:spacing w:after="20"/>
+            </w:pPr>
+            <w:r>
+              <w:rPr>
+                <w:rFonts w:ascii="Arial" w:cs="Arial" w:eastAsia="Arial" w:hAnsi="Arial"/>
+              </w:rPr>
+              <w:t xml:space="preserve">Màn Chụp, Xem lại, Lọc (ảnh nổi bật)</w:t>
+            </w:r>
+          </w:p>
+        </w:tc>
+        <w:tc>
+          <w:tcPr>
+            <w:tcW w:type="dxa" w:w="3084"/>
+            <w:tcBorders>
+              <w:top w:val="single" w:color="BFC7C5" w:sz="4"/>
+              <w:left w:val="single" w:color="BFC7C5" w:sz="4"/>
+              <w:bottom w:val="single" w:color="BFC7C5" w:sz="4"/>
+              <w:right w:val="single" w:color="BFC7C5" w:sz="4"/>
+            </w:tcBorders>
+            <w:tcMar>
+              <w:top w:type="dxa" w:w="60"/>
+              <w:left w:type="dxa" w:w="100"/>
+              <w:bottom w:type="dxa" w:w="60"/>
+              <w:right w:type="dxa" w:w="100"/>
+            </w:tcMar>
+          </w:tcPr>
+          <w:p>
+            <w:pPr>
+              <w:spacing w:after="20"/>
+            </w:pPr>
+            <w:r>
+              <w:rPr>
+                <w:rFonts w:ascii="Arial" w:cs="Arial" w:eastAsia="Arial" w:hAnsi="Arial"/>
+              </w:rPr>
+              <w:t xml:space="preserve">Theo đề án §11.3</w:t>
+            </w:r>
+          </w:p>
+        </w:tc>
+      </w:tr>
+    </w:tbl>
+    <w:p>
+      <w:pPr>
+        <w:pStyle w:val="Heading1"/>
+      </w:pPr>
+      <w:r>
+        <w:rPr>
+          <w:rFonts w:ascii="Arial" w:cs="Arial" w:eastAsia="Arial" w:hAnsi="Arial"/>
+        </w:rPr>
+        <w:t xml:space="preserve">3. Phạm vi, nguồn và giới hạn</w:t>
       </w:r>
     </w:p>
     <w:tbl>
@@ -1344,7 +2157,7 @@
         <w:rPr>
           <w:rFonts w:ascii="Arial" w:cs="Arial" w:eastAsia="Arial" w:hAnsi="Arial"/>
         </w:rPr>
-        <w:t xml:space="preserve">3. Vì sao chưa thấy “Chụp trước – Xử lý sau” trong app</w:t>
+        <w:t xml:space="preserve">4. Vì sao chưa thấy “Chụp trước – Xử lý sau” trong app</w:t>
       </w:r>
     </w:p>
     <w:p>
@@ -3292,7 +4105,7 @@
         <w:rPr>
           <w:rFonts w:ascii="Arial" w:cs="Arial" w:eastAsia="Arial" w:hAnsi="Arial"/>
         </w:rPr>
-        <w:t xml:space="preserve">: chưa có bộ điều phối nền toàn app, chưa có trạng thái trang bền, chưa có 2 màn theo lô. Vì vậy lộ trình mục 7 chủ yếu lắp ráp lại, không viết lại thuật toán.</w:t>
+        <w:t xml:space="preserve">: chưa có bộ điều phối nền toàn app, chưa có trạng thái trang bền, chưa có 2 màn theo lô. Vì vậy lộ trình mục 11 chủ yếu lắp ráp lại, không viết lại thuật toán.</w:t>
       </w:r>
     </w:p>
     <w:p>
@@ -3303,7 +4116,7 @@
         <w:rPr>
           <w:rFonts w:ascii="Arial" w:cs="Arial" w:eastAsia="Arial" w:hAnsi="Arial"/>
         </w:rPr>
-        <w:t xml:space="preserve">4. Đối chiếu hồ sơ tiến độ với mã thực tế</w:t>
+        <w:t xml:space="preserve">5. Đối chiếu hồ sơ tiến độ với mã thực tế</w:t>
       </w:r>
     </w:p>
     <w:p>
@@ -4429,7 +5242,7 @@
         <w:rPr>
           <w:rFonts w:ascii="Arial" w:cs="Arial" w:eastAsia="Arial" w:hAnsi="Arial"/>
         </w:rPr>
-        <w:t xml:space="preserve">5. Lỗi dữ liệu của báo cáo P09 còn mở trên mã P19</w:t>
+        <w:t xml:space="preserve">6. Lỗi dữ liệu của báo cáo P09 còn mở trên mã P19</w:t>
       </w:r>
     </w:p>
     <w:p>
@@ -5941,7 +6754,89 @@
         <w:rPr>
           <w:rFonts w:ascii="Arial" w:cs="Arial" w:eastAsia="Arial" w:hAnsi="Arial"/>
         </w:rPr>
-        <w:t xml:space="preserve">6. Thiết kế đề xuất: “Chụp trước – Xử lý sau” bản thực thi</w:t>
+        <w:t xml:space="preserve">7. Rà soát lỗi không đăng nhập được Google</w:t>
+      </w:r>
+    </w:p>
+    <w:p>
+      <w:pPr>
+        <w:spacing w:after="120" w:line="288"/>
+      </w:pPr>
+      <w:r>
+        <w:rPr>
+          <w:rFonts w:ascii="Arial" w:cs="Arial" w:eastAsia="Arial" w:hAnsi="Arial"/>
+          <w:b/>
+          <w:bCs/>
+        </w:rPr>
+        <w:t xml:space="preserve">Phương pháp.</w:t>
+      </w:r>
+      <w:r>
+        <w:rPr>
+          <w:rFonts w:ascii="Arial" w:cs="Arial" w:eastAsia="Arial" w:hAnsi="Arial"/>
+        </w:rPr>
+        <w:t xml:space="preserve"> Đọc mã P19: routes/auth.tsx, lib/auth.ts, integrations/lovable/index.ts, integrations/supabase/client.ts, start.ts, public/sw.js. Đọc thêm mã nguồn hai thư viện app dùng: @lovable.dev/cloud-auth-js 1.2.1 (“Lovable legacy OAuth broker”) và @supabase/auth-js 2.117.3. Bậc V1–V2: chưa đăng nhập thật được vì cần tài khoản Google, dự án Lovable Cloud và tên miền thật. Các kết luận “giả thuyết” phải xác nhận theo kịch bản ở mục 7.4.</w:t>
+      </w:r>
+    </w:p>
+    <w:p>
+      <w:pPr>
+        <w:spacing w:after="60" w:before="120"/>
+        <w:jc w:val="center"/>
+      </w:pPr>
+      <w:r>
+        <w:drawing>
+          <wp:inline distT="0" distB="0" distL="0" distR="0">
+            <wp:extent cx="6096000" cy="1504950"/>
+            <wp:effectExtent t="0" r="0" b="0" l="0"/>
+            <wp:docPr id="1" name="f8.png" descr="Luồng đăng nhập Google hiện tại (1–5) và bốn điểm sửa (A–D)" title="Luồng đăng nhập Google hiện tại (1–5) và bốn điểm sửa (A–D)"/>
+            <wp:cNvGraphicFramePr>
+              <a:graphicFrameLocks xmlns:a="http://schemas.openxmlformats.org/drawingml/2006/main" noChangeAspect="1"/>
+            </wp:cNvGraphicFramePr>
+            <a:graphic xmlns:a="http://schemas.openxmlformats.org/drawingml/2006/main">
+              <a:graphicData uri="http://schemas.openxmlformats.org/drawingml/2006/picture">
+                <pic:pic xmlns:pic="http://schemas.openxmlformats.org/drawingml/2006/picture">
+                  <pic:nvPicPr>
+                    <pic:cNvPr id="0" name="" descr=""/>
+                    <pic:cNvPicPr>
+                      <a:picLocks noChangeAspect="1" noChangeArrowheads="1"/>
+                    </pic:cNvPicPr>
+                  </pic:nvPicPr>
+                  <pic:blipFill>
+                    <a:blip r:embed="rId11" cstate="none"/>
+                    <a:srcRect/>
+                    <a:stretch>
+                      <a:fillRect/>
+                    </a:stretch>
+                  </pic:blipFill>
+                  <pic:spPr bwMode="auto">
+                    <a:xfrm>
+                      <a:off x="0" y="0"/>
+                      <a:ext cx="6096000" cy="1504950"/>
+                    </a:xfrm>
+                    <a:prstGeom prst="rect">
+                      <a:avLst/>
+                    </a:prstGeom>
+                  </pic:spPr>
+                </pic:pic>
+              </a:graphicData>
+            </a:graphic>
+          </wp:inline>
+        </w:drawing>
+      </w:r>
+    </w:p>
+    <w:p>
+      <w:pPr>
+        <w:spacing w:after="200"/>
+        <w:jc w:val="center"/>
+      </w:pPr>
+      <w:r>
+        <w:rPr>
+          <w:rFonts w:ascii="Arial" w:cs="Arial" w:eastAsia="Arial" w:hAnsi="Arial"/>
+          <w:i/>
+          <w:iCs/>
+          <w:color w:val="44544F"/>
+          <w:sz w:val="18"/>
+          <w:szCs w:val="18"/>
+        </w:rPr>
+        <w:t xml:space="preserve">Hình 4 – Luồng đăng nhập Google hiện tại (1–5) và bốn điểm sửa (A–D)</w:t>
       </w:r>
     </w:p>
     <w:p>
@@ -5952,7 +6847,7 @@
         <w:rPr>
           <w:rFonts w:ascii="Arial" w:cs="Arial" w:eastAsia="Arial" w:hAnsi="Arial"/>
         </w:rPr>
-        <w:t xml:space="preserve">6.1 Nguyên tắc</w:t>
+        <w:t xml:space="preserve">7.1 Luồng hiện tại</w:t>
       </w:r>
     </w:p>
     <w:p>
@@ -5961,6 +6856,2708 @@
         <w:numPr>
           <w:ilvl w:val="0"/>
           <w:numId w:val="3"/>
+        </w:numPr>
+        <w:spacing w:after="60" w:line="276"/>
+      </w:pPr>
+      <w:r>
+        <w:rPr>
+          <w:rFonts w:ascii="Arial" w:cs="Arial" w:eastAsia="Arial" w:hAnsi="Arial"/>
+        </w:rPr>
+        <w:t xml:space="preserve">Màn /auth gọi signInGoogle() → lovable.auth.signInWithOAuth("google", { redirect_uri: window.location.origin }) (auth.ts:47–52).</w:t>
+      </w:r>
+    </w:p>
+    <w:p>
+      <w:pPr>
+        <w:pStyle w:val="ListParagraph"/>
+        <w:numPr>
+          <w:ilvl w:val="0"/>
+          <w:numId w:val="3"/>
+        </w:numPr>
+        <w:spacing w:after="60" w:line="276"/>
+      </w:pPr>
+      <w:r>
+        <w:rPr>
+          <w:rFonts w:ascii="Arial" w:cs="Arial" w:eastAsia="Arial" w:hAnsi="Arial"/>
+        </w:rPr>
+        <w:t xml:space="preserve">Ngoài khung xem trước, thư viện chuyển cả trang tới </w:t>
+      </w:r>
+      <w:r>
+        <w:rPr>
+          <w:rFonts w:ascii="Arial" w:cs="Arial" w:eastAsia="Arial" w:hAnsi="Arial"/>
+          <w:b/>
+          <w:bCs/>
+        </w:rPr>
+        <w:t xml:space="preserve">/~oauth/initiate?provider=google&amp;redirect_uri=…&amp;state=…</w:t>
+      </w:r>
+      <w:r>
+        <w:rPr>
+          <w:rFonts w:ascii="Arial" w:cs="Arial" w:eastAsia="Arial" w:hAnsi="Arial"/>
+        </w:rPr>
+        <w:t xml:space="preserve">. Đây là bộ trung gian OAuth do hạ tầng Lovable phục vụ trên cùng tên miền. Service worker đã bỏ qua đường /~ (sw.js:88), nên không chặn bước này.</w:t>
+      </w:r>
+    </w:p>
+    <w:p>
+      <w:pPr>
+        <w:pStyle w:val="ListParagraph"/>
+        <w:numPr>
+          <w:ilvl w:val="0"/>
+          <w:numId w:val="3"/>
+        </w:numPr>
+        <w:spacing w:after="60" w:line="276"/>
+      </w:pPr>
+      <w:r>
+        <w:rPr>
+          <w:rFonts w:ascii="Arial" w:cs="Arial" w:eastAsia="Arial" w:hAnsi="Arial"/>
+        </w:rPr>
+        <w:t xml:space="preserve">Google cho chọn tài khoản → bộ trung gian chuyển về redirect_uri, tức </w:t>
+      </w:r>
+      <w:r>
+        <w:rPr>
+          <w:rFonts w:ascii="Arial" w:cs="Arial" w:eastAsia="Arial" w:hAnsi="Arial"/>
+          <w:b/>
+          <w:bCs/>
+        </w:rPr>
+        <w:t xml:space="preserve">trang chủ “/”</w:t>
+      </w:r>
+      <w:r>
+        <w:rPr>
+          <w:rFonts w:ascii="Arial" w:cs="Arial" w:eastAsia="Arial" w:hAnsi="Arial"/>
+        </w:rPr>
+        <w:t xml:space="preserve">, kèm mã phiên (dạng #access_token=… hoặc ?code=…, cần xác nhận).</w:t>
+      </w:r>
+    </w:p>
+    <w:p>
+      <w:pPr>
+        <w:pStyle w:val="ListParagraph"/>
+        <w:numPr>
+          <w:ilvl w:val="0"/>
+          <w:numId w:val="3"/>
+        </w:numPr>
+        <w:spacing w:after="60" w:line="276"/>
+      </w:pPr>
+      <w:r>
+        <w:rPr>
+          <w:rFonts w:ascii="Arial" w:cs="Arial" w:eastAsia="Arial" w:hAnsi="Arial"/>
+        </w:rPr>
+        <w:t xml:space="preserve">Supabase chỉ đọc mã phiên trên URL </w:t>
+      </w:r>
+      <w:r>
+        <w:rPr>
+          <w:rFonts w:ascii="Arial" w:cs="Arial" w:eastAsia="Arial" w:hAnsi="Arial"/>
+          <w:b/>
+          <w:bCs/>
+        </w:rPr>
+        <w:t xml:space="preserve">khi client được khởi tạo</w:t>
+      </w:r>
+      <w:r>
+        <w:rPr>
+          <w:rFonts w:ascii="Arial" w:cs="Arial" w:eastAsia="Arial" w:hAnsi="Arial"/>
+        </w:rPr>
+        <w:t xml:space="preserve"> (detectSessionInUrl mặc định bật, flowType implicit; GoTrueClient.js:19–21, 390). Client trong app được tạo lười qua Proxy (client.ts) và chỉ được chạm ở /auth, /me, /sync, chia sẻ, ghép đôi, hoặc khi gọi server function. </w:t>
+      </w:r>
+      <w:r>
+        <w:rPr>
+          <w:rFonts w:ascii="Arial" w:cs="Arial" w:eastAsia="Arial" w:hAnsi="Arial"/>
+          <w:b/>
+          <w:bCs/>
+        </w:rPr>
+        <w:t xml:space="preserve">__root.tsx, index.tsx và app-shell.tsx không chạm Supabase.</w:t>
+      </w:r>
+    </w:p>
+    <w:p>
+      <w:pPr>
+        <w:pStyle w:val="Heading2"/>
+      </w:pPr>
+      <w:r>
+        <w:rPr>
+          <w:rFonts w:ascii="Arial" w:cs="Arial" w:eastAsia="Arial" w:hAnsi="Arial"/>
+        </w:rPr>
+        <w:t xml:space="preserve">7.2 Phát hiện</w:t>
+      </w:r>
+    </w:p>
+    <w:tbl>
+      <w:tblPr>
+        <w:tblW w:type="dxa" w:w="9638"/>
+        <w:tblBorders>
+          <w:top w:val="single" w:color="auto" w:sz="4"/>
+          <w:left w:val="single" w:color="auto" w:sz="4"/>
+          <w:bottom w:val="single" w:color="auto" w:sz="4"/>
+          <w:right w:val="single" w:color="auto" w:sz="4"/>
+          <w:insideH w:val="single" w:color="auto" w:sz="4"/>
+          <w:insideV w:val="single" w:color="auto" w:sz="4"/>
+        </w:tblBorders>
+      </w:tblPr>
+      <w:tblGrid>
+        <w:gridCol w:w="771"/>
+        <w:gridCol w:w="964"/>
+        <w:gridCol w:w="3855"/>
+        <w:gridCol w:w="2506"/>
+        <w:gridCol w:w="1542"/>
+      </w:tblGrid>
+      <w:tr>
+        <w:trPr>
+          <w:tblHeader/>
+        </w:trPr>
+        <w:tc>
+          <w:tcPr>
+            <w:tcW w:type="dxa" w:w="771"/>
+            <w:tcBorders>
+              <w:top w:val="single" w:color="BFC7C5" w:sz="4"/>
+              <w:left w:val="single" w:color="BFC7C5" w:sz="4"/>
+              <w:bottom w:val="single" w:color="BFC7C5" w:sz="4"/>
+              <w:right w:val="single" w:color="BFC7C5" w:sz="4"/>
+            </w:tcBorders>
+            <w:shd w:fill="006F59" w:color="auto" w:val="clear"/>
+            <w:tcMar>
+              <w:top w:type="dxa" w:w="60"/>
+              <w:left w:type="dxa" w:w="100"/>
+              <w:bottom w:type="dxa" w:w="60"/>
+              <w:right w:type="dxa" w:w="100"/>
+            </w:tcMar>
+          </w:tcPr>
+          <w:p>
+            <w:pPr>
+              <w:spacing w:after="20"/>
+            </w:pPr>
+            <w:r>
+              <w:rPr>
+                <w:rFonts w:ascii="Arial" w:cs="Arial" w:eastAsia="Arial" w:hAnsi="Arial"/>
+                <w:b/>
+                <w:bCs/>
+                <w:color w:val="FFFFFF"/>
+                <w:sz w:val="19"/>
+                <w:szCs w:val="19"/>
+              </w:rPr>
+              <w:t xml:space="preserve">Mã</w:t>
+            </w:r>
+          </w:p>
+        </w:tc>
+        <w:tc>
+          <w:tcPr>
+            <w:tcW w:type="dxa" w:w="964"/>
+            <w:tcBorders>
+              <w:top w:val="single" w:color="BFC7C5" w:sz="4"/>
+              <w:left w:val="single" w:color="BFC7C5" w:sz="4"/>
+              <w:bottom w:val="single" w:color="BFC7C5" w:sz="4"/>
+              <w:right w:val="single" w:color="BFC7C5" w:sz="4"/>
+            </w:tcBorders>
+            <w:shd w:fill="006F59" w:color="auto" w:val="clear"/>
+            <w:tcMar>
+              <w:top w:type="dxa" w:w="60"/>
+              <w:left w:type="dxa" w:w="100"/>
+              <w:bottom w:type="dxa" w:w="60"/>
+              <w:right w:type="dxa" w:w="100"/>
+            </w:tcMar>
+          </w:tcPr>
+          <w:p>
+            <w:pPr>
+              <w:spacing w:after="20"/>
+            </w:pPr>
+            <w:r>
+              <w:rPr>
+                <w:rFonts w:ascii="Arial" w:cs="Arial" w:eastAsia="Arial" w:hAnsi="Arial"/>
+                <w:b/>
+                <w:bCs/>
+                <w:color w:val="FFFFFF"/>
+                <w:sz w:val="19"/>
+                <w:szCs w:val="19"/>
+              </w:rPr>
+              <w:t xml:space="preserve">Mức</w:t>
+            </w:r>
+          </w:p>
+        </w:tc>
+        <w:tc>
+          <w:tcPr>
+            <w:tcW w:type="dxa" w:w="3855"/>
+            <w:tcBorders>
+              <w:top w:val="single" w:color="BFC7C5" w:sz="4"/>
+              <w:left w:val="single" w:color="BFC7C5" w:sz="4"/>
+              <w:bottom w:val="single" w:color="BFC7C5" w:sz="4"/>
+              <w:right w:val="single" w:color="BFC7C5" w:sz="4"/>
+            </w:tcBorders>
+            <w:shd w:fill="006F59" w:color="auto" w:val="clear"/>
+            <w:tcMar>
+              <w:top w:type="dxa" w:w="60"/>
+              <w:left w:type="dxa" w:w="100"/>
+              <w:bottom w:type="dxa" w:w="60"/>
+              <w:right w:type="dxa" w:w="100"/>
+            </w:tcMar>
+          </w:tcPr>
+          <w:p>
+            <w:pPr>
+              <w:spacing w:after="20"/>
+            </w:pPr>
+            <w:r>
+              <w:rPr>
+                <w:rFonts w:ascii="Arial" w:cs="Arial" w:eastAsia="Arial" w:hAnsi="Arial"/>
+                <w:b/>
+                <w:bCs/>
+                <w:color w:val="FFFFFF"/>
+                <w:sz w:val="19"/>
+                <w:szCs w:val="19"/>
+              </w:rPr>
+              <w:t xml:space="preserve">Phát hiện</w:t>
+            </w:r>
+          </w:p>
+        </w:tc>
+        <w:tc>
+          <w:tcPr>
+            <w:tcW w:type="dxa" w:w="2506"/>
+            <w:tcBorders>
+              <w:top w:val="single" w:color="BFC7C5" w:sz="4"/>
+              <w:left w:val="single" w:color="BFC7C5" w:sz="4"/>
+              <w:bottom w:val="single" w:color="BFC7C5" w:sz="4"/>
+              <w:right w:val="single" w:color="BFC7C5" w:sz="4"/>
+            </w:tcBorders>
+            <w:shd w:fill="006F59" w:color="auto" w:val="clear"/>
+            <w:tcMar>
+              <w:top w:type="dxa" w:w="60"/>
+              <w:left w:type="dxa" w:w="100"/>
+              <w:bottom w:type="dxa" w:w="60"/>
+              <w:right w:type="dxa" w:w="100"/>
+            </w:tcMar>
+          </w:tcPr>
+          <w:p>
+            <w:pPr>
+              <w:spacing w:after="20"/>
+            </w:pPr>
+            <w:r>
+              <w:rPr>
+                <w:rFonts w:ascii="Arial" w:cs="Arial" w:eastAsia="Arial" w:hAnsi="Arial"/>
+                <w:b/>
+                <w:bCs/>
+                <w:color w:val="FFFFFF"/>
+                <w:sz w:val="19"/>
+                <w:szCs w:val="19"/>
+              </w:rPr>
+              <w:t xml:space="preserve">Bằng chứng</w:t>
+            </w:r>
+          </w:p>
+        </w:tc>
+        <w:tc>
+          <w:tcPr>
+            <w:tcW w:type="dxa" w:w="1542"/>
+            <w:tcBorders>
+              <w:top w:val="single" w:color="BFC7C5" w:sz="4"/>
+              <w:left w:val="single" w:color="BFC7C5" w:sz="4"/>
+              <w:bottom w:val="single" w:color="BFC7C5" w:sz="4"/>
+              <w:right w:val="single" w:color="BFC7C5" w:sz="4"/>
+            </w:tcBorders>
+            <w:shd w:fill="006F59" w:color="auto" w:val="clear"/>
+            <w:tcMar>
+              <w:top w:type="dxa" w:w="60"/>
+              <w:left w:type="dxa" w:w="100"/>
+              <w:bottom w:type="dxa" w:w="60"/>
+              <w:right w:type="dxa" w:w="100"/>
+            </w:tcMar>
+          </w:tcPr>
+          <w:p>
+            <w:pPr>
+              <w:spacing w:after="20"/>
+            </w:pPr>
+            <w:r>
+              <w:rPr>
+                <w:rFonts w:ascii="Arial" w:cs="Arial" w:eastAsia="Arial" w:hAnsi="Arial"/>
+                <w:b/>
+                <w:bCs/>
+                <w:color w:val="FFFFFF"/>
+                <w:sz w:val="19"/>
+                <w:szCs w:val="19"/>
+              </w:rPr>
+              <w:t xml:space="preserve">Nhãn</w:t>
+            </w:r>
+          </w:p>
+        </w:tc>
+      </w:tr>
+      <w:tr>
+        <w:tc>
+          <w:tcPr>
+            <w:tcW w:type="dxa" w:w="771"/>
+            <w:tcBorders>
+              <w:top w:val="single" w:color="BFC7C5" w:sz="4"/>
+              <w:left w:val="single" w:color="BFC7C5" w:sz="4"/>
+              <w:bottom w:val="single" w:color="BFC7C5" w:sz="4"/>
+              <w:right w:val="single" w:color="BFC7C5" w:sz="4"/>
+            </w:tcBorders>
+            <w:tcMar>
+              <w:top w:type="dxa" w:w="60"/>
+              <w:left w:type="dxa" w:w="100"/>
+              <w:bottom w:type="dxa" w:w="60"/>
+              <w:right w:type="dxa" w:w="100"/>
+            </w:tcMar>
+          </w:tcPr>
+          <w:p>
+            <w:pPr>
+              <w:spacing w:after="20"/>
+            </w:pPr>
+            <w:r>
+              <w:rPr>
+                <w:rFonts w:ascii="Arial" w:cs="Arial" w:eastAsia="Arial" w:hAnsi="Arial"/>
+              </w:rPr>
+              <w:t xml:space="preserve">GG-01</w:t>
+            </w:r>
+          </w:p>
+        </w:tc>
+        <w:tc>
+          <w:tcPr>
+            <w:tcW w:type="dxa" w:w="964"/>
+            <w:tcBorders>
+              <w:top w:val="single" w:color="BFC7C5" w:sz="4"/>
+              <w:left w:val="single" w:color="BFC7C5" w:sz="4"/>
+              <w:bottom w:val="single" w:color="BFC7C5" w:sz="4"/>
+              <w:right w:val="single" w:color="BFC7C5" w:sz="4"/>
+            </w:tcBorders>
+            <w:tcMar>
+              <w:top w:type="dxa" w:w="60"/>
+              <w:left w:type="dxa" w:w="100"/>
+              <w:bottom w:type="dxa" w:w="60"/>
+              <w:right w:type="dxa" w:w="100"/>
+            </w:tcMar>
+          </w:tcPr>
+          <w:p>
+            <w:pPr>
+              <w:spacing w:after="20"/>
+            </w:pPr>
+            <w:r>
+              <w:rPr>
+                <w:rFonts w:ascii="Arial" w:cs="Arial" w:eastAsia="Arial" w:hAnsi="Arial"/>
+              </w:rPr>
+              <w:t xml:space="preserve">P1</w:t>
+            </w:r>
+          </w:p>
+        </w:tc>
+        <w:tc>
+          <w:tcPr>
+            <w:tcW w:type="dxa" w:w="3855"/>
+            <w:tcBorders>
+              <w:top w:val="single" w:color="BFC7C5" w:sz="4"/>
+              <w:left w:val="single" w:color="BFC7C5" w:sz="4"/>
+              <w:bottom w:val="single" w:color="BFC7C5" w:sz="4"/>
+              <w:right w:val="single" w:color="BFC7C5" w:sz="4"/>
+            </w:tcBorders>
+            <w:tcMar>
+              <w:top w:type="dxa" w:w="60"/>
+              <w:left w:type="dxa" w:w="100"/>
+              <w:bottom w:type="dxa" w:w="60"/>
+              <w:right w:type="dxa" w:w="100"/>
+            </w:tcMar>
+          </w:tcPr>
+          <w:p>
+            <w:pPr>
+              <w:spacing w:after="20"/>
+            </w:pPr>
+            <w:r>
+              <w:rPr>
+                <w:rFonts w:ascii="Arial" w:cs="Arial" w:eastAsia="Arial" w:hAnsi="Arial"/>
+              </w:rPr>
+              <w:t xml:space="preserve">Mã phiên trả về trang chủ không được tiếp nhận. Người dùng ở lại trang chủ, bấm sang Tôi → URL đã đổi, mã mất → vẫn “Đăng nhập”. Mã phiên còn nằm trên thanh địa chỉ/lịch sử.</w:t>
+            </w:r>
+          </w:p>
+        </w:tc>
+        <w:tc>
+          <w:tcPr>
+            <w:tcW w:type="dxa" w:w="2506"/>
+            <w:tcBorders>
+              <w:top w:val="single" w:color="BFC7C5" w:sz="4"/>
+              <w:left w:val="single" w:color="BFC7C5" w:sz="4"/>
+              <w:bottom w:val="single" w:color="BFC7C5" w:sz="4"/>
+              <w:right w:val="single" w:color="BFC7C5" w:sz="4"/>
+            </w:tcBorders>
+            <w:tcMar>
+              <w:top w:type="dxa" w:w="60"/>
+              <w:left w:type="dxa" w:w="100"/>
+              <w:bottom w:type="dxa" w:w="60"/>
+              <w:right w:type="dxa" w:w="100"/>
+            </w:tcMar>
+          </w:tcPr>
+          <w:p>
+            <w:pPr>
+              <w:spacing w:after="20"/>
+            </w:pPr>
+            <w:r>
+              <w:rPr>
+                <w:rFonts w:ascii="Arial" w:cs="Arial" w:eastAsia="Arial" w:hAnsi="Arial"/>
+              </w:rPr>
+              <w:t xml:space="preserve">auth.ts:49 (redirect về origin); client.ts (Proxy lười); __root/index không dùng useUser; GoTrueClient.js:390</w:t>
+            </w:r>
+          </w:p>
+        </w:tc>
+        <w:tc>
+          <w:tcPr>
+            <w:tcW w:type="dxa" w:w="1542"/>
+            <w:tcBorders>
+              <w:top w:val="single" w:color="BFC7C5" w:sz="4"/>
+              <w:left w:val="single" w:color="BFC7C5" w:sz="4"/>
+              <w:bottom w:val="single" w:color="BFC7C5" w:sz="4"/>
+              <w:right w:val="single" w:color="BFC7C5" w:sz="4"/>
+            </w:tcBorders>
+            <w:tcMar>
+              <w:top w:type="dxa" w:w="60"/>
+              <w:left w:type="dxa" w:w="100"/>
+              <w:bottom w:type="dxa" w:w="60"/>
+              <w:right w:type="dxa" w:w="100"/>
+            </w:tcMar>
+          </w:tcPr>
+          <w:p>
+            <w:pPr>
+              <w:spacing w:after="20"/>
+            </w:pPr>
+            <w:r>
+              <w:rPr>
+                <w:rFonts w:ascii="Arial" w:cs="Arial" w:eastAsia="Arial" w:hAnsi="Arial"/>
+              </w:rPr>
+              <w:t xml:space="preserve">Đọc mã + mã thư viện; cần V3</w:t>
+            </w:r>
+          </w:p>
+        </w:tc>
+      </w:tr>
+      <w:tr>
+        <w:tc>
+          <w:tcPr>
+            <w:tcW w:type="dxa" w:w="771"/>
+            <w:tcBorders>
+              <w:top w:val="single" w:color="BFC7C5" w:sz="4"/>
+              <w:left w:val="single" w:color="BFC7C5" w:sz="4"/>
+              <w:bottom w:val="single" w:color="BFC7C5" w:sz="4"/>
+              <w:right w:val="single" w:color="BFC7C5" w:sz="4"/>
+            </w:tcBorders>
+            <w:tcMar>
+              <w:top w:type="dxa" w:w="60"/>
+              <w:left w:type="dxa" w:w="100"/>
+              <w:bottom w:type="dxa" w:w="60"/>
+              <w:right w:type="dxa" w:w="100"/>
+            </w:tcMar>
+          </w:tcPr>
+          <w:p>
+            <w:pPr>
+              <w:spacing w:after="20"/>
+            </w:pPr>
+            <w:r>
+              <w:rPr>
+                <w:rFonts w:ascii="Arial" w:cs="Arial" w:eastAsia="Arial" w:hAnsi="Arial"/>
+              </w:rPr>
+              <w:t xml:space="preserve">GG-02</w:t>
+            </w:r>
+          </w:p>
+        </w:tc>
+        <w:tc>
+          <w:tcPr>
+            <w:tcW w:type="dxa" w:w="964"/>
+            <w:tcBorders>
+              <w:top w:val="single" w:color="BFC7C5" w:sz="4"/>
+              <w:left w:val="single" w:color="BFC7C5" w:sz="4"/>
+              <w:bottom w:val="single" w:color="BFC7C5" w:sz="4"/>
+              <w:right w:val="single" w:color="BFC7C5" w:sz="4"/>
+            </w:tcBorders>
+            <w:tcMar>
+              <w:top w:type="dxa" w:w="60"/>
+              <w:left w:type="dxa" w:w="100"/>
+              <w:bottom w:type="dxa" w:w="60"/>
+              <w:right w:type="dxa" w:w="100"/>
+            </w:tcMar>
+          </w:tcPr>
+          <w:p>
+            <w:pPr>
+              <w:spacing w:after="20"/>
+            </w:pPr>
+            <w:r>
+              <w:rPr>
+                <w:rFonts w:ascii="Arial" w:cs="Arial" w:eastAsia="Arial" w:hAnsi="Arial"/>
+              </w:rPr>
+              <w:t xml:space="preserve">P1 có điều kiện</w:t>
+            </w:r>
+          </w:p>
+        </w:tc>
+        <w:tc>
+          <w:tcPr>
+            <w:tcW w:type="dxa" w:w="3855"/>
+            <w:tcBorders>
+              <w:top w:val="single" w:color="BFC7C5" w:sz="4"/>
+              <w:left w:val="single" w:color="BFC7C5" w:sz="4"/>
+              <w:bottom w:val="single" w:color="BFC7C5" w:sz="4"/>
+              <w:right w:val="single" w:color="BFC7C5" w:sz="4"/>
+            </w:tcBorders>
+            <w:tcMar>
+              <w:top w:type="dxa" w:w="60"/>
+              <w:left w:type="dxa" w:w="100"/>
+              <w:bottom w:type="dxa" w:w="60"/>
+              <w:right w:type="dxa" w:w="100"/>
+            </w:tcMar>
+          </w:tcPr>
+          <w:p>
+            <w:pPr>
+              <w:spacing w:after="20"/>
+            </w:pPr>
+            <w:r>
+              <w:rPr>
+                <w:rFonts w:ascii="Arial" w:cs="Arial" w:eastAsia="Arial" w:hAnsi="Arial"/>
+              </w:rPr>
+              <w:t xml:space="preserve">Không có đường /~oauth/initiate khi app không chạy trên hạ tầng Lovable (tự triển khai Cloudflare/wrangler như HANDOVER mục 1, hoặc tên miền riêng chưa gắn Lovable) → trang lỗi 404 ngay sau khi bấm Google.</w:t>
+            </w:r>
+          </w:p>
+        </w:tc>
+        <w:tc>
+          <w:tcPr>
+            <w:tcW w:type="dxa" w:w="2506"/>
+            <w:tcBorders>
+              <w:top w:val="single" w:color="BFC7C5" w:sz="4"/>
+              <w:left w:val="single" w:color="BFC7C5" w:sz="4"/>
+              <w:bottom w:val="single" w:color="BFC7C5" w:sz="4"/>
+              <w:right w:val="single" w:color="BFC7C5" w:sz="4"/>
+            </w:tcBorders>
+            <w:tcMar>
+              <w:top w:type="dxa" w:w="60"/>
+              <w:left w:type="dxa" w:w="100"/>
+              <w:bottom w:type="dxa" w:w="60"/>
+              <w:right w:type="dxa" w:w="100"/>
+            </w:tcMar>
+          </w:tcPr>
+          <w:p>
+            <w:pPr>
+              <w:spacing w:after="20"/>
+            </w:pPr>
+            <w:r>
+              <w:rPr>
+                <w:rFonts w:ascii="Arial" w:cs="Arial" w:eastAsia="Arial" w:hAnsi="Arial"/>
+              </w:rPr>
+              <w:t xml:space="preserve">cloud-auth-js: DEFAULT_OAUTH_BROKER_URL = "/~oauth/initiate"</w:t>
+            </w:r>
+          </w:p>
+        </w:tc>
+        <w:tc>
+          <w:tcPr>
+            <w:tcW w:type="dxa" w:w="1542"/>
+            <w:tcBorders>
+              <w:top w:val="single" w:color="BFC7C5" w:sz="4"/>
+              <w:left w:val="single" w:color="BFC7C5" w:sz="4"/>
+              <w:bottom w:val="single" w:color="BFC7C5" w:sz="4"/>
+              <w:right w:val="single" w:color="BFC7C5" w:sz="4"/>
+            </w:tcBorders>
+            <w:tcMar>
+              <w:top w:type="dxa" w:w="60"/>
+              <w:left w:type="dxa" w:w="100"/>
+              <w:bottom w:type="dxa" w:w="60"/>
+              <w:right w:type="dxa" w:w="100"/>
+            </w:tcMar>
+          </w:tcPr>
+          <w:p>
+            <w:pPr>
+              <w:spacing w:after="20"/>
+            </w:pPr>
+            <w:r>
+              <w:rPr>
+                <w:rFonts w:ascii="Arial" w:cs="Arial" w:eastAsia="Arial" w:hAnsi="Arial"/>
+              </w:rPr>
+              <w:t xml:space="preserve">Đọc mã thư viện; cần biết nơi triển khai (QD-9)</w:t>
+            </w:r>
+          </w:p>
+        </w:tc>
+      </w:tr>
+      <w:tr>
+        <w:tc>
+          <w:tcPr>
+            <w:tcW w:type="dxa" w:w="771"/>
+            <w:tcBorders>
+              <w:top w:val="single" w:color="BFC7C5" w:sz="4"/>
+              <w:left w:val="single" w:color="BFC7C5" w:sz="4"/>
+              <w:bottom w:val="single" w:color="BFC7C5" w:sz="4"/>
+              <w:right w:val="single" w:color="BFC7C5" w:sz="4"/>
+            </w:tcBorders>
+            <w:tcMar>
+              <w:top w:type="dxa" w:w="60"/>
+              <w:left w:type="dxa" w:w="100"/>
+              <w:bottom w:type="dxa" w:w="60"/>
+              <w:right w:type="dxa" w:w="100"/>
+            </w:tcMar>
+          </w:tcPr>
+          <w:p>
+            <w:pPr>
+              <w:spacing w:after="20"/>
+            </w:pPr>
+            <w:r>
+              <w:rPr>
+                <w:rFonts w:ascii="Arial" w:cs="Arial" w:eastAsia="Arial" w:hAnsi="Arial"/>
+              </w:rPr>
+              <w:t xml:space="preserve">GG-03</w:t>
+            </w:r>
+          </w:p>
+        </w:tc>
+        <w:tc>
+          <w:tcPr>
+            <w:tcW w:type="dxa" w:w="964"/>
+            <w:tcBorders>
+              <w:top w:val="single" w:color="BFC7C5" w:sz="4"/>
+              <w:left w:val="single" w:color="BFC7C5" w:sz="4"/>
+              <w:bottom w:val="single" w:color="BFC7C5" w:sz="4"/>
+              <w:right w:val="single" w:color="BFC7C5" w:sz="4"/>
+            </w:tcBorders>
+            <w:tcMar>
+              <w:top w:type="dxa" w:w="60"/>
+              <w:left w:type="dxa" w:w="100"/>
+              <w:bottom w:type="dxa" w:w="60"/>
+              <w:right w:type="dxa" w:w="100"/>
+            </w:tcMar>
+          </w:tcPr>
+          <w:p>
+            <w:pPr>
+              <w:spacing w:after="20"/>
+            </w:pPr>
+            <w:r>
+              <w:rPr>
+                <w:rFonts w:ascii="Arial" w:cs="Arial" w:eastAsia="Arial" w:hAnsi="Arial"/>
+              </w:rPr>
+              <w:t xml:space="preserve">P2</w:t>
+            </w:r>
+          </w:p>
+        </w:tc>
+        <w:tc>
+          <w:tcPr>
+            <w:tcW w:type="dxa" w:w="3855"/>
+            <w:tcBorders>
+              <w:top w:val="single" w:color="BFC7C5" w:sz="4"/>
+              <w:left w:val="single" w:color="BFC7C5" w:sz="4"/>
+              <w:bottom w:val="single" w:color="BFC7C5" w:sz="4"/>
+              <w:right w:val="single" w:color="BFC7C5" w:sz="4"/>
+            </w:tcBorders>
+            <w:tcMar>
+              <w:top w:type="dxa" w:w="60"/>
+              <w:left w:type="dxa" w:w="100"/>
+              <w:bottom w:type="dxa" w:w="60"/>
+              <w:right w:type="dxa" w:w="100"/>
+            </w:tcMar>
+          </w:tcPr>
+          <w:p>
+            <w:pPr>
+              <w:spacing w:after="20"/>
+            </w:pPr>
+            <w:r>
+              <w:rPr>
+                <w:rFonts w:ascii="Arial" w:cs="Arial" w:eastAsia="Arial" w:hAnsi="Arial"/>
+              </w:rPr>
+              <w:t xml:space="preserve">Mở app trong trình duyệt nhúng (Zalo, Facebook, Messenger, TikTok…) → Google chặn “403 disallowed_useragent”. App không phát hiện, không hướng dẫn mở bằng Chrome/Safari.</w:t>
+            </w:r>
+          </w:p>
+        </w:tc>
+        <w:tc>
+          <w:tcPr>
+            <w:tcW w:type="dxa" w:w="2506"/>
+            <w:tcBorders>
+              <w:top w:val="single" w:color="BFC7C5" w:sz="4"/>
+              <w:left w:val="single" w:color="BFC7C5" w:sz="4"/>
+              <w:bottom w:val="single" w:color="BFC7C5" w:sz="4"/>
+              <w:right w:val="single" w:color="BFC7C5" w:sz="4"/>
+            </w:tcBorders>
+            <w:tcMar>
+              <w:top w:type="dxa" w:w="60"/>
+              <w:left w:type="dxa" w:w="100"/>
+              <w:bottom w:type="dxa" w:w="60"/>
+              <w:right w:type="dxa" w:w="100"/>
+            </w:tcMar>
+          </w:tcPr>
+          <w:p>
+            <w:pPr>
+              <w:spacing w:after="20"/>
+            </w:pPr>
+            <w:r>
+              <w:rPr>
+                <w:rFonts w:ascii="Arial" w:cs="Arial" w:eastAsia="Arial" w:hAnsi="Arial"/>
+              </w:rPr>
+              <w:t xml:space="preserve">auth.tsx không kiểm userAgent</w:t>
+            </w:r>
+          </w:p>
+        </w:tc>
+        <w:tc>
+          <w:tcPr>
+            <w:tcW w:type="dxa" w:w="1542"/>
+            <w:tcBorders>
+              <w:top w:val="single" w:color="BFC7C5" w:sz="4"/>
+              <w:left w:val="single" w:color="BFC7C5" w:sz="4"/>
+              <w:bottom w:val="single" w:color="BFC7C5" w:sz="4"/>
+              <w:right w:val="single" w:color="BFC7C5" w:sz="4"/>
+            </w:tcBorders>
+            <w:tcMar>
+              <w:top w:type="dxa" w:w="60"/>
+              <w:left w:type="dxa" w:w="100"/>
+              <w:bottom w:type="dxa" w:w="60"/>
+              <w:right w:type="dxa" w:w="100"/>
+            </w:tcMar>
+          </w:tcPr>
+          <w:p>
+            <w:pPr>
+              <w:spacing w:after="20"/>
+            </w:pPr>
+            <w:r>
+              <w:rPr>
+                <w:rFonts w:ascii="Arial" w:cs="Arial" w:eastAsia="Arial" w:hAnsi="Arial"/>
+              </w:rPr>
+              <w:t xml:space="preserve">Giả thuyết mạnh (rất hay gặp khi gửi link qua Zalo)</w:t>
+            </w:r>
+          </w:p>
+        </w:tc>
+      </w:tr>
+      <w:tr>
+        <w:tc>
+          <w:tcPr>
+            <w:tcW w:type="dxa" w:w="771"/>
+            <w:tcBorders>
+              <w:top w:val="single" w:color="BFC7C5" w:sz="4"/>
+              <w:left w:val="single" w:color="BFC7C5" w:sz="4"/>
+              <w:bottom w:val="single" w:color="BFC7C5" w:sz="4"/>
+              <w:right w:val="single" w:color="BFC7C5" w:sz="4"/>
+            </w:tcBorders>
+            <w:tcMar>
+              <w:top w:type="dxa" w:w="60"/>
+              <w:left w:type="dxa" w:w="100"/>
+              <w:bottom w:type="dxa" w:w="60"/>
+              <w:right w:type="dxa" w:w="100"/>
+            </w:tcMar>
+          </w:tcPr>
+          <w:p>
+            <w:pPr>
+              <w:spacing w:after="20"/>
+            </w:pPr>
+            <w:r>
+              <w:rPr>
+                <w:rFonts w:ascii="Arial" w:cs="Arial" w:eastAsia="Arial" w:hAnsi="Arial"/>
+              </w:rPr>
+              <w:t xml:space="preserve">GG-04</w:t>
+            </w:r>
+          </w:p>
+        </w:tc>
+        <w:tc>
+          <w:tcPr>
+            <w:tcW w:type="dxa" w:w="964"/>
+            <w:tcBorders>
+              <w:top w:val="single" w:color="BFC7C5" w:sz="4"/>
+              <w:left w:val="single" w:color="BFC7C5" w:sz="4"/>
+              <w:bottom w:val="single" w:color="BFC7C5" w:sz="4"/>
+              <w:right w:val="single" w:color="BFC7C5" w:sz="4"/>
+            </w:tcBorders>
+            <w:tcMar>
+              <w:top w:type="dxa" w:w="60"/>
+              <w:left w:type="dxa" w:w="100"/>
+              <w:bottom w:type="dxa" w:w="60"/>
+              <w:right w:type="dxa" w:w="100"/>
+            </w:tcMar>
+          </w:tcPr>
+          <w:p>
+            <w:pPr>
+              <w:spacing w:after="20"/>
+            </w:pPr>
+            <w:r>
+              <w:rPr>
+                <w:rFonts w:ascii="Arial" w:cs="Arial" w:eastAsia="Arial" w:hAnsi="Arial"/>
+              </w:rPr>
+              <w:t xml:space="preserve">P2</w:t>
+            </w:r>
+          </w:p>
+        </w:tc>
+        <w:tc>
+          <w:tcPr>
+            <w:tcW w:type="dxa" w:w="3855"/>
+            <w:tcBorders>
+              <w:top w:val="single" w:color="BFC7C5" w:sz="4"/>
+              <w:left w:val="single" w:color="BFC7C5" w:sz="4"/>
+              <w:bottom w:val="single" w:color="BFC7C5" w:sz="4"/>
+              <w:right w:val="single" w:color="BFC7C5" w:sz="4"/>
+            </w:tcBorders>
+            <w:tcMar>
+              <w:top w:type="dxa" w:w="60"/>
+              <w:left w:type="dxa" w:w="100"/>
+              <w:bottom w:type="dxa" w:w="60"/>
+              <w:right w:type="dxa" w:w="100"/>
+            </w:tcMar>
+          </w:tcPr>
+          <w:p>
+            <w:pPr>
+              <w:spacing w:after="20"/>
+            </w:pPr>
+            <w:r>
+              <w:rPr>
+                <w:rFonts w:ascii="Arial" w:cs="Arial" w:eastAsia="Arial" w:hAnsi="Arial"/>
+              </w:rPr>
+              <w:t xml:space="preserve">PWA đã cài trên iPhone: trang Google mở ở khung Safari riêng, phiên có thể lưu bên Safari, app đã cài vẫn chưa đăng nhập.</w:t>
+            </w:r>
+          </w:p>
+        </w:tc>
+        <w:tc>
+          <w:tcPr>
+            <w:tcW w:type="dxa" w:w="2506"/>
+            <w:tcBorders>
+              <w:top w:val="single" w:color="BFC7C5" w:sz="4"/>
+              <w:left w:val="single" w:color="BFC7C5" w:sz="4"/>
+              <w:bottom w:val="single" w:color="BFC7C5" w:sz="4"/>
+              <w:right w:val="single" w:color="BFC7C5" w:sz="4"/>
+            </w:tcBorders>
+            <w:tcMar>
+              <w:top w:type="dxa" w:w="60"/>
+              <w:left w:type="dxa" w:w="100"/>
+              <w:bottom w:type="dxa" w:w="60"/>
+              <w:right w:type="dxa" w:w="100"/>
+            </w:tcMar>
+          </w:tcPr>
+          <w:p>
+            <w:pPr>
+              <w:spacing w:after="20"/>
+            </w:pPr>
+            <w:r>
+              <w:rPr>
+                <w:rFonts w:ascii="Arial" w:cs="Arial" w:eastAsia="Arial" w:hAnsi="Arial"/>
+              </w:rPr>
+              <w:t xml:space="preserve">Hành vi iOS standalone</w:t>
+            </w:r>
+          </w:p>
+        </w:tc>
+        <w:tc>
+          <w:tcPr>
+            <w:tcW w:type="dxa" w:w="1542"/>
+            <w:tcBorders>
+              <w:top w:val="single" w:color="BFC7C5" w:sz="4"/>
+              <w:left w:val="single" w:color="BFC7C5" w:sz="4"/>
+              <w:bottom w:val="single" w:color="BFC7C5" w:sz="4"/>
+              <w:right w:val="single" w:color="BFC7C5" w:sz="4"/>
+            </w:tcBorders>
+            <w:tcMar>
+              <w:top w:type="dxa" w:w="60"/>
+              <w:left w:type="dxa" w:w="100"/>
+              <w:bottom w:type="dxa" w:w="60"/>
+              <w:right w:type="dxa" w:w="100"/>
+            </w:tcMar>
+          </w:tcPr>
+          <w:p>
+            <w:pPr>
+              <w:spacing w:after="20"/>
+            </w:pPr>
+            <w:r>
+              <w:rPr>
+                <w:rFonts w:ascii="Arial" w:cs="Arial" w:eastAsia="Arial" w:hAnsi="Arial"/>
+              </w:rPr>
+              <w:t xml:space="preserve">Giả thuyết; kiểm trên máy thật</w:t>
+            </w:r>
+          </w:p>
+        </w:tc>
+      </w:tr>
+      <w:tr>
+        <w:tc>
+          <w:tcPr>
+            <w:tcW w:type="dxa" w:w="771"/>
+            <w:tcBorders>
+              <w:top w:val="single" w:color="BFC7C5" w:sz="4"/>
+              <w:left w:val="single" w:color="BFC7C5" w:sz="4"/>
+              <w:bottom w:val="single" w:color="BFC7C5" w:sz="4"/>
+              <w:right w:val="single" w:color="BFC7C5" w:sz="4"/>
+            </w:tcBorders>
+            <w:tcMar>
+              <w:top w:type="dxa" w:w="60"/>
+              <w:left w:type="dxa" w:w="100"/>
+              <w:bottom w:type="dxa" w:w="60"/>
+              <w:right w:type="dxa" w:w="100"/>
+            </w:tcMar>
+          </w:tcPr>
+          <w:p>
+            <w:pPr>
+              <w:spacing w:after="20"/>
+            </w:pPr>
+            <w:r>
+              <w:rPr>
+                <w:rFonts w:ascii="Arial" w:cs="Arial" w:eastAsia="Arial" w:hAnsi="Arial"/>
+              </w:rPr>
+              <w:t xml:space="preserve">GG-05</w:t>
+            </w:r>
+          </w:p>
+        </w:tc>
+        <w:tc>
+          <w:tcPr>
+            <w:tcW w:type="dxa" w:w="964"/>
+            <w:tcBorders>
+              <w:top w:val="single" w:color="BFC7C5" w:sz="4"/>
+              <w:left w:val="single" w:color="BFC7C5" w:sz="4"/>
+              <w:bottom w:val="single" w:color="BFC7C5" w:sz="4"/>
+              <w:right w:val="single" w:color="BFC7C5" w:sz="4"/>
+            </w:tcBorders>
+            <w:tcMar>
+              <w:top w:type="dxa" w:w="60"/>
+              <w:left w:type="dxa" w:w="100"/>
+              <w:bottom w:type="dxa" w:w="60"/>
+              <w:right w:type="dxa" w:w="100"/>
+            </w:tcMar>
+          </w:tcPr>
+          <w:p>
+            <w:pPr>
+              <w:spacing w:after="20"/>
+            </w:pPr>
+            <w:r>
+              <w:rPr>
+                <w:rFonts w:ascii="Arial" w:cs="Arial" w:eastAsia="Arial" w:hAnsi="Arial"/>
+              </w:rPr>
+              <w:t xml:space="preserve">P2</w:t>
+            </w:r>
+          </w:p>
+        </w:tc>
+        <w:tc>
+          <w:tcPr>
+            <w:tcW w:type="dxa" w:w="3855"/>
+            <w:tcBorders>
+              <w:top w:val="single" w:color="BFC7C5" w:sz="4"/>
+              <w:left w:val="single" w:color="BFC7C5" w:sz="4"/>
+              <w:bottom w:val="single" w:color="BFC7C5" w:sz="4"/>
+              <w:right w:val="single" w:color="BFC7C5" w:sz="4"/>
+            </w:tcBorders>
+            <w:tcMar>
+              <w:top w:type="dxa" w:w="60"/>
+              <w:left w:type="dxa" w:w="100"/>
+              <w:bottom w:type="dxa" w:w="60"/>
+              <w:right w:type="dxa" w:w="100"/>
+            </w:tcMar>
+          </w:tcPr>
+          <w:p>
+            <w:pPr>
+              <w:spacing w:after="20"/>
+            </w:pPr>
+            <w:r>
+              <w:rPr>
+                <w:rFonts w:ascii="Arial" w:cs="Arial" w:eastAsia="Arial" w:hAnsi="Arial"/>
+              </w:rPr>
+              <w:t xml:space="preserve">Lỗi của thư viện hiện nguyên tiếng Anh: “Popup was blocked”, “Sign in was cancelled”, “This flow is not supported in Preview mode…”, “State is invalid”, “No tokens received”.</w:t>
+            </w:r>
+          </w:p>
+        </w:tc>
+        <w:tc>
+          <w:tcPr>
+            <w:tcW w:type="dxa" w:w="2506"/>
+            <w:tcBorders>
+              <w:top w:val="single" w:color="BFC7C5" w:sz="4"/>
+              <w:left w:val="single" w:color="BFC7C5" w:sz="4"/>
+              <w:bottom w:val="single" w:color="BFC7C5" w:sz="4"/>
+              <w:right w:val="single" w:color="BFC7C5" w:sz="4"/>
+            </w:tcBorders>
+            <w:tcMar>
+              <w:top w:type="dxa" w:w="60"/>
+              <w:left w:type="dxa" w:w="100"/>
+              <w:bottom w:type="dxa" w:w="60"/>
+              <w:right w:type="dxa" w:w="100"/>
+            </w:tcMar>
+          </w:tcPr>
+          <w:p>
+            <w:pPr>
+              <w:spacing w:after="20"/>
+            </w:pPr>
+            <w:r>
+              <w:rPr>
+                <w:rFonts w:ascii="Arial" w:cs="Arial" w:eastAsia="Arial" w:hAnsi="Arial"/>
+              </w:rPr>
+              <w:t xml:space="preserve">authMessage chỉ dịch lỗi email (auth.ts:25–34)</w:t>
+            </w:r>
+          </w:p>
+        </w:tc>
+        <w:tc>
+          <w:tcPr>
+            <w:tcW w:type="dxa" w:w="1542"/>
+            <w:tcBorders>
+              <w:top w:val="single" w:color="BFC7C5" w:sz="4"/>
+              <w:left w:val="single" w:color="BFC7C5" w:sz="4"/>
+              <w:bottom w:val="single" w:color="BFC7C5" w:sz="4"/>
+              <w:right w:val="single" w:color="BFC7C5" w:sz="4"/>
+            </w:tcBorders>
+            <w:tcMar>
+              <w:top w:type="dxa" w:w="60"/>
+              <w:left w:type="dxa" w:w="100"/>
+              <w:bottom w:type="dxa" w:w="60"/>
+              <w:right w:type="dxa" w:w="100"/>
+            </w:tcMar>
+          </w:tcPr>
+          <w:p>
+            <w:pPr>
+              <w:spacing w:after="20"/>
+            </w:pPr>
+            <w:r>
+              <w:rPr>
+                <w:rFonts w:ascii="Arial" w:cs="Arial" w:eastAsia="Arial" w:hAnsi="Arial"/>
+              </w:rPr>
+              <w:t xml:space="preserve">Đọc mã</w:t>
+            </w:r>
+          </w:p>
+        </w:tc>
+      </w:tr>
+      <w:tr>
+        <w:tc>
+          <w:tcPr>
+            <w:tcW w:type="dxa" w:w="771"/>
+            <w:tcBorders>
+              <w:top w:val="single" w:color="BFC7C5" w:sz="4"/>
+              <w:left w:val="single" w:color="BFC7C5" w:sz="4"/>
+              <w:bottom w:val="single" w:color="BFC7C5" w:sz="4"/>
+              <w:right w:val="single" w:color="BFC7C5" w:sz="4"/>
+            </w:tcBorders>
+            <w:tcMar>
+              <w:top w:type="dxa" w:w="60"/>
+              <w:left w:type="dxa" w:w="100"/>
+              <w:bottom w:type="dxa" w:w="60"/>
+              <w:right w:type="dxa" w:w="100"/>
+            </w:tcMar>
+          </w:tcPr>
+          <w:p>
+            <w:pPr>
+              <w:spacing w:after="20"/>
+            </w:pPr>
+            <w:r>
+              <w:rPr>
+                <w:rFonts w:ascii="Arial" w:cs="Arial" w:eastAsia="Arial" w:hAnsi="Arial"/>
+              </w:rPr>
+              <w:t xml:space="preserve">GG-06</w:t>
+            </w:r>
+          </w:p>
+        </w:tc>
+        <w:tc>
+          <w:tcPr>
+            <w:tcW w:type="dxa" w:w="964"/>
+            <w:tcBorders>
+              <w:top w:val="single" w:color="BFC7C5" w:sz="4"/>
+              <w:left w:val="single" w:color="BFC7C5" w:sz="4"/>
+              <w:bottom w:val="single" w:color="BFC7C5" w:sz="4"/>
+              <w:right w:val="single" w:color="BFC7C5" w:sz="4"/>
+            </w:tcBorders>
+            <w:tcMar>
+              <w:top w:type="dxa" w:w="60"/>
+              <w:left w:type="dxa" w:w="100"/>
+              <w:bottom w:type="dxa" w:w="60"/>
+              <w:right w:type="dxa" w:w="100"/>
+            </w:tcMar>
+          </w:tcPr>
+          <w:p>
+            <w:pPr>
+              <w:spacing w:after="20"/>
+            </w:pPr>
+            <w:r>
+              <w:rPr>
+                <w:rFonts w:ascii="Arial" w:cs="Arial" w:eastAsia="Arial" w:hAnsi="Arial"/>
+              </w:rPr>
+              <w:t xml:space="preserve">P2 có điều kiện</w:t>
+            </w:r>
+          </w:p>
+        </w:tc>
+        <w:tc>
+          <w:tcPr>
+            <w:tcW w:type="dxa" w:w="3855"/>
+            <w:tcBorders>
+              <w:top w:val="single" w:color="BFC7C5" w:sz="4"/>
+              <w:left w:val="single" w:color="BFC7C5" w:sz="4"/>
+              <w:bottom w:val="single" w:color="BFC7C5" w:sz="4"/>
+              <w:right w:val="single" w:color="BFC7C5" w:sz="4"/>
+            </w:tcBorders>
+            <w:tcMar>
+              <w:top w:type="dxa" w:w="60"/>
+              <w:left w:type="dxa" w:w="100"/>
+              <w:bottom w:type="dxa" w:w="60"/>
+              <w:right w:type="dxa" w:w="100"/>
+            </w:tcMar>
+          </w:tcPr>
+          <w:p>
+            <w:pPr>
+              <w:spacing w:after="20"/>
+            </w:pPr>
+            <w:r>
+              <w:rPr>
+                <w:rFonts w:ascii="Arial" w:cs="Arial" w:eastAsia="Arial" w:hAnsi="Arial"/>
+              </w:rPr>
+              <w:t xml:space="preserve">Bản build thiếu VITE_SUPABASE_URL/KEY → cloudReady() = false → báo “Chưa kết nối máy chủ đám mây”.</w:t>
+            </w:r>
+          </w:p>
+        </w:tc>
+        <w:tc>
+          <w:tcPr>
+            <w:tcW w:type="dxa" w:w="2506"/>
+            <w:tcBorders>
+              <w:top w:val="single" w:color="BFC7C5" w:sz="4"/>
+              <w:left w:val="single" w:color="BFC7C5" w:sz="4"/>
+              <w:bottom w:val="single" w:color="BFC7C5" w:sz="4"/>
+              <w:right w:val="single" w:color="BFC7C5" w:sz="4"/>
+            </w:tcBorders>
+            <w:tcMar>
+              <w:top w:type="dxa" w:w="60"/>
+              <w:left w:type="dxa" w:w="100"/>
+              <w:bottom w:type="dxa" w:w="60"/>
+              <w:right w:type="dxa" w:w="100"/>
+            </w:tcMar>
+          </w:tcPr>
+          <w:p>
+            <w:pPr>
+              <w:spacing w:after="20"/>
+            </w:pPr>
+            <w:r>
+              <w:rPr>
+                <w:rFonts w:ascii="Arial" w:cs="Arial" w:eastAsia="Arial" w:hAnsi="Arial"/>
+              </w:rPr>
+              <w:t xml:space="preserve">auth.ts:8–10, 48</w:t>
+            </w:r>
+          </w:p>
+        </w:tc>
+        <w:tc>
+          <w:tcPr>
+            <w:tcW w:type="dxa" w:w="1542"/>
+            <w:tcBorders>
+              <w:top w:val="single" w:color="BFC7C5" w:sz="4"/>
+              <w:left w:val="single" w:color="BFC7C5" w:sz="4"/>
+              <w:bottom w:val="single" w:color="BFC7C5" w:sz="4"/>
+              <w:right w:val="single" w:color="BFC7C5" w:sz="4"/>
+            </w:tcBorders>
+            <w:tcMar>
+              <w:top w:type="dxa" w:w="60"/>
+              <w:left w:type="dxa" w:w="100"/>
+              <w:bottom w:type="dxa" w:w="60"/>
+              <w:right w:type="dxa" w:w="100"/>
+            </w:tcMar>
+          </w:tcPr>
+          <w:p>
+            <w:pPr>
+              <w:spacing w:after="20"/>
+            </w:pPr>
+            <w:r>
+              <w:rPr>
+                <w:rFonts w:ascii="Arial" w:cs="Arial" w:eastAsia="Arial" w:hAnsi="Arial"/>
+              </w:rPr>
+              <w:t xml:space="preserve">Đọc mã</w:t>
+            </w:r>
+          </w:p>
+        </w:tc>
+      </w:tr>
+      <w:tr>
+        <w:tc>
+          <w:tcPr>
+            <w:tcW w:type="dxa" w:w="771"/>
+            <w:tcBorders>
+              <w:top w:val="single" w:color="BFC7C5" w:sz="4"/>
+              <w:left w:val="single" w:color="BFC7C5" w:sz="4"/>
+              <w:bottom w:val="single" w:color="BFC7C5" w:sz="4"/>
+              <w:right w:val="single" w:color="BFC7C5" w:sz="4"/>
+            </w:tcBorders>
+            <w:tcMar>
+              <w:top w:type="dxa" w:w="60"/>
+              <w:left w:type="dxa" w:w="100"/>
+              <w:bottom w:type="dxa" w:w="60"/>
+              <w:right w:type="dxa" w:w="100"/>
+            </w:tcMar>
+          </w:tcPr>
+          <w:p>
+            <w:pPr>
+              <w:spacing w:after="20"/>
+            </w:pPr>
+            <w:r>
+              <w:rPr>
+                <w:rFonts w:ascii="Arial" w:cs="Arial" w:eastAsia="Arial" w:hAnsi="Arial"/>
+              </w:rPr>
+              <w:t xml:space="preserve">GG-07</w:t>
+            </w:r>
+          </w:p>
+        </w:tc>
+        <w:tc>
+          <w:tcPr>
+            <w:tcW w:type="dxa" w:w="964"/>
+            <w:tcBorders>
+              <w:top w:val="single" w:color="BFC7C5" w:sz="4"/>
+              <w:left w:val="single" w:color="BFC7C5" w:sz="4"/>
+              <w:bottom w:val="single" w:color="BFC7C5" w:sz="4"/>
+              <w:right w:val="single" w:color="BFC7C5" w:sz="4"/>
+            </w:tcBorders>
+            <w:tcMar>
+              <w:top w:type="dxa" w:w="60"/>
+              <w:left w:type="dxa" w:w="100"/>
+              <w:bottom w:type="dxa" w:w="60"/>
+              <w:right w:type="dxa" w:w="100"/>
+            </w:tcMar>
+          </w:tcPr>
+          <w:p>
+            <w:pPr>
+              <w:spacing w:after="20"/>
+            </w:pPr>
+            <w:r>
+              <w:rPr>
+                <w:rFonts w:ascii="Arial" w:cs="Arial" w:eastAsia="Arial" w:hAnsi="Arial"/>
+              </w:rPr>
+              <w:t xml:space="preserve">P3</w:t>
+            </w:r>
+          </w:p>
+        </w:tc>
+        <w:tc>
+          <w:tcPr>
+            <w:tcW w:type="dxa" w:w="3855"/>
+            <w:tcBorders>
+              <w:top w:val="single" w:color="BFC7C5" w:sz="4"/>
+              <w:left w:val="single" w:color="BFC7C5" w:sz="4"/>
+              <w:bottom w:val="single" w:color="BFC7C5" w:sz="4"/>
+              <w:right w:val="single" w:color="BFC7C5" w:sz="4"/>
+            </w:tcBorders>
+            <w:tcMar>
+              <w:top w:type="dxa" w:w="60"/>
+              <w:left w:type="dxa" w:w="100"/>
+              <w:bottom w:type="dxa" w:w="60"/>
+              <w:right w:type="dxa" w:w="100"/>
+            </w:tcMar>
+          </w:tcPr>
+          <w:p>
+            <w:pPr>
+              <w:spacing w:after="20"/>
+            </w:pPr>
+            <w:r>
+              <w:rPr>
+                <w:rFonts w:ascii="Arial" w:cs="Arial" w:eastAsia="Arial" w:hAnsi="Arial"/>
+              </w:rPr>
+              <w:t xml:space="preserve">Bộ trung gian trả lỗi trên URL (?error=access_denied, error_description=…) → app không đọc, người dùng về trang chủ không có thông báo gì.</w:t>
+            </w:r>
+          </w:p>
+        </w:tc>
+        <w:tc>
+          <w:tcPr>
+            <w:tcW w:type="dxa" w:w="2506"/>
+            <w:tcBorders>
+              <w:top w:val="single" w:color="BFC7C5" w:sz="4"/>
+              <w:left w:val="single" w:color="BFC7C5" w:sz="4"/>
+              <w:bottom w:val="single" w:color="BFC7C5" w:sz="4"/>
+              <w:right w:val="single" w:color="BFC7C5" w:sz="4"/>
+            </w:tcBorders>
+            <w:tcMar>
+              <w:top w:type="dxa" w:w="60"/>
+              <w:left w:type="dxa" w:w="100"/>
+              <w:bottom w:type="dxa" w:w="60"/>
+              <w:right w:type="dxa" w:w="100"/>
+            </w:tcMar>
+          </w:tcPr>
+          <w:p>
+            <w:pPr>
+              <w:spacing w:after="20"/>
+            </w:pPr>
+            <w:r>
+              <w:rPr>
+                <w:rFonts w:ascii="Arial" w:cs="Arial" w:eastAsia="Arial" w:hAnsi="Arial"/>
+              </w:rPr>
+              <w:t xml:space="preserve">Không có xử lý error trên URL</w:t>
+            </w:r>
+          </w:p>
+        </w:tc>
+        <w:tc>
+          <w:tcPr>
+            <w:tcW w:type="dxa" w:w="1542"/>
+            <w:tcBorders>
+              <w:top w:val="single" w:color="BFC7C5" w:sz="4"/>
+              <w:left w:val="single" w:color="BFC7C5" w:sz="4"/>
+              <w:bottom w:val="single" w:color="BFC7C5" w:sz="4"/>
+              <w:right w:val="single" w:color="BFC7C5" w:sz="4"/>
+            </w:tcBorders>
+            <w:tcMar>
+              <w:top w:type="dxa" w:w="60"/>
+              <w:left w:type="dxa" w:w="100"/>
+              <w:bottom w:type="dxa" w:w="60"/>
+              <w:right w:type="dxa" w:w="100"/>
+            </w:tcMar>
+          </w:tcPr>
+          <w:p>
+            <w:pPr>
+              <w:spacing w:after="20"/>
+            </w:pPr>
+            <w:r>
+              <w:rPr>
+                <w:rFonts w:ascii="Arial" w:cs="Arial" w:eastAsia="Arial" w:hAnsi="Arial"/>
+              </w:rPr>
+              <w:t xml:space="preserve">Đọc mã</w:t>
+            </w:r>
+          </w:p>
+        </w:tc>
+      </w:tr>
+      <w:tr>
+        <w:tc>
+          <w:tcPr>
+            <w:tcW w:type="dxa" w:w="771"/>
+            <w:tcBorders>
+              <w:top w:val="single" w:color="BFC7C5" w:sz="4"/>
+              <w:left w:val="single" w:color="BFC7C5" w:sz="4"/>
+              <w:bottom w:val="single" w:color="BFC7C5" w:sz="4"/>
+              <w:right w:val="single" w:color="BFC7C5" w:sz="4"/>
+            </w:tcBorders>
+            <w:tcMar>
+              <w:top w:type="dxa" w:w="60"/>
+              <w:left w:type="dxa" w:w="100"/>
+              <w:bottom w:type="dxa" w:w="60"/>
+              <w:right w:type="dxa" w:w="100"/>
+            </w:tcMar>
+          </w:tcPr>
+          <w:p>
+            <w:pPr>
+              <w:spacing w:after="20"/>
+            </w:pPr>
+            <w:r>
+              <w:rPr>
+                <w:rFonts w:ascii="Arial" w:cs="Arial" w:eastAsia="Arial" w:hAnsi="Arial"/>
+              </w:rPr>
+              <w:t xml:space="preserve">GG-08</w:t>
+            </w:r>
+          </w:p>
+        </w:tc>
+        <w:tc>
+          <w:tcPr>
+            <w:tcW w:type="dxa" w:w="964"/>
+            <w:tcBorders>
+              <w:top w:val="single" w:color="BFC7C5" w:sz="4"/>
+              <w:left w:val="single" w:color="BFC7C5" w:sz="4"/>
+              <w:bottom w:val="single" w:color="BFC7C5" w:sz="4"/>
+              <w:right w:val="single" w:color="BFC7C5" w:sz="4"/>
+            </w:tcBorders>
+            <w:tcMar>
+              <w:top w:type="dxa" w:w="60"/>
+              <w:left w:type="dxa" w:w="100"/>
+              <w:bottom w:type="dxa" w:w="60"/>
+              <w:right w:type="dxa" w:w="100"/>
+            </w:tcMar>
+          </w:tcPr>
+          <w:p>
+            <w:pPr>
+              <w:spacing w:after="20"/>
+            </w:pPr>
+            <w:r>
+              <w:rPr>
+                <w:rFonts w:ascii="Arial" w:cs="Arial" w:eastAsia="Arial" w:hAnsi="Arial"/>
+              </w:rPr>
+              <w:t xml:space="preserve">P3</w:t>
+            </w:r>
+          </w:p>
+        </w:tc>
+        <w:tc>
+          <w:tcPr>
+            <w:tcW w:type="dxa" w:w="3855"/>
+            <w:tcBorders>
+              <w:top w:val="single" w:color="BFC7C5" w:sz="4"/>
+              <w:left w:val="single" w:color="BFC7C5" w:sz="4"/>
+              <w:bottom w:val="single" w:color="BFC7C5" w:sz="4"/>
+              <w:right w:val="single" w:color="BFC7C5" w:sz="4"/>
+            </w:tcBorders>
+            <w:tcMar>
+              <w:top w:type="dxa" w:w="60"/>
+              <w:left w:type="dxa" w:w="100"/>
+              <w:bottom w:type="dxa" w:w="60"/>
+              <w:right w:type="dxa" w:w="100"/>
+            </w:tcMar>
+          </w:tcPr>
+          <w:p>
+            <w:pPr>
+              <w:spacing w:after="20"/>
+            </w:pPr>
+            <w:r>
+              <w:rPr>
+                <w:rFonts w:ascii="Arial" w:cs="Arial" w:eastAsia="Arial" w:hAnsi="Arial"/>
+              </w:rPr>
+              <w:t xml:space="preserve">Không có trạng thái “Đang hoàn tất đăng nhập…”, không tự chuyển về /me hay màn đang dở (vd. Đồng bộ).</w:t>
+            </w:r>
+          </w:p>
+        </w:tc>
+        <w:tc>
+          <w:tcPr>
+            <w:tcW w:type="dxa" w:w="2506"/>
+            <w:tcBorders>
+              <w:top w:val="single" w:color="BFC7C5" w:sz="4"/>
+              <w:left w:val="single" w:color="BFC7C5" w:sz="4"/>
+              <w:bottom w:val="single" w:color="BFC7C5" w:sz="4"/>
+              <w:right w:val="single" w:color="BFC7C5" w:sz="4"/>
+            </w:tcBorders>
+            <w:tcMar>
+              <w:top w:type="dxa" w:w="60"/>
+              <w:left w:type="dxa" w:w="100"/>
+              <w:bottom w:type="dxa" w:w="60"/>
+              <w:right w:type="dxa" w:w="100"/>
+            </w:tcMar>
+          </w:tcPr>
+          <w:p>
+            <w:pPr>
+              <w:spacing w:after="20"/>
+            </w:pPr>
+            <w:r>
+              <w:rPr>
+                <w:rFonts w:ascii="Arial" w:cs="Arial" w:eastAsia="Arial" w:hAnsi="Arial"/>
+              </w:rPr>
+              <w:t xml:space="preserve">redirect_uri cố định là origin</w:t>
+            </w:r>
+          </w:p>
+        </w:tc>
+        <w:tc>
+          <w:tcPr>
+            <w:tcW w:type="dxa" w:w="1542"/>
+            <w:tcBorders>
+              <w:top w:val="single" w:color="BFC7C5" w:sz="4"/>
+              <w:left w:val="single" w:color="BFC7C5" w:sz="4"/>
+              <w:bottom w:val="single" w:color="BFC7C5" w:sz="4"/>
+              <w:right w:val="single" w:color="BFC7C5" w:sz="4"/>
+            </w:tcBorders>
+            <w:tcMar>
+              <w:top w:type="dxa" w:w="60"/>
+              <w:left w:type="dxa" w:w="100"/>
+              <w:bottom w:type="dxa" w:w="60"/>
+              <w:right w:type="dxa" w:w="100"/>
+            </w:tcMar>
+          </w:tcPr>
+          <w:p>
+            <w:pPr>
+              <w:spacing w:after="20"/>
+            </w:pPr>
+            <w:r>
+              <w:rPr>
+                <w:rFonts w:ascii="Arial" w:cs="Arial" w:eastAsia="Arial" w:hAnsi="Arial"/>
+              </w:rPr>
+              <w:t xml:space="preserve">Đọc mã</w:t>
+            </w:r>
+          </w:p>
+        </w:tc>
+      </w:tr>
+      <w:tr>
+        <w:tc>
+          <w:tcPr>
+            <w:tcW w:type="dxa" w:w="771"/>
+            <w:tcBorders>
+              <w:top w:val="single" w:color="BFC7C5" w:sz="4"/>
+              <w:left w:val="single" w:color="BFC7C5" w:sz="4"/>
+              <w:bottom w:val="single" w:color="BFC7C5" w:sz="4"/>
+              <w:right w:val="single" w:color="BFC7C5" w:sz="4"/>
+            </w:tcBorders>
+            <w:tcMar>
+              <w:top w:type="dxa" w:w="60"/>
+              <w:left w:type="dxa" w:w="100"/>
+              <w:bottom w:type="dxa" w:w="60"/>
+              <w:right w:type="dxa" w:w="100"/>
+            </w:tcMar>
+          </w:tcPr>
+          <w:p>
+            <w:pPr>
+              <w:spacing w:after="20"/>
+            </w:pPr>
+            <w:r>
+              <w:rPr>
+                <w:rFonts w:ascii="Arial" w:cs="Arial" w:eastAsia="Arial" w:hAnsi="Arial"/>
+              </w:rPr>
+              <w:t xml:space="preserve">GG-09</w:t>
+            </w:r>
+          </w:p>
+        </w:tc>
+        <w:tc>
+          <w:tcPr>
+            <w:tcW w:type="dxa" w:w="964"/>
+            <w:tcBorders>
+              <w:top w:val="single" w:color="BFC7C5" w:sz="4"/>
+              <w:left w:val="single" w:color="BFC7C5" w:sz="4"/>
+              <w:bottom w:val="single" w:color="BFC7C5" w:sz="4"/>
+              <w:right w:val="single" w:color="BFC7C5" w:sz="4"/>
+            </w:tcBorders>
+            <w:tcMar>
+              <w:top w:type="dxa" w:w="60"/>
+              <w:left w:type="dxa" w:w="100"/>
+              <w:bottom w:type="dxa" w:w="60"/>
+              <w:right w:type="dxa" w:w="100"/>
+            </w:tcMar>
+          </w:tcPr>
+          <w:p>
+            <w:pPr>
+              <w:spacing w:after="20"/>
+            </w:pPr>
+            <w:r>
+              <w:rPr>
+                <w:rFonts w:ascii="Arial" w:cs="Arial" w:eastAsia="Arial" w:hAnsi="Arial"/>
+              </w:rPr>
+              <w:t xml:space="preserve">Cấu hình</w:t>
+            </w:r>
+          </w:p>
+        </w:tc>
+        <w:tc>
+          <w:tcPr>
+            <w:tcW w:type="dxa" w:w="3855"/>
+            <w:tcBorders>
+              <w:top w:val="single" w:color="BFC7C5" w:sz="4"/>
+              <w:left w:val="single" w:color="BFC7C5" w:sz="4"/>
+              <w:bottom w:val="single" w:color="BFC7C5" w:sz="4"/>
+              <w:right w:val="single" w:color="BFC7C5" w:sz="4"/>
+            </w:tcBorders>
+            <w:tcMar>
+              <w:top w:type="dxa" w:w="60"/>
+              <w:left w:type="dxa" w:w="100"/>
+              <w:bottom w:type="dxa" w:w="60"/>
+              <w:right w:type="dxa" w:w="100"/>
+            </w:tcMar>
+          </w:tcPr>
+          <w:p>
+            <w:pPr>
+              <w:spacing w:after="20"/>
+            </w:pPr>
+            <w:r>
+              <w:rPr>
+                <w:rFonts w:ascii="Arial" w:cs="Arial" w:eastAsia="Arial" w:hAnsi="Arial"/>
+              </w:rPr>
+              <w:t xml:space="preserve">Nhà cung cấp Google chưa bật trong Lovable Cloud (Users → Authentication → Google), hoặc tên miền riêng chưa nằm trong danh sách chuyển hướng được phép.</w:t>
+            </w:r>
+          </w:p>
+        </w:tc>
+        <w:tc>
+          <w:tcPr>
+            <w:tcW w:type="dxa" w:w="2506"/>
+            <w:tcBorders>
+              <w:top w:val="single" w:color="BFC7C5" w:sz="4"/>
+              <w:left w:val="single" w:color="BFC7C5" w:sz="4"/>
+              <w:bottom w:val="single" w:color="BFC7C5" w:sz="4"/>
+              <w:right w:val="single" w:color="BFC7C5" w:sz="4"/>
+            </w:tcBorders>
+            <w:tcMar>
+              <w:top w:type="dxa" w:w="60"/>
+              <w:left w:type="dxa" w:w="100"/>
+              <w:bottom w:type="dxa" w:w="60"/>
+              <w:right w:type="dxa" w:w="100"/>
+            </w:tcMar>
+          </w:tcPr>
+          <w:p>
+            <w:pPr>
+              <w:spacing w:after="20"/>
+            </w:pPr>
+            <w:r>
+              <w:rPr>
+                <w:rFonts w:ascii="Arial" w:cs="Arial" w:eastAsia="Arial" w:hAnsi="Arial"/>
+              </w:rPr>
+              <w:t xml:space="preserve">Ngoài mã nguồn</w:t>
+            </w:r>
+          </w:p>
+        </w:tc>
+        <w:tc>
+          <w:tcPr>
+            <w:tcW w:type="dxa" w:w="1542"/>
+            <w:tcBorders>
+              <w:top w:val="single" w:color="BFC7C5" w:sz="4"/>
+              <w:left w:val="single" w:color="BFC7C5" w:sz="4"/>
+              <w:bottom w:val="single" w:color="BFC7C5" w:sz="4"/>
+              <w:right w:val="single" w:color="BFC7C5" w:sz="4"/>
+            </w:tcBorders>
+            <w:tcMar>
+              <w:top w:type="dxa" w:w="60"/>
+              <w:left w:type="dxa" w:w="100"/>
+              <w:bottom w:type="dxa" w:w="60"/>
+              <w:right w:type="dxa" w:w="100"/>
+            </w:tcMar>
+          </w:tcPr>
+          <w:p>
+            <w:pPr>
+              <w:spacing w:after="20"/>
+            </w:pPr>
+            <w:r>
+              <w:rPr>
+                <w:rFonts w:ascii="Arial" w:cs="Arial" w:eastAsia="Arial" w:hAnsi="Arial"/>
+              </w:rPr>
+              <w:t xml:space="preserve">Cần chủ dự án kiểm</w:t>
+            </w:r>
+          </w:p>
+        </w:tc>
+      </w:tr>
+    </w:tbl>
+    <w:p>
+      <w:pPr>
+        <w:pStyle w:val="Heading2"/>
+      </w:pPr>
+      <w:r>
+        <w:rPr>
+          <w:rFonts w:ascii="Arial" w:cs="Arial" w:eastAsia="Arial" w:hAnsi="Arial"/>
+        </w:rPr>
+        <w:t xml:space="preserve">7.3 Cách sửa đề xuất (BL-00)</w:t>
+      </w:r>
+    </w:p>
+    <w:p>
+      <w:pPr>
+        <w:pStyle w:val="ListParagraph"/>
+        <w:numPr>
+          <w:ilvl w:val="0"/>
+          <w:numId w:val="4"/>
+        </w:numPr>
+        <w:spacing w:after="60" w:line="276"/>
+      </w:pPr>
+      <w:r>
+        <w:rPr>
+          <w:rFonts w:ascii="Arial" w:cs="Arial" w:eastAsia="Arial" w:hAnsi="Arial"/>
+          <w:b/>
+          <w:bCs/>
+        </w:rPr>
+        <w:t xml:space="preserve">A. Tiếp nhận phiên ở gốc app.</w:t>
+      </w:r>
+      <w:r>
+        <w:rPr>
+          <w:rFonts w:ascii="Arial" w:cs="Arial" w:eastAsia="Arial" w:hAnsi="Arial"/>
+        </w:rPr>
+        <w:t xml:space="preserve"> Thêm lib/auth-callback.ts (MỚI) và gọi trong __root.tsx khi URL có access_token, code hoặc error: nạp client Supabase, chờ getSession(), xoá mã khỏi URL, báo “Đã đăng nhập”, chuyển tới đích đã lưu (mặc định /me).</w:t>
+      </w:r>
+    </w:p>
+    <w:p>
+      <w:pPr>
+        <w:pStyle w:val="ListParagraph"/>
+        <w:numPr>
+          <w:ilvl w:val="0"/>
+          <w:numId w:val="4"/>
+        </w:numPr>
+        <w:spacing w:after="60" w:line="276"/>
+      </w:pPr>
+      <w:r>
+        <w:rPr>
+          <w:rFonts w:ascii="Arial" w:cs="Arial" w:eastAsia="Arial" w:hAnsi="Arial"/>
+          <w:b/>
+          <w:bCs/>
+        </w:rPr>
+        <w:t xml:space="preserve">B. Quay về đúng chỗ.</w:t>
+      </w:r>
+      <w:r>
+        <w:rPr>
+          <w:rFonts w:ascii="Arial" w:cs="Arial" w:eastAsia="Arial" w:hAnsi="Arial"/>
+        </w:rPr>
+        <w:t xml:space="preserve"> Trước khi gọi signInWithOAuth, lưu đích vào sessionStorage (gn-auth-next). Giữ redirect_uri = origin để khớp danh sách được phép của bộ trung gian.</w:t>
+      </w:r>
+    </w:p>
+    <w:p>
+      <w:pPr>
+        <w:pStyle w:val="ListParagraph"/>
+        <w:numPr>
+          <w:ilvl w:val="0"/>
+          <w:numId w:val="4"/>
+        </w:numPr>
+        <w:spacing w:after="60" w:line="276"/>
+      </w:pPr>
+      <w:r>
+        <w:rPr>
+          <w:rFonts w:ascii="Arial" w:cs="Arial" w:eastAsia="Arial" w:hAnsi="Arial"/>
+          <w:b/>
+          <w:bCs/>
+        </w:rPr>
+        <w:t xml:space="preserve">C. Thông báo tiếng Việt.</w:t>
+      </w:r>
+      <w:r>
+        <w:rPr>
+          <w:rFonts w:ascii="Arial" w:cs="Arial" w:eastAsia="Arial" w:hAnsi="Arial"/>
+        </w:rPr>
+        <w:t xml:space="preserve"> Bổ sung authMessage cho 6 lỗi của thư viện và lỗi error/error_description trên URL. Mỗi lỗi kèm cách xử lý (cho phép cửa sổ bật lên, mở tab mới, kiểm tra mạng).</w:t>
+      </w:r>
+    </w:p>
+    <w:p>
+      <w:pPr>
+        <w:pStyle w:val="ListParagraph"/>
+        <w:numPr>
+          <w:ilvl w:val="0"/>
+          <w:numId w:val="4"/>
+        </w:numPr>
+        <w:spacing w:after="60" w:line="276"/>
+      </w:pPr>
+      <w:r>
+        <w:rPr>
+          <w:rFonts w:ascii="Arial" w:cs="Arial" w:eastAsia="Arial" w:hAnsi="Arial"/>
+          <w:b/>
+          <w:bCs/>
+        </w:rPr>
+        <w:t xml:space="preserve">D. Trình duyệt nhúng và PWA.</w:t>
+      </w:r>
+      <w:r>
+        <w:rPr>
+          <w:rFonts w:ascii="Arial" w:cs="Arial" w:eastAsia="Arial" w:hAnsi="Arial"/>
+        </w:rPr>
+        <w:t xml:space="preserve"> Phát hiện userAgent /Zalo|FBAN|FBAV|FB_IAB|Messenger|Instagram|Line\/|TikTok|musical_ly/i → làm mờ nút Google, hiện “Mở bằng Chrome/Safari” + “Sao chép liên kết”. PWA iOS: hướng dẫn đăng nhập bằng email, hoặc đăng nhập trong Safari rồi mở lại app.</w:t>
+      </w:r>
+    </w:p>
+    <w:p>
+      <w:pPr>
+        <w:pStyle w:val="ListParagraph"/>
+        <w:numPr>
+          <w:ilvl w:val="0"/>
+          <w:numId w:val="4"/>
+        </w:numPr>
+        <w:spacing w:after="60" w:line="276"/>
+      </w:pPr>
+      <w:r>
+        <w:rPr>
+          <w:rFonts w:ascii="Arial" w:cs="Arial" w:eastAsia="Arial" w:hAnsi="Arial"/>
+          <w:b/>
+          <w:bCs/>
+        </w:rPr>
+        <w:t xml:space="preserve">E. Khi không chạy trên Lovable (GG-02).</w:t>
+      </w:r>
+      <w:r>
+        <w:rPr>
+          <w:rFonts w:ascii="Arial" w:cs="Arial" w:eastAsia="Arial" w:hAnsi="Arial"/>
+        </w:rPr>
+        <w:t xml:space="preserve"> Chuyển sang supabase.auth.signInWithOAuth({ provider: "google", options: { redirectTo } }) có cờ cấu hình, kèm Google OAuth Client riêng trong Supabase. Chỉ làm khi QD-9 xác nhận app triển khai ngoài Lovable.</w:t>
+      </w:r>
+    </w:p>
+    <w:p>
+      <w:pPr>
+        <w:spacing w:after="120" w:line="288"/>
+      </w:pPr>
+      <w:r>
+        <w:rPr>
+          <w:rFonts w:ascii="Arial" w:cs="Arial" w:eastAsia="Arial" w:hAnsi="Arial"/>
+        </w:rPr>
+        <w:t xml:space="preserve">Phác thảo mã (minh hoạ, chưa áp vào app):</w:t>
+      </w:r>
+    </w:p>
+    <w:p>
+      <w:pPr>
+        <w:shd w:fill="F3F6F5" w:color="auto" w:val="clear"/>
+        <w:spacing w:after="0" w:line="240"/>
+        <w:ind w:left="120"/>
+      </w:pPr>
+      <w:r>
+        <w:rPr>
+          <w:rFonts w:ascii="Consolas" w:cs="Consolas" w:eastAsia="Consolas" w:hAnsi="Consolas"/>
+          <w:b/>
+          <w:bCs/>
+          <w:color w:val="0F7A66"/>
+          <w:sz w:val="14"/>
+          <w:szCs w:val="14"/>
+        </w:rPr>
+        <w:t xml:space="preserve">// src/lib/auth-callback.ts  (MỚI)</w:t>
+      </w:r>
+    </w:p>
+    <w:p>
+      <w:pPr>
+        <w:shd w:fill="F3F6F5" w:color="auto" w:val="clear"/>
+        <w:spacing w:after="0" w:line="240"/>
+        <w:ind w:left="120"/>
+      </w:pPr>
+      <w:r>
+        <w:rPr>
+          <w:rFonts w:ascii="Consolas" w:cs="Consolas" w:eastAsia="Consolas" w:hAnsi="Consolas"/>
+          <w:b w:val="false"/>
+          <w:bCs w:val="false"/>
+          <w:color w:val="1D2B2A"/>
+          <w:sz w:val="14"/>
+          <w:szCs w:val="14"/>
+        </w:rPr>
+        <w:t xml:space="preserve">export const hasAuthCallback = (l = window.location) =&gt;</w:t>
+      </w:r>
+    </w:p>
+    <w:p>
+      <w:pPr>
+        <w:shd w:fill="F3F6F5" w:color="auto" w:val="clear"/>
+        <w:spacing w:after="0" w:line="240"/>
+        <w:ind w:left="120"/>
+      </w:pPr>
+      <w:r>
+        <w:rPr>
+          <w:rFonts w:ascii="Consolas" w:cs="Consolas" w:eastAsia="Consolas" w:hAnsi="Consolas"/>
+          <w:b w:val="false"/>
+          <w:bCs w:val="false"/>
+          <w:color w:val="1D2B2A"/>
+          <w:sz w:val="14"/>
+          <w:szCs w:val="14"/>
+        </w:rPr>
+        <w:t xml:space="preserve">  /(^|[#&amp;?])(access_token|code|error)=/.test(l.hash + l.search);</w:t>
+      </w:r>
+    </w:p>
+    <w:p>
+      <w:pPr>
+        <w:shd w:fill="F3F6F5" w:color="auto" w:val="clear"/>
+        <w:spacing w:after="0" w:line="240"/>
+        <w:ind w:left="120"/>
+      </w:pPr>
+      <w:r>
+        <w:rPr>
+          <w:rFonts w:ascii="Consolas" w:cs="Consolas" w:eastAsia="Consolas" w:hAnsi="Consolas"/>
+          <w:b w:val="false"/>
+          <w:bCs w:val="false"/>
+          <w:color w:val="1D2B2A"/>
+          <w:sz w:val="14"/>
+          <w:szCs w:val="14"/>
+        </w:rPr>
+        <w:t xml:space="preserve">export async function completeAuthCallback() {</w:t>
+      </w:r>
+    </w:p>
+    <w:p>
+      <w:pPr>
+        <w:shd w:fill="F3F6F5" w:color="auto" w:val="clear"/>
+        <w:spacing w:after="0" w:line="240"/>
+        <w:ind w:left="120"/>
+      </w:pPr>
+      <w:r>
+        <w:rPr>
+          <w:rFonts w:ascii="Consolas" w:cs="Consolas" w:eastAsia="Consolas" w:hAnsi="Consolas"/>
+          <w:b w:val="false"/>
+          <w:bCs w:val="false"/>
+          <w:color w:val="1D2B2A"/>
+          <w:sz w:val="14"/>
+          <w:szCs w:val="14"/>
+        </w:rPr>
+        <w:t xml:space="preserve">  const p = new URLSearchParams(location.hash.slice(1) || location.search);</w:t>
+      </w:r>
+    </w:p>
+    <w:p>
+      <w:pPr>
+        <w:shd w:fill="F3F6F5" w:color="auto" w:val="clear"/>
+        <w:spacing w:after="0" w:line="240"/>
+        <w:ind w:left="120"/>
+      </w:pPr>
+      <w:r>
+        <w:rPr>
+          <w:rFonts w:ascii="Consolas" w:cs="Consolas" w:eastAsia="Consolas" w:hAnsi="Consolas"/>
+          <w:b w:val="false"/>
+          <w:bCs w:val="false"/>
+          <w:color w:val="1D2B2A"/>
+          <w:sz w:val="14"/>
+          <w:szCs w:val="14"/>
+        </w:rPr>
+        <w:t xml:space="preserve">  const err = p.get("error_description") ?? p.get("error");</w:t>
+      </w:r>
+    </w:p>
+    <w:p>
+      <w:pPr>
+        <w:shd w:fill="F3F6F5" w:color="auto" w:val="clear"/>
+        <w:spacing w:after="0" w:line="240"/>
+        <w:ind w:left="120"/>
+      </w:pPr>
+      <w:r>
+        <w:rPr>
+          <w:rFonts w:ascii="Consolas" w:cs="Consolas" w:eastAsia="Consolas" w:hAnsi="Consolas"/>
+          <w:b w:val="false"/>
+          <w:bCs w:val="false"/>
+          <w:color w:val="1D2B2A"/>
+          <w:sz w:val="14"/>
+          <w:szCs w:val="14"/>
+        </w:rPr>
+        <w:t xml:space="preserve">  const { supabase } = await import("@/integrations/supabase/client");</w:t>
+      </w:r>
+    </w:p>
+    <w:p>
+      <w:pPr>
+        <w:shd w:fill="F3F6F5" w:color="auto" w:val="clear"/>
+        <w:spacing w:after="0" w:line="240"/>
+        <w:ind w:left="120"/>
+      </w:pPr>
+      <w:r>
+        <w:rPr>
+          <w:rFonts w:ascii="Consolas" w:cs="Consolas" w:eastAsia="Consolas" w:hAnsi="Consolas"/>
+          <w:b w:val="false"/>
+          <w:bCs w:val="false"/>
+          <w:color w:val="1D2B2A"/>
+          <w:sz w:val="14"/>
+          <w:szCs w:val="14"/>
+        </w:rPr>
+        <w:t xml:space="preserve">  const { data } = await supabase.auth.getSession(); // khởi tạo → tự đọc mã trên URL</w:t>
+      </w:r>
+    </w:p>
+    <w:p>
+      <w:pPr>
+        <w:shd w:fill="F3F6F5" w:color="auto" w:val="clear"/>
+        <w:spacing w:after="0" w:line="240"/>
+        <w:ind w:left="120"/>
+      </w:pPr>
+      <w:r>
+        <w:rPr>
+          <w:rFonts w:ascii="Consolas" w:cs="Consolas" w:eastAsia="Consolas" w:hAnsi="Consolas"/>
+          <w:b w:val="false"/>
+          <w:bCs w:val="false"/>
+          <w:color w:val="1D2B2A"/>
+          <w:sz w:val="14"/>
+          <w:szCs w:val="14"/>
+        </w:rPr>
+        <w:t xml:space="preserve">  history.replaceState(null, "", location.pathname);  // xoá mã khỏi thanh địa chỉ</w:t>
+      </w:r>
+    </w:p>
+    <w:p>
+      <w:pPr>
+        <w:shd w:fill="F3F6F5" w:color="auto" w:val="clear"/>
+        <w:spacing w:after="0" w:line="240"/>
+        <w:ind w:left="120"/>
+      </w:pPr>
+      <w:r>
+        <w:rPr>
+          <w:rFonts w:ascii="Consolas" w:cs="Consolas" w:eastAsia="Consolas" w:hAnsi="Consolas"/>
+          <w:b w:val="false"/>
+          <w:bCs w:val="false"/>
+          <w:color w:val="1D2B2A"/>
+          <w:sz w:val="14"/>
+          <w:szCs w:val="14"/>
+        </w:rPr>
+        <w:t xml:space="preserve">  const next = sessionStorage.getItem("gn-auth-next") ?? "/me";</w:t>
+      </w:r>
+    </w:p>
+    <w:p>
+      <w:pPr>
+        <w:shd w:fill="F3F6F5" w:color="auto" w:val="clear"/>
+        <w:spacing w:after="0" w:line="240"/>
+        <w:ind w:left="120"/>
+      </w:pPr>
+      <w:r>
+        <w:rPr>
+          <w:rFonts w:ascii="Consolas" w:cs="Consolas" w:eastAsia="Consolas" w:hAnsi="Consolas"/>
+          <w:b w:val="false"/>
+          <w:bCs w:val="false"/>
+          <w:color w:val="1D2B2A"/>
+          <w:sz w:val="14"/>
+          <w:szCs w:val="14"/>
+        </w:rPr>
+        <w:t xml:space="preserve">  sessionStorage.removeItem("gn-auth-next");</w:t>
+      </w:r>
+    </w:p>
+    <w:p>
+      <w:pPr>
+        <w:shd w:fill="F3F6F5" w:color="auto" w:val="clear"/>
+        <w:spacing w:after="0" w:line="240"/>
+        <w:ind w:left="120"/>
+      </w:pPr>
+      <w:r>
+        <w:rPr>
+          <w:rFonts w:ascii="Consolas" w:cs="Consolas" w:eastAsia="Consolas" w:hAnsi="Consolas"/>
+          <w:b w:val="false"/>
+          <w:bCs w:val="false"/>
+          <w:color w:val="1D2B2A"/>
+          <w:sz w:val="14"/>
+          <w:szCs w:val="14"/>
+        </w:rPr>
+        <w:t xml:space="preserve">  return { user: data.session?.user ?? null, error: err, next };</w:t>
+      </w:r>
+    </w:p>
+    <w:p>
+      <w:pPr>
+        <w:shd w:fill="F3F6F5" w:color="auto" w:val="clear"/>
+        <w:spacing w:after="0" w:line="240"/>
+        <w:ind w:left="120"/>
+      </w:pPr>
+      <w:r>
+        <w:rPr>
+          <w:rFonts w:ascii="Consolas" w:cs="Consolas" w:eastAsia="Consolas" w:hAnsi="Consolas"/>
+          <w:b w:val="false"/>
+          <w:bCs w:val="false"/>
+          <w:color w:val="1D2B2A"/>
+          <w:sz w:val="14"/>
+          <w:szCs w:val="14"/>
+        </w:rPr>
+        <w:t xml:space="preserve">}</w:t>
+      </w:r>
+    </w:p>
+    <w:p>
+      <w:pPr>
+        <w:shd w:fill="F3F6F5" w:color="auto" w:val="clear"/>
+        <w:spacing w:after="0" w:line="240"/>
+        <w:ind w:left="120"/>
+      </w:pPr>
+      <w:r>
+        <w:rPr>
+          <w:rFonts w:ascii="Consolas" w:cs="Consolas" w:eastAsia="Consolas" w:hAnsi="Consolas"/>
+          <w:b/>
+          <w:bCs/>
+          <w:color w:val="B7791F"/>
+          <w:sz w:val="14"/>
+          <w:szCs w:val="14"/>
+        </w:rPr>
+        <w:t xml:space="preserve">// src/routes/__root.tsx  (SỬA) – trong component gốc</w:t>
+      </w:r>
+    </w:p>
+    <w:p>
+      <w:pPr>
+        <w:shd w:fill="F3F6F5" w:color="auto" w:val="clear"/>
+        <w:spacing w:after="0" w:line="240"/>
+        <w:ind w:left="120"/>
+      </w:pPr>
+      <w:r>
+        <w:rPr>
+          <w:rFonts w:ascii="Consolas" w:cs="Consolas" w:eastAsia="Consolas" w:hAnsi="Consolas"/>
+          <w:b w:val="false"/>
+          <w:bCs w:val="false"/>
+          <w:color w:val="1D2B2A"/>
+          <w:sz w:val="14"/>
+          <w:szCs w:val="14"/>
+        </w:rPr>
+        <w:t xml:space="preserve">useEffect(() =&gt; { if (hasAuthCallback()) void completeAuthCallback().then((r) =&gt;</w:t>
+      </w:r>
+    </w:p>
+    <w:p>
+      <w:pPr>
+        <w:shd w:fill="F3F6F5" w:color="auto" w:val="clear"/>
+        <w:spacing w:after="0" w:line="240"/>
+        <w:ind w:left="120"/>
+      </w:pPr>
+      <w:r>
+        <w:rPr>
+          <w:rFonts w:ascii="Consolas" w:cs="Consolas" w:eastAsia="Consolas" w:hAnsi="Consolas"/>
+          <w:b w:val="false"/>
+          <w:bCs w:val="false"/>
+          <w:color w:val="1D2B2A"/>
+          <w:sz w:val="14"/>
+          <w:szCs w:val="14"/>
+        </w:rPr>
+        <w:t xml:space="preserve">  r.user ? (toast.success("Đã đăng nhập"), navigate({ to: r.next }))</w:t>
+      </w:r>
+    </w:p>
+    <w:p>
+      <w:pPr>
+        <w:shd w:fill="F3F6F5" w:color="auto" w:val="clear"/>
+        <w:spacing w:after="0" w:line="240"/>
+        <w:ind w:left="120"/>
+      </w:pPr>
+      <w:r>
+        <w:rPr>
+          <w:rFonts w:ascii="Consolas" w:cs="Consolas" w:eastAsia="Consolas" w:hAnsi="Consolas"/>
+          <w:b w:val="false"/>
+          <w:bCs w:val="false"/>
+          <w:color w:val="1D2B2A"/>
+          <w:sz w:val="14"/>
+          <w:szCs w:val="14"/>
+        </w:rPr>
+        <w:t xml:space="preserve">         : toast.error(authMessage(r.error ?? "Sign in failed"))); }, []);</w:t>
+      </w:r>
+    </w:p>
+    <w:p>
+      <w:pPr>
+        <w:spacing w:after="60"/>
+      </w:pPr>
+    </w:p>
+    <w:p>
+      <w:pPr>
+        <w:spacing w:after="60" w:before="120"/>
+        <w:jc w:val="center"/>
+      </w:pPr>
+      <w:r>
+        <w:drawing>
+          <wp:inline distT="0" distB="0" distL="0" distR="0">
+            <wp:extent cx="4476750" cy="4695825"/>
+            <wp:effectExtent t="0" r="0" b="0" l="0"/>
+            <wp:docPr id="1" name="f9.png" descr="Màn đăng nhập khi mở trong Zalo (trái) và các trạng thái sau khi quay về (phải)" title="Màn đăng nhập khi mở trong Zalo (trái) và các trạng thái sau khi quay về (phải)"/>
+            <wp:cNvGraphicFramePr>
+              <a:graphicFrameLocks xmlns:a="http://schemas.openxmlformats.org/drawingml/2006/main" noChangeAspect="1"/>
+            </wp:cNvGraphicFramePr>
+            <a:graphic xmlns:a="http://schemas.openxmlformats.org/drawingml/2006/main">
+              <a:graphicData uri="http://schemas.openxmlformats.org/drawingml/2006/picture">
+                <pic:pic xmlns:pic="http://schemas.openxmlformats.org/drawingml/2006/picture">
+                  <pic:nvPicPr>
+                    <pic:cNvPr id="0" name="" descr=""/>
+                    <pic:cNvPicPr>
+                      <a:picLocks noChangeAspect="1" noChangeArrowheads="1"/>
+                    </pic:cNvPicPr>
+                  </pic:nvPicPr>
+                  <pic:blipFill>
+                    <a:blip r:embed="rId12" cstate="none"/>
+                    <a:srcRect/>
+                    <a:stretch>
+                      <a:fillRect/>
+                    </a:stretch>
+                  </pic:blipFill>
+                  <pic:spPr bwMode="auto">
+                    <a:xfrm>
+                      <a:off x="0" y="0"/>
+                      <a:ext cx="4476750" cy="4695825"/>
+                    </a:xfrm>
+                    <a:prstGeom prst="rect">
+                      <a:avLst/>
+                    </a:prstGeom>
+                  </pic:spPr>
+                </pic:pic>
+              </a:graphicData>
+            </a:graphic>
+          </wp:inline>
+        </w:drawing>
+      </w:r>
+    </w:p>
+    <w:p>
+      <w:pPr>
+        <w:spacing w:after="200"/>
+        <w:jc w:val="center"/>
+      </w:pPr>
+      <w:r>
+        <w:rPr>
+          <w:rFonts w:ascii="Arial" w:cs="Arial" w:eastAsia="Arial" w:hAnsi="Arial"/>
+          <w:i/>
+          <w:iCs/>
+          <w:color w:val="44544F"/>
+          <w:sz w:val="18"/>
+          <w:szCs w:val="18"/>
+        </w:rPr>
+        <w:t xml:space="preserve">Hình 5 – Màn đăng nhập khi mở trong Zalo (trái) và các trạng thái sau khi quay về (phải)</w:t>
+      </w:r>
+    </w:p>
+    <w:p>
+      <w:pPr>
+        <w:pStyle w:val="Heading2"/>
+      </w:pPr>
+      <w:r>
+        <w:rPr>
+          <w:rFonts w:ascii="Arial" w:cs="Arial" w:eastAsia="Arial" w:hAnsi="Arial"/>
+        </w:rPr>
+        <w:t xml:space="preserve">7.4 Kiểm chứng và nghiệm thu BL-00</w:t>
+      </w:r>
+    </w:p>
+    <w:tbl>
+      <w:tblPr>
+        <w:tblW w:type="dxa" w:w="9638"/>
+        <w:tblBorders>
+          <w:top w:val="single" w:color="auto" w:sz="4"/>
+          <w:left w:val="single" w:color="auto" w:sz="4"/>
+          <w:bottom w:val="single" w:color="auto" w:sz="4"/>
+          <w:right w:val="single" w:color="auto" w:sz="4"/>
+          <w:insideH w:val="single" w:color="auto" w:sz="4"/>
+          <w:insideV w:val="single" w:color="auto" w:sz="4"/>
+        </w:tblBorders>
+      </w:tblPr>
+      <w:tblGrid>
+        <w:gridCol w:w="2313"/>
+        <w:gridCol w:w="4433"/>
+        <w:gridCol w:w="2892"/>
+      </w:tblGrid>
+      <w:tr>
+        <w:trPr>
+          <w:tblHeader/>
+        </w:trPr>
+        <w:tc>
+          <w:tcPr>
+            <w:tcW w:type="dxa" w:w="2313"/>
+            <w:tcBorders>
+              <w:top w:val="single" w:color="BFC7C5" w:sz="4"/>
+              <w:left w:val="single" w:color="BFC7C5" w:sz="4"/>
+              <w:bottom w:val="single" w:color="BFC7C5" w:sz="4"/>
+              <w:right w:val="single" w:color="BFC7C5" w:sz="4"/>
+            </w:tcBorders>
+            <w:shd w:fill="006F59" w:color="auto" w:val="clear"/>
+            <w:tcMar>
+              <w:top w:type="dxa" w:w="60"/>
+              <w:left w:type="dxa" w:w="100"/>
+              <w:bottom w:type="dxa" w:w="60"/>
+              <w:right w:type="dxa" w:w="100"/>
+            </w:tcMar>
+          </w:tcPr>
+          <w:p>
+            <w:pPr>
+              <w:spacing w:after="20"/>
+            </w:pPr>
+            <w:r>
+              <w:rPr>
+                <w:rFonts w:ascii="Arial" w:cs="Arial" w:eastAsia="Arial" w:hAnsi="Arial"/>
+                <w:b/>
+                <w:bCs/>
+                <w:color w:val="FFFFFF"/>
+                <w:sz w:val="19"/>
+                <w:szCs w:val="19"/>
+              </w:rPr>
+              <w:t xml:space="preserve">Ca kiểm</w:t>
+            </w:r>
+          </w:p>
+        </w:tc>
+        <w:tc>
+          <w:tcPr>
+            <w:tcW w:type="dxa" w:w="4433"/>
+            <w:tcBorders>
+              <w:top w:val="single" w:color="BFC7C5" w:sz="4"/>
+              <w:left w:val="single" w:color="BFC7C5" w:sz="4"/>
+              <w:bottom w:val="single" w:color="BFC7C5" w:sz="4"/>
+              <w:right w:val="single" w:color="BFC7C5" w:sz="4"/>
+            </w:tcBorders>
+            <w:shd w:fill="006F59" w:color="auto" w:val="clear"/>
+            <w:tcMar>
+              <w:top w:type="dxa" w:w="60"/>
+              <w:left w:type="dxa" w:w="100"/>
+              <w:bottom w:type="dxa" w:w="60"/>
+              <w:right w:type="dxa" w:w="100"/>
+            </w:tcMar>
+          </w:tcPr>
+          <w:p>
+            <w:pPr>
+              <w:spacing w:after="20"/>
+            </w:pPr>
+            <w:r>
+              <w:rPr>
+                <w:rFonts w:ascii="Arial" w:cs="Arial" w:eastAsia="Arial" w:hAnsi="Arial"/>
+                <w:b/>
+                <w:bCs/>
+                <w:color w:val="FFFFFF"/>
+                <w:sz w:val="19"/>
+                <w:szCs w:val="19"/>
+              </w:rPr>
+              <w:t xml:space="preserve">Cách làm</w:t>
+            </w:r>
+          </w:p>
+        </w:tc>
+        <w:tc>
+          <w:tcPr>
+            <w:tcW w:type="dxa" w:w="2892"/>
+            <w:tcBorders>
+              <w:top w:val="single" w:color="BFC7C5" w:sz="4"/>
+              <w:left w:val="single" w:color="BFC7C5" w:sz="4"/>
+              <w:bottom w:val="single" w:color="BFC7C5" w:sz="4"/>
+              <w:right w:val="single" w:color="BFC7C5" w:sz="4"/>
+            </w:tcBorders>
+            <w:shd w:fill="006F59" w:color="auto" w:val="clear"/>
+            <w:tcMar>
+              <w:top w:type="dxa" w:w="60"/>
+              <w:left w:type="dxa" w:w="100"/>
+              <w:bottom w:type="dxa" w:w="60"/>
+              <w:right w:type="dxa" w:w="100"/>
+            </w:tcMar>
+          </w:tcPr>
+          <w:p>
+            <w:pPr>
+              <w:spacing w:after="20"/>
+            </w:pPr>
+            <w:r>
+              <w:rPr>
+                <w:rFonts w:ascii="Arial" w:cs="Arial" w:eastAsia="Arial" w:hAnsi="Arial"/>
+                <w:b/>
+                <w:bCs/>
+                <w:color w:val="FFFFFF"/>
+                <w:sz w:val="19"/>
+                <w:szCs w:val="19"/>
+              </w:rPr>
+              <w:t xml:space="preserve">Đạt khi</w:t>
+            </w:r>
+          </w:p>
+        </w:tc>
+      </w:tr>
+      <w:tr>
+        <w:tc>
+          <w:tcPr>
+            <w:tcW w:type="dxa" w:w="2313"/>
+            <w:tcBorders>
+              <w:top w:val="single" w:color="BFC7C5" w:sz="4"/>
+              <w:left w:val="single" w:color="BFC7C5" w:sz="4"/>
+              <w:bottom w:val="single" w:color="BFC7C5" w:sz="4"/>
+              <w:right w:val="single" w:color="BFC7C5" w:sz="4"/>
+            </w:tcBorders>
+            <w:tcMar>
+              <w:top w:type="dxa" w:w="60"/>
+              <w:left w:type="dxa" w:w="100"/>
+              <w:bottom w:type="dxa" w:w="60"/>
+              <w:right w:type="dxa" w:w="100"/>
+            </w:tcMar>
+          </w:tcPr>
+          <w:p>
+            <w:pPr>
+              <w:spacing w:after="20"/>
+            </w:pPr>
+            <w:r>
+              <w:rPr>
+                <w:rFonts w:ascii="Arial" w:cs="Arial" w:eastAsia="Arial" w:hAnsi="Arial"/>
+              </w:rPr>
+              <w:t xml:space="preserve">Phiên trả về trang chủ (GG-01)</w:t>
+            </w:r>
+          </w:p>
+        </w:tc>
+        <w:tc>
+          <w:tcPr>
+            <w:tcW w:type="dxa" w:w="4433"/>
+            <w:tcBorders>
+              <w:top w:val="single" w:color="BFC7C5" w:sz="4"/>
+              <w:left w:val="single" w:color="BFC7C5" w:sz="4"/>
+              <w:bottom w:val="single" w:color="BFC7C5" w:sz="4"/>
+              <w:right w:val="single" w:color="BFC7C5" w:sz="4"/>
+            </w:tcBorders>
+            <w:tcMar>
+              <w:top w:type="dxa" w:w="60"/>
+              <w:left w:type="dxa" w:w="100"/>
+              <w:bottom w:type="dxa" w:w="60"/>
+              <w:right w:type="dxa" w:w="100"/>
+            </w:tcMar>
+          </w:tcPr>
+          <w:p>
+            <w:pPr>
+              <w:spacing w:after="20"/>
+            </w:pPr>
+            <w:r>
+              <w:rPr>
+                <w:rFonts w:ascii="Arial" w:cs="Arial" w:eastAsia="Arial" w:hAnsi="Arial"/>
+              </w:rPr>
+              <w:t xml:space="preserve">Playwright: chặn /~oauth/initiate → chuyển về /#access_token=…&amp;refresh_token=… ; mock Supabase /auth/v1/user (scripts/playwright/mock-supabase.mjs có sẵn)</w:t>
+            </w:r>
+          </w:p>
+        </w:tc>
+        <w:tc>
+          <w:tcPr>
+            <w:tcW w:type="dxa" w:w="2892"/>
+            <w:tcBorders>
+              <w:top w:val="single" w:color="BFC7C5" w:sz="4"/>
+              <w:left w:val="single" w:color="BFC7C5" w:sz="4"/>
+              <w:bottom w:val="single" w:color="BFC7C5" w:sz="4"/>
+              <w:right w:val="single" w:color="BFC7C5" w:sz="4"/>
+            </w:tcBorders>
+            <w:tcMar>
+              <w:top w:type="dxa" w:w="60"/>
+              <w:left w:type="dxa" w:w="100"/>
+              <w:bottom w:type="dxa" w:w="60"/>
+              <w:right w:type="dxa" w:w="100"/>
+            </w:tcMar>
+          </w:tcPr>
+          <w:p>
+            <w:pPr>
+              <w:spacing w:after="20"/>
+            </w:pPr>
+            <w:r>
+              <w:rPr>
+                <w:rFonts w:ascii="Arial" w:cs="Arial" w:eastAsia="Arial" w:hAnsi="Arial"/>
+              </w:rPr>
+              <w:t xml:space="preserve">Tự sang /me, hiện email; URL không còn mã; tải lại vẫn đăng nhập</w:t>
+            </w:r>
+          </w:p>
+        </w:tc>
+      </w:tr>
+      <w:tr>
+        <w:tc>
+          <w:tcPr>
+            <w:tcW w:type="dxa" w:w="2313"/>
+            <w:tcBorders>
+              <w:top w:val="single" w:color="BFC7C5" w:sz="4"/>
+              <w:left w:val="single" w:color="BFC7C5" w:sz="4"/>
+              <w:bottom w:val="single" w:color="BFC7C5" w:sz="4"/>
+              <w:right w:val="single" w:color="BFC7C5" w:sz="4"/>
+            </w:tcBorders>
+            <w:tcMar>
+              <w:top w:type="dxa" w:w="60"/>
+              <w:left w:type="dxa" w:w="100"/>
+              <w:bottom w:type="dxa" w:w="60"/>
+              <w:right w:type="dxa" w:w="100"/>
+            </w:tcMar>
+          </w:tcPr>
+          <w:p>
+            <w:pPr>
+              <w:spacing w:after="20"/>
+            </w:pPr>
+            <w:r>
+              <w:rPr>
+                <w:rFonts w:ascii="Arial" w:cs="Arial" w:eastAsia="Arial" w:hAnsi="Arial"/>
+              </w:rPr>
+              <w:t xml:space="preserve">Đối chứng mã cũ</w:t>
+            </w:r>
+          </w:p>
+        </w:tc>
+        <w:tc>
+          <w:tcPr>
+            <w:tcW w:type="dxa" w:w="4433"/>
+            <w:tcBorders>
+              <w:top w:val="single" w:color="BFC7C5" w:sz="4"/>
+              <w:left w:val="single" w:color="BFC7C5" w:sz="4"/>
+              <w:bottom w:val="single" w:color="BFC7C5" w:sz="4"/>
+              <w:right w:val="single" w:color="BFC7C5" w:sz="4"/>
+            </w:tcBorders>
+            <w:tcMar>
+              <w:top w:type="dxa" w:w="60"/>
+              <w:left w:type="dxa" w:w="100"/>
+              <w:bottom w:type="dxa" w:w="60"/>
+              <w:right w:type="dxa" w:w="100"/>
+            </w:tcMar>
+          </w:tcPr>
+          <w:p>
+            <w:pPr>
+              <w:spacing w:after="20"/>
+            </w:pPr>
+            <w:r>
+              <w:rPr>
+                <w:rFonts w:ascii="Arial" w:cs="Arial" w:eastAsia="Arial" w:hAnsi="Arial"/>
+              </w:rPr>
+              <w:t xml:space="preserve">Chạy cùng kịch bản trên P19</w:t>
+            </w:r>
+          </w:p>
+        </w:tc>
+        <w:tc>
+          <w:tcPr>
+            <w:tcW w:type="dxa" w:w="2892"/>
+            <w:tcBorders>
+              <w:top w:val="single" w:color="BFC7C5" w:sz="4"/>
+              <w:left w:val="single" w:color="BFC7C5" w:sz="4"/>
+              <w:bottom w:val="single" w:color="BFC7C5" w:sz="4"/>
+              <w:right w:val="single" w:color="BFC7C5" w:sz="4"/>
+            </w:tcBorders>
+            <w:tcMar>
+              <w:top w:type="dxa" w:w="60"/>
+              <w:left w:type="dxa" w:w="100"/>
+              <w:bottom w:type="dxa" w:w="60"/>
+              <w:right w:type="dxa" w:w="100"/>
+            </w:tcMar>
+          </w:tcPr>
+          <w:p>
+            <w:pPr>
+              <w:spacing w:after="20"/>
+            </w:pPr>
+            <w:r>
+              <w:rPr>
+                <w:rFonts w:ascii="Arial" w:cs="Arial" w:eastAsia="Arial" w:hAnsi="Arial"/>
+              </w:rPr>
+              <w:t xml:space="preserve">Mã cũ vẫn “Đăng nhập” → xác nhận GG-01</w:t>
+            </w:r>
+          </w:p>
+        </w:tc>
+      </w:tr>
+      <w:tr>
+        <w:tc>
+          <w:tcPr>
+            <w:tcW w:type="dxa" w:w="2313"/>
+            <w:tcBorders>
+              <w:top w:val="single" w:color="BFC7C5" w:sz="4"/>
+              <w:left w:val="single" w:color="BFC7C5" w:sz="4"/>
+              <w:bottom w:val="single" w:color="BFC7C5" w:sz="4"/>
+              <w:right w:val="single" w:color="BFC7C5" w:sz="4"/>
+            </w:tcBorders>
+            <w:tcMar>
+              <w:top w:type="dxa" w:w="60"/>
+              <w:left w:type="dxa" w:w="100"/>
+              <w:bottom w:type="dxa" w:w="60"/>
+              <w:right w:type="dxa" w:w="100"/>
+            </w:tcMar>
+          </w:tcPr>
+          <w:p>
+            <w:pPr>
+              <w:spacing w:after="20"/>
+            </w:pPr>
+            <w:r>
+              <w:rPr>
+                <w:rFonts w:ascii="Arial" w:cs="Arial" w:eastAsia="Arial" w:hAnsi="Arial"/>
+              </w:rPr>
+              <w:t xml:space="preserve">Lỗi trên URL (GG-07)</w:t>
+            </w:r>
+          </w:p>
+        </w:tc>
+        <w:tc>
+          <w:tcPr>
+            <w:tcW w:type="dxa" w:w="4433"/>
+            <w:tcBorders>
+              <w:top w:val="single" w:color="BFC7C5" w:sz="4"/>
+              <w:left w:val="single" w:color="BFC7C5" w:sz="4"/>
+              <w:bottom w:val="single" w:color="BFC7C5" w:sz="4"/>
+              <w:right w:val="single" w:color="BFC7C5" w:sz="4"/>
+            </w:tcBorders>
+            <w:tcMar>
+              <w:top w:type="dxa" w:w="60"/>
+              <w:left w:type="dxa" w:w="100"/>
+              <w:bottom w:type="dxa" w:w="60"/>
+              <w:right w:type="dxa" w:w="100"/>
+            </w:tcMar>
+          </w:tcPr>
+          <w:p>
+            <w:pPr>
+              <w:spacing w:after="20"/>
+            </w:pPr>
+            <w:r>
+              <w:rPr>
+                <w:rFonts w:ascii="Arial" w:cs="Arial" w:eastAsia="Arial" w:hAnsi="Arial"/>
+              </w:rPr>
+              <w:t xml:space="preserve">Chuyển về /?error=access_denied</w:t>
+            </w:r>
+          </w:p>
+        </w:tc>
+        <w:tc>
+          <w:tcPr>
+            <w:tcW w:type="dxa" w:w="2892"/>
+            <w:tcBorders>
+              <w:top w:val="single" w:color="BFC7C5" w:sz="4"/>
+              <w:left w:val="single" w:color="BFC7C5" w:sz="4"/>
+              <w:bottom w:val="single" w:color="BFC7C5" w:sz="4"/>
+              <w:right w:val="single" w:color="BFC7C5" w:sz="4"/>
+            </w:tcBorders>
+            <w:tcMar>
+              <w:top w:type="dxa" w:w="60"/>
+              <w:left w:type="dxa" w:w="100"/>
+              <w:bottom w:type="dxa" w:w="60"/>
+              <w:right w:type="dxa" w:w="100"/>
+            </w:tcMar>
+          </w:tcPr>
+          <w:p>
+            <w:pPr>
+              <w:spacing w:after="20"/>
+            </w:pPr>
+            <w:r>
+              <w:rPr>
+                <w:rFonts w:ascii="Arial" w:cs="Arial" w:eastAsia="Arial" w:hAnsi="Arial"/>
+              </w:rPr>
+              <w:t xml:space="preserve">Thông báo tiếng Việt, không treo</w:t>
+            </w:r>
+          </w:p>
+        </w:tc>
+      </w:tr>
+      <w:tr>
+        <w:tc>
+          <w:tcPr>
+            <w:tcW w:type="dxa" w:w="2313"/>
+            <w:tcBorders>
+              <w:top w:val="single" w:color="BFC7C5" w:sz="4"/>
+              <w:left w:val="single" w:color="BFC7C5" w:sz="4"/>
+              <w:bottom w:val="single" w:color="BFC7C5" w:sz="4"/>
+              <w:right w:val="single" w:color="BFC7C5" w:sz="4"/>
+            </w:tcBorders>
+            <w:tcMar>
+              <w:top w:type="dxa" w:w="60"/>
+              <w:left w:type="dxa" w:w="100"/>
+              <w:bottom w:type="dxa" w:w="60"/>
+              <w:right w:type="dxa" w:w="100"/>
+            </w:tcMar>
+          </w:tcPr>
+          <w:p>
+            <w:pPr>
+              <w:spacing w:after="20"/>
+            </w:pPr>
+            <w:r>
+              <w:rPr>
+                <w:rFonts w:ascii="Arial" w:cs="Arial" w:eastAsia="Arial" w:hAnsi="Arial"/>
+              </w:rPr>
+              <w:t xml:space="preserve">Trình duyệt nhúng (GG-03)</w:t>
+            </w:r>
+          </w:p>
+        </w:tc>
+        <w:tc>
+          <w:tcPr>
+            <w:tcW w:type="dxa" w:w="4433"/>
+            <w:tcBorders>
+              <w:top w:val="single" w:color="BFC7C5" w:sz="4"/>
+              <w:left w:val="single" w:color="BFC7C5" w:sz="4"/>
+              <w:bottom w:val="single" w:color="BFC7C5" w:sz="4"/>
+              <w:right w:val="single" w:color="BFC7C5" w:sz="4"/>
+            </w:tcBorders>
+            <w:tcMar>
+              <w:top w:type="dxa" w:w="60"/>
+              <w:left w:type="dxa" w:w="100"/>
+              <w:bottom w:type="dxa" w:w="60"/>
+              <w:right w:type="dxa" w:w="100"/>
+            </w:tcMar>
+          </w:tcPr>
+          <w:p>
+            <w:pPr>
+              <w:spacing w:after="20"/>
+            </w:pPr>
+            <w:r>
+              <w:rPr>
+                <w:rFonts w:ascii="Arial" w:cs="Arial" w:eastAsia="Arial" w:hAnsi="Arial"/>
+              </w:rPr>
+              <w:t xml:space="preserve">userAgent Zalo/FBAN</w:t>
+            </w:r>
+          </w:p>
+        </w:tc>
+        <w:tc>
+          <w:tcPr>
+            <w:tcW w:type="dxa" w:w="2892"/>
+            <w:tcBorders>
+              <w:top w:val="single" w:color="BFC7C5" w:sz="4"/>
+              <w:left w:val="single" w:color="BFC7C5" w:sz="4"/>
+              <w:bottom w:val="single" w:color="BFC7C5" w:sz="4"/>
+              <w:right w:val="single" w:color="BFC7C5" w:sz="4"/>
+            </w:tcBorders>
+            <w:tcMar>
+              <w:top w:type="dxa" w:w="60"/>
+              <w:left w:type="dxa" w:w="100"/>
+              <w:bottom w:type="dxa" w:w="60"/>
+              <w:right w:type="dxa" w:w="100"/>
+            </w:tcMar>
+          </w:tcPr>
+          <w:p>
+            <w:pPr>
+              <w:spacing w:after="20"/>
+            </w:pPr>
+            <w:r>
+              <w:rPr>
+                <w:rFonts w:ascii="Arial" w:cs="Arial" w:eastAsia="Arial" w:hAnsi="Arial"/>
+              </w:rPr>
+              <w:t xml:space="preserve">Hiện hộp “Mở bằng Chrome”, nút Google mờ</w:t>
+            </w:r>
+          </w:p>
+        </w:tc>
+      </w:tr>
+      <w:tr>
+        <w:tc>
+          <w:tcPr>
+            <w:tcW w:type="dxa" w:w="2313"/>
+            <w:tcBorders>
+              <w:top w:val="single" w:color="BFC7C5" w:sz="4"/>
+              <w:left w:val="single" w:color="BFC7C5" w:sz="4"/>
+              <w:bottom w:val="single" w:color="BFC7C5" w:sz="4"/>
+              <w:right w:val="single" w:color="BFC7C5" w:sz="4"/>
+            </w:tcBorders>
+            <w:tcMar>
+              <w:top w:type="dxa" w:w="60"/>
+              <w:left w:type="dxa" w:w="100"/>
+              <w:bottom w:type="dxa" w:w="60"/>
+              <w:right w:type="dxa" w:w="100"/>
+            </w:tcMar>
+          </w:tcPr>
+          <w:p>
+            <w:pPr>
+              <w:spacing w:after="20"/>
+            </w:pPr>
+            <w:r>
+              <w:rPr>
+                <w:rFonts w:ascii="Arial" w:cs="Arial" w:eastAsia="Arial" w:hAnsi="Arial"/>
+              </w:rPr>
+              <w:t xml:space="preserve">Thật trên máy</w:t>
+            </w:r>
+          </w:p>
+        </w:tc>
+        <w:tc>
+          <w:tcPr>
+            <w:tcW w:type="dxa" w:w="4433"/>
+            <w:tcBorders>
+              <w:top w:val="single" w:color="BFC7C5" w:sz="4"/>
+              <w:left w:val="single" w:color="BFC7C5" w:sz="4"/>
+              <w:bottom w:val="single" w:color="BFC7C5" w:sz="4"/>
+              <w:right w:val="single" w:color="BFC7C5" w:sz="4"/>
+            </w:tcBorders>
+            <w:tcMar>
+              <w:top w:type="dxa" w:w="60"/>
+              <w:left w:type="dxa" w:w="100"/>
+              <w:bottom w:type="dxa" w:w="60"/>
+              <w:right w:type="dxa" w:w="100"/>
+            </w:tcMar>
+          </w:tcPr>
+          <w:p>
+            <w:pPr>
+              <w:spacing w:after="20"/>
+            </w:pPr>
+            <w:r>
+              <w:rPr>
+                <w:rFonts w:ascii="Arial" w:cs="Arial" w:eastAsia="Arial" w:hAnsi="Arial"/>
+              </w:rPr>
+              <w:t xml:space="preserve">Bản đã xuất bản trên Lovable: Android Chrome, iPhone Safari, PWA iPhone, Zalo</w:t>
+            </w:r>
+          </w:p>
+        </w:tc>
+        <w:tc>
+          <w:tcPr>
+            <w:tcW w:type="dxa" w:w="2892"/>
+            <w:tcBorders>
+              <w:top w:val="single" w:color="BFC7C5" w:sz="4"/>
+              <w:left w:val="single" w:color="BFC7C5" w:sz="4"/>
+              <w:bottom w:val="single" w:color="BFC7C5" w:sz="4"/>
+              <w:right w:val="single" w:color="BFC7C5" w:sz="4"/>
+            </w:tcBorders>
+            <w:tcMar>
+              <w:top w:type="dxa" w:w="60"/>
+              <w:left w:type="dxa" w:w="100"/>
+              <w:bottom w:type="dxa" w:w="60"/>
+              <w:right w:type="dxa" w:w="100"/>
+            </w:tcMar>
+          </w:tcPr>
+          <w:p>
+            <w:pPr>
+              <w:spacing w:after="20"/>
+            </w:pPr>
+            <w:r>
+              <w:rPr>
+                <w:rFonts w:ascii="Arial" w:cs="Arial" w:eastAsia="Arial" w:hAnsi="Arial"/>
+              </w:rPr>
+              <w:t xml:space="preserve">Ghi Đạt/Không đạt từng ca vào phiếu UAT</w:t>
+            </w:r>
+          </w:p>
+        </w:tc>
+      </w:tr>
+    </w:tbl>
+    <w:p>
+      <w:pPr>
+        <w:pStyle w:val="Heading1"/>
+      </w:pPr>
+      <w:r>
+        <w:rPr>
+          <w:rFonts w:ascii="Arial" w:cs="Arial" w:eastAsia="Arial" w:hAnsi="Arial"/>
+        </w:rPr>
+        <w:t xml:space="preserve">8. Thiết kế đề xuất: “Chụp trước – Xử lý sau” bản thực thi</w:t>
+      </w:r>
+    </w:p>
+    <w:p>
+      <w:pPr>
+        <w:pStyle w:val="Heading2"/>
+      </w:pPr>
+      <w:r>
+        <w:rPr>
+          <w:rFonts w:ascii="Arial" w:cs="Arial" w:eastAsia="Arial" w:hAnsi="Arial"/>
+        </w:rPr>
+        <w:t xml:space="preserve">8.1 Nguyên tắc</w:t>
+      </w:r>
+    </w:p>
+    <w:p>
+      <w:pPr>
+        <w:pStyle w:val="ListParagraph"/>
+        <w:numPr>
+          <w:ilvl w:val="0"/>
+          <w:numId w:val="4"/>
         </w:numPr>
         <w:spacing w:after="60" w:line="276"/>
       </w:pPr>
@@ -5984,7 +9581,7 @@
         <w:pStyle w:val="ListParagraph"/>
         <w:numPr>
           <w:ilvl w:val="0"/>
-          <w:numId w:val="3"/>
+          <w:numId w:val="4"/>
         </w:numPr>
         <w:spacing w:after="60" w:line="276"/>
       </w:pPr>
@@ -6008,7 +9605,7 @@
         <w:pStyle w:val="ListParagraph"/>
         <w:numPr>
           <w:ilvl w:val="0"/>
-          <w:numId w:val="3"/>
+          <w:numId w:val="4"/>
         </w:numPr>
         <w:spacing w:after="60" w:line="276"/>
       </w:pPr>
@@ -6032,7 +9629,7 @@
         <w:pStyle w:val="ListParagraph"/>
         <w:numPr>
           <w:ilvl w:val="0"/>
-          <w:numId w:val="3"/>
+          <w:numId w:val="4"/>
         </w:numPr>
         <w:spacing w:after="60" w:line="276"/>
       </w:pPr>
@@ -6056,7 +9653,7 @@
         <w:pStyle w:val="ListParagraph"/>
         <w:numPr>
           <w:ilvl w:val="0"/>
-          <w:numId w:val="3"/>
+          <w:numId w:val="4"/>
         </w:numPr>
         <w:spacing w:after="60" w:line="276"/>
       </w:pPr>
@@ -6080,7 +9677,7 @@
         <w:pStyle w:val="ListParagraph"/>
         <w:numPr>
           <w:ilvl w:val="0"/>
-          <w:numId w:val="3"/>
+          <w:numId w:val="4"/>
         </w:numPr>
         <w:spacing w:after="60" w:line="276"/>
       </w:pPr>
@@ -6107,7 +9704,7 @@
         <w:rPr>
           <w:rFonts w:ascii="Arial" w:cs="Arial" w:eastAsia="Arial" w:hAnsi="Arial"/>
         </w:rPr>
-        <w:t xml:space="preserve">6.2 Vòng đời trang</w:t>
+        <w:t xml:space="preserve">8.2 Vòng đời trang</w:t>
       </w:r>
     </w:p>
     <w:tbl>
@@ -6962,7 +10559,7 @@
         <w:rPr>
           <w:rFonts w:ascii="Arial" w:cs="Arial" w:eastAsia="Arial" w:hAnsi="Arial"/>
         </w:rPr>
-        <w:t xml:space="preserve">6.3 Hành trình người dùng sau nâng cấp</w:t>
+        <w:t xml:space="preserve">8.3 Hành trình người dùng sau nâng cấp</w:t>
       </w:r>
     </w:p>
     <w:tbl>
@@ -7714,7 +11311,2213 @@
         <w:rPr>
           <w:rFonts w:ascii="Arial" w:cs="Arial" w:eastAsia="Arial" w:hAnsi="Arial"/>
         </w:rPr>
-        <w:t xml:space="preserve">7. Lộ trình triển khai</w:t>
+        <w:t xml:space="preserve">9. Giao diện và layout chi tiết</w:t>
+      </w:r>
+    </w:p>
+    <w:p>
+      <w:pPr>
+        <w:spacing w:after="120" w:line="288"/>
+      </w:pPr>
+      <w:r>
+        <w:rPr>
+          <w:rFonts w:ascii="Arial" w:cs="Arial" w:eastAsia="Arial" w:hAnsi="Arial"/>
+        </w:rPr>
+        <w:t xml:space="preserve">Nguyên tắc §16 của đề án được giữ: </w:t>
+      </w:r>
+      <w:r>
+        <w:rPr>
+          <w:rFonts w:ascii="Arial" w:cs="Arial" w:eastAsia="Arial" w:hAnsi="Arial"/>
+          <w:b/>
+          <w:bCs/>
+        </w:rPr>
+        <w:t xml:space="preserve">không thêm tuyến mới, không đổi bố cục 4 bước đã chốt</w:t>
+      </w:r>
+      <w:r>
+        <w:rPr>
+          <w:rFonts w:ascii="Arial" w:cs="Arial" w:eastAsia="Arial" w:hAnsi="Arial"/>
+        </w:rPr>
+        <w:t xml:space="preserve">. Màn Xem lại và Lọc theo lô là lớp phủ trong /doc/$id, bảng Thêm trên PC là cột phải của cùng màn.</w:t>
+      </w:r>
+    </w:p>
+    <w:p>
+      <w:pPr>
+        <w:pStyle w:val="Heading2"/>
+      </w:pPr>
+      <w:r>
+        <w:rPr>
+          <w:rFonts w:ascii="Arial" w:cs="Arial" w:eastAsia="Arial" w:hAnsi="Arial"/>
+        </w:rPr>
+        <w:t xml:space="preserve">9.1 Màn Chụp – hiện tại và đề xuất</w:t>
+      </w:r>
+    </w:p>
+    <w:p>
+      <w:pPr>
+        <w:spacing w:after="60" w:before="120"/>
+        <w:jc w:val="center"/>
+      </w:pPr>
+      <w:r>
+        <w:drawing>
+          <wp:inline distT="0" distB="0" distL="0" distR="0">
+            <wp:extent cx="6096000" cy="4171950"/>
+            <wp:effectExtent t="0" r="0" b="0" l="0"/>
+            <wp:docPr id="1" name="f2.png" descr="Màn Chụp: bản P19 (trái) so với đề xuất CS-03…CS-05 (phải)" title="Màn Chụp: bản P19 (trái) so với đề xuất CS-03…CS-05 (phải)"/>
+            <wp:cNvGraphicFramePr>
+              <a:graphicFrameLocks xmlns:a="http://schemas.openxmlformats.org/drawingml/2006/main" noChangeAspect="1"/>
+            </wp:cNvGraphicFramePr>
+            <a:graphic xmlns:a="http://schemas.openxmlformats.org/drawingml/2006/main">
+              <a:graphicData uri="http://schemas.openxmlformats.org/drawingml/2006/picture">
+                <pic:pic xmlns:pic="http://schemas.openxmlformats.org/drawingml/2006/picture">
+                  <pic:nvPicPr>
+                    <pic:cNvPr id="0" name="" descr=""/>
+                    <pic:cNvPicPr>
+                      <a:picLocks noChangeAspect="1" noChangeArrowheads="1"/>
+                    </pic:cNvPicPr>
+                  </pic:nvPicPr>
+                  <pic:blipFill>
+                    <a:blip r:embed="rId13" cstate="none"/>
+                    <a:srcRect/>
+                    <a:stretch>
+                      <a:fillRect/>
+                    </a:stretch>
+                  </pic:blipFill>
+                  <pic:spPr bwMode="auto">
+                    <a:xfrm>
+                      <a:off x="0" y="0"/>
+                      <a:ext cx="6096000" cy="4171950"/>
+                    </a:xfrm>
+                    <a:prstGeom prst="rect">
+                      <a:avLst/>
+                    </a:prstGeom>
+                  </pic:spPr>
+                </pic:pic>
+              </a:graphicData>
+            </a:graphic>
+          </wp:inline>
+        </w:drawing>
+      </w:r>
+    </w:p>
+    <w:p>
+      <w:pPr>
+        <w:spacing w:after="200"/>
+        <w:jc w:val="center"/>
+      </w:pPr>
+      <w:r>
+        <w:rPr>
+          <w:rFonts w:ascii="Arial" w:cs="Arial" w:eastAsia="Arial" w:hAnsi="Arial"/>
+          <w:i/>
+          <w:iCs/>
+          <w:color w:val="44544F"/>
+          <w:sz w:val="18"/>
+          <w:szCs w:val="18"/>
+        </w:rPr>
+        <w:t xml:space="preserve">Hình 6 – Màn Chụp: bản P19 (trái) so với đề xuất CS-03…CS-05 (phải)</w:t>
+      </w:r>
+    </w:p>
+    <w:p>
+      <w:pPr>
+        <w:pStyle w:val="Heading2"/>
+      </w:pPr>
+      <w:r>
+        <w:rPr>
+          <w:rFonts w:ascii="Arial" w:cs="Arial" w:eastAsia="Arial" w:hAnsi="Arial"/>
+        </w:rPr>
+        <w:t xml:space="preserve">9.2 Xem lại theo lô (Cắt)</w:t>
+      </w:r>
+    </w:p>
+    <w:p>
+      <w:pPr>
+        <w:spacing w:after="60" w:before="120"/>
+        <w:jc w:val="center"/>
+      </w:pPr>
+      <w:r>
+        <w:drawing>
+          <wp:inline distT="0" distB="0" distL="0" distR="0">
+            <wp:extent cx="6096000" cy="4362450"/>
+            <wp:effectExtent t="0" r="0" b="0" l="0"/>
+            <wp:docPr id="1" name="f3.png" descr="Xem lại theo lô: kính lúp, vùng sắp cắt, cảnh báo chữ vắt mép, chuyển trang" title="Xem lại theo lô: kính lúp, vùng sắp cắt, cảnh báo chữ vắt mép, chuyển trang"/>
+            <wp:cNvGraphicFramePr>
+              <a:graphicFrameLocks xmlns:a="http://schemas.openxmlformats.org/drawingml/2006/main" noChangeAspect="1"/>
+            </wp:cNvGraphicFramePr>
+            <a:graphic xmlns:a="http://schemas.openxmlformats.org/drawingml/2006/main">
+              <a:graphicData uri="http://schemas.openxmlformats.org/drawingml/2006/picture">
+                <pic:pic xmlns:pic="http://schemas.openxmlformats.org/drawingml/2006/picture">
+                  <pic:nvPicPr>
+                    <pic:cNvPr id="0" name="" descr=""/>
+                    <pic:cNvPicPr>
+                      <a:picLocks noChangeAspect="1" noChangeArrowheads="1"/>
+                    </pic:cNvPicPr>
+                  </pic:nvPicPr>
+                  <pic:blipFill>
+                    <a:blip r:embed="rId14" cstate="none"/>
+                    <a:srcRect/>
+                    <a:stretch>
+                      <a:fillRect/>
+                    </a:stretch>
+                  </pic:blipFill>
+                  <pic:spPr bwMode="auto">
+                    <a:xfrm>
+                      <a:off x="0" y="0"/>
+                      <a:ext cx="6096000" cy="4362450"/>
+                    </a:xfrm>
+                    <a:prstGeom prst="rect">
+                      <a:avLst/>
+                    </a:prstGeom>
+                  </pic:spPr>
+                </pic:pic>
+              </a:graphicData>
+            </a:graphic>
+          </wp:inline>
+        </w:drawing>
+      </w:r>
+    </w:p>
+    <w:p>
+      <w:pPr>
+        <w:spacing w:after="200"/>
+        <w:jc w:val="center"/>
+      </w:pPr>
+      <w:r>
+        <w:rPr>
+          <w:rFonts w:ascii="Arial" w:cs="Arial" w:eastAsia="Arial" w:hAnsi="Arial"/>
+          <w:i/>
+          <w:iCs/>
+          <w:color w:val="44544F"/>
+          <w:sz w:val="18"/>
+          <w:szCs w:val="18"/>
+        </w:rPr>
+        <w:t xml:space="preserve">Hình 7 – Xem lại theo lô: kính lúp, vùng sắp cắt, cảnh báo chữ vắt mép, chuyển trang</w:t>
+      </w:r>
+    </w:p>
+    <w:p>
+      <w:pPr>
+        <w:pStyle w:val="Heading2"/>
+      </w:pPr>
+      <w:r>
+        <w:rPr>
+          <w:rFonts w:ascii="Arial" w:cs="Arial" w:eastAsia="Arial" w:hAnsi="Arial"/>
+        </w:rPr>
+        <w:t xml:space="preserve">9.3 Danh sách trang và bảng Thêm</w:t>
+      </w:r>
+    </w:p>
+    <w:p>
+      <w:pPr>
+        <w:spacing w:after="60" w:before="120"/>
+        <w:jc w:val="center"/>
+      </w:pPr>
+      <w:r>
+        <w:drawing>
+          <wp:inline distT="0" distB="0" distL="0" distR="0">
+            <wp:extent cx="6096000" cy="4286250"/>
+            <wp:effectExtent t="0" r="0" b="0" l="0"/>
+            <wp:docPr id="1" name="f4.png" descr="Danh sách trang với nhãn trạng thái + kéo-thả cảm ứng (trái); bảng Thêm 6 nguồn (giữa)" title="Danh sách trang với nhãn trạng thái + kéo-thả cảm ứng (trái); bảng Thêm 6 nguồn (giữa)"/>
+            <wp:cNvGraphicFramePr>
+              <a:graphicFrameLocks xmlns:a="http://schemas.openxmlformats.org/drawingml/2006/main" noChangeAspect="1"/>
+            </wp:cNvGraphicFramePr>
+            <a:graphic xmlns:a="http://schemas.openxmlformats.org/drawingml/2006/main">
+              <a:graphicData uri="http://schemas.openxmlformats.org/drawingml/2006/picture">
+                <pic:pic xmlns:pic="http://schemas.openxmlformats.org/drawingml/2006/picture">
+                  <pic:nvPicPr>
+                    <pic:cNvPr id="0" name="" descr=""/>
+                    <pic:cNvPicPr>
+                      <a:picLocks noChangeAspect="1" noChangeArrowheads="1"/>
+                    </pic:cNvPicPr>
+                  </pic:nvPicPr>
+                  <pic:blipFill>
+                    <a:blip r:embed="rId15" cstate="none"/>
+                    <a:srcRect/>
+                    <a:stretch>
+                      <a:fillRect/>
+                    </a:stretch>
+                  </pic:blipFill>
+                  <pic:spPr bwMode="auto">
+                    <a:xfrm>
+                      <a:off x="0" y="0"/>
+                      <a:ext cx="6096000" cy="4286250"/>
+                    </a:xfrm>
+                    <a:prstGeom prst="rect">
+                      <a:avLst/>
+                    </a:prstGeom>
+                  </pic:spPr>
+                </pic:pic>
+              </a:graphicData>
+            </a:graphic>
+          </wp:inline>
+        </w:drawing>
+      </w:r>
+    </w:p>
+    <w:p>
+      <w:pPr>
+        <w:spacing w:after="200"/>
+        <w:jc w:val="center"/>
+      </w:pPr>
+      <w:r>
+        <w:rPr>
+          <w:rFonts w:ascii="Arial" w:cs="Arial" w:eastAsia="Arial" w:hAnsi="Arial"/>
+          <w:i/>
+          <w:iCs/>
+          <w:color w:val="44544F"/>
+          <w:sz w:val="18"/>
+          <w:szCs w:val="18"/>
+        </w:rPr>
+        <w:t xml:space="preserve">Hình 8 – Danh sách trang với nhãn trạng thái + kéo-thả cảm ứng (trái); bảng Thêm 6 nguồn (giữa)</w:t>
+      </w:r>
+    </w:p>
+    <w:p>
+      <w:pPr>
+        <w:pStyle w:val="Heading2"/>
+      </w:pPr>
+      <w:r>
+        <w:rPr>
+          <w:rFonts w:ascii="Arial" w:cs="Arial" w:eastAsia="Arial" w:hAnsi="Arial"/>
+        </w:rPr>
+        <w:t xml:space="preserve">9.4 Bố cục PC</w:t>
+      </w:r>
+    </w:p>
+    <w:p>
+      <w:pPr>
+        <w:spacing w:after="60" w:before="120"/>
+        <w:jc w:val="center"/>
+      </w:pPr>
+      <w:r>
+        <w:drawing>
+          <wp:inline distT="0" distB="0" distL="0" distR="0">
+            <wp:extent cx="6096000" cy="3533775"/>
+            <wp:effectExtent t="0" r="0" b="0" l="0"/>
+            <wp:docPr id="1" name="f5.png" descr="PC 1280×800: danh sách trang | vùng làm việc + thả tệp | hàng đợi + mã QR chụp bằng điện thoại" title="PC 1280×800: danh sách trang | vùng làm việc + thả tệp | hàng đợi + mã QR chụp bằng điện thoại"/>
+            <wp:cNvGraphicFramePr>
+              <a:graphicFrameLocks xmlns:a="http://schemas.openxmlformats.org/drawingml/2006/main" noChangeAspect="1"/>
+            </wp:cNvGraphicFramePr>
+            <a:graphic xmlns:a="http://schemas.openxmlformats.org/drawingml/2006/main">
+              <a:graphicData uri="http://schemas.openxmlformats.org/drawingml/2006/picture">
+                <pic:pic xmlns:pic="http://schemas.openxmlformats.org/drawingml/2006/picture">
+                  <pic:nvPicPr>
+                    <pic:cNvPr id="0" name="" descr=""/>
+                    <pic:cNvPicPr>
+                      <a:picLocks noChangeAspect="1" noChangeArrowheads="1"/>
+                    </pic:cNvPicPr>
+                  </pic:nvPicPr>
+                  <pic:blipFill>
+                    <a:blip r:embed="rId16" cstate="none"/>
+                    <a:srcRect/>
+                    <a:stretch>
+                      <a:fillRect/>
+                    </a:stretch>
+                  </pic:blipFill>
+                  <pic:spPr bwMode="auto">
+                    <a:xfrm>
+                      <a:off x="0" y="0"/>
+                      <a:ext cx="6096000" cy="3533775"/>
+                    </a:xfrm>
+                    <a:prstGeom prst="rect">
+                      <a:avLst/>
+                    </a:prstGeom>
+                  </pic:spPr>
+                </pic:pic>
+              </a:graphicData>
+            </a:graphic>
+          </wp:inline>
+        </w:drawing>
+      </w:r>
+    </w:p>
+    <w:p>
+      <w:pPr>
+        <w:spacing w:after="200"/>
+        <w:jc w:val="center"/>
+      </w:pPr>
+      <w:r>
+        <w:rPr>
+          <w:rFonts w:ascii="Arial" w:cs="Arial" w:eastAsia="Arial" w:hAnsi="Arial"/>
+          <w:i/>
+          <w:iCs/>
+          <w:color w:val="44544F"/>
+          <w:sz w:val="18"/>
+          <w:szCs w:val="18"/>
+        </w:rPr>
+        <w:t xml:space="preserve">Hình 9 – PC 1280×800: danh sách trang | vùng làm việc + thả tệp | hàng đợi + mã QR chụp bằng điện thoại</w:t>
+      </w:r>
+    </w:p>
+    <w:p>
+      <w:pPr>
+        <w:pStyle w:val="Heading2"/>
+      </w:pPr>
+      <w:r>
+        <w:rPr>
+          <w:rFonts w:ascii="Arial" w:cs="Arial" w:eastAsia="Arial" w:hAnsi="Arial"/>
+        </w:rPr>
+        <w:t xml:space="preserve">9.5 Quy chuẩn layout theo kích thước màn</w:t>
+      </w:r>
+    </w:p>
+    <w:tbl>
+      <w:tblPr>
+        <w:tblW w:type="dxa" w:w="9638"/>
+        <w:tblBorders>
+          <w:top w:val="single" w:color="auto" w:sz="4"/>
+          <w:left w:val="single" w:color="auto" w:sz="4"/>
+          <w:bottom w:val="single" w:color="auto" w:sz="4"/>
+          <w:right w:val="single" w:color="auto" w:sz="4"/>
+          <w:insideH w:val="single" w:color="auto" w:sz="4"/>
+          <w:insideV w:val="single" w:color="auto" w:sz="4"/>
+        </w:tblBorders>
+      </w:tblPr>
+      <w:tblGrid>
+        <w:gridCol w:w="1928"/>
+        <w:gridCol w:w="2602"/>
+        <w:gridCol w:w="2410"/>
+        <w:gridCol w:w="2698"/>
+      </w:tblGrid>
+      <w:tr>
+        <w:trPr>
+          <w:tblHeader/>
+        </w:trPr>
+        <w:tc>
+          <w:tcPr>
+            <w:tcW w:type="dxa" w:w="1928"/>
+            <w:tcBorders>
+              <w:top w:val="single" w:color="BFC7C5" w:sz="4"/>
+              <w:left w:val="single" w:color="BFC7C5" w:sz="4"/>
+              <w:bottom w:val="single" w:color="BFC7C5" w:sz="4"/>
+              <w:right w:val="single" w:color="BFC7C5" w:sz="4"/>
+            </w:tcBorders>
+            <w:shd w:fill="006F59" w:color="auto" w:val="clear"/>
+            <w:tcMar>
+              <w:top w:type="dxa" w:w="60"/>
+              <w:left w:type="dxa" w:w="100"/>
+              <w:bottom w:type="dxa" w:w="60"/>
+              <w:right w:type="dxa" w:w="100"/>
+            </w:tcMar>
+          </w:tcPr>
+          <w:p>
+            <w:pPr>
+              <w:spacing w:after="20"/>
+            </w:pPr>
+            <w:r>
+              <w:rPr>
+                <w:rFonts w:ascii="Arial" w:cs="Arial" w:eastAsia="Arial" w:hAnsi="Arial"/>
+                <w:b/>
+                <w:bCs/>
+                <w:color w:val="FFFFFF"/>
+                <w:sz w:val="19"/>
+                <w:szCs w:val="19"/>
+              </w:rPr>
+              <w:t xml:space="preserve">Màn</w:t>
+            </w:r>
+          </w:p>
+        </w:tc>
+        <w:tc>
+          <w:tcPr>
+            <w:tcW w:type="dxa" w:w="2602"/>
+            <w:tcBorders>
+              <w:top w:val="single" w:color="BFC7C5" w:sz="4"/>
+              <w:left w:val="single" w:color="BFC7C5" w:sz="4"/>
+              <w:bottom w:val="single" w:color="BFC7C5" w:sz="4"/>
+              <w:right w:val="single" w:color="BFC7C5" w:sz="4"/>
+            </w:tcBorders>
+            <w:shd w:fill="006F59" w:color="auto" w:val="clear"/>
+            <w:tcMar>
+              <w:top w:type="dxa" w:w="60"/>
+              <w:left w:type="dxa" w:w="100"/>
+              <w:bottom w:type="dxa" w:w="60"/>
+              <w:right w:type="dxa" w:w="100"/>
+            </w:tcMar>
+          </w:tcPr>
+          <w:p>
+            <w:pPr>
+              <w:spacing w:after="20"/>
+            </w:pPr>
+            <w:r>
+              <w:rPr>
+                <w:rFonts w:ascii="Arial" w:cs="Arial" w:eastAsia="Arial" w:hAnsi="Arial"/>
+                <w:b/>
+                <w:bCs/>
+                <w:color w:val="FFFFFF"/>
+                <w:sz w:val="19"/>
+                <w:szCs w:val="19"/>
+              </w:rPr>
+              <w:t xml:space="preserve">Điện thoại &lt; 640 px</w:t>
+            </w:r>
+          </w:p>
+        </w:tc>
+        <w:tc>
+          <w:tcPr>
+            <w:tcW w:type="dxa" w:w="2410"/>
+            <w:tcBorders>
+              <w:top w:val="single" w:color="BFC7C5" w:sz="4"/>
+              <w:left w:val="single" w:color="BFC7C5" w:sz="4"/>
+              <w:bottom w:val="single" w:color="BFC7C5" w:sz="4"/>
+              <w:right w:val="single" w:color="BFC7C5" w:sz="4"/>
+            </w:tcBorders>
+            <w:shd w:fill="006F59" w:color="auto" w:val="clear"/>
+            <w:tcMar>
+              <w:top w:type="dxa" w:w="60"/>
+              <w:left w:type="dxa" w:w="100"/>
+              <w:bottom w:type="dxa" w:w="60"/>
+              <w:right w:type="dxa" w:w="100"/>
+            </w:tcMar>
+          </w:tcPr>
+          <w:p>
+            <w:pPr>
+              <w:spacing w:after="20"/>
+            </w:pPr>
+            <w:r>
+              <w:rPr>
+                <w:rFonts w:ascii="Arial" w:cs="Arial" w:eastAsia="Arial" w:hAnsi="Arial"/>
+                <w:b/>
+                <w:bCs/>
+                <w:color w:val="FFFFFF"/>
+                <w:sz w:val="19"/>
+                <w:szCs w:val="19"/>
+              </w:rPr>
+              <w:t xml:space="preserve">Máy tính bảng 640–1023 px</w:t>
+            </w:r>
+          </w:p>
+        </w:tc>
+        <w:tc>
+          <w:tcPr>
+            <w:tcW w:type="dxa" w:w="2698"/>
+            <w:tcBorders>
+              <w:top w:val="single" w:color="BFC7C5" w:sz="4"/>
+              <w:left w:val="single" w:color="BFC7C5" w:sz="4"/>
+              <w:bottom w:val="single" w:color="BFC7C5" w:sz="4"/>
+              <w:right w:val="single" w:color="BFC7C5" w:sz="4"/>
+            </w:tcBorders>
+            <w:shd w:fill="006F59" w:color="auto" w:val="clear"/>
+            <w:tcMar>
+              <w:top w:type="dxa" w:w="60"/>
+              <w:left w:type="dxa" w:w="100"/>
+              <w:bottom w:type="dxa" w:w="60"/>
+              <w:right w:type="dxa" w:w="100"/>
+            </w:tcMar>
+          </w:tcPr>
+          <w:p>
+            <w:pPr>
+              <w:spacing w:after="20"/>
+            </w:pPr>
+            <w:r>
+              <w:rPr>
+                <w:rFonts w:ascii="Arial" w:cs="Arial" w:eastAsia="Arial" w:hAnsi="Arial"/>
+                <w:b/>
+                <w:bCs/>
+                <w:color w:val="FFFFFF"/>
+                <w:sz w:val="19"/>
+                <w:szCs w:val="19"/>
+              </w:rPr>
+              <w:t xml:space="preserve">PC ≥ 1024 px</w:t>
+            </w:r>
+          </w:p>
+        </w:tc>
+      </w:tr>
+      <w:tr>
+        <w:tc>
+          <w:tcPr>
+            <w:tcW w:type="dxa" w:w="1928"/>
+            <w:tcBorders>
+              <w:top w:val="single" w:color="BFC7C5" w:sz="4"/>
+              <w:left w:val="single" w:color="BFC7C5" w:sz="4"/>
+              <w:bottom w:val="single" w:color="BFC7C5" w:sz="4"/>
+              <w:right w:val="single" w:color="BFC7C5" w:sz="4"/>
+            </w:tcBorders>
+            <w:tcMar>
+              <w:top w:type="dxa" w:w="60"/>
+              <w:left w:type="dxa" w:w="100"/>
+              <w:bottom w:type="dxa" w:w="60"/>
+              <w:right w:type="dxa" w:w="100"/>
+            </w:tcMar>
+          </w:tcPr>
+          <w:p>
+            <w:pPr>
+              <w:spacing w:after="20"/>
+            </w:pPr>
+            <w:r>
+              <w:rPr>
+                <w:rFonts w:ascii="Arial" w:cs="Arial" w:eastAsia="Arial" w:hAnsi="Arial"/>
+              </w:rPr>
+              <w:t xml:space="preserve">Chụp</w:t>
+            </w:r>
+          </w:p>
+        </w:tc>
+        <w:tc>
+          <w:tcPr>
+            <w:tcW w:type="dxa" w:w="2602"/>
+            <w:tcBorders>
+              <w:top w:val="single" w:color="BFC7C5" w:sz="4"/>
+              <w:left w:val="single" w:color="BFC7C5" w:sz="4"/>
+              <w:bottom w:val="single" w:color="BFC7C5" w:sz="4"/>
+              <w:right w:val="single" w:color="BFC7C5" w:sz="4"/>
+            </w:tcBorders>
+            <w:tcMar>
+              <w:top w:type="dxa" w:w="60"/>
+              <w:left w:type="dxa" w:w="100"/>
+              <w:bottom w:type="dxa" w:w="60"/>
+              <w:right w:type="dxa" w:w="100"/>
+            </w:tcMar>
+          </w:tcPr>
+          <w:p>
+            <w:pPr>
+              <w:spacing w:after="20"/>
+            </w:pPr>
+            <w:r>
+              <w:rPr>
+                <w:rFonts w:ascii="Arial" w:cs="Arial" w:eastAsia="Arial" w:hAnsi="Arial"/>
+              </w:rPr>
+              <w:t xml:space="preserve">Toàn màn, nền tối, tối đa 430 px</w:t>
+            </w:r>
+          </w:p>
+        </w:tc>
+        <w:tc>
+          <w:tcPr>
+            <w:tcW w:type="dxa" w:w="2410"/>
+            <w:tcBorders>
+              <w:top w:val="single" w:color="BFC7C5" w:sz="4"/>
+              <w:left w:val="single" w:color="BFC7C5" w:sz="4"/>
+              <w:bottom w:val="single" w:color="BFC7C5" w:sz="4"/>
+              <w:right w:val="single" w:color="BFC7C5" w:sz="4"/>
+            </w:tcBorders>
+            <w:tcMar>
+              <w:top w:type="dxa" w:w="60"/>
+              <w:left w:type="dxa" w:w="100"/>
+              <w:bottom w:type="dxa" w:w="60"/>
+              <w:right w:type="dxa" w:w="100"/>
+            </w:tcMar>
+          </w:tcPr>
+          <w:p>
+            <w:pPr>
+              <w:spacing w:after="20"/>
+            </w:pPr>
+            <w:r>
+              <w:rPr>
+                <w:rFonts w:ascii="Arial" w:cs="Arial" w:eastAsia="Arial" w:hAnsi="Arial"/>
+              </w:rPr>
+              <w:t xml:space="preserve">Như điện thoại, căn giữa</w:t>
+            </w:r>
+          </w:p>
+        </w:tc>
+        <w:tc>
+          <w:tcPr>
+            <w:tcW w:type="dxa" w:w="2698"/>
+            <w:tcBorders>
+              <w:top w:val="single" w:color="BFC7C5" w:sz="4"/>
+              <w:left w:val="single" w:color="BFC7C5" w:sz="4"/>
+              <w:bottom w:val="single" w:color="BFC7C5" w:sz="4"/>
+              <w:right w:val="single" w:color="BFC7C5" w:sz="4"/>
+            </w:tcBorders>
+            <w:tcMar>
+              <w:top w:type="dxa" w:w="60"/>
+              <w:left w:type="dxa" w:w="100"/>
+              <w:bottom w:type="dxa" w:w="60"/>
+              <w:right w:type="dxa" w:w="100"/>
+            </w:tcMar>
+          </w:tcPr>
+          <w:p>
+            <w:pPr>
+              <w:spacing w:after="20"/>
+            </w:pPr>
+            <w:r>
+              <w:rPr>
+                <w:rFonts w:ascii="Arial" w:cs="Arial" w:eastAsia="Arial" w:hAnsi="Arial"/>
+              </w:rPr>
+              <w:t xml:space="preserve">Như điện thoại; gợi ý dùng webcam hoặc QR</w:t>
+            </w:r>
+          </w:p>
+        </w:tc>
+      </w:tr>
+      <w:tr>
+        <w:tc>
+          <w:tcPr>
+            <w:tcW w:type="dxa" w:w="1928"/>
+            <w:tcBorders>
+              <w:top w:val="single" w:color="BFC7C5" w:sz="4"/>
+              <w:left w:val="single" w:color="BFC7C5" w:sz="4"/>
+              <w:bottom w:val="single" w:color="BFC7C5" w:sz="4"/>
+              <w:right w:val="single" w:color="BFC7C5" w:sz="4"/>
+            </w:tcBorders>
+            <w:tcMar>
+              <w:top w:type="dxa" w:w="60"/>
+              <w:left w:type="dxa" w:w="100"/>
+              <w:bottom w:type="dxa" w:w="60"/>
+              <w:right w:type="dxa" w:w="100"/>
+            </w:tcMar>
+          </w:tcPr>
+          <w:p>
+            <w:pPr>
+              <w:spacing w:after="20"/>
+            </w:pPr>
+            <w:r>
+              <w:rPr>
+                <w:rFonts w:ascii="Arial" w:cs="Arial" w:eastAsia="Arial" w:hAnsi="Arial"/>
+              </w:rPr>
+              <w:t xml:space="preserve">Xem lại / Lọc theo lô</w:t>
+            </w:r>
+          </w:p>
+        </w:tc>
+        <w:tc>
+          <w:tcPr>
+            <w:tcW w:type="dxa" w:w="2602"/>
+            <w:tcBorders>
+              <w:top w:val="single" w:color="BFC7C5" w:sz="4"/>
+              <w:left w:val="single" w:color="BFC7C5" w:sz="4"/>
+              <w:bottom w:val="single" w:color="BFC7C5" w:sz="4"/>
+              <w:right w:val="single" w:color="BFC7C5" w:sz="4"/>
+            </w:tcBorders>
+            <w:tcMar>
+              <w:top w:type="dxa" w:w="60"/>
+              <w:left w:type="dxa" w:w="100"/>
+              <w:bottom w:type="dxa" w:w="60"/>
+              <w:right w:type="dxa" w:w="100"/>
+            </w:tcMar>
+          </w:tcPr>
+          <w:p>
+            <w:pPr>
+              <w:spacing w:after="20"/>
+            </w:pPr>
+            <w:r>
+              <w:rPr>
+                <w:rFonts w:ascii="Arial" w:cs="Arial" w:eastAsia="Arial" w:hAnsi="Arial"/>
+              </w:rPr>
+              <w:t xml:space="preserve">Lớp phủ toàn màn, nền tối; nút ở nửa dưới</w:t>
+            </w:r>
+          </w:p>
+        </w:tc>
+        <w:tc>
+          <w:tcPr>
+            <w:tcW w:type="dxa" w:w="2410"/>
+            <w:tcBorders>
+              <w:top w:val="single" w:color="BFC7C5" w:sz="4"/>
+              <w:left w:val="single" w:color="BFC7C5" w:sz="4"/>
+              <w:bottom w:val="single" w:color="BFC7C5" w:sz="4"/>
+              <w:right w:val="single" w:color="BFC7C5" w:sz="4"/>
+            </w:tcBorders>
+            <w:tcMar>
+              <w:top w:type="dxa" w:w="60"/>
+              <w:left w:type="dxa" w:w="100"/>
+              <w:bottom w:type="dxa" w:w="60"/>
+              <w:right w:type="dxa" w:w="100"/>
+            </w:tcMar>
+          </w:tcPr>
+          <w:p>
+            <w:pPr>
+              <w:spacing w:after="20"/>
+            </w:pPr>
+            <w:r>
+              <w:rPr>
+                <w:rFonts w:ascii="Arial" w:cs="Arial" w:eastAsia="Arial" w:hAnsi="Arial"/>
+              </w:rPr>
+              <w:t xml:space="preserve">Lớp phủ, ảnh tối đa 70% chiều cao</w:t>
+            </w:r>
+          </w:p>
+        </w:tc>
+        <w:tc>
+          <w:tcPr>
+            <w:tcW w:type="dxa" w:w="2698"/>
+            <w:tcBorders>
+              <w:top w:val="single" w:color="BFC7C5" w:sz="4"/>
+              <w:left w:val="single" w:color="BFC7C5" w:sz="4"/>
+              <w:bottom w:val="single" w:color="BFC7C5" w:sz="4"/>
+              <w:right w:val="single" w:color="BFC7C5" w:sz="4"/>
+            </w:tcBorders>
+            <w:tcMar>
+              <w:top w:type="dxa" w:w="60"/>
+              <w:left w:type="dxa" w:w="100"/>
+              <w:bottom w:type="dxa" w:w="60"/>
+              <w:right w:type="dxa" w:w="100"/>
+            </w:tcMar>
+          </w:tcPr>
+          <w:p>
+            <w:pPr>
+              <w:spacing w:after="20"/>
+            </w:pPr>
+            <w:r>
+              <w:rPr>
+                <w:rFonts w:ascii="Arial" w:cs="Arial" w:eastAsia="Arial" w:hAnsi="Arial"/>
+              </w:rPr>
+              <w:t xml:space="preserve">Lớp phủ 2 cột: dải trang trái 200 px + vùng sửa</w:t>
+            </w:r>
+          </w:p>
+        </w:tc>
+      </w:tr>
+      <w:tr>
+        <w:tc>
+          <w:tcPr>
+            <w:tcW w:type="dxa" w:w="1928"/>
+            <w:tcBorders>
+              <w:top w:val="single" w:color="BFC7C5" w:sz="4"/>
+              <w:left w:val="single" w:color="BFC7C5" w:sz="4"/>
+              <w:bottom w:val="single" w:color="BFC7C5" w:sz="4"/>
+              <w:right w:val="single" w:color="BFC7C5" w:sz="4"/>
+            </w:tcBorders>
+            <w:tcMar>
+              <w:top w:type="dxa" w:w="60"/>
+              <w:left w:type="dxa" w:w="100"/>
+              <w:bottom w:type="dxa" w:w="60"/>
+              <w:right w:type="dxa" w:w="100"/>
+            </w:tcMar>
+          </w:tcPr>
+          <w:p>
+            <w:pPr>
+              <w:spacing w:after="20"/>
+            </w:pPr>
+            <w:r>
+              <w:rPr>
+                <w:rFonts w:ascii="Arial" w:cs="Arial" w:eastAsia="Arial" w:hAnsi="Arial"/>
+              </w:rPr>
+              <w:t xml:space="preserve">Danh sách trang</w:t>
+            </w:r>
+          </w:p>
+        </w:tc>
+        <w:tc>
+          <w:tcPr>
+            <w:tcW w:type="dxa" w:w="2602"/>
+            <w:tcBorders>
+              <w:top w:val="single" w:color="BFC7C5" w:sz="4"/>
+              <w:left w:val="single" w:color="BFC7C5" w:sz="4"/>
+              <w:bottom w:val="single" w:color="BFC7C5" w:sz="4"/>
+              <w:right w:val="single" w:color="BFC7C5" w:sz="4"/>
+            </w:tcBorders>
+            <w:tcMar>
+              <w:top w:type="dxa" w:w="60"/>
+              <w:left w:type="dxa" w:w="100"/>
+              <w:bottom w:type="dxa" w:w="60"/>
+              <w:right w:type="dxa" w:w="100"/>
+            </w:tcMar>
+          </w:tcPr>
+          <w:p>
+            <w:pPr>
+              <w:spacing w:after="20"/>
+            </w:pPr>
+            <w:r>
+              <w:rPr>
+                <w:rFonts w:ascii="Arial" w:cs="Arial" w:eastAsia="Arial" w:hAnsi="Arial"/>
+              </w:rPr>
+              <w:t xml:space="preserve">Lưới 3 cột, thanh dưới 5 nút</w:t>
+            </w:r>
+          </w:p>
+        </w:tc>
+        <w:tc>
+          <w:tcPr>
+            <w:tcW w:type="dxa" w:w="2410"/>
+            <w:tcBorders>
+              <w:top w:val="single" w:color="BFC7C5" w:sz="4"/>
+              <w:left w:val="single" w:color="BFC7C5" w:sz="4"/>
+              <w:bottom w:val="single" w:color="BFC7C5" w:sz="4"/>
+              <w:right w:val="single" w:color="BFC7C5" w:sz="4"/>
+            </w:tcBorders>
+            <w:tcMar>
+              <w:top w:type="dxa" w:w="60"/>
+              <w:left w:type="dxa" w:w="100"/>
+              <w:bottom w:type="dxa" w:w="60"/>
+              <w:right w:type="dxa" w:w="100"/>
+            </w:tcMar>
+          </w:tcPr>
+          <w:p>
+            <w:pPr>
+              <w:spacing w:after="20"/>
+            </w:pPr>
+            <w:r>
+              <w:rPr>
+                <w:rFonts w:ascii="Arial" w:cs="Arial" w:eastAsia="Arial" w:hAnsi="Arial"/>
+              </w:rPr>
+              <w:t xml:space="preserve">Lưới 4 cột</w:t>
+            </w:r>
+          </w:p>
+        </w:tc>
+        <w:tc>
+          <w:tcPr>
+            <w:tcW w:type="dxa" w:w="2698"/>
+            <w:tcBorders>
+              <w:top w:val="single" w:color="BFC7C5" w:sz="4"/>
+              <w:left w:val="single" w:color="BFC7C5" w:sz="4"/>
+              <w:bottom w:val="single" w:color="BFC7C5" w:sz="4"/>
+              <w:right w:val="single" w:color="BFC7C5" w:sz="4"/>
+            </w:tcBorders>
+            <w:tcMar>
+              <w:top w:type="dxa" w:w="60"/>
+              <w:left w:type="dxa" w:w="100"/>
+              <w:bottom w:type="dxa" w:w="60"/>
+              <w:right w:type="dxa" w:w="100"/>
+            </w:tcMar>
+          </w:tcPr>
+          <w:p>
+            <w:pPr>
+              <w:spacing w:after="20"/>
+            </w:pPr>
+            <w:r>
+              <w:rPr>
+                <w:rFonts w:ascii="Arial" w:cs="Arial" w:eastAsia="Arial" w:hAnsi="Arial"/>
+              </w:rPr>
+              <w:t xml:space="preserve">3 cột bố cục: 200 px | 1fr | 250 px (Hình 9)</w:t>
+            </w:r>
+          </w:p>
+        </w:tc>
+      </w:tr>
+      <w:tr>
+        <w:tc>
+          <w:tcPr>
+            <w:tcW w:type="dxa" w:w="1928"/>
+            <w:tcBorders>
+              <w:top w:val="single" w:color="BFC7C5" w:sz="4"/>
+              <w:left w:val="single" w:color="BFC7C5" w:sz="4"/>
+              <w:bottom w:val="single" w:color="BFC7C5" w:sz="4"/>
+              <w:right w:val="single" w:color="BFC7C5" w:sz="4"/>
+            </w:tcBorders>
+            <w:tcMar>
+              <w:top w:type="dxa" w:w="60"/>
+              <w:left w:type="dxa" w:w="100"/>
+              <w:bottom w:type="dxa" w:w="60"/>
+              <w:right w:type="dxa" w:w="100"/>
+            </w:tcMar>
+          </w:tcPr>
+          <w:p>
+            <w:pPr>
+              <w:spacing w:after="20"/>
+            </w:pPr>
+            <w:r>
+              <w:rPr>
+                <w:rFonts w:ascii="Arial" w:cs="Arial" w:eastAsia="Arial" w:hAnsi="Arial"/>
+              </w:rPr>
+              <w:t xml:space="preserve">Bảng Thêm</w:t>
+            </w:r>
+          </w:p>
+        </w:tc>
+        <w:tc>
+          <w:tcPr>
+            <w:tcW w:type="dxa" w:w="2602"/>
+            <w:tcBorders>
+              <w:top w:val="single" w:color="BFC7C5" w:sz="4"/>
+              <w:left w:val="single" w:color="BFC7C5" w:sz="4"/>
+              <w:bottom w:val="single" w:color="BFC7C5" w:sz="4"/>
+              <w:right w:val="single" w:color="BFC7C5" w:sz="4"/>
+            </w:tcBorders>
+            <w:tcMar>
+              <w:top w:type="dxa" w:w="60"/>
+              <w:left w:type="dxa" w:w="100"/>
+              <w:bottom w:type="dxa" w:w="60"/>
+              <w:right w:type="dxa" w:w="100"/>
+            </w:tcMar>
+          </w:tcPr>
+          <w:p>
+            <w:pPr>
+              <w:spacing w:after="20"/>
+            </w:pPr>
+            <w:r>
+              <w:rPr>
+                <w:rFonts w:ascii="Arial" w:cs="Arial" w:eastAsia="Arial" w:hAnsi="Arial"/>
+              </w:rPr>
+              <w:t xml:space="preserve">Bottom sheet, vuốt xuống để đóng</w:t>
+            </w:r>
+          </w:p>
+        </w:tc>
+        <w:tc>
+          <w:tcPr>
+            <w:tcW w:type="dxa" w:w="2410"/>
+            <w:tcBorders>
+              <w:top w:val="single" w:color="BFC7C5" w:sz="4"/>
+              <w:left w:val="single" w:color="BFC7C5" w:sz="4"/>
+              <w:bottom w:val="single" w:color="BFC7C5" w:sz="4"/>
+              <w:right w:val="single" w:color="BFC7C5" w:sz="4"/>
+            </w:tcBorders>
+            <w:tcMar>
+              <w:top w:type="dxa" w:w="60"/>
+              <w:left w:type="dxa" w:w="100"/>
+              <w:bottom w:type="dxa" w:w="60"/>
+              <w:right w:type="dxa" w:w="100"/>
+            </w:tcMar>
+          </w:tcPr>
+          <w:p>
+            <w:pPr>
+              <w:spacing w:after="20"/>
+            </w:pPr>
+            <w:r>
+              <w:rPr>
+                <w:rFonts w:ascii="Arial" w:cs="Arial" w:eastAsia="Arial" w:hAnsi="Arial"/>
+              </w:rPr>
+              <w:t xml:space="preserve">Bottom sheet</w:t>
+            </w:r>
+          </w:p>
+        </w:tc>
+        <w:tc>
+          <w:tcPr>
+            <w:tcW w:type="dxa" w:w="2698"/>
+            <w:tcBorders>
+              <w:top w:val="single" w:color="BFC7C5" w:sz="4"/>
+              <w:left w:val="single" w:color="BFC7C5" w:sz="4"/>
+              <w:bottom w:val="single" w:color="BFC7C5" w:sz="4"/>
+              <w:right w:val="single" w:color="BFC7C5" w:sz="4"/>
+            </w:tcBorders>
+            <w:tcMar>
+              <w:top w:type="dxa" w:w="60"/>
+              <w:left w:type="dxa" w:w="100"/>
+              <w:bottom w:type="dxa" w:w="60"/>
+              <w:right w:type="dxa" w:w="100"/>
+            </w:tcMar>
+          </w:tcPr>
+          <w:p>
+            <w:pPr>
+              <w:spacing w:after="20"/>
+            </w:pPr>
+            <w:r>
+              <w:rPr>
+                <w:rFonts w:ascii="Arial" w:cs="Arial" w:eastAsia="Arial" w:hAnsi="Arial"/>
+              </w:rPr>
+              <w:t xml:space="preserve">Cột phải cố định + thả tệp toàn vùng giữa</w:t>
+            </w:r>
+          </w:p>
+        </w:tc>
+      </w:tr>
+      <w:tr>
+        <w:tc>
+          <w:tcPr>
+            <w:tcW w:type="dxa" w:w="1928"/>
+            <w:tcBorders>
+              <w:top w:val="single" w:color="BFC7C5" w:sz="4"/>
+              <w:left w:val="single" w:color="BFC7C5" w:sz="4"/>
+              <w:bottom w:val="single" w:color="BFC7C5" w:sz="4"/>
+              <w:right w:val="single" w:color="BFC7C5" w:sz="4"/>
+            </w:tcBorders>
+            <w:tcMar>
+              <w:top w:type="dxa" w:w="60"/>
+              <w:left w:type="dxa" w:w="100"/>
+              <w:bottom w:type="dxa" w:w="60"/>
+              <w:right w:type="dxa" w:w="100"/>
+            </w:tcMar>
+          </w:tcPr>
+          <w:p>
+            <w:pPr>
+              <w:spacing w:after="20"/>
+            </w:pPr>
+            <w:r>
+              <w:rPr>
+                <w:rFonts w:ascii="Arial" w:cs="Arial" w:eastAsia="Arial" w:hAnsi="Arial"/>
+              </w:rPr>
+              <w:t xml:space="preserve">Trang chủ / Công cụ / Tôi</w:t>
+            </w:r>
+          </w:p>
+        </w:tc>
+        <w:tc>
+          <w:tcPr>
+            <w:tcW w:type="dxa" w:w="2602"/>
+            <w:tcBorders>
+              <w:top w:val="single" w:color="BFC7C5" w:sz="4"/>
+              <w:left w:val="single" w:color="BFC7C5" w:sz="4"/>
+              <w:bottom w:val="single" w:color="BFC7C5" w:sz="4"/>
+              <w:right w:val="single" w:color="BFC7C5" w:sz="4"/>
+            </w:tcBorders>
+            <w:tcMar>
+              <w:top w:type="dxa" w:w="60"/>
+              <w:left w:type="dxa" w:w="100"/>
+              <w:bottom w:type="dxa" w:w="60"/>
+              <w:right w:type="dxa" w:w="100"/>
+            </w:tcMar>
+          </w:tcPr>
+          <w:p>
+            <w:pPr>
+              <w:spacing w:after="20"/>
+            </w:pPr>
+            <w:r>
+              <w:rPr>
+                <w:rFonts w:ascii="Arial" w:cs="Arial" w:eastAsia="Arial" w:hAnsi="Arial"/>
+              </w:rPr>
+              <w:t xml:space="preserve">Khung 430 px</w:t>
+            </w:r>
+          </w:p>
+        </w:tc>
+        <w:tc>
+          <w:tcPr>
+            <w:tcW w:type="dxa" w:w="2410"/>
+            <w:tcBorders>
+              <w:top w:val="single" w:color="BFC7C5" w:sz="4"/>
+              <w:left w:val="single" w:color="BFC7C5" w:sz="4"/>
+              <w:bottom w:val="single" w:color="BFC7C5" w:sz="4"/>
+              <w:right w:val="single" w:color="BFC7C5" w:sz="4"/>
+            </w:tcBorders>
+            <w:tcMar>
+              <w:top w:type="dxa" w:w="60"/>
+              <w:left w:type="dxa" w:w="100"/>
+              <w:bottom w:type="dxa" w:w="60"/>
+              <w:right w:type="dxa" w:w="100"/>
+            </w:tcMar>
+          </w:tcPr>
+          <w:p>
+            <w:pPr>
+              <w:spacing w:after="20"/>
+            </w:pPr>
+            <w:r>
+              <w:rPr>
+                <w:rFonts w:ascii="Arial" w:cs="Arial" w:eastAsia="Arial" w:hAnsi="Arial"/>
+              </w:rPr>
+              <w:t xml:space="preserve">Khung 430 px</w:t>
+            </w:r>
+          </w:p>
+        </w:tc>
+        <w:tc>
+          <w:tcPr>
+            <w:tcW w:type="dxa" w:w="2698"/>
+            <w:tcBorders>
+              <w:top w:val="single" w:color="BFC7C5" w:sz="4"/>
+              <w:left w:val="single" w:color="BFC7C5" w:sz="4"/>
+              <w:bottom w:val="single" w:color="BFC7C5" w:sz="4"/>
+              <w:right w:val="single" w:color="BFC7C5" w:sz="4"/>
+            </w:tcBorders>
+            <w:tcMar>
+              <w:top w:type="dxa" w:w="60"/>
+              <w:left w:type="dxa" w:w="100"/>
+              <w:bottom w:type="dxa" w:w="60"/>
+              <w:right w:type="dxa" w:w="100"/>
+            </w:tcMar>
+          </w:tcPr>
+          <w:p>
+            <w:pPr>
+              <w:spacing w:after="20"/>
+            </w:pPr>
+            <w:r>
+              <w:rPr>
+                <w:rFonts w:ascii="Arial" w:cs="Arial" w:eastAsia="Arial" w:hAnsi="Arial"/>
+              </w:rPr>
+              <w:t xml:space="preserve">Khung 880 px (đã có từ HM-21)</w:t>
+            </w:r>
+          </w:p>
+        </w:tc>
+      </w:tr>
+    </w:tbl>
+    <w:p>
+      <w:pPr>
+        <w:spacing w:after="60"/>
+      </w:pPr>
+    </w:p>
+    <w:p>
+      <w:pPr>
+        <w:pStyle w:val="ListParagraph"/>
+        <w:numPr>
+          <w:ilvl w:val="0"/>
+          <w:numId w:val="4"/>
+        </w:numPr>
+        <w:spacing w:after="60" w:line="276"/>
+      </w:pPr>
+      <w:r>
+        <w:rPr>
+          <w:rFonts w:ascii="Arial" w:cs="Arial" w:eastAsia="Arial" w:hAnsi="Arial"/>
+        </w:rPr>
+        <w:t xml:space="preserve">Vùng chạm tối thiểu 44×44 px (app hiện dùng ngưỡng 40 px từ HM-05; nâng dần ở các màn mới). Chữ tối thiểu 14 px, nhãn tiếng Việt đầy đủ dấu.</w:t>
+      </w:r>
+    </w:p>
+    <w:p>
+      <w:pPr>
+        <w:pStyle w:val="ListParagraph"/>
+        <w:numPr>
+          <w:ilvl w:val="0"/>
+          <w:numId w:val="4"/>
+        </w:numPr>
+        <w:spacing w:after="60" w:line="276"/>
+      </w:pPr>
+      <w:r>
+        <w:rPr>
+          <w:rFonts w:ascii="Arial" w:cs="Arial" w:eastAsia="Arial" w:hAnsi="Arial"/>
+        </w:rPr>
+        <w:t xml:space="preserve">Phím tắt PC (đã có R4.3): Ctrl+V dán, Delete xoá, ←/→ chuyển trang, R xoay. Thêm Enter = Tiếp, Esc = đóng lớp phủ ở màn theo lô.</w:t>
+      </w:r>
+    </w:p>
+    <w:p>
+      <w:pPr>
+        <w:pStyle w:val="ListParagraph"/>
+        <w:numPr>
+          <w:ilvl w:val="0"/>
+          <w:numId w:val="4"/>
+        </w:numPr>
+        <w:spacing w:after="60" w:line="276"/>
+      </w:pPr>
+      <w:r>
+        <w:rPr>
+          <w:rFonts w:ascii="Arial" w:cs="Arial" w:eastAsia="Arial" w:hAnsi="Arial"/>
+        </w:rPr>
+        <w:t xml:space="preserve">Thao tác nặng luôn có tiến độ; chỉ khi xuất file mới có màn chờ toàn phần.</w:t>
+      </w:r>
+    </w:p>
+    <w:p>
+      <w:pPr>
+        <w:pStyle w:val="Heading1"/>
+      </w:pPr>
+      <w:r>
+        <w:rPr>
+          <w:rFonts w:ascii="Arial" w:cs="Arial" w:eastAsia="Arial" w:hAnsi="Arial"/>
+        </w:rPr>
+        <w:t xml:space="preserve">10. Cây thư mục</w:t>
+      </w:r>
+    </w:p>
+    <w:p>
+      <w:pPr>
+        <w:spacing w:after="120" w:line="288"/>
+      </w:pPr>
+      <w:r>
+        <w:rPr>
+          <w:rFonts w:ascii="Arial" w:cs="Arial" w:eastAsia="Arial" w:hAnsi="Arial"/>
+          <w:b/>
+          <w:bCs/>
+        </w:rPr>
+        <w:t xml:space="preserve">10.1 Hiện trạng (bản P19, rút gọn).</w:t>
+      </w:r>
+      <w:r>
+        <w:rPr>
+          <w:rFonts w:ascii="Arial" w:cs="Arial" w:eastAsia="Arial" w:hAnsi="Arial"/>
+        </w:rPr>
+        <w:t xml:space="preserve"> 593 tệp; src/lib có 302 tệp (192 tệp kiểm thử). Mã nằm ở thư mục giayto/app của repo.</w:t>
+      </w:r>
+    </w:p>
+    <w:p>
+      <w:pPr>
+        <w:shd w:fill="F3F6F5" w:color="auto" w:val="clear"/>
+        <w:spacing w:after="0" w:line="240"/>
+        <w:ind w:left="120"/>
+      </w:pPr>
+      <w:r>
+        <w:rPr>
+          <w:rFonts w:ascii="Consolas" w:cs="Consolas" w:eastAsia="Consolas" w:hAnsi="Consolas"/>
+          <w:b w:val="false"/>
+          <w:bCs w:val="false"/>
+          <w:color w:val="1D2B2A"/>
+          <w:sz w:val="14"/>
+          <w:szCs w:val="14"/>
+        </w:rPr>
+        <w:t xml:space="preserve">giayto/</w:t>
+      </w:r>
+    </w:p>
+    <w:p>
+      <w:pPr>
+        <w:shd w:fill="F3F6F5" w:color="auto" w:val="clear"/>
+        <w:spacing w:after="0" w:line="240"/>
+        <w:ind w:left="120"/>
+      </w:pPr>
+      <w:r>
+        <w:rPr>
+          <w:rFonts w:ascii="Consolas" w:cs="Consolas" w:eastAsia="Consolas" w:hAnsi="Consolas"/>
+          <w:b w:val="false"/>
+          <w:bCs w:val="false"/>
+          <w:color w:val="1D2B2A"/>
+          <w:sz w:val="14"/>
+          <w:szCs w:val="14"/>
+        </w:rPr>
+        <w:t xml:space="preserve">├── app/</w:t>
+      </w:r>
+    </w:p>
+    <w:p>
+      <w:pPr>
+        <w:shd w:fill="F3F6F5" w:color="auto" w:val="clear"/>
+        <w:spacing w:after="0" w:line="240"/>
+        <w:ind w:left="120"/>
+      </w:pPr>
+      <w:r>
+        <w:rPr>
+          <w:rFonts w:ascii="Consolas" w:cs="Consolas" w:eastAsia="Consolas" w:hAnsi="Consolas"/>
+          <w:b w:val="false"/>
+          <w:bCs w:val="false"/>
+          <w:color w:val="1D2B2A"/>
+          <w:sz w:val="14"/>
+          <w:szCs w:val="14"/>
+        </w:rPr>
+        <w:t xml:space="preserve">│   ├── src/</w:t>
+      </w:r>
+    </w:p>
+    <w:p>
+      <w:pPr>
+        <w:shd w:fill="F3F6F5" w:color="auto" w:val="clear"/>
+        <w:spacing w:after="0" w:line="240"/>
+        <w:ind w:left="120"/>
+      </w:pPr>
+      <w:r>
+        <w:rPr>
+          <w:rFonts w:ascii="Consolas" w:cs="Consolas" w:eastAsia="Consolas" w:hAnsi="Consolas"/>
+          <w:b w:val="false"/>
+          <w:bCs w:val="false"/>
+          <w:color w:val="1D2B2A"/>
+          <w:sz w:val="14"/>
+          <w:szCs w:val="14"/>
+        </w:rPr>
+        <w:t xml:space="preserve">│   │   ├── routes/         21 màn: index, scan, doc.$id, documents, tools, me, auth, sync,</w:t>
+      </w:r>
+    </w:p>
+    <w:p>
+      <w:pPr>
+        <w:shd w:fill="F3F6F5" w:color="auto" w:val="clear"/>
+        <w:spacing w:after="0" w:line="240"/>
+        <w:ind w:left="120"/>
+      </w:pPr>
+      <w:r>
+        <w:rPr>
+          <w:rFonts w:ascii="Consolas" w:cs="Consolas" w:eastAsia="Consolas" w:hAnsi="Consolas"/>
+          <w:b w:val="false"/>
+          <w:bCs w:val="false"/>
+          <w:color w:val="1D2B2A"/>
+          <w:sz w:val="14"/>
+          <w:szCs w:val="14"/>
+        </w:rPr>
+        <w:t xml:space="preserve">│   │   │                   pair, pair_.$code, s.$token, trash, compare, measure, id-photo,</w:t>
+      </w:r>
+    </w:p>
+    <w:p>
+      <w:pPr>
+        <w:shd w:fill="F3F6F5" w:color="auto" w:val="clear"/>
+        <w:spacing w:after="0" w:line="240"/>
+        <w:ind w:left="120"/>
+      </w:pPr>
+      <w:r>
+        <w:rPr>
+          <w:rFonts w:ascii="Consolas" w:cs="Consolas" w:eastAsia="Consolas" w:hAnsi="Consolas"/>
+          <w:b w:val="false"/>
+          <w:bCs w:val="false"/>
+          <w:color w:val="1D2B2A"/>
+          <w:sz w:val="14"/>
+          <w:szCs w:val="14"/>
+        </w:rPr>
+        <w:t xml:space="preserve">│   │   │                   receipts, photo-check, field-test, tools_.history, __root</w:t>
+      </w:r>
+    </w:p>
+    <w:p>
+      <w:pPr>
+        <w:shd w:fill="F3F6F5" w:color="auto" w:val="clear"/>
+        <w:spacing w:after="0" w:line="240"/>
+        <w:ind w:left="120"/>
+      </w:pPr>
+      <w:r>
+        <w:rPr>
+          <w:rFonts w:ascii="Consolas" w:cs="Consolas" w:eastAsia="Consolas" w:hAnsi="Consolas"/>
+          <w:b w:val="false"/>
+          <w:bCs w:val="false"/>
+          <w:color w:val="1D2B2A"/>
+          <w:sz w:val="14"/>
+          <w:szCs w:val="14"/>
+        </w:rPr>
+        <w:t xml:space="preserve">│   │   ├── components/     adjust-editor, crop-editor, batch-export, export-review, ai-panel,</w:t>
+      </w:r>
+    </w:p>
+    <w:p>
+      <w:pPr>
+        <w:shd w:fill="F3F6F5" w:color="auto" w:val="clear"/>
+        <w:spacing w:after="0" w:line="240"/>
+        <w:ind w:left="120"/>
+      </w:pPr>
+      <w:r>
+        <w:rPr>
+          <w:rFonts w:ascii="Consolas" w:cs="Consolas" w:eastAsia="Consolas" w:hAnsi="Consolas"/>
+          <w:b w:val="false"/>
+          <w:bCs w:val="false"/>
+          <w:color w:val="1D2B2A"/>
+          <w:sz w:val="14"/>
+          <w:szCs w:val="14"/>
+        </w:rPr>
+        <w:t xml:space="preserve">│   │   │                   doc-chat, ocr-dock, signature-placer, share-link-panel … + ui/ (shadcn)</w:t>
+      </w:r>
+    </w:p>
+    <w:p>
+      <w:pPr>
+        <w:shd w:fill="F3F6F5" w:color="auto" w:val="clear"/>
+        <w:spacing w:after="0" w:line="240"/>
+        <w:ind w:left="120"/>
+      </w:pPr>
+      <w:r>
+        <w:rPr>
+          <w:rFonts w:ascii="Consolas" w:cs="Consolas" w:eastAsia="Consolas" w:hAnsi="Consolas"/>
+          <w:b w:val="false"/>
+          <w:bCs w:val="false"/>
+          <w:color w:val="1D2B2A"/>
+          <w:sz w:val="14"/>
+          <w:szCs w:val="14"/>
+        </w:rPr>
+        <w:t xml:space="preserve">│   │   ├── lib/            302 tệp: image, detect, dewarp, filter-gl, bg-queue, worker-pool,</w:t>
+      </w:r>
+    </w:p>
+    <w:p>
+      <w:pPr>
+        <w:shd w:fill="F3F6F5" w:color="auto" w:val="clear"/>
+        <w:spacing w:after="0" w:line="240"/>
+        <w:ind w:left="120"/>
+      </w:pPr>
+      <w:r>
+        <w:rPr>
+          <w:rFonts w:ascii="Consolas" w:cs="Consolas" w:eastAsia="Consolas" w:hAnsi="Consolas"/>
+          <w:b w:val="false"/>
+          <w:bCs w:val="false"/>
+          <w:color w:val="1D2B2A"/>
+          <w:sz w:val="14"/>
+          <w:szCs w:val="14"/>
+        </w:rPr>
+        <w:t xml:space="preserve">│   │   │                   page-grade, recipe, post-capture, importer, add-sources, db, disk-pack,</w:t>
+      </w:r>
+    </w:p>
+    <w:p>
+      <w:pPr>
+        <w:shd w:fill="F3F6F5" w:color="auto" w:val="clear"/>
+        <w:spacing w:after="0" w:line="240"/>
+        <w:ind w:left="120"/>
+      </w:pPr>
+      <w:r>
+        <w:rPr>
+          <w:rFonts w:ascii="Consolas" w:cs="Consolas" w:eastAsia="Consolas" w:hAnsi="Consolas"/>
+          <w:b w:val="false"/>
+          <w:bCs w:val="false"/>
+          <w:color w:val="1D2B2A"/>
+          <w:sz w:val="14"/>
+          <w:szCs w:val="14"/>
+        </w:rPr>
+        <w:t xml:space="preserve">│   │   │                   cloud-sync, auth, ocr, files (PDF), pdf-sign, quick-export … + regression/</w:t>
+      </w:r>
+    </w:p>
+    <w:p>
+      <w:pPr>
+        <w:shd w:fill="F3F6F5" w:color="auto" w:val="clear"/>
+        <w:spacing w:after="0" w:line="240"/>
+        <w:ind w:left="120"/>
+      </w:pPr>
+      <w:r>
+        <w:rPr>
+          <w:rFonts w:ascii="Consolas" w:cs="Consolas" w:eastAsia="Consolas" w:hAnsi="Consolas"/>
+          <w:b w:val="false"/>
+          <w:bCs w:val="false"/>
+          <w:color w:val="1D2B2A"/>
+          <w:sz w:val="14"/>
+          <w:szCs w:val="14"/>
+        </w:rPr>
+        <w:t xml:space="preserve">│   │   ├── integrations/   lovable/ (OAuth), supabase/ (client, middleware)</w:t>
+      </w:r>
+    </w:p>
+    <w:p>
+      <w:pPr>
+        <w:shd w:fill="F3F6F5" w:color="auto" w:val="clear"/>
+        <w:spacing w:after="0" w:line="240"/>
+        <w:ind w:left="120"/>
+      </w:pPr>
+      <w:r>
+        <w:rPr>
+          <w:rFonts w:ascii="Consolas" w:cs="Consolas" w:eastAsia="Consolas" w:hAnsi="Consolas"/>
+          <w:b w:val="false"/>
+          <w:bCs w:val="false"/>
+          <w:color w:val="1D2B2A"/>
+          <w:sz w:val="14"/>
+          <w:szCs w:val="14"/>
+        </w:rPr>
+        <w:t xml:space="preserve">│   │   ├── start.ts · router.tsx · server.ts · styles.css</w:t>
+      </w:r>
+    </w:p>
+    <w:p>
+      <w:pPr>
+        <w:shd w:fill="F3F6F5" w:color="auto" w:val="clear"/>
+        <w:spacing w:after="0" w:line="240"/>
+        <w:ind w:left="120"/>
+      </w:pPr>
+      <w:r>
+        <w:rPr>
+          <w:rFonts w:ascii="Consolas" w:cs="Consolas" w:eastAsia="Consolas" w:hAnsi="Consolas"/>
+          <w:b w:val="false"/>
+          <w:bCs w:val="false"/>
+          <w:color w:val="1D2B2A"/>
+          <w:sz w:val="14"/>
+          <w:szCs w:val="14"/>
+        </w:rPr>
+        <w:t xml:space="preserve">│   │   └── test/</w:t>
+      </w:r>
+    </w:p>
+    <w:p>
+      <w:pPr>
+        <w:shd w:fill="F3F6F5" w:color="auto" w:val="clear"/>
+        <w:spacing w:after="0" w:line="240"/>
+        <w:ind w:left="120"/>
+      </w:pPr>
+      <w:r>
+        <w:rPr>
+          <w:rFonts w:ascii="Consolas" w:cs="Consolas" w:eastAsia="Consolas" w:hAnsi="Consolas"/>
+          <w:b w:val="false"/>
+          <w:bCs w:val="false"/>
+          <w:color w:val="1D2B2A"/>
+          <w:sz w:val="14"/>
+          <w:szCs w:val="14"/>
+        </w:rPr>
+        <w:t xml:space="preserve">│   ├── public/             sw.js, manifest, icon, fonts</w:t>
+      </w:r>
+    </w:p>
+    <w:p>
+      <w:pPr>
+        <w:shd w:fill="F3F6F5" w:color="auto" w:val="clear"/>
+        <w:spacing w:after="0" w:line="240"/>
+        <w:ind w:left="120"/>
+      </w:pPr>
+      <w:r>
+        <w:rPr>
+          <w:rFonts w:ascii="Consolas" w:cs="Consolas" w:eastAsia="Consolas" w:hAnsi="Consolas"/>
+          <w:b w:val="false"/>
+          <w:bCs w:val="false"/>
+          <w:color w:val="1D2B2A"/>
+          <w:sz w:val="14"/>
+          <w:szCs w:val="14"/>
+        </w:rPr>
+        <w:t xml:space="preserve">│   ├── scripts/            playwright/ (27 kịch bản kiem-*.mjs), kiem-chung-*.py, dong-goi.sh …</w:t>
+      </w:r>
+    </w:p>
+    <w:p>
+      <w:pPr>
+        <w:shd w:fill="F3F6F5" w:color="auto" w:val="clear"/>
+        <w:spacing w:after="0" w:line="240"/>
+        <w:ind w:left="120"/>
+      </w:pPr>
+      <w:r>
+        <w:rPr>
+          <w:rFonts w:ascii="Consolas" w:cs="Consolas" w:eastAsia="Consolas" w:hAnsi="Consolas"/>
+          <w:b w:val="false"/>
+          <w:bCs w:val="false"/>
+          <w:color w:val="1D2B2A"/>
+          <w:sz w:val="14"/>
+          <w:szCs w:val="14"/>
+        </w:rPr>
+        <w:t xml:space="preserve">│   ├── de-an-nang-cap-scan/ tien-do.json, lo-trinh-r.json, kiem-chung/ (bộ ảnh V1/V13/Q/NB)</w:t>
+      </w:r>
+    </w:p>
+    <w:p>
+      <w:pPr>
+        <w:shd w:fill="F3F6F5" w:color="auto" w:val="clear"/>
+        <w:spacing w:after="0" w:line="240"/>
+        <w:ind w:left="120"/>
+      </w:pPr>
+      <w:r>
+        <w:rPr>
+          <w:rFonts w:ascii="Consolas" w:cs="Consolas" w:eastAsia="Consolas" w:hAnsi="Consolas"/>
+          <w:b w:val="false"/>
+          <w:bCs w:val="false"/>
+          <w:color w:val="1D2B2A"/>
+          <w:sz w:val="14"/>
+          <w:szCs w:val="14"/>
+        </w:rPr>
+        <w:t xml:space="preserve">│   ├── docs/               NO-KY-THUAT.md, RA-SOAT-MUC-CU-HM13.md</w:t>
+      </w:r>
+    </w:p>
+    <w:p>
+      <w:pPr>
+        <w:shd w:fill="F3F6F5" w:color="auto" w:val="clear"/>
+        <w:spacing w:after="0" w:line="240"/>
+        <w:ind w:left="120"/>
+      </w:pPr>
+      <w:r>
+        <w:rPr>
+          <w:rFonts w:ascii="Consolas" w:cs="Consolas" w:eastAsia="Consolas" w:hAnsi="Consolas"/>
+          <w:b w:val="false"/>
+          <w:bCs w:val="false"/>
+          <w:color w:val="1D2B2A"/>
+          <w:sz w:val="14"/>
+          <w:szCs w:val="14"/>
+        </w:rPr>
+        <w:t xml:space="preserve">│   ├── supabase/ · drizzle/</w:t>
+      </w:r>
+    </w:p>
+    <w:p>
+      <w:pPr>
+        <w:shd w:fill="F3F6F5" w:color="auto" w:val="clear"/>
+        <w:spacing w:after="0" w:line="240"/>
+        <w:ind w:left="120"/>
+      </w:pPr>
+      <w:r>
+        <w:rPr>
+          <w:rFonts w:ascii="Consolas" w:cs="Consolas" w:eastAsia="Consolas" w:hAnsi="Consolas"/>
+          <w:b w:val="false"/>
+          <w:bCs w:val="false"/>
+          <w:color w:val="1D2B2A"/>
+          <w:sz w:val="14"/>
+          <w:szCs w:val="14"/>
+        </w:rPr>
+        <w:t xml:space="preserve">│   └── LO-TRINH.md · TIEP-THEO.md · AGENTS.md · package.json</w:t>
+      </w:r>
+    </w:p>
+    <w:p>
+      <w:pPr>
+        <w:shd w:fill="F3F6F5" w:color="auto" w:val="clear"/>
+        <w:spacing w:after="0" w:line="240"/>
+        <w:ind w:left="120"/>
+      </w:pPr>
+      <w:r>
+        <w:rPr>
+          <w:rFonts w:ascii="Consolas" w:cs="Consolas" w:eastAsia="Consolas" w:hAnsi="Consolas"/>
+          <w:b w:val="false"/>
+          <w:bCs w:val="false"/>
+          <w:color w:val="1D2B2A"/>
+          <w:sz w:val="14"/>
+          <w:szCs w:val="14"/>
+        </w:rPr>
+        <w:t xml:space="preserve">└── handover/              HANDOVER.md, backlog.json, PROMPT_PHIEN_SAU.md, MANIFEST.sha256</w:t>
+      </w:r>
+    </w:p>
+    <w:p>
+      <w:pPr>
+        <w:spacing w:after="60"/>
+      </w:pPr>
+    </w:p>
+    <w:p>
+      <w:pPr>
+        <w:spacing w:after="120" w:line="288"/>
+      </w:pPr>
+      <w:r>
+        <w:rPr>
+          <w:rFonts w:ascii="Arial" w:cs="Arial" w:eastAsia="Arial" w:hAnsi="Arial"/>
+          <w:b/>
+          <w:bCs/>
+        </w:rPr>
+        <w:t xml:space="preserve">10.2 Sau nâng cấp.</w:t>
+      </w:r>
+      <w:r>
+        <w:rPr>
+          <w:rFonts w:ascii="Arial" w:cs="Arial" w:eastAsia="Arial" w:hAnsi="Arial"/>
+        </w:rPr>
+        <w:t xml:space="preserve"> Chỉ thêm, không di chuyển tệp cũ (nguyên tắc §16). Xanh = MỚI, vàng = SỬA.</w:t>
+      </w:r>
+    </w:p>
+    <w:p>
+      <w:pPr>
+        <w:shd w:fill="F3F6F5" w:color="auto" w:val="clear"/>
+        <w:spacing w:after="0" w:line="240"/>
+        <w:ind w:left="120"/>
+      </w:pPr>
+      <w:r>
+        <w:rPr>
+          <w:rFonts w:ascii="Consolas" w:cs="Consolas" w:eastAsia="Consolas" w:hAnsi="Consolas"/>
+          <w:b w:val="false"/>
+          <w:bCs w:val="false"/>
+          <w:color w:val="1D2B2A"/>
+          <w:sz w:val="14"/>
+          <w:szCs w:val="14"/>
+        </w:rPr>
+        <w:t xml:space="preserve">app/src/</w:t>
+      </w:r>
+    </w:p>
+    <w:p>
+      <w:pPr>
+        <w:shd w:fill="F3F6F5" w:color="auto" w:val="clear"/>
+        <w:spacing w:after="0" w:line="240"/>
+        <w:ind w:left="120"/>
+      </w:pPr>
+      <w:r>
+        <w:rPr>
+          <w:rFonts w:ascii="Consolas" w:cs="Consolas" w:eastAsia="Consolas" w:hAnsi="Consolas"/>
+          <w:b w:val="false"/>
+          <w:bCs w:val="false"/>
+          <w:color w:val="1D2B2A"/>
+          <w:sz w:val="14"/>
+          <w:szCs w:val="14"/>
+        </w:rPr>
+        <w:t xml:space="preserve">├── routes/</w:t>
+      </w:r>
+    </w:p>
+    <w:p>
+      <w:pPr>
+        <w:shd w:fill="F3F6F5" w:color="auto" w:val="clear"/>
+        <w:spacing w:after="0" w:line="240"/>
+        <w:ind w:left="120"/>
+      </w:pPr>
+      <w:r>
+        <w:rPr>
+          <w:rFonts w:ascii="Consolas" w:cs="Consolas" w:eastAsia="Consolas" w:hAnsi="Consolas"/>
+          <w:b/>
+          <w:bCs/>
+          <w:color w:val="B7791F"/>
+          <w:sz w:val="14"/>
+          <w:szCs w:val="14"/>
+        </w:rPr>
+        <w:t xml:space="preserve">│   ├── __root.tsx               SỬA  khởi động bộ điều phối nền + tiếp nhận phiên Google (BL-00, CS-02)</w:t>
+      </w:r>
+    </w:p>
+    <w:p>
+      <w:pPr>
+        <w:shd w:fill="F3F6F5" w:color="auto" w:val="clear"/>
+        <w:spacing w:after="0" w:line="240"/>
+        <w:ind w:left="120"/>
+      </w:pPr>
+      <w:r>
+        <w:rPr>
+          <w:rFonts w:ascii="Consolas" w:cs="Consolas" w:eastAsia="Consolas" w:hAnsi="Consolas"/>
+          <w:b/>
+          <w:bCs/>
+          <w:color w:val="B7791F"/>
+          <w:sz w:val="14"/>
+          <w:szCs w:val="14"/>
+        </w:rPr>
+        <w:t xml:space="preserve">│   ├── scan.tsx                 SỬA  bấm = ghi gốc; Xong tức thì; liên tục mặc định (CS-03…05)</w:t>
+      </w:r>
+    </w:p>
+    <w:p>
+      <w:pPr>
+        <w:shd w:fill="F3F6F5" w:color="auto" w:val="clear"/>
+        <w:spacing w:after="0" w:line="240"/>
+        <w:ind w:left="120"/>
+      </w:pPr>
+      <w:r>
+        <w:rPr>
+          <w:rFonts w:ascii="Consolas" w:cs="Consolas" w:eastAsia="Consolas" w:hAnsi="Consolas"/>
+          <w:b/>
+          <w:bCs/>
+          <w:color w:val="B7791F"/>
+          <w:sz w:val="14"/>
+          <w:szCs w:val="14"/>
+        </w:rPr>
+        <w:t xml:space="preserve">│   ├── doc.$id.tsx              SỬA  ?review=1 mở lớp phủ theo lô; lưới nhãn bền; cột Thêm PC</w:t>
+      </w:r>
+    </w:p>
+    <w:p>
+      <w:pPr>
+        <w:shd w:fill="F3F6F5" w:color="auto" w:val="clear"/>
+        <w:spacing w:after="0" w:line="240"/>
+        <w:ind w:left="120"/>
+      </w:pPr>
+      <w:r>
+        <w:rPr>
+          <w:rFonts w:ascii="Consolas" w:cs="Consolas" w:eastAsia="Consolas" w:hAnsi="Consolas"/>
+          <w:b/>
+          <w:bCs/>
+          <w:color w:val="B7791F"/>
+          <w:sz w:val="14"/>
+          <w:szCs w:val="14"/>
+        </w:rPr>
+        <w:t xml:space="preserve">│   ├── auth.tsx                 SỬA  cảnh báo trình duyệt nhúng; lưu đích quay về</w:t>
+      </w:r>
+    </w:p>
+    <w:p>
+      <w:pPr>
+        <w:shd w:fill="F3F6F5" w:color="auto" w:val="clear"/>
+        <w:spacing w:after="0" w:line="240"/>
+        <w:ind w:left="120"/>
+      </w:pPr>
+      <w:r>
+        <w:rPr>
+          <w:rFonts w:ascii="Consolas" w:cs="Consolas" w:eastAsia="Consolas" w:hAnsi="Consolas"/>
+          <w:b/>
+          <w:bCs/>
+          <w:color w:val="B7791F"/>
+          <w:sz w:val="14"/>
+          <w:szCs w:val="14"/>
+        </w:rPr>
+        <w:t xml:space="preserve">│   └── me.tsx                   SỬA  sao lưu/khôi phục an toàn (BL-01)</w:t>
+      </w:r>
+    </w:p>
+    <w:p>
+      <w:pPr>
+        <w:shd w:fill="F3F6F5" w:color="auto" w:val="clear"/>
+        <w:spacing w:after="0" w:line="240"/>
+        <w:ind w:left="120"/>
+      </w:pPr>
+      <w:r>
+        <w:rPr>
+          <w:rFonts w:ascii="Consolas" w:cs="Consolas" w:eastAsia="Consolas" w:hAnsi="Consolas"/>
+          <w:b w:val="false"/>
+          <w:bCs w:val="false"/>
+          <w:color w:val="1D2B2A"/>
+          <w:sz w:val="14"/>
+          <w:szCs w:val="14"/>
+        </w:rPr>
+        <w:t xml:space="preserve">├── components/</w:t>
+      </w:r>
+    </w:p>
+    <w:p>
+      <w:pPr>
+        <w:shd w:fill="F3F6F5" w:color="auto" w:val="clear"/>
+        <w:spacing w:after="0" w:line="240"/>
+        <w:ind w:left="120"/>
+      </w:pPr>
+      <w:r>
+        <w:rPr>
+          <w:rFonts w:ascii="Consolas" w:cs="Consolas" w:eastAsia="Consolas" w:hAnsi="Consolas"/>
+          <w:b w:val="false"/>
+          <w:bCs w:val="false"/>
+          <w:color w:val="1D2B2A"/>
+          <w:sz w:val="14"/>
+          <w:szCs w:val="14"/>
+        </w:rPr>
+        <w:t xml:space="preserve">│   ├── scan/</w:t>
+      </w:r>
+    </w:p>
+    <w:p>
+      <w:pPr>
+        <w:shd w:fill="F3F6F5" w:color="auto" w:val="clear"/>
+        <w:spacing w:after="0" w:line="240"/>
+        <w:ind w:left="120"/>
+      </w:pPr>
+      <w:r>
+        <w:rPr>
+          <w:rFonts w:ascii="Consolas" w:cs="Consolas" w:eastAsia="Consolas" w:hAnsi="Consolas"/>
+          <w:b/>
+          <w:bCs/>
+          <w:color w:val="0F7A66"/>
+          <w:sz w:val="14"/>
+          <w:szCs w:val="14"/>
+        </w:rPr>
+        <w:t xml:space="preserve">│   │   ├── batch-review.tsx     MỚI  Xem lại theo lô (dùng lại crop-editor)</w:t>
+      </w:r>
+    </w:p>
+    <w:p>
+      <w:pPr>
+        <w:shd w:fill="F3F6F5" w:color="auto" w:val="clear"/>
+        <w:spacing w:after="0" w:line="240"/>
+        <w:ind w:left="120"/>
+      </w:pPr>
+      <w:r>
+        <w:rPr>
+          <w:rFonts w:ascii="Consolas" w:cs="Consolas" w:eastAsia="Consolas" w:hAnsi="Consolas"/>
+          <w:b/>
+          <w:bCs/>
+          <w:color w:val="0F7A66"/>
+          <w:sz w:val="14"/>
+          <w:szCs w:val="14"/>
+        </w:rPr>
+        <w:t xml:space="preserve">│   │   ├── batch-filter.tsx     MỚI  Lọc theo lô (dùng filter-gl)</w:t>
+      </w:r>
+    </w:p>
+    <w:p>
+      <w:pPr>
+        <w:shd w:fill="F3F6F5" w:color="auto" w:val="clear"/>
+        <w:spacing w:after="0" w:line="240"/>
+        <w:ind w:left="120"/>
+      </w:pPr>
+      <w:r>
+        <w:rPr>
+          <w:rFonts w:ascii="Consolas" w:cs="Consolas" w:eastAsia="Consolas" w:hAnsi="Consolas"/>
+          <w:b/>
+          <w:bCs/>
+          <w:color w:val="0F7A66"/>
+          <w:sz w:val="14"/>
+          <w:szCs w:val="14"/>
+        </w:rPr>
+        <w:t xml:space="preserve">│   │   ├── page-status-badge.tsx MỚI huy hiệu ✓ ! % chờ lỗi</w:t>
+      </w:r>
+    </w:p>
+    <w:p>
+      <w:pPr>
+        <w:shd w:fill="F3F6F5" w:color="auto" w:val="clear"/>
+        <w:spacing w:after="0" w:line="240"/>
+        <w:ind w:left="120"/>
+      </w:pPr>
+      <w:r>
+        <w:rPr>
+          <w:rFonts w:ascii="Consolas" w:cs="Consolas" w:eastAsia="Consolas" w:hAnsi="Consolas"/>
+          <w:b/>
+          <w:bCs/>
+          <w:color w:val="0F7A66"/>
+          <w:sz w:val="14"/>
+          <w:szCs w:val="14"/>
+        </w:rPr>
+        <w:t xml:space="preserve">│   │   ├── page-grid.tsx        MỚI  lưới kéo-thả pointer events</w:t>
+      </w:r>
+    </w:p>
+    <w:p>
+      <w:pPr>
+        <w:shd w:fill="F3F6F5" w:color="auto" w:val="clear"/>
+        <w:spacing w:after="0" w:line="240"/>
+        <w:ind w:left="120"/>
+      </w:pPr>
+      <w:r>
+        <w:rPr>
+          <w:rFonts w:ascii="Consolas" w:cs="Consolas" w:eastAsia="Consolas" w:hAnsi="Consolas"/>
+          <w:b/>
+          <w:bCs/>
+          <w:color w:val="0F7A66"/>
+          <w:sz w:val="14"/>
+          <w:szCs w:val="14"/>
+        </w:rPr>
+        <w:t xml:space="preserve">│   │   └── queue-panel.tsx      MỚI  hàng đợi + QR (PC)</w:t>
+      </w:r>
+    </w:p>
+    <w:p>
+      <w:pPr>
+        <w:shd w:fill="F3F6F5" w:color="auto" w:val="clear"/>
+        <w:spacing w:after="0" w:line="240"/>
+        <w:ind w:left="120"/>
+      </w:pPr>
+      <w:r>
+        <w:rPr>
+          <w:rFonts w:ascii="Consolas" w:cs="Consolas" w:eastAsia="Consolas" w:hAnsi="Consolas"/>
+          <w:b w:val="false"/>
+          <w:bCs w:val="false"/>
+          <w:color w:val="1D2B2A"/>
+          <w:sz w:val="14"/>
+          <w:szCs w:val="14"/>
+        </w:rPr>
+        <w:t xml:space="preserve">│   └── crop-editor.tsx · adjust-editor.tsx  (giữ, dùng lại)</w:t>
+      </w:r>
+    </w:p>
+    <w:p>
+      <w:pPr>
+        <w:shd w:fill="F3F6F5" w:color="auto" w:val="clear"/>
+        <w:spacing w:after="0" w:line="240"/>
+        <w:ind w:left="120"/>
+      </w:pPr>
+      <w:r>
+        <w:rPr>
+          <w:rFonts w:ascii="Consolas" w:cs="Consolas" w:eastAsia="Consolas" w:hAnsi="Consolas"/>
+          <w:b w:val="false"/>
+          <w:bCs w:val="false"/>
+          <w:color w:val="1D2B2A"/>
+          <w:sz w:val="14"/>
+          <w:szCs w:val="14"/>
+        </w:rPr>
+        <w:t xml:space="preserve">├── lib/</w:t>
+      </w:r>
+    </w:p>
+    <w:p>
+      <w:pPr>
+        <w:shd w:fill="F3F6F5" w:color="auto" w:val="clear"/>
+        <w:spacing w:after="0" w:line="240"/>
+        <w:ind w:left="120"/>
+      </w:pPr>
+      <w:r>
+        <w:rPr>
+          <w:rFonts w:ascii="Consolas" w:cs="Consolas" w:eastAsia="Consolas" w:hAnsi="Consolas"/>
+          <w:b w:val="false"/>
+          <w:bCs w:val="false"/>
+          <w:color w:val="1D2B2A"/>
+          <w:sz w:val="14"/>
+          <w:szCs w:val="14"/>
+        </w:rPr>
+        <w:t xml:space="preserve">│   ├── pipeline/</w:t>
+      </w:r>
+    </w:p>
+    <w:p>
+      <w:pPr>
+        <w:shd w:fill="F3F6F5" w:color="auto" w:val="clear"/>
+        <w:spacing w:after="0" w:line="240"/>
+        <w:ind w:left="120"/>
+      </w:pPr>
+      <w:r>
+        <w:rPr>
+          <w:rFonts w:ascii="Consolas" w:cs="Consolas" w:eastAsia="Consolas" w:hAnsi="Consolas"/>
+          <w:b/>
+          <w:bCs/>
+          <w:color w:val="0F7A66"/>
+          <w:sz w:val="14"/>
+          <w:szCs w:val="14"/>
+        </w:rPr>
+        <w:t xml:space="preserve">│   │   ├── runner.ts            MỚI  bộ điều phối toàn app, ưu tiên, tiếp tục sau tải lại</w:t>
+      </w:r>
+    </w:p>
+    <w:p>
+      <w:pPr>
+        <w:shd w:fill="F3F6F5" w:color="auto" w:val="clear"/>
+        <w:spacing w:after="0" w:line="240"/>
+        <w:ind w:left="120"/>
+      </w:pPr>
+      <w:r>
+        <w:rPr>
+          <w:rFonts w:ascii="Consolas" w:cs="Consolas" w:eastAsia="Consolas" w:hAnsi="Consolas"/>
+          <w:b/>
+          <w:bCs/>
+          <w:color w:val="0F7A66"/>
+          <w:sz w:val="14"/>
+          <w:szCs w:val="14"/>
+        </w:rPr>
+        <w:t xml:space="preserve">│   │   ├── steps.ts             MỚI  refine → warp → dewarp → orient → grade → recipe → filter → compress → ocr</w:t>
+      </w:r>
+    </w:p>
+    <w:p>
+      <w:pPr>
+        <w:shd w:fill="F3F6F5" w:color="auto" w:val="clear"/>
+        <w:spacing w:after="0" w:line="240"/>
+        <w:ind w:left="120"/>
+      </w:pPr>
+      <w:r>
+        <w:rPr>
+          <w:rFonts w:ascii="Consolas" w:cs="Consolas" w:eastAsia="Consolas" w:hAnsi="Consolas"/>
+          <w:b/>
+          <w:bCs/>
+          <w:color w:val="0F7A66"/>
+          <w:sz w:val="14"/>
+          <w:szCs w:val="14"/>
+        </w:rPr>
+        <w:t xml:space="preserve">│   │   └── runner.test.ts       MỚI</w:t>
+      </w:r>
+    </w:p>
+    <w:p>
+      <w:pPr>
+        <w:shd w:fill="F3F6F5" w:color="auto" w:val="clear"/>
+        <w:spacing w:after="0" w:line="240"/>
+        <w:ind w:left="120"/>
+      </w:pPr>
+      <w:r>
+        <w:rPr>
+          <w:rFonts w:ascii="Consolas" w:cs="Consolas" w:eastAsia="Consolas" w:hAnsi="Consolas"/>
+          <w:b/>
+          <w:bCs/>
+          <w:color w:val="0F7A66"/>
+          <w:sz w:val="14"/>
+          <w:szCs w:val="14"/>
+        </w:rPr>
+        <w:t xml:space="preserve">│   ├── page-state.ts            MỚI  moi | cho | dang | xong | xem-lai | loi</w:t>
+      </w:r>
+    </w:p>
+    <w:p>
+      <w:pPr>
+        <w:shd w:fill="F3F6F5" w:color="auto" w:val="clear"/>
+        <w:spacing w:after="0" w:line="240"/>
+        <w:ind w:left="120"/>
+      </w:pPr>
+      <w:r>
+        <w:rPr>
+          <w:rFonts w:ascii="Consolas" w:cs="Consolas" w:eastAsia="Consolas" w:hAnsi="Consolas"/>
+          <w:b/>
+          <w:bCs/>
+          <w:color w:val="0F7A66"/>
+          <w:sz w:val="14"/>
+          <w:szCs w:val="14"/>
+        </w:rPr>
+        <w:t xml:space="preserve">│   ├── page-store.ts            MỚI  Blob gốc + mutateDocs một cửa (BL-05)</w:t>
+      </w:r>
+    </w:p>
+    <w:p>
+      <w:pPr>
+        <w:shd w:fill="F3F6F5" w:color="auto" w:val="clear"/>
+        <w:spacing w:after="0" w:line="240"/>
+        <w:ind w:left="120"/>
+      </w:pPr>
+      <w:r>
+        <w:rPr>
+          <w:rFonts w:ascii="Consolas" w:cs="Consolas" w:eastAsia="Consolas" w:hAnsi="Consolas"/>
+          <w:b/>
+          <w:bCs/>
+          <w:color w:val="0F7A66"/>
+          <w:sz w:val="14"/>
+          <w:szCs w:val="14"/>
+        </w:rPr>
+        <w:t xml:space="preserve">│   ├── auth-callback.ts         MỚI  tiếp nhận phiên OAuth (BL-00)</w:t>
+      </w:r>
+    </w:p>
+    <w:p>
+      <w:pPr>
+        <w:shd w:fill="F3F6F5" w:color="auto" w:val="clear"/>
+        <w:spacing w:after="0" w:line="240"/>
+        <w:ind w:left="120"/>
+      </w:pPr>
+      <w:r>
+        <w:rPr>
+          <w:rFonts w:ascii="Consolas" w:cs="Consolas" w:eastAsia="Consolas" w:hAnsi="Consolas"/>
+          <w:b/>
+          <w:bCs/>
+          <w:color w:val="0F7A66"/>
+          <w:sz w:val="14"/>
+          <w:szCs w:val="14"/>
+        </w:rPr>
+        <w:t xml:space="preserve">│   ├── in-app-browser.ts        MỚI  phát hiện Zalo/Facebook…</w:t>
+      </w:r>
+    </w:p>
+    <w:p>
+      <w:pPr>
+        <w:shd w:fill="F3F6F5" w:color="auto" w:val="clear"/>
+        <w:spacing w:after="0" w:line="240"/>
+        <w:ind w:left="120"/>
+      </w:pPr>
+      <w:r>
+        <w:rPr>
+          <w:rFonts w:ascii="Consolas" w:cs="Consolas" w:eastAsia="Consolas" w:hAnsi="Consolas"/>
+          <w:b/>
+          <w:bCs/>
+          <w:color w:val="0F7A66"/>
+          <w:sz w:val="14"/>
+          <w:szCs w:val="14"/>
+        </w:rPr>
+        <w:t xml:space="preserve">│   ├── portable-doc.ts          MỚI  toPortableDoc cho sao lưu (BL-01)</w:t>
+      </w:r>
+    </w:p>
+    <w:p>
+      <w:pPr>
+        <w:shd w:fill="F3F6F5" w:color="auto" w:val="clear"/>
+        <w:spacing w:after="0" w:line="240"/>
+        <w:ind w:left="120"/>
+      </w:pPr>
+      <w:r>
+        <w:rPr>
+          <w:rFonts w:ascii="Consolas" w:cs="Consolas" w:eastAsia="Consolas" w:hAnsi="Consolas"/>
+          <w:b/>
+          <w:bCs/>
+          <w:color w:val="B7791F"/>
+          <w:sz w:val="14"/>
+          <w:szCs w:val="14"/>
+        </w:rPr>
+        <w:t xml:space="preserve">│   ├── db.ts                    SỬA  IndexedDB v3, ghi chờ commit (CS-01, BL-02)</w:t>
+      </w:r>
+    </w:p>
+    <w:p>
+      <w:pPr>
+        <w:shd w:fill="F3F6F5" w:color="auto" w:val="clear"/>
+        <w:spacing w:after="0" w:line="240"/>
+        <w:ind w:left="120"/>
+      </w:pPr>
+      <w:r>
+        <w:rPr>
+          <w:rFonts w:ascii="Consolas" w:cs="Consolas" w:eastAsia="Consolas" w:hAnsi="Consolas"/>
+          <w:b/>
+          <w:bCs/>
+          <w:color w:val="B7791F"/>
+          <w:sz w:val="14"/>
+          <w:szCs w:val="14"/>
+        </w:rPr>
+        <w:t xml:space="preserve">│   ├── bg-queue.ts              SỬA  bỏ phụ thuộc màn chụp; nhiều làn</w:t>
+      </w:r>
+    </w:p>
+    <w:p>
+      <w:pPr>
+        <w:shd w:fill="F3F6F5" w:color="auto" w:val="clear"/>
+        <w:spacing w:after="0" w:line="240"/>
+        <w:ind w:left="120"/>
+      </w:pPr>
+      <w:r>
+        <w:rPr>
+          <w:rFonts w:ascii="Consolas" w:cs="Consolas" w:eastAsia="Consolas" w:hAnsi="Consolas"/>
+          <w:b/>
+          <w:bCs/>
+          <w:color w:val="B7791F"/>
+          <w:sz w:val="14"/>
+          <w:szCs w:val="14"/>
+        </w:rPr>
+        <w:t xml:space="preserve">│   ├── importer.ts              SỬA  ảnh nhập vào dây chuyền (CS-09)</w:t>
+      </w:r>
+    </w:p>
+    <w:p>
+      <w:pPr>
+        <w:shd w:fill="F3F6F5" w:color="auto" w:val="clear"/>
+        <w:spacing w:after="0" w:line="240"/>
+        <w:ind w:left="120"/>
+      </w:pPr>
+      <w:r>
+        <w:rPr>
+          <w:rFonts w:ascii="Consolas" w:cs="Consolas" w:eastAsia="Consolas" w:hAnsi="Consolas"/>
+          <w:b/>
+          <w:bCs/>
+          <w:color w:val="B7791F"/>
+          <w:sz w:val="14"/>
+          <w:szCs w:val="14"/>
+        </w:rPr>
+        <w:t xml:space="preserve">│   ├── post-capture.ts · recipe-apply.ts  SỬA  số đo theo page.id, dựng lại ảnh (CS-05)</w:t>
+      </w:r>
+    </w:p>
+    <w:p>
+      <w:pPr>
+        <w:shd w:fill="F3F6F5" w:color="auto" w:val="clear"/>
+        <w:spacing w:after="0" w:line="240"/>
+        <w:ind w:left="120"/>
+      </w:pPr>
+      <w:r>
+        <w:rPr>
+          <w:rFonts w:ascii="Consolas" w:cs="Consolas" w:eastAsia="Consolas" w:hAnsi="Consolas"/>
+          <w:b/>
+          <w:bCs/>
+          <w:color w:val="B7791F"/>
+          <w:sz w:val="14"/>
+          <w:szCs w:val="14"/>
+        </w:rPr>
+        <w:t xml:space="preserve">│   ├── auth.ts                  SỬA  thông báo tiếng Việt (BL-00)</w:t>
+      </w:r>
+    </w:p>
+    <w:p>
+      <w:pPr>
+        <w:shd w:fill="F3F6F5" w:color="auto" w:val="clear"/>
+        <w:spacing w:after="0" w:line="240"/>
+        <w:ind w:left="120"/>
+      </w:pPr>
+      <w:r>
+        <w:rPr>
+          <w:rFonts w:ascii="Consolas" w:cs="Consolas" w:eastAsia="Consolas" w:hAnsi="Consolas"/>
+          <w:b/>
+          <w:bCs/>
+          <w:color w:val="B7791F"/>
+          <w:sz w:val="14"/>
+          <w:szCs w:val="14"/>
+        </w:rPr>
+        <w:t xml:space="preserve">│   └── files.ts · ai-queue.ts   SỬA  BL-04, BL-06</w:t>
+      </w:r>
+    </w:p>
+    <w:p>
+      <w:pPr>
+        <w:shd w:fill="F3F6F5" w:color="auto" w:val="clear"/>
+        <w:spacing w:after="0" w:line="240"/>
+        <w:ind w:left="120"/>
+      </w:pPr>
+      <w:r>
+        <w:rPr>
+          <w:rFonts w:ascii="Consolas" w:cs="Consolas" w:eastAsia="Consolas" w:hAnsi="Consolas"/>
+          <w:b w:val="false"/>
+          <w:bCs w:val="false"/>
+          <w:color w:val="1D2B2A"/>
+          <w:sz w:val="14"/>
+          <w:szCs w:val="14"/>
+        </w:rPr>
+        <w:t xml:space="preserve">└── test/</w:t>
+      </w:r>
+    </w:p>
+    <w:p>
+      <w:pPr>
+        <w:shd w:fill="F3F6F5" w:color="auto" w:val="clear"/>
+        <w:spacing w:after="0" w:line="240"/>
+        <w:ind w:left="120"/>
+      </w:pPr>
+      <w:r>
+        <w:rPr>
+          <w:rFonts w:ascii="Consolas" w:cs="Consolas" w:eastAsia="Consolas" w:hAnsi="Consolas"/>
+          <w:b w:val="false"/>
+          <w:bCs w:val="false"/>
+          <w:color w:val="1D2B2A"/>
+          <w:sz w:val="14"/>
+          <w:szCs w:val="14"/>
+        </w:rPr>
+        <w:t xml:space="preserve">app/scripts/playwright/</w:t>
+      </w:r>
+    </w:p>
+    <w:p>
+      <w:pPr>
+        <w:shd w:fill="F3F6F5" w:color="auto" w:val="clear"/>
+        <w:spacing w:after="0" w:line="240"/>
+        <w:ind w:left="120"/>
+      </w:pPr>
+      <w:r>
+        <w:rPr>
+          <w:rFonts w:ascii="Consolas" w:cs="Consolas" w:eastAsia="Consolas" w:hAnsi="Consolas"/>
+          <w:b/>
+          <w:bCs/>
+          <w:color w:val="0F7A66"/>
+          <w:sz w:val="14"/>
+          <w:szCs w:val="14"/>
+        </w:rPr>
+        <w:t xml:space="preserve">├── kiem-hanh-trinh-cs.mjs        MỚI  chụp 10 trang → Xong → xem lại → xuất, đo thời gian (CS-00)</w:t>
+      </w:r>
+    </w:p>
+    <w:p>
+      <w:pPr>
+        <w:shd w:fill="F3F6F5" w:color="auto" w:val="clear"/>
+        <w:spacing w:after="0" w:line="240"/>
+        <w:ind w:left="120"/>
+      </w:pPr>
+      <w:r>
+        <w:rPr>
+          <w:rFonts w:ascii="Consolas" w:cs="Consolas" w:eastAsia="Consolas" w:hAnsi="Consolas"/>
+          <w:b/>
+          <w:bCs/>
+          <w:color w:val="0F7A66"/>
+          <w:sz w:val="14"/>
+          <w:szCs w:val="14"/>
+        </w:rPr>
+        <w:t xml:space="preserve">├── kiem-dang-nhap-google.mjs     MỚI  OAuth giả + mock Supabase (BL-00)</w:t>
+      </w:r>
+    </w:p>
+    <w:p>
+      <w:pPr>
+        <w:shd w:fill="F3F6F5" w:color="auto" w:val="clear"/>
+        <w:spacing w:after="0" w:line="240"/>
+        <w:ind w:left="120"/>
+      </w:pPr>
+      <w:r>
+        <w:rPr>
+          <w:rFonts w:ascii="Consolas" w:cs="Consolas" w:eastAsia="Consolas" w:hAnsi="Consolas"/>
+          <w:b/>
+          <w:bCs/>
+          <w:color w:val="0F7A66"/>
+          <w:sz w:val="14"/>
+          <w:szCs w:val="14"/>
+        </w:rPr>
+        <w:t xml:space="preserve">└── kiem-sao-luu.mjs              MỚI  sao lưu → xoá → khôi phục, so byte (BL-01)</w:t>
+      </w:r>
+    </w:p>
+    <w:p>
+      <w:pPr>
+        <w:pStyle w:val="Heading1"/>
+      </w:pPr>
+      <w:r>
+        <w:rPr>
+          <w:rFonts w:ascii="Arial" w:cs="Arial" w:eastAsia="Arial" w:hAnsi="Arial"/>
+        </w:rPr>
+        <w:t xml:space="preserve">11. Lộ trình triển khai</w:t>
       </w:r>
     </w:p>
     <w:p>
@@ -11374,7 +17177,7 @@
         <w:rPr>
           <w:rFonts w:ascii="Arial" w:cs="Arial" w:eastAsia="Arial" w:hAnsi="Arial"/>
         </w:rPr>
-        <w:t xml:space="preserve">Đợt 5 – Sửa lỗi dữ liệu (từ P09; BL-01 làm NGAY đầu tiên)</w:t>
+        <w:t xml:space="preserve">Đợt 5 – Sửa lỗi đăng nhập và dữ liệu (BL-00, BL-01 làm NGAY đầu tiên)</w:t>
       </w:r>
     </w:p>
     <w:tbl>
@@ -11602,6 +17405,176 @@
                 <w:szCs w:val="19"/>
               </w:rPr>
               <w:t xml:space="preserve">Phụ thuộc</w:t>
+            </w:r>
+          </w:p>
+        </w:tc>
+      </w:tr>
+      <w:tr>
+        <w:tc>
+          <w:tcPr>
+            <w:tcW w:type="dxa" w:w="964"/>
+            <w:tcBorders>
+              <w:top w:val="single" w:color="BFC7C5" w:sz="4"/>
+              <w:left w:val="single" w:color="BFC7C5" w:sz="4"/>
+              <w:bottom w:val="single" w:color="BFC7C5" w:sz="4"/>
+              <w:right w:val="single" w:color="BFC7C5" w:sz="4"/>
+            </w:tcBorders>
+            <w:tcMar>
+              <w:top w:type="dxa" w:w="60"/>
+              <w:left w:type="dxa" w:w="100"/>
+              <w:bottom w:type="dxa" w:w="60"/>
+              <w:right w:type="dxa" w:w="100"/>
+            </w:tcMar>
+          </w:tcPr>
+          <w:p>
+            <w:pPr>
+              <w:spacing w:after="20"/>
+            </w:pPr>
+            <w:r>
+              <w:rPr>
+                <w:rFonts w:ascii="Arial" w:cs="Arial" w:eastAsia="Arial" w:hAnsi="Arial"/>
+              </w:rPr>
+              <w:t xml:space="preserve">BL-00</w:t>
+            </w:r>
+          </w:p>
+        </w:tc>
+        <w:tc>
+          <w:tcPr>
+            <w:tcW w:type="dxa" w:w="3470"/>
+            <w:tcBorders>
+              <w:top w:val="single" w:color="BFC7C5" w:sz="4"/>
+              <w:left w:val="single" w:color="BFC7C5" w:sz="4"/>
+              <w:bottom w:val="single" w:color="BFC7C5" w:sz="4"/>
+              <w:right w:val="single" w:color="BFC7C5" w:sz="4"/>
+            </w:tcBorders>
+            <w:tcMar>
+              <w:top w:type="dxa" w:w="60"/>
+              <w:left w:type="dxa" w:w="100"/>
+              <w:bottom w:type="dxa" w:w="60"/>
+              <w:right w:type="dxa" w:w="100"/>
+            </w:tcMar>
+          </w:tcPr>
+          <w:p>
+            <w:pPr>
+              <w:spacing w:after="20"/>
+            </w:pPr>
+            <w:r>
+              <w:rPr>
+                <w:rFonts w:ascii="Arial" w:cs="Arial" w:eastAsia="Arial" w:hAnsi="Arial"/>
+              </w:rPr>
+              <w:t xml:space="preserve">Đăng nhập Google (GG-01…08): tiếp nhận phiên ở __root, lưu đích quay về, thông báo tiếng Việt, phát hiện trình duyệt nhúng/PWA; nếu QD-9 = ngoài Lovable thì chuyển sang OAuth trực tiếp của Supabase.</w:t>
+            </w:r>
+          </w:p>
+        </w:tc>
+        <w:tc>
+          <w:tcPr>
+            <w:tcW w:type="dxa" w:w="1735"/>
+            <w:tcBorders>
+              <w:top w:val="single" w:color="BFC7C5" w:sz="4"/>
+              <w:left w:val="single" w:color="BFC7C5" w:sz="4"/>
+              <w:bottom w:val="single" w:color="BFC7C5" w:sz="4"/>
+              <w:right w:val="single" w:color="BFC7C5" w:sz="4"/>
+            </w:tcBorders>
+            <w:tcMar>
+              <w:top w:type="dxa" w:w="60"/>
+              <w:left w:type="dxa" w:w="100"/>
+              <w:bottom w:type="dxa" w:w="60"/>
+              <w:right w:type="dxa" w:w="100"/>
+            </w:tcMar>
+          </w:tcPr>
+          <w:p>
+            <w:pPr>
+              <w:spacing w:after="20"/>
+            </w:pPr>
+            <w:r>
+              <w:rPr>
+                <w:rFonts w:ascii="Arial" w:cs="Arial" w:eastAsia="Arial" w:hAnsi="Arial"/>
+              </w:rPr>
+              <w:t xml:space="preserve">routes/__root.tsx, lib/auth-callback.ts, lib/auth.ts, routes/auth.tsx</w:t>
+            </w:r>
+          </w:p>
+        </w:tc>
+        <w:tc>
+          <w:tcPr>
+            <w:tcW w:type="dxa" w:w="2120"/>
+            <w:tcBorders>
+              <w:top w:val="single" w:color="BFC7C5" w:sz="4"/>
+              <w:left w:val="single" w:color="BFC7C5" w:sz="4"/>
+              <w:bottom w:val="single" w:color="BFC7C5" w:sz="4"/>
+              <w:right w:val="single" w:color="BFC7C5" w:sz="4"/>
+            </w:tcBorders>
+            <w:tcMar>
+              <w:top w:type="dxa" w:w="60"/>
+              <w:left w:type="dxa" w:w="100"/>
+              <w:bottom w:type="dxa" w:w="60"/>
+              <w:right w:type="dxa" w:w="100"/>
+            </w:tcMar>
+          </w:tcPr>
+          <w:p>
+            <w:pPr>
+              <w:spacing w:after="20"/>
+            </w:pPr>
+            <w:r>
+              <w:rPr>
+                <w:rFonts w:ascii="Arial" w:cs="Arial" w:eastAsia="Arial" w:hAnsi="Arial"/>
+              </w:rPr>
+              <w:t xml:space="preserve">Kịch bản mục 7.4 đạt; mã cũ tái hiện lỗi; thử thật Android/iPhone/Zalo</w:t>
+            </w:r>
+          </w:p>
+        </w:tc>
+        <w:tc>
+          <w:tcPr>
+            <w:tcW w:type="dxa" w:w="482"/>
+            <w:tcBorders>
+              <w:top w:val="single" w:color="BFC7C5" w:sz="4"/>
+              <w:left w:val="single" w:color="BFC7C5" w:sz="4"/>
+              <w:bottom w:val="single" w:color="BFC7C5" w:sz="4"/>
+              <w:right w:val="single" w:color="BFC7C5" w:sz="4"/>
+            </w:tcBorders>
+            <w:tcMar>
+              <w:top w:type="dxa" w:w="60"/>
+              <w:left w:type="dxa" w:w="100"/>
+              <w:bottom w:type="dxa" w:w="60"/>
+              <w:right w:type="dxa" w:w="100"/>
+            </w:tcMar>
+          </w:tcPr>
+          <w:p>
+            <w:pPr>
+              <w:spacing w:after="20"/>
+            </w:pPr>
+            <w:r>
+              <w:rPr>
+                <w:rFonts w:ascii="Arial" w:cs="Arial" w:eastAsia="Arial" w:hAnsi="Arial"/>
+              </w:rPr>
+              <w:t xml:space="preserve">S</w:t>
+            </w:r>
+          </w:p>
+        </w:tc>
+        <w:tc>
+          <w:tcPr>
+            <w:tcW w:type="dxa" w:w="867"/>
+            <w:tcBorders>
+              <w:top w:val="single" w:color="BFC7C5" w:sz="4"/>
+              <w:left w:val="single" w:color="BFC7C5" w:sz="4"/>
+              <w:bottom w:val="single" w:color="BFC7C5" w:sz="4"/>
+              <w:right w:val="single" w:color="BFC7C5" w:sz="4"/>
+            </w:tcBorders>
+            <w:tcMar>
+              <w:top w:type="dxa" w:w="60"/>
+              <w:left w:type="dxa" w:w="100"/>
+              <w:bottom w:type="dxa" w:w="60"/>
+              <w:right w:type="dxa" w:w="100"/>
+            </w:tcMar>
+          </w:tcPr>
+          <w:p>
+            <w:pPr>
+              <w:spacing w:after="20"/>
+            </w:pPr>
+            <w:r>
+              <w:rPr>
+                <w:rFonts w:ascii="Arial" w:cs="Arial" w:eastAsia="Arial" w:hAnsi="Arial"/>
+              </w:rPr>
+              <w:t xml:space="preserve">QD-9</w:t>
             </w:r>
           </w:p>
         </w:tc>
@@ -13566,7 +19539,7 @@
         <w:rPr>
           <w:rFonts w:ascii="Arial" w:cs="Arial" w:eastAsia="Arial" w:hAnsi="Arial"/>
         </w:rPr>
-        <w:t xml:space="preserve">7.8 Thứ tự đề xuất theo phiên</w:t>
+        <w:t xml:space="preserve">11.8 Thứ tự đề xuất theo phiên</w:t>
       </w:r>
     </w:p>
     <w:tbl>
@@ -13746,7 +19719,7 @@
               <w:rPr>
                 <w:rFonts w:ascii="Arial" w:cs="Arial" w:eastAsia="Arial" w:hAnsi="Arial"/>
               </w:rPr>
-              <w:t xml:space="preserve">BL-01, CS-00</w:t>
+              <w:t xml:space="preserve">BL-00, BL-01, CS-00</w:t>
             </w:r>
           </w:p>
         </w:tc>
@@ -13774,7 +19747,7 @@
               <w:rPr>
                 <w:rFonts w:ascii="Arial" w:cs="Arial" w:eastAsia="Arial" w:hAnsi="Arial"/>
               </w:rPr>
-              <w:t xml:space="preserve">Sao lưu có ảnh thật; có số đo gốc của hành trình chụp</w:t>
+              <w:t xml:space="preserve">Đăng nhập Google được; sao lưu có ảnh thật; có số đo gốc của hành trình chụp</w:t>
             </w:r>
           </w:p>
         </w:tc>
@@ -14481,7 +20454,7 @@
         <w:rPr>
           <w:rFonts w:ascii="Arial" w:cs="Arial" w:eastAsia="Arial" w:hAnsi="Arial"/>
         </w:rPr>
-        <w:t xml:space="preserve">Ước tính khoảng 9 phiên. Hiệu chỉnh lại sau phiên 2 theo chi phí thực. Có thể chạy song song: BL-04 và BL-06 không phụ thuộc Đợt 1.</w:t>
+        <w:t xml:space="preserve">Ước tính khoảng 9–10 phiên. Hiệu chỉnh lại sau phiên 2 theo chi phí thực. Có thể chạy song song: BL-04 và BL-06 không phụ thuộc Đợt 1.</w:t>
       </w:r>
     </w:p>
     <w:p>
@@ -14492,7 +20465,7 @@
         <w:rPr>
           <w:rFonts w:ascii="Arial" w:cs="Arial" w:eastAsia="Arial" w:hAnsi="Arial"/>
         </w:rPr>
-        <w:t xml:space="preserve">8. Tiêu chí nghiệm thu tổng</w:t>
+        <w:t xml:space="preserve">12. Tiêu chí nghiệm thu tổng</w:t>
       </w:r>
     </w:p>
     <w:tbl>
@@ -15488,7 +21461,7 @@
         <w:rPr>
           <w:rFonts w:ascii="Arial" w:cs="Arial" w:eastAsia="Arial" w:hAnsi="Arial"/>
         </w:rPr>
-        <w:t xml:space="preserve">9. Quy tắc thực thi mỗi hạng mục</w:t>
+        <w:t xml:space="preserve">13. Quy tắc thực thi mỗi hạng mục</w:t>
       </w:r>
     </w:p>
     <w:p>
@@ -15496,7 +21469,7 @@
         <w:pStyle w:val="ListParagraph"/>
         <w:numPr>
           <w:ilvl w:val="0"/>
-          <w:numId w:val="3"/>
+          <w:numId w:val="4"/>
         </w:numPr>
         <w:spacing w:after="60" w:line="276"/>
       </w:pPr>
@@ -15512,7 +21485,7 @@
         <w:pStyle w:val="ListParagraph"/>
         <w:numPr>
           <w:ilvl w:val="0"/>
-          <w:numId w:val="3"/>
+          <w:numId w:val="4"/>
         </w:numPr>
         <w:spacing w:after="60" w:line="276"/>
       </w:pPr>
@@ -15528,7 +21501,7 @@
         <w:pStyle w:val="ListParagraph"/>
         <w:numPr>
           <w:ilvl w:val="0"/>
-          <w:numId w:val="3"/>
+          <w:numId w:val="4"/>
         </w:numPr>
         <w:spacing w:after="60" w:line="276"/>
       </w:pPr>
@@ -15544,7 +21517,7 @@
         <w:pStyle w:val="ListParagraph"/>
         <w:numPr>
           <w:ilvl w:val="0"/>
-          <w:numId w:val="3"/>
+          <w:numId w:val="4"/>
         </w:numPr>
         <w:spacing w:after="60" w:line="276"/>
       </w:pPr>
@@ -15560,7 +21533,7 @@
         <w:pStyle w:val="ListParagraph"/>
         <w:numPr>
           <w:ilvl w:val="0"/>
-          <w:numId w:val="3"/>
+          <w:numId w:val="4"/>
         </w:numPr>
         <w:spacing w:after="60" w:line="276"/>
       </w:pPr>
@@ -15579,7 +21552,7 @@
         <w:rPr>
           <w:rFonts w:ascii="Arial" w:cs="Arial" w:eastAsia="Arial" w:hAnsi="Arial"/>
         </w:rPr>
-        <w:t xml:space="preserve">10. Quyết định cần bạn chốt</w:t>
+        <w:t xml:space="preserve">14. Quyết định cần bạn chốt</w:t>
       </w:r>
     </w:p>
     <w:tbl>
@@ -16394,6 +22367,92 @@
           </w:p>
         </w:tc>
       </w:tr>
+      <w:tr>
+        <w:tc>
+          <w:tcPr>
+            <w:tcW w:type="dxa" w:w="1157"/>
+            <w:tcBorders>
+              <w:top w:val="single" w:color="BFC7C5" w:sz="4"/>
+              <w:left w:val="single" w:color="BFC7C5" w:sz="4"/>
+              <w:bottom w:val="single" w:color="BFC7C5" w:sz="4"/>
+              <w:right w:val="single" w:color="BFC7C5" w:sz="4"/>
+            </w:tcBorders>
+            <w:tcMar>
+              <w:top w:type="dxa" w:w="60"/>
+              <w:left w:type="dxa" w:w="100"/>
+              <w:bottom w:type="dxa" w:w="60"/>
+              <w:right w:type="dxa" w:w="100"/>
+            </w:tcMar>
+          </w:tcPr>
+          <w:p>
+            <w:pPr>
+              <w:spacing w:after="20"/>
+            </w:pPr>
+            <w:r>
+              <w:rPr>
+                <w:rFonts w:ascii="Arial" w:cs="Arial" w:eastAsia="Arial" w:hAnsi="Arial"/>
+              </w:rPr>
+              <w:t xml:space="preserve">QD-9</w:t>
+            </w:r>
+          </w:p>
+        </w:tc>
+        <w:tc>
+          <w:tcPr>
+            <w:tcW w:type="dxa" w:w="4626"/>
+            <w:tcBorders>
+              <w:top w:val="single" w:color="BFC7C5" w:sz="4"/>
+              <w:left w:val="single" w:color="BFC7C5" w:sz="4"/>
+              <w:bottom w:val="single" w:color="BFC7C5" w:sz="4"/>
+              <w:right w:val="single" w:color="BFC7C5" w:sz="4"/>
+            </w:tcBorders>
+            <w:tcMar>
+              <w:top w:type="dxa" w:w="60"/>
+              <w:left w:type="dxa" w:w="100"/>
+              <w:bottom w:type="dxa" w:w="60"/>
+              <w:right w:type="dxa" w:w="100"/>
+            </w:tcMar>
+          </w:tcPr>
+          <w:p>
+            <w:pPr>
+              <w:spacing w:after="20"/>
+            </w:pPr>
+            <w:r>
+              <w:rPr>
+                <w:rFonts w:ascii="Arial" w:cs="Arial" w:eastAsia="Arial" w:hAnsi="Arial"/>
+              </w:rPr>
+              <w:t xml:space="preserve">App bạn đang dùng mở ở địa chỉ nào (…lovable.app, tên miền riêng gắn Lovable, hay Cloudflare tự triển khai)? Lỗi Google gặp ở đâu (Chrome, Safari, PWA, Zalo)? Thông báo lỗi chính xác?</w:t>
+            </w:r>
+          </w:p>
+        </w:tc>
+        <w:tc>
+          <w:tcPr>
+            <w:tcW w:type="dxa" w:w="3855"/>
+            <w:tcBorders>
+              <w:top w:val="single" w:color="BFC7C5" w:sz="4"/>
+              <w:left w:val="single" w:color="BFC7C5" w:sz="4"/>
+              <w:bottom w:val="single" w:color="BFC7C5" w:sz="4"/>
+              <w:right w:val="single" w:color="BFC7C5" w:sz="4"/>
+            </w:tcBorders>
+            <w:tcMar>
+              <w:top w:type="dxa" w:w="60"/>
+              <w:left w:type="dxa" w:w="100"/>
+              <w:bottom w:type="dxa" w:w="60"/>
+              <w:right w:type="dxa" w:w="100"/>
+            </w:tcMar>
+          </w:tcPr>
+          <w:p>
+            <w:pPr>
+              <w:spacing w:after="20"/>
+            </w:pPr>
+            <w:r>
+              <w:rPr>
+                <w:rFonts w:ascii="Arial" w:cs="Arial" w:eastAsia="Arial" w:hAnsi="Arial"/>
+              </w:rPr>
+              <w:t xml:space="preserve">Gửi địa chỉ + ảnh chụp màn hình lỗi; kiểm Lovable Cloud → Users → Authentication → Google đã bật (GG-09)</w:t>
+            </w:r>
+          </w:p>
+        </w:tc>
+      </w:tr>
     </w:tbl>
     <w:p>
       <w:pPr>
@@ -16403,7 +22462,7 @@
         <w:rPr>
           <w:rFonts w:ascii="Arial" w:cs="Arial" w:eastAsia="Arial" w:hAnsi="Arial"/>
         </w:rPr>
-        <w:t xml:space="preserve">11. Việc người dùng cần làm</w:t>
+        <w:t xml:space="preserve">15. Việc người dùng cần làm</w:t>
       </w:r>
     </w:p>
     <w:p>
@@ -16411,7 +22470,7 @@
         <w:pStyle w:val="ListParagraph"/>
         <w:numPr>
           <w:ilvl w:val="0"/>
-          <w:numId w:val="2"/>
+          <w:numId w:val="5"/>
         </w:numPr>
         <w:spacing w:after="60" w:line="276"/>
       </w:pPr>
@@ -16419,7 +22478,7 @@
         <w:rPr>
           <w:rFonts w:ascii="Arial" w:cs="Arial" w:eastAsia="Arial" w:hAnsi="Arial"/>
         </w:rPr>
-        <w:t xml:space="preserve">Duyệt báo cáo này và trả lời QD-1…QD-8 (có thể trả lời ngắn, ví dụ “QD-1 theo khuyến nghị”).</w:t>
+        <w:t xml:space="preserve">Duyệt báo cáo này và trả lời QD-1…QD-9 (có thể trả lời ngắn, ví dụ “QD-1 theo khuyến nghị”).</w:t>
       </w:r>
     </w:p>
     <w:p>
@@ -16427,7 +22486,7 @@
         <w:pStyle w:val="ListParagraph"/>
         <w:numPr>
           <w:ilvl w:val="0"/>
-          <w:numId w:val="2"/>
+          <w:numId w:val="5"/>
         </w:numPr>
         <w:spacing w:after="60" w:line="276"/>
       </w:pPr>
@@ -16443,7 +22502,7 @@
         <w:pStyle w:val="ListParagraph"/>
         <w:numPr>
           <w:ilvl w:val="0"/>
-          <w:numId w:val="2"/>
+          <w:numId w:val="5"/>
         </w:numPr>
         <w:spacing w:after="60" w:line="276"/>
       </w:pPr>
@@ -16459,7 +22518,7 @@
         <w:pStyle w:val="ListParagraph"/>
         <w:numPr>
           <w:ilvl w:val="0"/>
-          <w:numId w:val="2"/>
+          <w:numId w:val="5"/>
         </w:numPr>
         <w:spacing w:after="60" w:line="276"/>
       </w:pPr>
@@ -18641,6 +24700,178 @@
                 <w:rFonts w:ascii="Arial" w:cs="Arial" w:eastAsia="Arial" w:hAnsi="Arial"/>
               </w:rPr>
               <w:t xml:space="preserve">CS-08</w:t>
+            </w:r>
+          </w:p>
+        </w:tc>
+      </w:tr>
+      <w:tr>
+        <w:tc>
+          <w:tcPr>
+            <w:tcW w:type="dxa" w:w="3084"/>
+            <w:tcBorders>
+              <w:top w:val="single" w:color="BFC7C5" w:sz="4"/>
+              <w:left w:val="single" w:color="BFC7C5" w:sz="4"/>
+              <w:bottom w:val="single" w:color="BFC7C5" w:sz="4"/>
+              <w:right w:val="single" w:color="BFC7C5" w:sz="4"/>
+            </w:tcBorders>
+            <w:tcMar>
+              <w:top w:type="dxa" w:w="60"/>
+              <w:left w:type="dxa" w:w="100"/>
+              <w:bottom w:type="dxa" w:w="60"/>
+              <w:right w:type="dxa" w:w="100"/>
+            </w:tcMar>
+          </w:tcPr>
+          <w:p>
+            <w:pPr>
+              <w:spacing w:after="20"/>
+            </w:pPr>
+            <w:r>
+              <w:rPr>
+                <w:rFonts w:ascii="Arial" w:cs="Arial" w:eastAsia="Arial" w:hAnsi="Arial"/>
+              </w:rPr>
+              <w:t xml:space="preserve">lib/auth.ts:25–52; routes/auth.tsx</w:t>
+            </w:r>
+          </w:p>
+        </w:tc>
+        <w:tc>
+          <w:tcPr>
+            <w:tcW w:type="dxa" w:w="4626"/>
+            <w:tcBorders>
+              <w:top w:val="single" w:color="BFC7C5" w:sz="4"/>
+              <w:left w:val="single" w:color="BFC7C5" w:sz="4"/>
+              <w:bottom w:val="single" w:color="BFC7C5" w:sz="4"/>
+              <w:right w:val="single" w:color="BFC7C5" w:sz="4"/>
+            </w:tcBorders>
+            <w:tcMar>
+              <w:top w:type="dxa" w:w="60"/>
+              <w:left w:type="dxa" w:w="100"/>
+              <w:bottom w:type="dxa" w:w="60"/>
+              <w:right w:type="dxa" w:w="100"/>
+            </w:tcMar>
+          </w:tcPr>
+          <w:p>
+            <w:pPr>
+              <w:spacing w:after="20"/>
+            </w:pPr>
+            <w:r>
+              <w:rPr>
+                <w:rFonts w:ascii="Arial" w:cs="Arial" w:eastAsia="Arial" w:hAnsi="Arial"/>
+              </w:rPr>
+              <w:t xml:space="preserve">Redirect về trang chủ; lỗi tiếng Anh; không phát hiện trình duyệt nhúng</w:t>
+            </w:r>
+          </w:p>
+        </w:tc>
+        <w:tc>
+          <w:tcPr>
+            <w:tcW w:type="dxa" w:w="1928"/>
+            <w:tcBorders>
+              <w:top w:val="single" w:color="BFC7C5" w:sz="4"/>
+              <w:left w:val="single" w:color="BFC7C5" w:sz="4"/>
+              <w:bottom w:val="single" w:color="BFC7C5" w:sz="4"/>
+              <w:right w:val="single" w:color="BFC7C5" w:sz="4"/>
+            </w:tcBorders>
+            <w:tcMar>
+              <w:top w:type="dxa" w:w="60"/>
+              <w:left w:type="dxa" w:w="100"/>
+              <w:bottom w:type="dxa" w:w="60"/>
+              <w:right w:type="dxa" w:w="100"/>
+            </w:tcMar>
+          </w:tcPr>
+          <w:p>
+            <w:pPr>
+              <w:spacing w:after="20"/>
+            </w:pPr>
+            <w:r>
+              <w:rPr>
+                <w:rFonts w:ascii="Arial" w:cs="Arial" w:eastAsia="Arial" w:hAnsi="Arial"/>
+              </w:rPr>
+              <w:t xml:space="preserve">BL-00</w:t>
+            </w:r>
+          </w:p>
+        </w:tc>
+      </w:tr>
+      <w:tr>
+        <w:tc>
+          <w:tcPr>
+            <w:tcW w:type="dxa" w:w="3084"/>
+            <w:tcBorders>
+              <w:top w:val="single" w:color="BFC7C5" w:sz="4"/>
+              <w:left w:val="single" w:color="BFC7C5" w:sz="4"/>
+              <w:bottom w:val="single" w:color="BFC7C5" w:sz="4"/>
+              <w:right w:val="single" w:color="BFC7C5" w:sz="4"/>
+            </w:tcBorders>
+            <w:tcMar>
+              <w:top w:type="dxa" w:w="60"/>
+              <w:left w:type="dxa" w:w="100"/>
+              <w:bottom w:type="dxa" w:w="60"/>
+              <w:right w:type="dxa" w:w="100"/>
+            </w:tcMar>
+          </w:tcPr>
+          <w:p>
+            <w:pPr>
+              <w:spacing w:after="20"/>
+            </w:pPr>
+            <w:r>
+              <w:rPr>
+                <w:rFonts w:ascii="Arial" w:cs="Arial" w:eastAsia="Arial" w:hAnsi="Arial"/>
+              </w:rPr>
+              <w:t xml:space="preserve">routes/__root.tsx; integrations/supabase/client.ts</w:t>
+            </w:r>
+          </w:p>
+        </w:tc>
+        <w:tc>
+          <w:tcPr>
+            <w:tcW w:type="dxa" w:w="4626"/>
+            <w:tcBorders>
+              <w:top w:val="single" w:color="BFC7C5" w:sz="4"/>
+              <w:left w:val="single" w:color="BFC7C5" w:sz="4"/>
+              <w:bottom w:val="single" w:color="BFC7C5" w:sz="4"/>
+              <w:right w:val="single" w:color="BFC7C5" w:sz="4"/>
+            </w:tcBorders>
+            <w:tcMar>
+              <w:top w:type="dxa" w:w="60"/>
+              <w:left w:type="dxa" w:w="100"/>
+              <w:bottom w:type="dxa" w:w="60"/>
+              <w:right w:type="dxa" w:w="100"/>
+            </w:tcMar>
+          </w:tcPr>
+          <w:p>
+            <w:pPr>
+              <w:spacing w:after="20"/>
+            </w:pPr>
+            <w:r>
+              <w:rPr>
+                <w:rFonts w:ascii="Arial" w:cs="Arial" w:eastAsia="Arial" w:hAnsi="Arial"/>
+              </w:rPr>
+              <w:t xml:space="preserve">Không khởi tạo Supabase ở gốc → bỏ lỡ mã phiên OAuth</w:t>
+            </w:r>
+          </w:p>
+        </w:tc>
+        <w:tc>
+          <w:tcPr>
+            <w:tcW w:type="dxa" w:w="1928"/>
+            <w:tcBorders>
+              <w:top w:val="single" w:color="BFC7C5" w:sz="4"/>
+              <w:left w:val="single" w:color="BFC7C5" w:sz="4"/>
+              <w:bottom w:val="single" w:color="BFC7C5" w:sz="4"/>
+              <w:right w:val="single" w:color="BFC7C5" w:sz="4"/>
+            </w:tcBorders>
+            <w:tcMar>
+              <w:top w:type="dxa" w:w="60"/>
+              <w:left w:type="dxa" w:w="100"/>
+              <w:bottom w:type="dxa" w:w="60"/>
+              <w:right w:type="dxa" w:w="100"/>
+            </w:tcMar>
+          </w:tcPr>
+          <w:p>
+            <w:pPr>
+              <w:spacing w:after="20"/>
+            </w:pPr>
+            <w:r>
+              <w:rPr>
+                <w:rFonts w:ascii="Arial" w:cs="Arial" w:eastAsia="Arial" w:hAnsi="Arial"/>
+              </w:rPr>
+              <w:t xml:space="preserve">BL-00</w:t>
             </w:r>
           </w:p>
         </w:tc>
@@ -19264,7 +25495,19 @@
     </w:lvlOverride>
   </w:num>
   <w:num w:numId="3">
+    <w:abstractNumId w:val="3"/>
+    <w:lvlOverride w:ilvl="0">
+      <w:startOverride w:val="1"/>
+    </w:lvlOverride>
+  </w:num>
+  <w:num w:numId="4">
     <w:abstractNumId w:val="2"/>
+    <w:lvlOverride w:ilvl="0">
+      <w:startOverride w:val="1"/>
+    </w:lvlOverride>
+  </w:num>
+  <w:num w:numId="5">
+    <w:abstractNumId w:val="3"/>
     <w:lvlOverride w:ilvl="0">
       <w:startOverride w:val="1"/>
     </w:lvlOverride>

--- a/bao-cao/BAO-CAO-RA-SOAT-LO-TRINH-GhiNhanh-20261013.docx
+++ b/bao-cao/BAO-CAO-RA-SOAT-LO-TRINH-GhiNhanh-20261013.docx
@@ -192,7 +192,7 @@
               <w:rPr>
                 <w:rFonts w:ascii="Arial" w:cs="Arial" w:eastAsia="Arial" w:hAnsi="Arial"/>
               </w:rPr>
-              <w:t xml:space="preserve">13/10/2026 (bản 2: thêm rà soát đăng nhập Google, mockup, layout, cây thư mục)</w:t>
+              <w:t xml:space="preserve">13/10/2026 (bản 3: thêm tối ưu tốc độ chụp/scan và chất lượng PDF ngang CamScanner – mục 11; bản 2: đăng nhập Google, mockup, layout, cây thư mục)</w:t>
             </w:r>
           </w:p>
         </w:tc>
@@ -366,7 +366,7 @@
               <w:rPr>
                 <w:rFonts w:ascii="Arial" w:cs="Arial" w:eastAsia="Arial" w:hAnsi="Arial"/>
               </w:rPr>
-              <w:t xml:space="preserve">V1 – đọc mã nguồn, có dẫn tệp:dòng. Phiên này KHÔNG chạy app, vitest hay Playwright; các kết luận “lỗi” cần chạy lại ở bậc V3 trước khi sửa (mục 13).</w:t>
+              <w:t xml:space="preserve">V1 – đọc mã nguồn, có dẫn tệp:dòng. Phiên này KHÔNG chạy app, vitest hay Playwright; các kết luận “lỗi” cần chạy lại ở bậc V3 trước khi sửa (mục 14).</w:t>
             </w:r>
           </w:p>
         </w:tc>
@@ -756,6 +756,67 @@
           <w:b/>
           <w:bCs/>
         </w:rPr>
+        <w:t xml:space="preserve">Tốc độ và chất lượng PDF (mục 11).</w:t>
+      </w:r>
+      <w:r>
+        <w:rPr>
+          <w:rFonts w:ascii="Arial" w:cs="Arial" w:eastAsia="Arial" w:hAnsi="Arial"/>
+        </w:rPr>
+        <w:t xml:space="preserve"> App chậm và PDF kém CamScanner chủ yếu do cách dựng ảnh. (1) Ảnh gốc chỉ là khung video ~5 MP nhưng đầu ra mặc định bị </w:t>
+      </w:r>
+      <w:r>
+        <w:rPr>
+          <w:rFonts w:ascii="Arial" w:cs="Arial" w:eastAsia="Arial" w:hAnsi="Arial"/>
+          <w:b/>
+          <w:bCs/>
+        </w:rPr>
+        <w:t xml:space="preserve">phóng to lên 3508 px</w:t>
+      </w:r>
+      <w:r>
+        <w:rPr>
+          <w:rFonts w:ascii="Arial" w:cs="Arial" w:eastAsia="Arial" w:hAnsi="Arial"/>
+        </w:rPr>
+        <w:t xml:space="preserve">, nên mọi bước lọc chạy trên số điểm ảnh gấp khoảng 1,8 lần mà không thêm chi tiết. (2) Mỗi trang bị dựng </w:t>
+      </w:r>
+      <w:r>
+        <w:rPr>
+          <w:rFonts w:ascii="Arial" w:cs="Arial" w:eastAsia="Arial" w:hAnsi="Arial"/>
+          <w:b/>
+          <w:bCs/>
+        </w:rPr>
+        <w:t xml:space="preserve">2 lần</w:t>
+      </w:r>
+      <w:r>
+        <w:rPr>
+          <w:rFonts w:ascii="Arial" w:cs="Arial" w:eastAsia="Arial" w:hAnsi="Arial"/>
+        </w:rPr>
+        <w:t xml:space="preserve"> (nháp rồi bản đủ) với 5–7 lượt đọc/ghi điểm ảnh, một phần chạy trên luồng giao diện. (3) Ảnh lưu dạng chuỗi base64 và </w:t>
+      </w:r>
+      <w:r>
+        <w:rPr>
+          <w:rFonts w:ascii="Arial" w:cs="Arial" w:eastAsia="Arial" w:hAnsi="Arial"/>
+          <w:b/>
+          <w:bCs/>
+        </w:rPr>
+        <w:t xml:space="preserve">nén JPEG 2 lần</w:t>
+      </w:r>
+      <w:r>
+        <w:rPr>
+          <w:rFonts w:ascii="Arial" w:cs="Arial" w:eastAsia="Arial" w:hAnsi="Arial"/>
+        </w:rPr>
+        <w:t xml:space="preserve"> (lưu, rồi xuất PDF). (4) PDF luôn là trang A4 có lề trắng, không chọn định dạng theo loại trang. Đề xuất 10 hạng mục CS-16…CS-25, mục tiêu dựng ≤ 1,2 s/trang, PDF Đen trắng 1-bit 300 dpi và chế độ “HD nhẹ” (MRC).</w:t>
+      </w:r>
+    </w:p>
+    <w:p>
+      <w:pPr>
+        <w:spacing w:after="120" w:line="288"/>
+      </w:pPr>
+      <w:r>
+        <w:rPr>
+          <w:rFonts w:ascii="Arial" w:cs="Arial" w:eastAsia="Arial" w:hAnsi="Arial"/>
+          <w:b/>
+          <w:bCs/>
+        </w:rPr>
         <w:t xml:space="preserve">Đề xuất.</w:t>
       </w:r>
       <w:r>
@@ -790,7 +851,7 @@
         <w:rPr>
           <w:rFonts w:ascii="Arial" w:cs="Arial" w:eastAsia="Arial" w:hAnsi="Arial"/>
         </w:rPr>
-        <w:t xml:space="preserve"> cho lỗi dữ liệu. Lộ trình gồm 7 đợt, 26 hạng mục (mục 11). Thứ tự nên làm: BL-00 (đăng nhập Google) và BL-01 (sao lưu) → Đợt 1 CS-01…CS-05 (lõi chụp trước – xử lý sau, người dùng thấy ngay) → Đợt 2 màn hình theo lô → Đợt 3 mục Thêm hợp nhất → các đợt còn lại.</w:t>
+        <w:t xml:space="preserve"> cho lỗi dữ liệu. Lộ trình gồm 7 đợt, 36 hạng mục (mục 12). Thứ tự nên làm: BL-00 (đăng nhập Google) và BL-01 (sao lưu) → Đợt 1 CS-01…CS-05 (lõi chụp trước – xử lý sau, người dùng thấy ngay) → Đợt 2 màn hình theo lô → Đợt 3 mục Thêm hợp nhất → các đợt còn lại.</w:t>
       </w:r>
     </w:p>
     <w:p>
@@ -817,6 +878,8 @@
     </w:p>
     <w:p>
       <w:pPr>
+        <w:keepNext/>
+        <w:keepLines/>
         <w:spacing w:after="60" w:before="120"/>
         <w:jc w:val="center"/>
       </w:pPr>
@@ -880,6 +943,8 @@
     </w:p>
     <w:p>
       <w:pPr>
+        <w:keepNext/>
+        <w:keepLines/>
         <w:spacing w:after="60" w:before="120"/>
         <w:jc w:val="center"/>
       </w:pPr>
@@ -943,6 +1008,8 @@
     </w:p>
     <w:p>
       <w:pPr>
+        <w:keepNext/>
+        <w:keepLines/>
         <w:spacing w:after="60" w:before="120"/>
         <w:jc w:val="center"/>
       </w:pPr>
@@ -4105,7 +4172,7 @@
         <w:rPr>
           <w:rFonts w:ascii="Arial" w:cs="Arial" w:eastAsia="Arial" w:hAnsi="Arial"/>
         </w:rPr>
-        <w:t xml:space="preserve">: chưa có bộ điều phối nền toàn app, chưa có trạng thái trang bền, chưa có 2 màn theo lô. Vì vậy lộ trình mục 11 chủ yếu lắp ráp lại, không viết lại thuật toán.</w:t>
+        <w:t xml:space="preserve">: chưa có bộ điều phối nền toàn app, chưa có trạng thái trang bền, chưa có 2 màn theo lô. Vì vậy lộ trình mục 12 chủ yếu lắp ráp lại, không viết lại thuật toán.</w:t>
       </w:r>
     </w:p>
     <w:p>
@@ -6778,6 +6845,8 @@
     </w:p>
     <w:p>
       <w:pPr>
+        <w:keepNext/>
+        <w:keepLines/>
         <w:spacing w:after="60" w:before="120"/>
         <w:jc w:val="center"/>
       </w:pPr>
@@ -8903,6 +8972,8 @@
     </w:p>
     <w:p>
       <w:pPr>
+        <w:keepNext/>
+        <w:keepLines/>
         <w:spacing w:after="60" w:before="120"/>
         <w:jc w:val="center"/>
       </w:pPr>
@@ -11352,6 +11423,8 @@
     </w:p>
     <w:p>
       <w:pPr>
+        <w:keepNext/>
+        <w:keepLines/>
         <w:spacing w:after="60" w:before="120"/>
         <w:jc w:val="center"/>
       </w:pPr>
@@ -11426,6 +11499,8 @@
     </w:p>
     <w:p>
       <w:pPr>
+        <w:keepNext/>
+        <w:keepLines/>
         <w:spacing w:after="60" w:before="120"/>
         <w:jc w:val="center"/>
       </w:pPr>
@@ -11500,6 +11575,8 @@
     </w:p>
     <w:p>
       <w:pPr>
+        <w:keepNext/>
+        <w:keepLines/>
         <w:spacing w:after="60" w:before="120"/>
         <w:jc w:val="center"/>
       </w:pPr>
@@ -11574,6 +11651,8 @@
     </w:p>
     <w:p>
       <w:pPr>
+        <w:keepNext/>
+        <w:keepLines/>
         <w:spacing w:after="60" w:before="120"/>
         <w:jc w:val="center"/>
       </w:pPr>
@@ -13290,6 +13369,78 @@
           <w:sz w:val="14"/>
           <w:szCs w:val="14"/>
         </w:rPr>
+        <w:t xml:space="preserve">│   ├── pdf-mrc.ts               MỚI  PDF “HD nhẹ”: lớp chữ 1-bit + nền JPEG (CS-22)</w:t>
+      </w:r>
+    </w:p>
+    <w:p>
+      <w:pPr>
+        <w:shd w:fill="F3F6F5" w:color="auto" w:val="clear"/>
+        <w:spacing w:after="0" w:line="240"/>
+        <w:ind w:left="120"/>
+      </w:pPr>
+      <w:r>
+        <w:rPr>
+          <w:rFonts w:ascii="Consolas" w:cs="Consolas" w:eastAsia="Consolas" w:hAnsi="Consolas"/>
+          <w:b/>
+          <w:bCs/>
+          <w:color w:val="0F7A66"/>
+          <w:sz w:val="14"/>
+          <w:szCs w:val="14"/>
+        </w:rPr>
+        <w:t xml:space="preserve">│   ├── wasm/                    MỚI  Sauvola, CLAHE, MozJPEG (CS-21, CS-23)</w:t>
+      </w:r>
+    </w:p>
+    <w:p>
+      <w:pPr>
+        <w:shd w:fill="F3F6F5" w:color="auto" w:val="clear"/>
+        <w:spacing w:after="0" w:line="240"/>
+        <w:ind w:left="120"/>
+      </w:pPr>
+      <w:r>
+        <w:rPr>
+          <w:rFonts w:ascii="Consolas" w:cs="Consolas" w:eastAsia="Consolas" w:hAnsi="Consolas"/>
+          <w:b/>
+          <w:bCs/>
+          <w:color w:val="B7791F"/>
+          <w:sz w:val="14"/>
+          <w:szCs w:val="14"/>
+        </w:rPr>
+        <w:t xml:space="preserve">│   ├── image.ts · pool.worker.ts SỬA dựng 1 lượt trong worker, không phóng to (CS-16, CS-17)</w:t>
+      </w:r>
+    </w:p>
+    <w:p>
+      <w:pPr>
+        <w:shd w:fill="F3F6F5" w:color="auto" w:val="clear"/>
+        <w:spacing w:after="0" w:line="240"/>
+        <w:ind w:left="120"/>
+      </w:pPr>
+      <w:r>
+        <w:rPr>
+          <w:rFonts w:ascii="Consolas" w:cs="Consolas" w:eastAsia="Consolas" w:hAnsi="Consolas"/>
+          <w:b/>
+          <w:bCs/>
+          <w:color w:val="B7791F"/>
+          <w:sz w:val="14"/>
+          <w:szCs w:val="14"/>
+        </w:rPr>
+        <w:t xml:space="preserve">│   ├── capture.ts · fast-capture.ts SỬA ảnh tĩnh nền ≥ 250 dpi (CS-19)</w:t>
+      </w:r>
+    </w:p>
+    <w:p>
+      <w:pPr>
+        <w:shd w:fill="F3F6F5" w:color="auto" w:val="clear"/>
+        <w:spacing w:after="0" w:line="240"/>
+        <w:ind w:left="120"/>
+      </w:pPr>
+      <w:r>
+        <w:rPr>
+          <w:rFonts w:ascii="Consolas" w:cs="Consolas" w:eastAsia="Consolas" w:hAnsi="Consolas"/>
+          <w:b/>
+          <w:bCs/>
+          <w:color w:val="0F7A66"/>
+          <w:sz w:val="14"/>
+          <w:szCs w:val="14"/>
+        </w:rPr>
         <w:t xml:space="preserve">│   ├── in-app-browser.ts        MỚI  phát hiện Zalo/Facebook…</w:t>
       </w:r>
     </w:p>
@@ -13416,7 +13567,7 @@
           <w:sz w:val="14"/>
           <w:szCs w:val="14"/>
         </w:rPr>
-        <w:t xml:space="preserve">│   └── files.ts · ai-queue.ts   SỬA  BL-04, BL-06</w:t>
+        <w:t xml:space="preserve">│   └── files.ts · ai-queue.ts   SỬA  khổ khớp ảnh, nén 1 lần, định dạng theo trang (CS-20, CS-21), BL-04, BL-06</w:t>
       </w:r>
     </w:p>
     <w:p>
@@ -13506,7 +13657,25 @@
           <w:sz w:val="14"/>
           <w:szCs w:val="14"/>
         </w:rPr>
-        <w:t xml:space="preserve">└── kiem-sao-luu.mjs              MỚI  sao lưu → xoá → khôi phục, so byte (BL-01)</w:t>
+        <w:t xml:space="preserve">├── kiem-sao-luu.mjs              MỚI  sao lưu → xoá → khôi phục, so byte (BL-01)</w:t>
+      </w:r>
+    </w:p>
+    <w:p>
+      <w:pPr>
+        <w:shd w:fill="F3F6F5" w:color="auto" w:val="clear"/>
+        <w:spacing w:after="0" w:line="240"/>
+        <w:ind w:left="120"/>
+      </w:pPr>
+      <w:r>
+        <w:rPr>
+          <w:rFonts w:ascii="Consolas" w:cs="Consolas" w:eastAsia="Consolas" w:hAnsi="Consolas"/>
+          <w:b/>
+          <w:bCs/>
+          <w:color w:val="0F7A66"/>
+          <w:sz w:val="14"/>
+          <w:szCs w:val="14"/>
+        </w:rPr>
+        <w:t xml:space="preserve">└── ../kiem-chung-pdf/            MỚI  đo độ sắc mép, nền, màu, dung lượng so CamScanner (CS-24)</w:t>
       </w:r>
     </w:p>
     <w:p>
@@ -13517,7 +13686,4579 @@
         <w:rPr>
           <w:rFonts w:ascii="Arial" w:cs="Arial" w:eastAsia="Arial" w:hAnsi="Arial"/>
         </w:rPr>
-        <w:t xml:space="preserve">11. Lộ trình triển khai</w:t>
+        <w:t xml:space="preserve">11. Tối ưu tốc độ chụp/scan và chất lượng PDF ngang CamScanner</w:t>
+      </w:r>
+    </w:p>
+    <w:p>
+      <w:pPr>
+        <w:spacing w:after="120" w:line="288"/>
+      </w:pPr>
+      <w:r>
+        <w:rPr>
+          <w:rFonts w:ascii="Arial" w:cs="Arial" w:eastAsia="Arial" w:hAnsi="Arial"/>
+          <w:b/>
+          <w:bCs/>
+        </w:rPr>
+        <w:t xml:space="preserve">Phương pháp.</w:t>
+      </w:r>
+      <w:r>
+        <w:rPr>
+          <w:rFonts w:ascii="Arial" w:cs="Arial" w:eastAsia="Arial" w:hAnsi="Arial"/>
+        </w:rPr>
+        <w:t xml:space="preserve"> Đọc đường ống dựng ảnh và xuất PDF trong mã P19: routes/scan.tsx, lib/image.ts (renderTo, renderGeometry, straightWarp, applyFilter, flattenLight), lib/capture.ts, lib/fast-capture.ts, lib/files.ts (compressPage, imagesToPdf), lib/bg-queue.ts. Số đo lấy từ hồ sơ: S1/P1.1 trong tien-do.json (bản cũ, trước V13), TD-47 (P19), R5.1, HM-12. Phiên thực thi đầu (CS-00) phải đo lại trên bản P19 làm mốc.</w:t>
+      </w:r>
+    </w:p>
+    <w:p>
+      <w:pPr>
+        <w:keepNext/>
+        <w:keepLines/>
+        <w:spacing w:after="60" w:before="120"/>
+        <w:jc w:val="center"/>
+      </w:pPr>
+      <w:r>
+        <w:drawing>
+          <wp:inline distT="0" distB="0" distL="0" distR="0">
+            <wp:extent cx="6096000" cy="2028825"/>
+            <wp:effectExtent t="0" r="0" b="0" l="0"/>
+            <wp:docPr id="1" name="f10.png" descr="Đường ống xử lý một trang: hiện tại (đỏ = điểm gây chậm/giảm chất lượng) và đề xuất" title="Đường ống xử lý một trang: hiện tại (đỏ = điểm gây chậm/giảm chất lượng) và đề xuất"/>
+            <wp:cNvGraphicFramePr>
+              <a:graphicFrameLocks xmlns:a="http://schemas.openxmlformats.org/drawingml/2006/main" noChangeAspect="1"/>
+            </wp:cNvGraphicFramePr>
+            <a:graphic xmlns:a="http://schemas.openxmlformats.org/drawingml/2006/main">
+              <a:graphicData uri="http://schemas.openxmlformats.org/drawingml/2006/picture">
+                <pic:pic xmlns:pic="http://schemas.openxmlformats.org/drawingml/2006/picture">
+                  <pic:nvPicPr>
+                    <pic:cNvPr id="0" name="" descr=""/>
+                    <pic:cNvPicPr>
+                      <a:picLocks noChangeAspect="1" noChangeArrowheads="1"/>
+                    </pic:cNvPicPr>
+                  </pic:nvPicPr>
+                  <pic:blipFill>
+                    <a:blip r:embed="rId17" cstate="none"/>
+                    <a:srcRect/>
+                    <a:stretch>
+                      <a:fillRect/>
+                    </a:stretch>
+                  </pic:blipFill>
+                  <pic:spPr bwMode="auto">
+                    <a:xfrm>
+                      <a:off x="0" y="0"/>
+                      <a:ext cx="6096000" cy="2028825"/>
+                    </a:xfrm>
+                    <a:prstGeom prst="rect">
+                      <a:avLst/>
+                    </a:prstGeom>
+                  </pic:spPr>
+                </pic:pic>
+              </a:graphicData>
+            </a:graphic>
+          </wp:inline>
+        </w:drawing>
+      </w:r>
+    </w:p>
+    <w:p>
+      <w:pPr>
+        <w:spacing w:after="200"/>
+        <w:jc w:val="center"/>
+      </w:pPr>
+      <w:r>
+        <w:rPr>
+          <w:rFonts w:ascii="Arial" w:cs="Arial" w:eastAsia="Arial" w:hAnsi="Arial"/>
+          <w:i/>
+          <w:iCs/>
+          <w:color w:val="44544F"/>
+          <w:sz w:val="18"/>
+          <w:szCs w:val="18"/>
+        </w:rPr>
+        <w:t xml:space="preserve">Hình 10 – Đường ống xử lý một trang: hiện tại (đỏ = điểm gây chậm/giảm chất lượng) và đề xuất</w:t>
+      </w:r>
+    </w:p>
+    <w:p>
+      <w:pPr>
+        <w:pStyle w:val="Heading2"/>
+      </w:pPr>
+      <w:r>
+        <w:rPr>
+          <w:rFonts w:ascii="Arial" w:cs="Arial" w:eastAsia="Arial" w:hAnsi="Arial"/>
+        </w:rPr>
+        <w:t xml:space="preserve">11.1 Điểm nghẽn tốc độ</w:t>
+      </w:r>
+    </w:p>
+    <w:tbl>
+      <w:tblPr>
+        <w:tblW w:type="dxa" w:w="9638"/>
+        <w:tblBorders>
+          <w:top w:val="single" w:color="auto" w:sz="4"/>
+          <w:left w:val="single" w:color="auto" w:sz="4"/>
+          <w:bottom w:val="single" w:color="auto" w:sz="4"/>
+          <w:right w:val="single" w:color="auto" w:sz="4"/>
+          <w:insideH w:val="single" w:color="auto" w:sz="4"/>
+          <w:insideV w:val="single" w:color="auto" w:sz="4"/>
+        </w:tblBorders>
+      </w:tblPr>
+      <w:tblGrid>
+        <w:gridCol w:w="675"/>
+        <w:gridCol w:w="2602"/>
+        <w:gridCol w:w="2120"/>
+        <w:gridCol w:w="2891"/>
+        <w:gridCol w:w="1350"/>
+      </w:tblGrid>
+      <w:tr>
+        <w:trPr>
+          <w:tblHeader/>
+        </w:trPr>
+        <w:tc>
+          <w:tcPr>
+            <w:tcW w:type="dxa" w:w="675"/>
+            <w:tcBorders>
+              <w:top w:val="single" w:color="BFC7C5" w:sz="4"/>
+              <w:left w:val="single" w:color="BFC7C5" w:sz="4"/>
+              <w:bottom w:val="single" w:color="BFC7C5" w:sz="4"/>
+              <w:right w:val="single" w:color="BFC7C5" w:sz="4"/>
+            </w:tcBorders>
+            <w:shd w:fill="006F59" w:color="auto" w:val="clear"/>
+            <w:tcMar>
+              <w:top w:type="dxa" w:w="60"/>
+              <w:left w:type="dxa" w:w="100"/>
+              <w:bottom w:type="dxa" w:w="60"/>
+              <w:right w:type="dxa" w:w="100"/>
+            </w:tcMar>
+          </w:tcPr>
+          <w:p>
+            <w:pPr>
+              <w:spacing w:after="20"/>
+            </w:pPr>
+            <w:r>
+              <w:rPr>
+                <w:rFonts w:ascii="Arial" w:cs="Arial" w:eastAsia="Arial" w:hAnsi="Arial"/>
+                <w:b/>
+                <w:bCs/>
+                <w:color w:val="FFFFFF"/>
+                <w:sz w:val="19"/>
+                <w:szCs w:val="19"/>
+              </w:rPr>
+              <w:t xml:space="preserve">Mã</w:t>
+            </w:r>
+          </w:p>
+        </w:tc>
+        <w:tc>
+          <w:tcPr>
+            <w:tcW w:type="dxa" w:w="2602"/>
+            <w:tcBorders>
+              <w:top w:val="single" w:color="BFC7C5" w:sz="4"/>
+              <w:left w:val="single" w:color="BFC7C5" w:sz="4"/>
+              <w:bottom w:val="single" w:color="BFC7C5" w:sz="4"/>
+              <w:right w:val="single" w:color="BFC7C5" w:sz="4"/>
+            </w:tcBorders>
+            <w:shd w:fill="006F59" w:color="auto" w:val="clear"/>
+            <w:tcMar>
+              <w:top w:type="dxa" w:w="60"/>
+              <w:left w:type="dxa" w:w="100"/>
+              <w:bottom w:type="dxa" w:w="60"/>
+              <w:right w:type="dxa" w:w="100"/>
+            </w:tcMar>
+          </w:tcPr>
+          <w:p>
+            <w:pPr>
+              <w:spacing w:after="20"/>
+            </w:pPr>
+            <w:r>
+              <w:rPr>
+                <w:rFonts w:ascii="Arial" w:cs="Arial" w:eastAsia="Arial" w:hAnsi="Arial"/>
+                <w:b/>
+                <w:bCs/>
+                <w:color w:val="FFFFFF"/>
+                <w:sz w:val="19"/>
+                <w:szCs w:val="19"/>
+              </w:rPr>
+              <w:t xml:space="preserve">Điểm nghẽn</w:t>
+            </w:r>
+          </w:p>
+        </w:tc>
+        <w:tc>
+          <w:tcPr>
+            <w:tcW w:type="dxa" w:w="2120"/>
+            <w:tcBorders>
+              <w:top w:val="single" w:color="BFC7C5" w:sz="4"/>
+              <w:left w:val="single" w:color="BFC7C5" w:sz="4"/>
+              <w:bottom w:val="single" w:color="BFC7C5" w:sz="4"/>
+              <w:right w:val="single" w:color="BFC7C5" w:sz="4"/>
+            </w:tcBorders>
+            <w:shd w:fill="006F59" w:color="auto" w:val="clear"/>
+            <w:tcMar>
+              <w:top w:type="dxa" w:w="60"/>
+              <w:left w:type="dxa" w:w="100"/>
+              <w:bottom w:type="dxa" w:w="60"/>
+              <w:right w:type="dxa" w:w="100"/>
+            </w:tcMar>
+          </w:tcPr>
+          <w:p>
+            <w:pPr>
+              <w:spacing w:after="20"/>
+            </w:pPr>
+            <w:r>
+              <w:rPr>
+                <w:rFonts w:ascii="Arial" w:cs="Arial" w:eastAsia="Arial" w:hAnsi="Arial"/>
+                <w:b/>
+                <w:bCs/>
+                <w:color w:val="FFFFFF"/>
+                <w:sz w:val="19"/>
+                <w:szCs w:val="19"/>
+              </w:rPr>
+              <w:t xml:space="preserve">Bằng chứng (tệp:dòng)</w:t>
+            </w:r>
+          </w:p>
+        </w:tc>
+        <w:tc>
+          <w:tcPr>
+            <w:tcW w:type="dxa" w:w="2891"/>
+            <w:tcBorders>
+              <w:top w:val="single" w:color="BFC7C5" w:sz="4"/>
+              <w:left w:val="single" w:color="BFC7C5" w:sz="4"/>
+              <w:bottom w:val="single" w:color="BFC7C5" w:sz="4"/>
+              <w:right w:val="single" w:color="BFC7C5" w:sz="4"/>
+            </w:tcBorders>
+            <w:shd w:fill="006F59" w:color="auto" w:val="clear"/>
+            <w:tcMar>
+              <w:top w:type="dxa" w:w="60"/>
+              <w:left w:type="dxa" w:w="100"/>
+              <w:bottom w:type="dxa" w:w="60"/>
+              <w:right w:type="dxa" w:w="100"/>
+            </w:tcMar>
+          </w:tcPr>
+          <w:p>
+            <w:pPr>
+              <w:spacing w:after="20"/>
+            </w:pPr>
+            <w:r>
+              <w:rPr>
+                <w:rFonts w:ascii="Arial" w:cs="Arial" w:eastAsia="Arial" w:hAnsi="Arial"/>
+                <w:b/>
+                <w:bCs/>
+                <w:color w:val="FFFFFF"/>
+                <w:sz w:val="19"/>
+                <w:szCs w:val="19"/>
+              </w:rPr>
+              <w:t xml:space="preserve">Cách sửa</w:t>
+            </w:r>
+          </w:p>
+        </w:tc>
+        <w:tc>
+          <w:tcPr>
+            <w:tcW w:type="dxa" w:w="1350"/>
+            <w:tcBorders>
+              <w:top w:val="single" w:color="BFC7C5" w:sz="4"/>
+              <w:left w:val="single" w:color="BFC7C5" w:sz="4"/>
+              <w:bottom w:val="single" w:color="BFC7C5" w:sz="4"/>
+              <w:right w:val="single" w:color="BFC7C5" w:sz="4"/>
+            </w:tcBorders>
+            <w:shd w:fill="006F59" w:color="auto" w:val="clear"/>
+            <w:tcMar>
+              <w:top w:type="dxa" w:w="60"/>
+              <w:left w:type="dxa" w:w="100"/>
+              <w:bottom w:type="dxa" w:w="60"/>
+              <w:right w:type="dxa" w:w="100"/>
+            </w:tcMar>
+          </w:tcPr>
+          <w:p>
+            <w:pPr>
+              <w:spacing w:after="20"/>
+            </w:pPr>
+            <w:r>
+              <w:rPr>
+                <w:rFonts w:ascii="Arial" w:cs="Arial" w:eastAsia="Arial" w:hAnsi="Arial"/>
+                <w:b/>
+                <w:bCs/>
+                <w:color w:val="FFFFFF"/>
+                <w:sz w:val="19"/>
+                <w:szCs w:val="19"/>
+              </w:rPr>
+              <w:t xml:space="preserve">Lợi ích ước tính</w:t>
+            </w:r>
+          </w:p>
+        </w:tc>
+      </w:tr>
+      <w:tr>
+        <w:tc>
+          <w:tcPr>
+            <w:tcW w:type="dxa" w:w="675"/>
+            <w:tcBorders>
+              <w:top w:val="single" w:color="BFC7C5" w:sz="4"/>
+              <w:left w:val="single" w:color="BFC7C5" w:sz="4"/>
+              <w:bottom w:val="single" w:color="BFC7C5" w:sz="4"/>
+              <w:right w:val="single" w:color="BFC7C5" w:sz="4"/>
+            </w:tcBorders>
+            <w:tcMar>
+              <w:top w:type="dxa" w:w="60"/>
+              <w:left w:type="dxa" w:w="100"/>
+              <w:bottom w:type="dxa" w:w="60"/>
+              <w:right w:type="dxa" w:w="100"/>
+            </w:tcMar>
+          </w:tcPr>
+          <w:p>
+            <w:pPr>
+              <w:spacing w:after="20"/>
+            </w:pPr>
+            <w:r>
+              <w:rPr>
+                <w:rFonts w:ascii="Arial" w:cs="Arial" w:eastAsia="Arial" w:hAnsi="Arial"/>
+              </w:rPr>
+              <w:t xml:space="preserve">SP-01</w:t>
+            </w:r>
+          </w:p>
+        </w:tc>
+        <w:tc>
+          <w:tcPr>
+            <w:tcW w:type="dxa" w:w="2602"/>
+            <w:tcBorders>
+              <w:top w:val="single" w:color="BFC7C5" w:sz="4"/>
+              <w:left w:val="single" w:color="BFC7C5" w:sz="4"/>
+              <w:bottom w:val="single" w:color="BFC7C5" w:sz="4"/>
+              <w:right w:val="single" w:color="BFC7C5" w:sz="4"/>
+            </w:tcBorders>
+            <w:tcMar>
+              <w:top w:type="dxa" w:w="60"/>
+              <w:left w:type="dxa" w:w="100"/>
+              <w:bottom w:type="dxa" w:w="60"/>
+              <w:right w:type="dxa" w:w="100"/>
+            </w:tcMar>
+          </w:tcPr>
+          <w:p>
+            <w:pPr>
+              <w:spacing w:after="20"/>
+            </w:pPr>
+            <w:r>
+              <w:rPr>
+                <w:rFonts w:ascii="Arial" w:cs="Arial" w:eastAsia="Arial" w:hAnsi="Arial"/>
+              </w:rPr>
+              <w:t xml:space="preserve">Phóng to giả: ảnh gốc ≤ 2560 px, vùng giấy ~70–85% khung, nhưng bản đủ dựng ở 3508 px (A4 300 dpi). Mọi bước lọc chạy trên ~8–9 MP thay vì ~3–4 MP.</w:t>
+            </w:r>
+          </w:p>
+        </w:tc>
+        <w:tc>
+          <w:tcPr>
+            <w:tcW w:type="dxa" w:w="2120"/>
+            <w:tcBorders>
+              <w:top w:val="single" w:color="BFC7C5" w:sz="4"/>
+              <w:left w:val="single" w:color="BFC7C5" w:sz="4"/>
+              <w:bottom w:val="single" w:color="BFC7C5" w:sz="4"/>
+              <w:right w:val="single" w:color="BFC7C5" w:sz="4"/>
+            </w:tcBorders>
+            <w:tcMar>
+              <w:top w:type="dxa" w:w="60"/>
+              <w:left w:type="dxa" w:w="100"/>
+              <w:bottom w:type="dxa" w:w="60"/>
+              <w:right w:type="dxa" w:w="100"/>
+            </w:tcMar>
+          </w:tcPr>
+          <w:p>
+            <w:pPr>
+              <w:spacing w:after="20"/>
+            </w:pPr>
+            <w:r>
+              <w:rPr>
+                <w:rFonts w:ascii="Arial" w:cs="Arial" w:eastAsia="Arial" w:hAnsi="Arial"/>
+              </w:rPr>
+              <w:t xml:space="preserve">capture.ts:2 (CAPTURE_MAX 2560); image.ts:308 (TARGET_LONG high 3508), :425; scan.tsx:171–173</w:t>
+            </w:r>
+          </w:p>
+        </w:tc>
+        <w:tc>
+          <w:tcPr>
+            <w:tcW w:type="dxa" w:w="2891"/>
+            <w:tcBorders>
+              <w:top w:val="single" w:color="BFC7C5" w:sz="4"/>
+              <w:left w:val="single" w:color="BFC7C5" w:sz="4"/>
+              <w:bottom w:val="single" w:color="BFC7C5" w:sz="4"/>
+              <w:right w:val="single" w:color="BFC7C5" w:sz="4"/>
+            </w:tcBorders>
+            <w:tcMar>
+              <w:top w:type="dxa" w:w="60"/>
+              <w:left w:type="dxa" w:w="100"/>
+              <w:bottom w:type="dxa" w:w="60"/>
+              <w:right w:type="dxa" w:w="100"/>
+            </w:tcMar>
+          </w:tcPr>
+          <w:p>
+            <w:pPr>
+              <w:spacing w:after="20"/>
+            </w:pPr>
+            <w:r>
+              <w:rPr>
+                <w:rFonts w:ascii="Arial" w:cs="Arial" w:eastAsia="Arial" w:hAnsi="Arial"/>
+              </w:rPr>
+              <w:t xml:space="preserve">Cạnh dài đầu ra = min(mức chọn, cạnh dài thật của vùng giấy trên ảnh gốc). Phóng to chỉ khi người dùng chọn “Siêu nét” (sr-enhance có sẵn).</w:t>
+            </w:r>
+          </w:p>
+        </w:tc>
+        <w:tc>
+          <w:tcPr>
+            <w:tcW w:type="dxa" w:w="1350"/>
+            <w:tcBorders>
+              <w:top w:val="single" w:color="BFC7C5" w:sz="4"/>
+              <w:left w:val="single" w:color="BFC7C5" w:sz="4"/>
+              <w:bottom w:val="single" w:color="BFC7C5" w:sz="4"/>
+              <w:right w:val="single" w:color="BFC7C5" w:sz="4"/>
+            </w:tcBorders>
+            <w:tcMar>
+              <w:top w:type="dxa" w:w="60"/>
+              <w:left w:type="dxa" w:w="100"/>
+              <w:bottom w:type="dxa" w:w="60"/>
+              <w:right w:type="dxa" w:w="100"/>
+            </w:tcMar>
+          </w:tcPr>
+          <w:p>
+            <w:pPr>
+              <w:spacing w:after="20"/>
+            </w:pPr>
+            <w:r>
+              <w:rPr>
+                <w:rFonts w:ascii="Arial" w:cs="Arial" w:eastAsia="Arial" w:hAnsi="Arial"/>
+              </w:rPr>
+              <w:t xml:space="preserve">Dựng nhanh hơn ~1,8–2,3×; RAM giảm ~½</w:t>
+            </w:r>
+          </w:p>
+        </w:tc>
+      </w:tr>
+      <w:tr>
+        <w:tc>
+          <w:tcPr>
+            <w:tcW w:type="dxa" w:w="675"/>
+            <w:tcBorders>
+              <w:top w:val="single" w:color="BFC7C5" w:sz="4"/>
+              <w:left w:val="single" w:color="BFC7C5" w:sz="4"/>
+              <w:bottom w:val="single" w:color="BFC7C5" w:sz="4"/>
+              <w:right w:val="single" w:color="BFC7C5" w:sz="4"/>
+            </w:tcBorders>
+            <w:tcMar>
+              <w:top w:type="dxa" w:w="60"/>
+              <w:left w:type="dxa" w:w="100"/>
+              <w:bottom w:type="dxa" w:w="60"/>
+              <w:right w:type="dxa" w:w="100"/>
+            </w:tcMar>
+          </w:tcPr>
+          <w:p>
+            <w:pPr>
+              <w:spacing w:after="20"/>
+            </w:pPr>
+            <w:r>
+              <w:rPr>
+                <w:rFonts w:ascii="Arial" w:cs="Arial" w:eastAsia="Arial" w:hAnsi="Arial"/>
+              </w:rPr>
+              <w:t xml:space="preserve">SP-02</w:t>
+            </w:r>
+          </w:p>
+        </w:tc>
+        <w:tc>
+          <w:tcPr>
+            <w:tcW w:type="dxa" w:w="2602"/>
+            <w:tcBorders>
+              <w:top w:val="single" w:color="BFC7C5" w:sz="4"/>
+              <w:left w:val="single" w:color="BFC7C5" w:sz="4"/>
+              <w:bottom w:val="single" w:color="BFC7C5" w:sz="4"/>
+              <w:right w:val="single" w:color="BFC7C5" w:sz="4"/>
+            </w:tcBorders>
+            <w:tcMar>
+              <w:top w:type="dxa" w:w="60"/>
+              <w:left w:type="dxa" w:w="100"/>
+              <w:bottom w:type="dxa" w:w="60"/>
+              <w:right w:type="dxa" w:w="100"/>
+            </w:tcMar>
+          </w:tcPr>
+          <w:p>
+            <w:pPr>
+              <w:spacing w:after="20"/>
+            </w:pPr>
+            <w:r>
+              <w:rPr>
+                <w:rFonts w:ascii="Arial" w:cs="Arial" w:eastAsia="Arial" w:hAnsi="Arial"/>
+              </w:rPr>
+              <w:t xml:space="preserve">Nhiều lượt đọc/ghi toàn ảnh: readSrc 12 MP, getImageData ở applyFilter, flattenLight (get + put), cleanEdges; inkDeepen và vòng lặp “Thần kỳ” chạy trên luồng chính.</w:t>
+            </w:r>
+          </w:p>
+        </w:tc>
+        <w:tc>
+          <w:tcPr>
+            <w:tcW w:type="dxa" w:w="2120"/>
+            <w:tcBorders>
+              <w:top w:val="single" w:color="BFC7C5" w:sz="4"/>
+              <w:left w:val="single" w:color="BFC7C5" w:sz="4"/>
+              <w:bottom w:val="single" w:color="BFC7C5" w:sz="4"/>
+              <w:right w:val="single" w:color="BFC7C5" w:sz="4"/>
+            </w:tcBorders>
+            <w:tcMar>
+              <w:top w:type="dxa" w:w="60"/>
+              <w:left w:type="dxa" w:w="100"/>
+              <w:bottom w:type="dxa" w:w="60"/>
+              <w:right w:type="dxa" w:w="100"/>
+            </w:tcMar>
+          </w:tcPr>
+          <w:p>
+            <w:pPr>
+              <w:spacing w:after="20"/>
+            </w:pPr>
+            <w:r>
+              <w:rPr>
+                <w:rFonts w:ascii="Arial" w:cs="Arial" w:eastAsia="Arial" w:hAnsi="Arial"/>
+              </w:rPr>
+              <w:t xml:space="preserve">image.ts:136–150, 168–193, 180, 190; straightWarp</w:t>
+            </w:r>
+          </w:p>
+        </w:tc>
+        <w:tc>
+          <w:tcPr>
+            <w:tcW w:type="dxa" w:w="2891"/>
+            <w:tcBorders>
+              <w:top w:val="single" w:color="BFC7C5" w:sz="4"/>
+              <w:left w:val="single" w:color="BFC7C5" w:sz="4"/>
+              <w:bottom w:val="single" w:color="BFC7C5" w:sz="4"/>
+              <w:right w:val="single" w:color="BFC7C5" w:sz="4"/>
+            </w:tcBorders>
+            <w:tcMar>
+              <w:top w:type="dxa" w:w="60"/>
+              <w:left w:type="dxa" w:w="100"/>
+              <w:bottom w:type="dxa" w:w="60"/>
+              <w:right w:type="dxa" w:w="100"/>
+            </w:tcMar>
+          </w:tcPr>
+          <w:p>
+            <w:pPr>
+              <w:spacing w:after="20"/>
+            </w:pPr>
+            <w:r>
+              <w:rPr>
+                <w:rFonts w:ascii="Arial" w:cs="Arial" w:eastAsia="Arial" w:hAnsi="Arial"/>
+              </w:rPr>
+              <w:t xml:space="preserve">Chuyển cả chuỗi dựng (nắn → làm sạch mép → nền → lọc → đậm mực → JPEG) vào worker với OffscreenCanvas; truyền ImageBitmap/ArrayBuffer chuyển quyền; một lần đọc, một lần ghi.</w:t>
+            </w:r>
+          </w:p>
+        </w:tc>
+        <w:tc>
+          <w:tcPr>
+            <w:tcW w:type="dxa" w:w="1350"/>
+            <w:tcBorders>
+              <w:top w:val="single" w:color="BFC7C5" w:sz="4"/>
+              <w:left w:val="single" w:color="BFC7C5" w:sz="4"/>
+              <w:bottom w:val="single" w:color="BFC7C5" w:sz="4"/>
+              <w:right w:val="single" w:color="BFC7C5" w:sz="4"/>
+            </w:tcBorders>
+            <w:tcMar>
+              <w:top w:type="dxa" w:w="60"/>
+              <w:left w:type="dxa" w:w="100"/>
+              <w:bottom w:type="dxa" w:w="60"/>
+              <w:right w:type="dxa" w:w="100"/>
+            </w:tcMar>
+          </w:tcPr>
+          <w:p>
+            <w:pPr>
+              <w:spacing w:after="20"/>
+            </w:pPr>
+            <w:r>
+              <w:rPr>
+                <w:rFonts w:ascii="Arial" w:cs="Arial" w:eastAsia="Arial" w:hAnsi="Arial"/>
+              </w:rPr>
+              <w:t xml:space="preserve">Giao diện không khựng; nhanh hơn ~1,3–1,5×</w:t>
+            </w:r>
+          </w:p>
+        </w:tc>
+      </w:tr>
+      <w:tr>
+        <w:tc>
+          <w:tcPr>
+            <w:tcW w:type="dxa" w:w="675"/>
+            <w:tcBorders>
+              <w:top w:val="single" w:color="BFC7C5" w:sz="4"/>
+              <w:left w:val="single" w:color="BFC7C5" w:sz="4"/>
+              <w:bottom w:val="single" w:color="BFC7C5" w:sz="4"/>
+              <w:right w:val="single" w:color="BFC7C5" w:sz="4"/>
+            </w:tcBorders>
+            <w:tcMar>
+              <w:top w:type="dxa" w:w="60"/>
+              <w:left w:type="dxa" w:w="100"/>
+              <w:bottom w:type="dxa" w:w="60"/>
+              <w:right w:type="dxa" w:w="100"/>
+            </w:tcMar>
+          </w:tcPr>
+          <w:p>
+            <w:pPr>
+              <w:spacing w:after="20"/>
+            </w:pPr>
+            <w:r>
+              <w:rPr>
+                <w:rFonts w:ascii="Arial" w:cs="Arial" w:eastAsia="Arial" w:hAnsi="Arial"/>
+              </w:rPr>
+              <w:t xml:space="preserve">SP-03</w:t>
+            </w:r>
+          </w:p>
+        </w:tc>
+        <w:tc>
+          <w:tcPr>
+            <w:tcW w:type="dxa" w:w="2602"/>
+            <w:tcBorders>
+              <w:top w:val="single" w:color="BFC7C5" w:sz="4"/>
+              <w:left w:val="single" w:color="BFC7C5" w:sz="4"/>
+              <w:bottom w:val="single" w:color="BFC7C5" w:sz="4"/>
+              <w:right w:val="single" w:color="BFC7C5" w:sz="4"/>
+            </w:tcBorders>
+            <w:tcMar>
+              <w:top w:type="dxa" w:w="60"/>
+              <w:left w:type="dxa" w:w="100"/>
+              <w:bottom w:type="dxa" w:w="60"/>
+              <w:right w:type="dxa" w:w="100"/>
+            </w:tcMar>
+          </w:tcPr>
+          <w:p>
+            <w:pPr>
+              <w:spacing w:after="20"/>
+            </w:pPr>
+            <w:r>
+              <w:rPr>
+                <w:rFonts w:ascii="Arial" w:cs="Arial" w:eastAsia="Arial" w:hAnsi="Arial"/>
+              </w:rPr>
+              <w:t xml:space="preserve">Chuỗi base64: renderPage trả data URL (4–6 MB/trang), sau đó blobifyDoc đổi lại thành Blob, xuất PDF lại giải mã từ chuỗi.</w:t>
+            </w:r>
+          </w:p>
+        </w:tc>
+        <w:tc>
+          <w:tcPr>
+            <w:tcW w:type="dxa" w:w="2120"/>
+            <w:tcBorders>
+              <w:top w:val="single" w:color="BFC7C5" w:sz="4"/>
+              <w:left w:val="single" w:color="BFC7C5" w:sz="4"/>
+              <w:bottom w:val="single" w:color="BFC7C5" w:sz="4"/>
+              <w:right w:val="single" w:color="BFC7C5" w:sz="4"/>
+            </w:tcBorders>
+            <w:tcMar>
+              <w:top w:type="dxa" w:w="60"/>
+              <w:left w:type="dxa" w:w="100"/>
+              <w:bottom w:type="dxa" w:w="60"/>
+              <w:right w:type="dxa" w:w="100"/>
+            </w:tcMar>
+          </w:tcPr>
+          <w:p>
+            <w:pPr>
+              <w:spacing w:after="20"/>
+            </w:pPr>
+            <w:r>
+              <w:rPr>
+                <w:rFonts w:ascii="Arial" w:cs="Arial" w:eastAsia="Arial" w:hAnsi="Arial"/>
+              </w:rPr>
+              <w:t xml:space="preserve">image.ts:415–419 (toJpegAsync “data”); db.ts:94; files.ts:56</w:t>
+            </w:r>
+          </w:p>
+        </w:tc>
+        <w:tc>
+          <w:tcPr>
+            <w:tcW w:type="dxa" w:w="2891"/>
+            <w:tcBorders>
+              <w:top w:val="single" w:color="BFC7C5" w:sz="4"/>
+              <w:left w:val="single" w:color="BFC7C5" w:sz="4"/>
+              <w:bottom w:val="single" w:color="BFC7C5" w:sz="4"/>
+              <w:right w:val="single" w:color="BFC7C5" w:sz="4"/>
+            </w:tcBorders>
+            <w:tcMar>
+              <w:top w:type="dxa" w:w="60"/>
+              <w:left w:type="dxa" w:w="100"/>
+              <w:bottom w:type="dxa" w:w="60"/>
+              <w:right w:type="dxa" w:w="100"/>
+            </w:tcMar>
+          </w:tcPr>
+          <w:p>
+            <w:pPr>
+              <w:spacing w:after="20"/>
+            </w:pPr>
+            <w:r>
+              <w:rPr>
+                <w:rFonts w:ascii="Arial" w:cs="Arial" w:eastAsia="Arial" w:hAnsi="Arial"/>
+              </w:rPr>
+              <w:t xml:space="preserve">Blob suốt đường ống (convertToBlob); data URL chỉ khi thật cần (QR nhỏ).</w:t>
+            </w:r>
+          </w:p>
+        </w:tc>
+        <w:tc>
+          <w:tcPr>
+            <w:tcW w:type="dxa" w:w="1350"/>
+            <w:tcBorders>
+              <w:top w:val="single" w:color="BFC7C5" w:sz="4"/>
+              <w:left w:val="single" w:color="BFC7C5" w:sz="4"/>
+              <w:bottom w:val="single" w:color="BFC7C5" w:sz="4"/>
+              <w:right w:val="single" w:color="BFC7C5" w:sz="4"/>
+            </w:tcBorders>
+            <w:tcMar>
+              <w:top w:type="dxa" w:w="60"/>
+              <w:left w:type="dxa" w:w="100"/>
+              <w:bottom w:type="dxa" w:w="60"/>
+              <w:right w:type="dxa" w:w="100"/>
+            </w:tcMar>
+          </w:tcPr>
+          <w:p>
+            <w:pPr>
+              <w:spacing w:after="20"/>
+            </w:pPr>
+            <w:r>
+              <w:rPr>
+                <w:rFonts w:ascii="Arial" w:cs="Arial" w:eastAsia="Arial" w:hAnsi="Arial"/>
+              </w:rPr>
+              <w:t xml:space="preserve">Bớt ~30% thời gian mã hoá + RAM</w:t>
+            </w:r>
+          </w:p>
+        </w:tc>
+      </w:tr>
+      <w:tr>
+        <w:tc>
+          <w:tcPr>
+            <w:tcW w:type="dxa" w:w="675"/>
+            <w:tcBorders>
+              <w:top w:val="single" w:color="BFC7C5" w:sz="4"/>
+              <w:left w:val="single" w:color="BFC7C5" w:sz="4"/>
+              <w:bottom w:val="single" w:color="BFC7C5" w:sz="4"/>
+              <w:right w:val="single" w:color="BFC7C5" w:sz="4"/>
+            </w:tcBorders>
+            <w:tcMar>
+              <w:top w:type="dxa" w:w="60"/>
+              <w:left w:type="dxa" w:w="100"/>
+              <w:bottom w:type="dxa" w:w="60"/>
+              <w:right w:type="dxa" w:w="100"/>
+            </w:tcMar>
+          </w:tcPr>
+          <w:p>
+            <w:pPr>
+              <w:spacing w:after="20"/>
+            </w:pPr>
+            <w:r>
+              <w:rPr>
+                <w:rFonts w:ascii="Arial" w:cs="Arial" w:eastAsia="Arial" w:hAnsi="Arial"/>
+              </w:rPr>
+              <w:t xml:space="preserve">SP-04</w:t>
+            </w:r>
+          </w:p>
+        </w:tc>
+        <w:tc>
+          <w:tcPr>
+            <w:tcW w:type="dxa" w:w="2602"/>
+            <w:tcBorders>
+              <w:top w:val="single" w:color="BFC7C5" w:sz="4"/>
+              <w:left w:val="single" w:color="BFC7C5" w:sz="4"/>
+              <w:bottom w:val="single" w:color="BFC7C5" w:sz="4"/>
+              <w:right w:val="single" w:color="BFC7C5" w:sz="4"/>
+            </w:tcBorders>
+            <w:tcMar>
+              <w:top w:type="dxa" w:w="60"/>
+              <w:left w:type="dxa" w:w="100"/>
+              <w:bottom w:type="dxa" w:w="60"/>
+              <w:right w:type="dxa" w:w="100"/>
+            </w:tcMar>
+          </w:tcPr>
+          <w:p>
+            <w:pPr>
+              <w:spacing w:after="20"/>
+            </w:pPr>
+            <w:r>
+              <w:rPr>
+                <w:rFonts w:ascii="Arial" w:cs="Arial" w:eastAsia="Arial" w:hAnsi="Arial"/>
+              </w:rPr>
+              <w:t xml:space="preserve">Dựng 2 lần mỗi trang: bản nháp 1200 px để hiện nhanh, rồi bản đủ dựng lại từ đầu; bộ đệm hình học theo max nên không dùng lại.</w:t>
+            </w:r>
+          </w:p>
+        </w:tc>
+        <w:tc>
+          <w:tcPr>
+            <w:tcW w:type="dxa" w:w="2120"/>
+            <w:tcBorders>
+              <w:top w:val="single" w:color="BFC7C5" w:sz="4"/>
+              <w:left w:val="single" w:color="BFC7C5" w:sz="4"/>
+              <w:bottom w:val="single" w:color="BFC7C5" w:sz="4"/>
+              <w:right w:val="single" w:color="BFC7C5" w:sz="4"/>
+            </w:tcBorders>
+            <w:tcMar>
+              <w:top w:type="dxa" w:w="60"/>
+              <w:left w:type="dxa" w:w="100"/>
+              <w:bottom w:type="dxa" w:w="60"/>
+              <w:right w:type="dxa" w:w="100"/>
+            </w:tcMar>
+          </w:tcPr>
+          <w:p>
+            <w:pPr>
+              <w:spacing w:after="20"/>
+            </w:pPr>
+            <w:r>
+              <w:rPr>
+                <w:rFonts w:ascii="Arial" w:cs="Arial" w:eastAsia="Arial" w:hAnsi="Arial"/>
+              </w:rPr>
+              <w:t xml:space="preserve">scan.tsx:172–173; image.ts:351 (geoKey theo max)</w:t>
+            </w:r>
+          </w:p>
+        </w:tc>
+        <w:tc>
+          <w:tcPr>
+            <w:tcW w:type="dxa" w:w="2891"/>
+            <w:tcBorders>
+              <w:top w:val="single" w:color="BFC7C5" w:sz="4"/>
+              <w:left w:val="single" w:color="BFC7C5" w:sz="4"/>
+              <w:bottom w:val="single" w:color="BFC7C5" w:sz="4"/>
+              <w:right w:val="single" w:color="BFC7C5" w:sz="4"/>
+            </w:tcBorders>
+            <w:tcMar>
+              <w:top w:type="dxa" w:w="60"/>
+              <w:left w:type="dxa" w:w="100"/>
+              <w:bottom w:type="dxa" w:w="60"/>
+              <w:right w:type="dxa" w:w="100"/>
+            </w:tcMar>
+          </w:tcPr>
+          <w:p>
+            <w:pPr>
+              <w:spacing w:after="20"/>
+            </w:pPr>
+            <w:r>
+              <w:rPr>
+                <w:rFonts w:ascii="Arial" w:cs="Arial" w:eastAsia="Arial" w:hAnsi="Arial"/>
+              </w:rPr>
+              <w:t xml:space="preserve">Xem trước bằng GPU (webgl-warp + filter-gl đã có) cho mọi màn; bản đủ dựng đúng 1 lần ở nền.</w:t>
+            </w:r>
+          </w:p>
+        </w:tc>
+        <w:tc>
+          <w:tcPr>
+            <w:tcW w:type="dxa" w:w="1350"/>
+            <w:tcBorders>
+              <w:top w:val="single" w:color="BFC7C5" w:sz="4"/>
+              <w:left w:val="single" w:color="BFC7C5" w:sz="4"/>
+              <w:bottom w:val="single" w:color="BFC7C5" w:sz="4"/>
+              <w:right w:val="single" w:color="BFC7C5" w:sz="4"/>
+            </w:tcBorders>
+            <w:tcMar>
+              <w:top w:type="dxa" w:w="60"/>
+              <w:left w:type="dxa" w:w="100"/>
+              <w:bottom w:type="dxa" w:w="60"/>
+              <w:right w:type="dxa" w:w="100"/>
+            </w:tcMar>
+          </w:tcPr>
+          <w:p>
+            <w:pPr>
+              <w:spacing w:after="20"/>
+            </w:pPr>
+            <w:r>
+              <w:rPr>
+                <w:rFonts w:ascii="Arial" w:cs="Arial" w:eastAsia="Arial" w:hAnsi="Arial"/>
+              </w:rPr>
+              <w:t xml:space="preserve">Bớt 1 lần dựng CPU/trang</w:t>
+            </w:r>
+          </w:p>
+        </w:tc>
+      </w:tr>
+      <w:tr>
+        <w:tc>
+          <w:tcPr>
+            <w:tcW w:type="dxa" w:w="675"/>
+            <w:tcBorders>
+              <w:top w:val="single" w:color="BFC7C5" w:sz="4"/>
+              <w:left w:val="single" w:color="BFC7C5" w:sz="4"/>
+              <w:bottom w:val="single" w:color="BFC7C5" w:sz="4"/>
+              <w:right w:val="single" w:color="BFC7C5" w:sz="4"/>
+            </w:tcBorders>
+            <w:tcMar>
+              <w:top w:type="dxa" w:w="60"/>
+              <w:left w:type="dxa" w:w="100"/>
+              <w:bottom w:type="dxa" w:w="60"/>
+              <w:right w:type="dxa" w:w="100"/>
+            </w:tcMar>
+          </w:tcPr>
+          <w:p>
+            <w:pPr>
+              <w:spacing w:after="20"/>
+            </w:pPr>
+            <w:r>
+              <w:rPr>
+                <w:rFonts w:ascii="Arial" w:cs="Arial" w:eastAsia="Arial" w:hAnsi="Arial"/>
+              </w:rPr>
+              <w:t xml:space="preserve">SP-05</w:t>
+            </w:r>
+          </w:p>
+        </w:tc>
+        <w:tc>
+          <w:tcPr>
+            <w:tcW w:type="dxa" w:w="2602"/>
+            <w:tcBorders>
+              <w:top w:val="single" w:color="BFC7C5" w:sz="4"/>
+              <w:left w:val="single" w:color="BFC7C5" w:sz="4"/>
+              <w:bottom w:val="single" w:color="BFC7C5" w:sz="4"/>
+              <w:right w:val="single" w:color="BFC7C5" w:sz="4"/>
+            </w:tcBorders>
+            <w:tcMar>
+              <w:top w:type="dxa" w:w="60"/>
+              <w:left w:type="dxa" w:w="100"/>
+              <w:bottom w:type="dxa" w:w="60"/>
+              <w:right w:type="dxa" w:w="100"/>
+            </w:tcMar>
+          </w:tcPr>
+          <w:p>
+            <w:pPr>
+              <w:spacing w:after="20"/>
+            </w:pPr>
+            <w:r>
+              <w:rPr>
+                <w:rFonts w:ascii="Arial" w:cs="Arial" w:eastAsia="Arial" w:hAnsi="Arial"/>
+              </w:rPr>
+              <w:t xml:space="preserve">Dò khung 2–3 lần mỗi ảnh: detect1 720 px, detect2 trên ảnh gốc, kiểm chồng giấy, tinh chỉnh.</w:t>
+            </w:r>
+          </w:p>
+        </w:tc>
+        <w:tc>
+          <w:tcPr>
+            <w:tcW w:type="dxa" w:w="2120"/>
+            <w:tcBorders>
+              <w:top w:val="single" w:color="BFC7C5" w:sz="4"/>
+              <w:left w:val="single" w:color="BFC7C5" w:sz="4"/>
+              <w:bottom w:val="single" w:color="BFC7C5" w:sz="4"/>
+              <w:right w:val="single" w:color="BFC7C5" w:sz="4"/>
+            </w:tcBorders>
+            <w:tcMar>
+              <w:top w:type="dxa" w:w="60"/>
+              <w:left w:type="dxa" w:w="100"/>
+              <w:bottom w:type="dxa" w:w="60"/>
+              <w:right w:type="dxa" w:w="100"/>
+            </w:tcMar>
+          </w:tcPr>
+          <w:p>
+            <w:pPr>
+              <w:spacing w:after="20"/>
+            </w:pPr>
+            <w:r>
+              <w:rPr>
+                <w:rFonts w:ascii="Arial" w:cs="Arial" w:eastAsia="Arial" w:hAnsi="Arial"/>
+              </w:rPr>
+              <w:t xml:space="preserve">scan.tsx:285, 317–318; image.ts detectQuadInfo</w:t>
+            </w:r>
+          </w:p>
+        </w:tc>
+        <w:tc>
+          <w:tcPr>
+            <w:tcW w:type="dxa" w:w="2891"/>
+            <w:tcBorders>
+              <w:top w:val="single" w:color="BFC7C5" w:sz="4"/>
+              <w:left w:val="single" w:color="BFC7C5" w:sz="4"/>
+              <w:bottom w:val="single" w:color="BFC7C5" w:sz="4"/>
+              <w:right w:val="single" w:color="BFC7C5" w:sz="4"/>
+            </w:tcBorders>
+            <w:tcMar>
+              <w:top w:type="dxa" w:w="60"/>
+              <w:left w:type="dxa" w:w="100"/>
+              <w:bottom w:type="dxa" w:w="60"/>
+              <w:right w:type="dxa" w:w="100"/>
+            </w:tcMar>
+          </w:tcPr>
+          <w:p>
+            <w:pPr>
+              <w:spacing w:after="20"/>
+            </w:pPr>
+            <w:r>
+              <w:rPr>
+                <w:rFonts w:ascii="Arial" w:cs="Arial" w:eastAsia="Arial" w:hAnsi="Arial"/>
+              </w:rPr>
+              <w:t xml:space="preserve">Khung ngắm ổn định (điểm ≥ 0,7, đứng yên) → dùng luôn, chỉ tinh 4 dải cạnh; dò đầy đủ chỉ khi không chắc và chạy ở nền.</w:t>
+            </w:r>
+          </w:p>
+        </w:tc>
+        <w:tc>
+          <w:tcPr>
+            <w:tcW w:type="dxa" w:w="1350"/>
+            <w:tcBorders>
+              <w:top w:val="single" w:color="BFC7C5" w:sz="4"/>
+              <w:left w:val="single" w:color="BFC7C5" w:sz="4"/>
+              <w:bottom w:val="single" w:color="BFC7C5" w:sz="4"/>
+              <w:right w:val="single" w:color="BFC7C5" w:sz="4"/>
+            </w:tcBorders>
+            <w:tcMar>
+              <w:top w:type="dxa" w:w="60"/>
+              <w:left w:type="dxa" w:w="100"/>
+              <w:bottom w:type="dxa" w:w="60"/>
+              <w:right w:type="dxa" w:w="100"/>
+            </w:tcMar>
+          </w:tcPr>
+          <w:p>
+            <w:pPr>
+              <w:spacing w:after="20"/>
+            </w:pPr>
+            <w:r>
+              <w:rPr>
+                <w:rFonts w:ascii="Arial" w:cs="Arial" w:eastAsia="Arial" w:hAnsi="Arial"/>
+              </w:rPr>
+              <w:t xml:space="preserve">−200…400 ms/ảnh</w:t>
+            </w:r>
+          </w:p>
+        </w:tc>
+      </w:tr>
+      <w:tr>
+        <w:tc>
+          <w:tcPr>
+            <w:tcW w:type="dxa" w:w="675"/>
+            <w:tcBorders>
+              <w:top w:val="single" w:color="BFC7C5" w:sz="4"/>
+              <w:left w:val="single" w:color="BFC7C5" w:sz="4"/>
+              <w:bottom w:val="single" w:color="BFC7C5" w:sz="4"/>
+              <w:right w:val="single" w:color="BFC7C5" w:sz="4"/>
+            </w:tcBorders>
+            <w:tcMar>
+              <w:top w:type="dxa" w:w="60"/>
+              <w:left w:type="dxa" w:w="100"/>
+              <w:bottom w:type="dxa" w:w="60"/>
+              <w:right w:type="dxa" w:w="100"/>
+            </w:tcMar>
+          </w:tcPr>
+          <w:p>
+            <w:pPr>
+              <w:spacing w:after="20"/>
+            </w:pPr>
+            <w:r>
+              <w:rPr>
+                <w:rFonts w:ascii="Arial" w:cs="Arial" w:eastAsia="Arial" w:hAnsi="Arial"/>
+              </w:rPr>
+              <w:t xml:space="preserve">SP-06</w:t>
+            </w:r>
+          </w:p>
+        </w:tc>
+        <w:tc>
+          <w:tcPr>
+            <w:tcW w:type="dxa" w:w="2602"/>
+            <w:tcBorders>
+              <w:top w:val="single" w:color="BFC7C5" w:sz="4"/>
+              <w:left w:val="single" w:color="BFC7C5" w:sz="4"/>
+              <w:bottom w:val="single" w:color="BFC7C5" w:sz="4"/>
+              <w:right w:val="single" w:color="BFC7C5" w:sz="4"/>
+            </w:tcBorders>
+            <w:tcMar>
+              <w:top w:type="dxa" w:w="60"/>
+              <w:left w:type="dxa" w:w="100"/>
+              <w:bottom w:type="dxa" w:w="60"/>
+              <w:right w:type="dxa" w:w="100"/>
+            </w:tcMar>
+          </w:tcPr>
+          <w:p>
+            <w:pPr>
+              <w:spacing w:after="20"/>
+            </w:pPr>
+            <w:r>
+              <w:rPr>
+                <w:rFonts w:ascii="Arial" w:cs="Arial" w:eastAsia="Arial" w:hAnsi="Arial"/>
+              </w:rPr>
+              <w:t xml:space="preserve">Hàng đợi nền 1 việc mỗi lượt rảnh (requestIdleCallback), chỉ trong màn chụp; “Xong” chờ hết.</w:t>
+            </w:r>
+          </w:p>
+        </w:tc>
+        <w:tc>
+          <w:tcPr>
+            <w:tcW w:type="dxa" w:w="2120"/>
+            <w:tcBorders>
+              <w:top w:val="single" w:color="BFC7C5" w:sz="4"/>
+              <w:left w:val="single" w:color="BFC7C5" w:sz="4"/>
+              <w:bottom w:val="single" w:color="BFC7C5" w:sz="4"/>
+              <w:right w:val="single" w:color="BFC7C5" w:sz="4"/>
+            </w:tcBorders>
+            <w:tcMar>
+              <w:top w:type="dxa" w:w="60"/>
+              <w:left w:type="dxa" w:w="100"/>
+              <w:bottom w:type="dxa" w:w="60"/>
+              <w:right w:type="dxa" w:w="100"/>
+            </w:tcMar>
+          </w:tcPr>
+          <w:p>
+            <w:pPr>
+              <w:spacing w:after="20"/>
+            </w:pPr>
+            <w:r>
+              <w:rPr>
+                <w:rFonts w:ascii="Arial" w:cs="Arial" w:eastAsia="Arial" w:hAnsi="Arial"/>
+              </w:rPr>
+              <w:t xml:space="preserve">bg-queue.ts:9, 156–163; scan.tsx:446–449</w:t>
+            </w:r>
+          </w:p>
+        </w:tc>
+        <w:tc>
+          <w:tcPr>
+            <w:tcW w:type="dxa" w:w="2891"/>
+            <w:tcBorders>
+              <w:top w:val="single" w:color="BFC7C5" w:sz="4"/>
+              <w:left w:val="single" w:color="BFC7C5" w:sz="4"/>
+              <w:bottom w:val="single" w:color="BFC7C5" w:sz="4"/>
+              <w:right w:val="single" w:color="BFC7C5" w:sz="4"/>
+            </w:tcBorders>
+            <w:tcMar>
+              <w:top w:type="dxa" w:w="60"/>
+              <w:left w:type="dxa" w:w="100"/>
+              <w:bottom w:type="dxa" w:w="60"/>
+              <w:right w:type="dxa" w:w="100"/>
+            </w:tcMar>
+          </w:tcPr>
+          <w:p>
+            <w:pPr>
+              <w:spacing w:after="20"/>
+            </w:pPr>
+            <w:r>
+              <w:rPr>
+                <w:rFonts w:ascii="Arial" w:cs="Arial" w:eastAsia="Arial" w:hAnsi="Arial"/>
+              </w:rPr>
+              <w:t xml:space="preserve">Bộ điều phối 2–4 làn toàn app (CS-02), Xong tức thì (CS-04).</w:t>
+            </w:r>
+          </w:p>
+        </w:tc>
+        <w:tc>
+          <w:tcPr>
+            <w:tcW w:type="dxa" w:w="1350"/>
+            <w:tcBorders>
+              <w:top w:val="single" w:color="BFC7C5" w:sz="4"/>
+              <w:left w:val="single" w:color="BFC7C5" w:sz="4"/>
+              <w:bottom w:val="single" w:color="BFC7C5" w:sz="4"/>
+              <w:right w:val="single" w:color="BFC7C5" w:sz="4"/>
+            </w:tcBorders>
+            <w:tcMar>
+              <w:top w:type="dxa" w:w="60"/>
+              <w:left w:type="dxa" w:w="100"/>
+              <w:bottom w:type="dxa" w:w="60"/>
+              <w:right w:type="dxa" w:w="100"/>
+            </w:tcMar>
+          </w:tcPr>
+          <w:p>
+            <w:pPr>
+              <w:spacing w:after="20"/>
+            </w:pPr>
+            <w:r>
+              <w:rPr>
+                <w:rFonts w:ascii="Arial" w:cs="Arial" w:eastAsia="Arial" w:hAnsi="Arial"/>
+              </w:rPr>
+              <w:t xml:space="preserve">“Xong” 11–28 s → ≤ 1 s</w:t>
+            </w:r>
+          </w:p>
+        </w:tc>
+      </w:tr>
+      <w:tr>
+        <w:tc>
+          <w:tcPr>
+            <w:tcW w:type="dxa" w:w="675"/>
+            <w:tcBorders>
+              <w:top w:val="single" w:color="BFC7C5" w:sz="4"/>
+              <w:left w:val="single" w:color="BFC7C5" w:sz="4"/>
+              <w:bottom w:val="single" w:color="BFC7C5" w:sz="4"/>
+              <w:right w:val="single" w:color="BFC7C5" w:sz="4"/>
+            </w:tcBorders>
+            <w:tcMar>
+              <w:top w:type="dxa" w:w="60"/>
+              <w:left w:type="dxa" w:w="100"/>
+              <w:bottom w:type="dxa" w:w="60"/>
+              <w:right w:type="dxa" w:w="100"/>
+            </w:tcMar>
+          </w:tcPr>
+          <w:p>
+            <w:pPr>
+              <w:spacing w:after="20"/>
+            </w:pPr>
+            <w:r>
+              <w:rPr>
+                <w:rFonts w:ascii="Arial" w:cs="Arial" w:eastAsia="Arial" w:hAnsi="Arial"/>
+              </w:rPr>
+              <w:t xml:space="preserve">SP-07</w:t>
+            </w:r>
+          </w:p>
+        </w:tc>
+        <w:tc>
+          <w:tcPr>
+            <w:tcW w:type="dxa" w:w="2602"/>
+            <w:tcBorders>
+              <w:top w:val="single" w:color="BFC7C5" w:sz="4"/>
+              <w:left w:val="single" w:color="BFC7C5" w:sz="4"/>
+              <w:bottom w:val="single" w:color="BFC7C5" w:sz="4"/>
+              <w:right w:val="single" w:color="BFC7C5" w:sz="4"/>
+            </w:tcBorders>
+            <w:tcMar>
+              <w:top w:type="dxa" w:w="60"/>
+              <w:left w:type="dxa" w:w="100"/>
+              <w:bottom w:type="dxa" w:w="60"/>
+              <w:right w:type="dxa" w:w="100"/>
+            </w:tcMar>
+          </w:tcPr>
+          <w:p>
+            <w:pPr>
+              <w:spacing w:after="20"/>
+            </w:pPr>
+            <w:r>
+              <w:rPr>
+                <w:rFonts w:ascii="Arial" w:cs="Arial" w:eastAsia="Arial" w:hAnsi="Arial"/>
+              </w:rPr>
+              <w:t xml:space="preserve">Pixel JS thuần cho flatten, CLAHE, Sauvola, khử nhiễu.</w:t>
+            </w:r>
+          </w:p>
+        </w:tc>
+        <w:tc>
+          <w:tcPr>
+            <w:tcW w:type="dxa" w:w="2120"/>
+            <w:tcBorders>
+              <w:top w:val="single" w:color="BFC7C5" w:sz="4"/>
+              <w:left w:val="single" w:color="BFC7C5" w:sz="4"/>
+              <w:bottom w:val="single" w:color="BFC7C5" w:sz="4"/>
+              <w:right w:val="single" w:color="BFC7C5" w:sz="4"/>
+            </w:tcBorders>
+            <w:tcMar>
+              <w:top w:type="dxa" w:w="60"/>
+              <w:left w:type="dxa" w:w="100"/>
+              <w:bottom w:type="dxa" w:w="60"/>
+              <w:right w:type="dxa" w:w="100"/>
+            </w:tcMar>
+          </w:tcPr>
+          <w:p>
+            <w:pPr>
+              <w:spacing w:after="20"/>
+            </w:pPr>
+            <w:r>
+              <w:rPr>
+                <w:rFonts w:ascii="Arial" w:cs="Arial" w:eastAsia="Arial" w:hAnsi="Arial"/>
+              </w:rPr>
+              <w:t xml:space="preserve">pixels.ts, pool.worker.ts</w:t>
+            </w:r>
+          </w:p>
+        </w:tc>
+        <w:tc>
+          <w:tcPr>
+            <w:tcW w:type="dxa" w:w="2891"/>
+            <w:tcBorders>
+              <w:top w:val="single" w:color="BFC7C5" w:sz="4"/>
+              <w:left w:val="single" w:color="BFC7C5" w:sz="4"/>
+              <w:bottom w:val="single" w:color="BFC7C5" w:sz="4"/>
+              <w:right w:val="single" w:color="BFC7C5" w:sz="4"/>
+            </w:tcBorders>
+            <w:tcMar>
+              <w:top w:type="dxa" w:w="60"/>
+              <w:left w:type="dxa" w:w="100"/>
+              <w:bottom w:type="dxa" w:w="60"/>
+              <w:right w:type="dxa" w:w="100"/>
+            </w:tcMar>
+          </w:tcPr>
+          <w:p>
+            <w:pPr>
+              <w:spacing w:after="20"/>
+            </w:pPr>
+            <w:r>
+              <w:rPr>
+                <w:rFonts w:ascii="Arial" w:cs="Arial" w:eastAsia="Arial" w:hAnsi="Arial"/>
+              </w:rPr>
+              <w:t xml:space="preserve">Bộ lọc đầy đủ chạy bằng WebGL2 (dùng lại shader filter-gl) hoặc WASM SIMD cho bước không làm được trên GPU.</w:t>
+            </w:r>
+          </w:p>
+        </w:tc>
+        <w:tc>
+          <w:tcPr>
+            <w:tcW w:type="dxa" w:w="1350"/>
+            <w:tcBorders>
+              <w:top w:val="single" w:color="BFC7C5" w:sz="4"/>
+              <w:left w:val="single" w:color="BFC7C5" w:sz="4"/>
+              <w:bottom w:val="single" w:color="BFC7C5" w:sz="4"/>
+              <w:right w:val="single" w:color="BFC7C5" w:sz="4"/>
+            </w:tcBorders>
+            <w:tcMar>
+              <w:top w:type="dxa" w:w="60"/>
+              <w:left w:type="dxa" w:w="100"/>
+              <w:bottom w:type="dxa" w:w="60"/>
+              <w:right w:type="dxa" w:w="100"/>
+            </w:tcMar>
+          </w:tcPr>
+          <w:p>
+            <w:pPr>
+              <w:spacing w:after="20"/>
+            </w:pPr>
+            <w:r>
+              <w:rPr>
+                <w:rFonts w:ascii="Arial" w:cs="Arial" w:eastAsia="Arial" w:hAnsi="Arial"/>
+              </w:rPr>
+              <w:t xml:space="preserve">2–5× ở bước lọc</w:t>
+            </w:r>
+          </w:p>
+        </w:tc>
+      </w:tr>
+      <w:tr>
+        <w:tc>
+          <w:tcPr>
+            <w:tcW w:type="dxa" w:w="675"/>
+            <w:tcBorders>
+              <w:top w:val="single" w:color="BFC7C5" w:sz="4"/>
+              <w:left w:val="single" w:color="BFC7C5" w:sz="4"/>
+              <w:bottom w:val="single" w:color="BFC7C5" w:sz="4"/>
+              <w:right w:val="single" w:color="BFC7C5" w:sz="4"/>
+            </w:tcBorders>
+            <w:tcMar>
+              <w:top w:type="dxa" w:w="60"/>
+              <w:left w:type="dxa" w:w="100"/>
+              <w:bottom w:type="dxa" w:w="60"/>
+              <w:right w:type="dxa" w:w="100"/>
+            </w:tcMar>
+          </w:tcPr>
+          <w:p>
+            <w:pPr>
+              <w:spacing w:after="20"/>
+            </w:pPr>
+            <w:r>
+              <w:rPr>
+                <w:rFonts w:ascii="Arial" w:cs="Arial" w:eastAsia="Arial" w:hAnsi="Arial"/>
+              </w:rPr>
+              <w:t xml:space="preserve">SP-08</w:t>
+            </w:r>
+          </w:p>
+        </w:tc>
+        <w:tc>
+          <w:tcPr>
+            <w:tcW w:type="dxa" w:w="2602"/>
+            <w:tcBorders>
+              <w:top w:val="single" w:color="BFC7C5" w:sz="4"/>
+              <w:left w:val="single" w:color="BFC7C5" w:sz="4"/>
+              <w:bottom w:val="single" w:color="BFC7C5" w:sz="4"/>
+              <w:right w:val="single" w:color="BFC7C5" w:sz="4"/>
+            </w:tcBorders>
+            <w:tcMar>
+              <w:top w:type="dxa" w:w="60"/>
+              <w:left w:type="dxa" w:w="100"/>
+              <w:bottom w:type="dxa" w:w="60"/>
+              <w:right w:type="dxa" w:w="100"/>
+            </w:tcMar>
+          </w:tcPr>
+          <w:p>
+            <w:pPr>
+              <w:spacing w:after="20"/>
+            </w:pPr>
+            <w:r>
+              <w:rPr>
+                <w:rFonts w:ascii="Arial" w:cs="Arial" w:eastAsia="Arial" w:hAnsi="Arial"/>
+              </w:rPr>
+              <w:t xml:space="preserve">OCR nền và đặt tên tranh CPU với dựng ảnh khi vừa chụp xong.</w:t>
+            </w:r>
+          </w:p>
+        </w:tc>
+        <w:tc>
+          <w:tcPr>
+            <w:tcW w:type="dxa" w:w="2120"/>
+            <w:tcBorders>
+              <w:top w:val="single" w:color="BFC7C5" w:sz="4"/>
+              <w:left w:val="single" w:color="BFC7C5" w:sz="4"/>
+              <w:bottom w:val="single" w:color="BFC7C5" w:sz="4"/>
+              <w:right w:val="single" w:color="BFC7C5" w:sz="4"/>
+            </w:tcBorders>
+            <w:tcMar>
+              <w:top w:type="dxa" w:w="60"/>
+              <w:left w:type="dxa" w:w="100"/>
+              <w:bottom w:type="dxa" w:w="60"/>
+              <w:right w:type="dxa" w:w="100"/>
+            </w:tcMar>
+          </w:tcPr>
+          <w:p>
+            <w:pPr>
+              <w:spacing w:after="20"/>
+            </w:pPr>
+            <w:r>
+              <w:rPr>
+                <w:rFonts w:ascii="Arial" w:cs="Arial" w:eastAsia="Arial" w:hAnsi="Arial"/>
+              </w:rPr>
+              <w:t xml:space="preserve">post-capture.ts:14–30</w:t>
+            </w:r>
+          </w:p>
+        </w:tc>
+        <w:tc>
+          <w:tcPr>
+            <w:tcW w:type="dxa" w:w="2891"/>
+            <w:tcBorders>
+              <w:top w:val="single" w:color="BFC7C5" w:sz="4"/>
+              <w:left w:val="single" w:color="BFC7C5" w:sz="4"/>
+              <w:bottom w:val="single" w:color="BFC7C5" w:sz="4"/>
+              <w:right w:val="single" w:color="BFC7C5" w:sz="4"/>
+            </w:tcBorders>
+            <w:tcMar>
+              <w:top w:type="dxa" w:w="60"/>
+              <w:left w:type="dxa" w:w="100"/>
+              <w:bottom w:type="dxa" w:w="60"/>
+              <w:right w:type="dxa" w:w="100"/>
+            </w:tcMar>
+          </w:tcPr>
+          <w:p>
+            <w:pPr>
+              <w:spacing w:after="20"/>
+            </w:pPr>
+            <w:r>
+              <w:rPr>
+                <w:rFonts w:ascii="Arial" w:cs="Arial" w:eastAsia="Arial" w:hAnsi="Arial"/>
+              </w:rPr>
+              <w:t xml:space="preserve">OCR chỉ chạy khi trang đã “xong”, 1 làn, ưu tiên thấp; tạm dừng khi màn chụp mở (priority-gate có sẵn).</w:t>
+            </w:r>
+          </w:p>
+        </w:tc>
+        <w:tc>
+          <w:tcPr>
+            <w:tcW w:type="dxa" w:w="1350"/>
+            <w:tcBorders>
+              <w:top w:val="single" w:color="BFC7C5" w:sz="4"/>
+              <w:left w:val="single" w:color="BFC7C5" w:sz="4"/>
+              <w:bottom w:val="single" w:color="BFC7C5" w:sz="4"/>
+              <w:right w:val="single" w:color="BFC7C5" w:sz="4"/>
+            </w:tcBorders>
+            <w:tcMar>
+              <w:top w:type="dxa" w:w="60"/>
+              <w:left w:type="dxa" w:w="100"/>
+              <w:bottom w:type="dxa" w:w="60"/>
+              <w:right w:type="dxa" w:w="100"/>
+            </w:tcMar>
+          </w:tcPr>
+          <w:p>
+            <w:pPr>
+              <w:spacing w:after="20"/>
+            </w:pPr>
+            <w:r>
+              <w:rPr>
+                <w:rFonts w:ascii="Arial" w:cs="Arial" w:eastAsia="Arial" w:hAnsi="Arial"/>
+              </w:rPr>
+              <w:t xml:space="preserve">Dựng trang không bị chậm theo OCR</w:t>
+            </w:r>
+          </w:p>
+        </w:tc>
+      </w:tr>
+    </w:tbl>
+    <w:p>
+      <w:pPr>
+        <w:pStyle w:val="Heading2"/>
+      </w:pPr>
+      <w:r>
+        <w:rPr>
+          <w:rFonts w:ascii="Arial" w:cs="Arial" w:eastAsia="Arial" w:hAnsi="Arial"/>
+        </w:rPr>
+        <w:t xml:space="preserve">11.2 Điểm làm PDF kém CamScanner</w:t>
+      </w:r>
+    </w:p>
+    <w:tbl>
+      <w:tblPr>
+        <w:tblW w:type="dxa" w:w="9638"/>
+        <w:tblBorders>
+          <w:top w:val="single" w:color="auto" w:sz="4"/>
+          <w:left w:val="single" w:color="auto" w:sz="4"/>
+          <w:bottom w:val="single" w:color="auto" w:sz="4"/>
+          <w:right w:val="single" w:color="auto" w:sz="4"/>
+          <w:insideH w:val="single" w:color="auto" w:sz="4"/>
+          <w:insideV w:val="single" w:color="auto" w:sz="4"/>
+        </w:tblBorders>
+      </w:tblPr>
+      <w:tblGrid>
+        <w:gridCol w:w="675"/>
+        <w:gridCol w:w="3566"/>
+        <w:gridCol w:w="1928"/>
+        <w:gridCol w:w="3469"/>
+      </w:tblGrid>
+      <w:tr>
+        <w:trPr>
+          <w:tblHeader/>
+        </w:trPr>
+        <w:tc>
+          <w:tcPr>
+            <w:tcW w:type="dxa" w:w="675"/>
+            <w:tcBorders>
+              <w:top w:val="single" w:color="BFC7C5" w:sz="4"/>
+              <w:left w:val="single" w:color="BFC7C5" w:sz="4"/>
+              <w:bottom w:val="single" w:color="BFC7C5" w:sz="4"/>
+              <w:right w:val="single" w:color="BFC7C5" w:sz="4"/>
+            </w:tcBorders>
+            <w:shd w:fill="006F59" w:color="auto" w:val="clear"/>
+            <w:tcMar>
+              <w:top w:type="dxa" w:w="60"/>
+              <w:left w:type="dxa" w:w="100"/>
+              <w:bottom w:type="dxa" w:w="60"/>
+              <w:right w:type="dxa" w:w="100"/>
+            </w:tcMar>
+          </w:tcPr>
+          <w:p>
+            <w:pPr>
+              <w:spacing w:after="20"/>
+            </w:pPr>
+            <w:r>
+              <w:rPr>
+                <w:rFonts w:ascii="Arial" w:cs="Arial" w:eastAsia="Arial" w:hAnsi="Arial"/>
+                <w:b/>
+                <w:bCs/>
+                <w:color w:val="FFFFFF"/>
+                <w:sz w:val="19"/>
+                <w:szCs w:val="19"/>
+              </w:rPr>
+              <w:t xml:space="preserve">Mã</w:t>
+            </w:r>
+          </w:p>
+        </w:tc>
+        <w:tc>
+          <w:tcPr>
+            <w:tcW w:type="dxa" w:w="3566"/>
+            <w:tcBorders>
+              <w:top w:val="single" w:color="BFC7C5" w:sz="4"/>
+              <w:left w:val="single" w:color="BFC7C5" w:sz="4"/>
+              <w:bottom w:val="single" w:color="BFC7C5" w:sz="4"/>
+              <w:right w:val="single" w:color="BFC7C5" w:sz="4"/>
+            </w:tcBorders>
+            <w:shd w:fill="006F59" w:color="auto" w:val="clear"/>
+            <w:tcMar>
+              <w:top w:type="dxa" w:w="60"/>
+              <w:left w:type="dxa" w:w="100"/>
+              <w:bottom w:type="dxa" w:w="60"/>
+              <w:right w:type="dxa" w:w="100"/>
+            </w:tcMar>
+          </w:tcPr>
+          <w:p>
+            <w:pPr>
+              <w:spacing w:after="20"/>
+            </w:pPr>
+            <w:r>
+              <w:rPr>
+                <w:rFonts w:ascii="Arial" w:cs="Arial" w:eastAsia="Arial" w:hAnsi="Arial"/>
+                <w:b/>
+                <w:bCs/>
+                <w:color w:val="FFFFFF"/>
+                <w:sz w:val="19"/>
+                <w:szCs w:val="19"/>
+              </w:rPr>
+              <w:t xml:space="preserve">Vấn đề chất lượng</w:t>
+            </w:r>
+          </w:p>
+        </w:tc>
+        <w:tc>
+          <w:tcPr>
+            <w:tcW w:type="dxa" w:w="1928"/>
+            <w:tcBorders>
+              <w:top w:val="single" w:color="BFC7C5" w:sz="4"/>
+              <w:left w:val="single" w:color="BFC7C5" w:sz="4"/>
+              <w:bottom w:val="single" w:color="BFC7C5" w:sz="4"/>
+              <w:right w:val="single" w:color="BFC7C5" w:sz="4"/>
+            </w:tcBorders>
+            <w:shd w:fill="006F59" w:color="auto" w:val="clear"/>
+            <w:tcMar>
+              <w:top w:type="dxa" w:w="60"/>
+              <w:left w:type="dxa" w:w="100"/>
+              <w:bottom w:type="dxa" w:w="60"/>
+              <w:right w:type="dxa" w:w="100"/>
+            </w:tcMar>
+          </w:tcPr>
+          <w:p>
+            <w:pPr>
+              <w:spacing w:after="20"/>
+            </w:pPr>
+            <w:r>
+              <w:rPr>
+                <w:rFonts w:ascii="Arial" w:cs="Arial" w:eastAsia="Arial" w:hAnsi="Arial"/>
+                <w:b/>
+                <w:bCs/>
+                <w:color w:val="FFFFFF"/>
+                <w:sz w:val="19"/>
+                <w:szCs w:val="19"/>
+              </w:rPr>
+              <w:t xml:space="preserve">Bằng chứng</w:t>
+            </w:r>
+          </w:p>
+        </w:tc>
+        <w:tc>
+          <w:tcPr>
+            <w:tcW w:type="dxa" w:w="3469"/>
+            <w:tcBorders>
+              <w:top w:val="single" w:color="BFC7C5" w:sz="4"/>
+              <w:left w:val="single" w:color="BFC7C5" w:sz="4"/>
+              <w:bottom w:val="single" w:color="BFC7C5" w:sz="4"/>
+              <w:right w:val="single" w:color="BFC7C5" w:sz="4"/>
+            </w:tcBorders>
+            <w:shd w:fill="006F59" w:color="auto" w:val="clear"/>
+            <w:tcMar>
+              <w:top w:type="dxa" w:w="60"/>
+              <w:left w:type="dxa" w:w="100"/>
+              <w:bottom w:type="dxa" w:w="60"/>
+              <w:right w:type="dxa" w:w="100"/>
+            </w:tcMar>
+          </w:tcPr>
+          <w:p>
+            <w:pPr>
+              <w:spacing w:after="20"/>
+            </w:pPr>
+            <w:r>
+              <w:rPr>
+                <w:rFonts w:ascii="Arial" w:cs="Arial" w:eastAsia="Arial" w:hAnsi="Arial"/>
+                <w:b/>
+                <w:bCs/>
+                <w:color w:val="FFFFFF"/>
+                <w:sz w:val="19"/>
+                <w:szCs w:val="19"/>
+              </w:rPr>
+              <w:t xml:space="preserve">Cách sửa</w:t>
+            </w:r>
+          </w:p>
+        </w:tc>
+      </w:tr>
+      <w:tr>
+        <w:tc>
+          <w:tcPr>
+            <w:tcW w:type="dxa" w:w="675"/>
+            <w:tcBorders>
+              <w:top w:val="single" w:color="BFC7C5" w:sz="4"/>
+              <w:left w:val="single" w:color="BFC7C5" w:sz="4"/>
+              <w:bottom w:val="single" w:color="BFC7C5" w:sz="4"/>
+              <w:right w:val="single" w:color="BFC7C5" w:sz="4"/>
+            </w:tcBorders>
+            <w:tcMar>
+              <w:top w:type="dxa" w:w="60"/>
+              <w:left w:type="dxa" w:w="100"/>
+              <w:bottom w:type="dxa" w:w="60"/>
+              <w:right w:type="dxa" w:w="100"/>
+            </w:tcMar>
+          </w:tcPr>
+          <w:p>
+            <w:pPr>
+              <w:spacing w:after="20"/>
+            </w:pPr>
+            <w:r>
+              <w:rPr>
+                <w:rFonts w:ascii="Arial" w:cs="Arial" w:eastAsia="Arial" w:hAnsi="Arial"/>
+              </w:rPr>
+              <w:t xml:space="preserve">QP-01</w:t>
+            </w:r>
+          </w:p>
+        </w:tc>
+        <w:tc>
+          <w:tcPr>
+            <w:tcW w:type="dxa" w:w="3566"/>
+            <w:tcBorders>
+              <w:top w:val="single" w:color="BFC7C5" w:sz="4"/>
+              <w:left w:val="single" w:color="BFC7C5" w:sz="4"/>
+              <w:bottom w:val="single" w:color="BFC7C5" w:sz="4"/>
+              <w:right w:val="single" w:color="BFC7C5" w:sz="4"/>
+            </w:tcBorders>
+            <w:tcMar>
+              <w:top w:type="dxa" w:w="60"/>
+              <w:left w:type="dxa" w:w="100"/>
+              <w:bottom w:type="dxa" w:w="60"/>
+              <w:right w:type="dxa" w:w="100"/>
+            </w:tcMar>
+          </w:tcPr>
+          <w:p>
+            <w:pPr>
+              <w:spacing w:after="20"/>
+            </w:pPr>
+            <w:r>
+              <w:rPr>
+                <w:rFonts w:ascii="Arial" w:cs="Arial" w:eastAsia="Arial" w:hAnsi="Arial"/>
+              </w:rPr>
+              <w:t xml:space="preserve">Nguồn ảnh thấp: mặc định lấy khung video 2560×1920 (~5 MP). takePhoto 12 MP chỉ dùng khi bật “Chất lượng tối đa” và chặn nút. Safari iPhone không có ImageCapture. Trang A4 hiệu dụng chỉ ~165–180 dpi; CamScanner dùng ảnh tĩnh đầy đủ cảm biến.</w:t>
+            </w:r>
+          </w:p>
+        </w:tc>
+        <w:tc>
+          <w:tcPr>
+            <w:tcW w:type="dxa" w:w="1928"/>
+            <w:tcBorders>
+              <w:top w:val="single" w:color="BFC7C5" w:sz="4"/>
+              <w:left w:val="single" w:color="BFC7C5" w:sz="4"/>
+              <w:bottom w:val="single" w:color="BFC7C5" w:sz="4"/>
+              <w:right w:val="single" w:color="BFC7C5" w:sz="4"/>
+            </w:tcBorders>
+            <w:tcMar>
+              <w:top w:type="dxa" w:w="60"/>
+              <w:left w:type="dxa" w:w="100"/>
+              <w:bottom w:type="dxa" w:w="60"/>
+              <w:right w:type="dxa" w:w="100"/>
+            </w:tcMar>
+          </w:tcPr>
+          <w:p>
+            <w:pPr>
+              <w:spacing w:after="20"/>
+            </w:pPr>
+            <w:r>
+              <w:rPr>
+                <w:rFonts w:ascii="Arial" w:cs="Arial" w:eastAsia="Arial" w:hAnsi="Arial"/>
+              </w:rPr>
+              <w:t xml:space="preserve">capture.ts:7–14; scan.tsx:63–78 (grabFrame)</w:t>
+            </w:r>
+          </w:p>
+        </w:tc>
+        <w:tc>
+          <w:tcPr>
+            <w:tcW w:type="dxa" w:w="3469"/>
+            <w:tcBorders>
+              <w:top w:val="single" w:color="BFC7C5" w:sz="4"/>
+              <w:left w:val="single" w:color="BFC7C5" w:sz="4"/>
+              <w:bottom w:val="single" w:color="BFC7C5" w:sz="4"/>
+              <w:right w:val="single" w:color="BFC7C5" w:sz="4"/>
+            </w:tcBorders>
+            <w:tcMar>
+              <w:top w:type="dxa" w:w="60"/>
+              <w:left w:type="dxa" w:w="100"/>
+              <w:bottom w:type="dxa" w:w="60"/>
+              <w:right w:type="dxa" w:w="100"/>
+            </w:tcMar>
+          </w:tcPr>
+          <w:p>
+            <w:pPr>
+              <w:spacing w:after="20"/>
+            </w:pPr>
+            <w:r>
+              <w:rPr>
+                <w:rFonts w:ascii="Arial" w:cs="Arial" w:eastAsia="Arial" w:hAnsi="Arial"/>
+              </w:rPr>
+              <w:t xml:space="preserve">Chụp ảnh tĩnh ở nền sau khi nhả nút (Android: takePhoto; iOS: thử luồng 4K 3840×2160). Hiện ngay khung video làm xem trước, ảnh tĩnh thay vào khi về. Giữ gốc tới 4096 px (CS-12). Mục tiêu ≥ 250 dpi hiệu dụng.</w:t>
+            </w:r>
+          </w:p>
+        </w:tc>
+      </w:tr>
+      <w:tr>
+        <w:tc>
+          <w:tcPr>
+            <w:tcW w:type="dxa" w:w="675"/>
+            <w:tcBorders>
+              <w:top w:val="single" w:color="BFC7C5" w:sz="4"/>
+              <w:left w:val="single" w:color="BFC7C5" w:sz="4"/>
+              <w:bottom w:val="single" w:color="BFC7C5" w:sz="4"/>
+              <w:right w:val="single" w:color="BFC7C5" w:sz="4"/>
+            </w:tcBorders>
+            <w:tcMar>
+              <w:top w:type="dxa" w:w="60"/>
+              <w:left w:type="dxa" w:w="100"/>
+              <w:bottom w:type="dxa" w:w="60"/>
+              <w:right w:type="dxa" w:w="100"/>
+            </w:tcMar>
+          </w:tcPr>
+          <w:p>
+            <w:pPr>
+              <w:spacing w:after="20"/>
+            </w:pPr>
+            <w:r>
+              <w:rPr>
+                <w:rFonts w:ascii="Arial" w:cs="Arial" w:eastAsia="Arial" w:hAnsi="Arial"/>
+              </w:rPr>
+              <w:t xml:space="preserve">QP-02</w:t>
+            </w:r>
+          </w:p>
+        </w:tc>
+        <w:tc>
+          <w:tcPr>
+            <w:tcW w:type="dxa" w:w="3566"/>
+            <w:tcBorders>
+              <w:top w:val="single" w:color="BFC7C5" w:sz="4"/>
+              <w:left w:val="single" w:color="BFC7C5" w:sz="4"/>
+              <w:bottom w:val="single" w:color="BFC7C5" w:sz="4"/>
+              <w:right w:val="single" w:color="BFC7C5" w:sz="4"/>
+            </w:tcBorders>
+            <w:tcMar>
+              <w:top w:type="dxa" w:w="60"/>
+              <w:left w:type="dxa" w:w="100"/>
+              <w:bottom w:type="dxa" w:w="60"/>
+              <w:right w:type="dxa" w:w="100"/>
+            </w:tcMar>
+          </w:tcPr>
+          <w:p>
+            <w:pPr>
+              <w:spacing w:after="20"/>
+            </w:pPr>
+            <w:r>
+              <w:rPr>
+                <w:rFonts w:ascii="Arial" w:cs="Arial" w:eastAsia="Arial" w:hAnsi="Arial"/>
+              </w:rPr>
+              <w:t xml:space="preserve">Phóng to giả (SP-01) làm mép chữ mềm, ghi là “300 dpi” nhưng không thêm chi tiết.</w:t>
+            </w:r>
+          </w:p>
+        </w:tc>
+        <w:tc>
+          <w:tcPr>
+            <w:tcW w:type="dxa" w:w="1928"/>
+            <w:tcBorders>
+              <w:top w:val="single" w:color="BFC7C5" w:sz="4"/>
+              <w:left w:val="single" w:color="BFC7C5" w:sz="4"/>
+              <w:bottom w:val="single" w:color="BFC7C5" w:sz="4"/>
+              <w:right w:val="single" w:color="BFC7C5" w:sz="4"/>
+            </w:tcBorders>
+            <w:tcMar>
+              <w:top w:type="dxa" w:w="60"/>
+              <w:left w:type="dxa" w:w="100"/>
+              <w:bottom w:type="dxa" w:w="60"/>
+              <w:right w:type="dxa" w:w="100"/>
+            </w:tcMar>
+          </w:tcPr>
+          <w:p>
+            <w:pPr>
+              <w:spacing w:after="20"/>
+            </w:pPr>
+            <w:r>
+              <w:rPr>
+                <w:rFonts w:ascii="Arial" w:cs="Arial" w:eastAsia="Arial" w:hAnsi="Arial"/>
+              </w:rPr>
+              <w:t xml:space="preserve">image.ts:308</w:t>
+            </w:r>
+          </w:p>
+        </w:tc>
+        <w:tc>
+          <w:tcPr>
+            <w:tcW w:type="dxa" w:w="3469"/>
+            <w:tcBorders>
+              <w:top w:val="single" w:color="BFC7C5" w:sz="4"/>
+              <w:left w:val="single" w:color="BFC7C5" w:sz="4"/>
+              <w:bottom w:val="single" w:color="BFC7C5" w:sz="4"/>
+              <w:right w:val="single" w:color="BFC7C5" w:sz="4"/>
+            </w:tcBorders>
+            <w:tcMar>
+              <w:top w:type="dxa" w:w="60"/>
+              <w:left w:type="dxa" w:w="100"/>
+              <w:bottom w:type="dxa" w:w="60"/>
+              <w:right w:type="dxa" w:w="100"/>
+            </w:tcMar>
+          </w:tcPr>
+          <w:p>
+            <w:pPr>
+              <w:spacing w:after="20"/>
+            </w:pPr>
+            <w:r>
+              <w:rPr>
+                <w:rFonts w:ascii="Arial" w:cs="Arial" w:eastAsia="Arial" w:hAnsi="Arial"/>
+              </w:rPr>
+              <w:t xml:space="preserve">Ghi DPI thật vào PDF; chỉ phóng to bằng sr-enhance khi chọn.</w:t>
+            </w:r>
+          </w:p>
+        </w:tc>
+      </w:tr>
+      <w:tr>
+        <w:tc>
+          <w:tcPr>
+            <w:tcW w:type="dxa" w:w="675"/>
+            <w:tcBorders>
+              <w:top w:val="single" w:color="BFC7C5" w:sz="4"/>
+              <w:left w:val="single" w:color="BFC7C5" w:sz="4"/>
+              <w:bottom w:val="single" w:color="BFC7C5" w:sz="4"/>
+              <w:right w:val="single" w:color="BFC7C5" w:sz="4"/>
+            </w:tcBorders>
+            <w:tcMar>
+              <w:top w:type="dxa" w:w="60"/>
+              <w:left w:type="dxa" w:w="100"/>
+              <w:bottom w:type="dxa" w:w="60"/>
+              <w:right w:type="dxa" w:w="100"/>
+            </w:tcMar>
+          </w:tcPr>
+          <w:p>
+            <w:pPr>
+              <w:spacing w:after="20"/>
+            </w:pPr>
+            <w:r>
+              <w:rPr>
+                <w:rFonts w:ascii="Arial" w:cs="Arial" w:eastAsia="Arial" w:hAnsi="Arial"/>
+              </w:rPr>
+              <w:t xml:space="preserve">QP-03</w:t>
+            </w:r>
+          </w:p>
+        </w:tc>
+        <w:tc>
+          <w:tcPr>
+            <w:tcW w:type="dxa" w:w="3566"/>
+            <w:tcBorders>
+              <w:top w:val="single" w:color="BFC7C5" w:sz="4"/>
+              <w:left w:val="single" w:color="BFC7C5" w:sz="4"/>
+              <w:bottom w:val="single" w:color="BFC7C5" w:sz="4"/>
+              <w:right w:val="single" w:color="BFC7C5" w:sz="4"/>
+            </w:tcBorders>
+            <w:tcMar>
+              <w:top w:type="dxa" w:w="60"/>
+              <w:left w:type="dxa" w:w="100"/>
+              <w:bottom w:type="dxa" w:w="60"/>
+              <w:right w:type="dxa" w:w="100"/>
+            </w:tcMar>
+          </w:tcPr>
+          <w:p>
+            <w:pPr>
+              <w:spacing w:after="20"/>
+            </w:pPr>
+            <w:r>
+              <w:rPr>
+                <w:rFonts w:ascii="Arial" w:cs="Arial" w:eastAsia="Arial" w:hAnsi="Arial"/>
+              </w:rPr>
+              <w:t xml:space="preserve">Trang PDF luôn khổ A4 có lề 6 mm, ảnh căn giữa thu theo tỉ lệ, lại bị cắt theo nội dung + lề 4%. CamScanner mặc định trang khớp ảnh, không viền.</w:t>
+            </w:r>
+          </w:p>
+        </w:tc>
+        <w:tc>
+          <w:tcPr>
+            <w:tcW w:type="dxa" w:w="1928"/>
+            <w:tcBorders>
+              <w:top w:val="single" w:color="BFC7C5" w:sz="4"/>
+              <w:left w:val="single" w:color="BFC7C5" w:sz="4"/>
+              <w:bottom w:val="single" w:color="BFC7C5" w:sz="4"/>
+              <w:right w:val="single" w:color="BFC7C5" w:sz="4"/>
+            </w:tcBorders>
+            <w:tcMar>
+              <w:top w:type="dxa" w:w="60"/>
+              <w:left w:type="dxa" w:w="100"/>
+              <w:bottom w:type="dxa" w:w="60"/>
+              <w:right w:type="dxa" w:w="100"/>
+            </w:tcMar>
+          </w:tcPr>
+          <w:p>
+            <w:pPr>
+              <w:spacing w:after="20"/>
+            </w:pPr>
+            <w:r>
+              <w:rPr>
+                <w:rFonts w:ascii="Arial" w:cs="Arial" w:eastAsia="Arial" w:hAnsi="Arial"/>
+              </w:rPr>
+              <w:t xml:space="preserve">files.ts:97, 107–110; compressPage :65–67</w:t>
+            </w:r>
+          </w:p>
+        </w:tc>
+        <w:tc>
+          <w:tcPr>
+            <w:tcW w:type="dxa" w:w="3469"/>
+            <w:tcBorders>
+              <w:top w:val="single" w:color="BFC7C5" w:sz="4"/>
+              <w:left w:val="single" w:color="BFC7C5" w:sz="4"/>
+              <w:bottom w:val="single" w:color="BFC7C5" w:sz="4"/>
+              <w:right w:val="single" w:color="BFC7C5" w:sz="4"/>
+            </w:tcBorders>
+            <w:tcMar>
+              <w:top w:type="dxa" w:w="60"/>
+              <w:left w:type="dxa" w:w="100"/>
+              <w:bottom w:type="dxa" w:w="60"/>
+              <w:right w:type="dxa" w:w="100"/>
+            </w:tcMar>
+          </w:tcPr>
+          <w:p>
+            <w:pPr>
+              <w:spacing w:after="20"/>
+            </w:pPr>
+            <w:r>
+              <w:rPr>
+                <w:rFonts w:ascii="Arial" w:cs="Arial" w:eastAsia="Arial" w:hAnsi="Arial"/>
+              </w:rPr>
+              <w:t xml:space="preserve">Khổ “Tự động – khớp ảnh” làm mặc định (tự nhận A4/Letter/A5/CCCD theo tỉ lệ), lề 0; A4/Letter có lề là tuỳ chọn.</w:t>
+            </w:r>
+          </w:p>
+        </w:tc>
+      </w:tr>
+      <w:tr>
+        <w:tc>
+          <w:tcPr>
+            <w:tcW w:type="dxa" w:w="675"/>
+            <w:tcBorders>
+              <w:top w:val="single" w:color="BFC7C5" w:sz="4"/>
+              <w:left w:val="single" w:color="BFC7C5" w:sz="4"/>
+              <w:bottom w:val="single" w:color="BFC7C5" w:sz="4"/>
+              <w:right w:val="single" w:color="BFC7C5" w:sz="4"/>
+            </w:tcBorders>
+            <w:tcMar>
+              <w:top w:type="dxa" w:w="60"/>
+              <w:left w:type="dxa" w:w="100"/>
+              <w:bottom w:type="dxa" w:w="60"/>
+              <w:right w:type="dxa" w:w="100"/>
+            </w:tcMar>
+          </w:tcPr>
+          <w:p>
+            <w:pPr>
+              <w:spacing w:after="20"/>
+            </w:pPr>
+            <w:r>
+              <w:rPr>
+                <w:rFonts w:ascii="Arial" w:cs="Arial" w:eastAsia="Arial" w:hAnsi="Arial"/>
+              </w:rPr>
+              <w:t xml:space="preserve">QP-04</w:t>
+            </w:r>
+          </w:p>
+        </w:tc>
+        <w:tc>
+          <w:tcPr>
+            <w:tcW w:type="dxa" w:w="3566"/>
+            <w:tcBorders>
+              <w:top w:val="single" w:color="BFC7C5" w:sz="4"/>
+              <w:left w:val="single" w:color="BFC7C5" w:sz="4"/>
+              <w:bottom w:val="single" w:color="BFC7C5" w:sz="4"/>
+              <w:right w:val="single" w:color="BFC7C5" w:sz="4"/>
+            </w:tcBorders>
+            <w:tcMar>
+              <w:top w:type="dxa" w:w="60"/>
+              <w:left w:type="dxa" w:w="100"/>
+              <w:bottom w:type="dxa" w:w="60"/>
+              <w:right w:type="dxa" w:w="100"/>
+            </w:tcMar>
+          </w:tcPr>
+          <w:p>
+            <w:pPr>
+              <w:spacing w:after="20"/>
+            </w:pPr>
+            <w:r>
+              <w:rPr>
+                <w:rFonts w:ascii="Arial" w:cs="Arial" w:eastAsia="Arial" w:hAnsi="Arial"/>
+              </w:rPr>
+              <w:t xml:space="preserve">Nén JPEG 2 lần (q0,92 khi lưu, q0,88 khi xuất mức Chuẩn) và chroma 4:2:0 của canvas: mép chữ có viền mờ, chữ/dấu đỏ lem.</w:t>
+            </w:r>
+          </w:p>
+        </w:tc>
+        <w:tc>
+          <w:tcPr>
+            <w:tcW w:type="dxa" w:w="1928"/>
+            <w:tcBorders>
+              <w:top w:val="single" w:color="BFC7C5" w:sz="4"/>
+              <w:left w:val="single" w:color="BFC7C5" w:sz="4"/>
+              <w:bottom w:val="single" w:color="BFC7C5" w:sz="4"/>
+              <w:right w:val="single" w:color="BFC7C5" w:sz="4"/>
+            </w:tcBorders>
+            <w:tcMar>
+              <w:top w:type="dxa" w:w="60"/>
+              <w:left w:type="dxa" w:w="100"/>
+              <w:bottom w:type="dxa" w:w="60"/>
+              <w:right w:type="dxa" w:w="100"/>
+            </w:tcMar>
+          </w:tcPr>
+          <w:p>
+            <w:pPr>
+              <w:spacing w:after="20"/>
+            </w:pPr>
+            <w:r>
+              <w:rPr>
+                <w:rFonts w:ascii="Arial" w:cs="Arial" w:eastAsia="Arial" w:hAnsi="Arial"/>
+              </w:rPr>
+              <w:t xml:space="preserve">image.ts:417–419; files.ts:38–40, 86–89</w:t>
+            </w:r>
+          </w:p>
+        </w:tc>
+        <w:tc>
+          <w:tcPr>
+            <w:tcW w:type="dxa" w:w="3469"/>
+            <w:tcBorders>
+              <w:top w:val="single" w:color="BFC7C5" w:sz="4"/>
+              <w:left w:val="single" w:color="BFC7C5" w:sz="4"/>
+              <w:bottom w:val="single" w:color="BFC7C5" w:sz="4"/>
+              <w:right w:val="single" w:color="BFC7C5" w:sz="4"/>
+            </w:tcBorders>
+            <w:tcMar>
+              <w:top w:type="dxa" w:w="60"/>
+              <w:left w:type="dxa" w:w="100"/>
+              <w:bottom w:type="dxa" w:w="60"/>
+              <w:right w:type="dxa" w:w="100"/>
+            </w:tcMar>
+          </w:tcPr>
+          <w:p>
+            <w:pPr>
+              <w:spacing w:after="20"/>
+            </w:pPr>
+            <w:r>
+              <w:rPr>
+                <w:rFonts w:ascii="Arial" w:cs="Arial" w:eastAsia="Arial" w:hAnsi="Arial"/>
+              </w:rPr>
+              <w:t xml:space="preserve">Xuất PDF dựng thẳng từ ảnh gốc + tham số ở đúng độ phân giải mức xuất, nén 1 lần; trang có mực màu dùng bộ mã hoá JPEG WASM (MozJPEG) với 4:4:4.</w:t>
+            </w:r>
+          </w:p>
+        </w:tc>
+      </w:tr>
+      <w:tr>
+        <w:tc>
+          <w:tcPr>
+            <w:tcW w:type="dxa" w:w="675"/>
+            <w:tcBorders>
+              <w:top w:val="single" w:color="BFC7C5" w:sz="4"/>
+              <w:left w:val="single" w:color="BFC7C5" w:sz="4"/>
+              <w:bottom w:val="single" w:color="BFC7C5" w:sz="4"/>
+              <w:right w:val="single" w:color="BFC7C5" w:sz="4"/>
+            </w:tcBorders>
+            <w:tcMar>
+              <w:top w:type="dxa" w:w="60"/>
+              <w:left w:type="dxa" w:w="100"/>
+              <w:bottom w:type="dxa" w:w="60"/>
+              <w:right w:type="dxa" w:w="100"/>
+            </w:tcMar>
+          </w:tcPr>
+          <w:p>
+            <w:pPr>
+              <w:spacing w:after="20"/>
+            </w:pPr>
+            <w:r>
+              <w:rPr>
+                <w:rFonts w:ascii="Arial" w:cs="Arial" w:eastAsia="Arial" w:hAnsi="Arial"/>
+              </w:rPr>
+              <w:t xml:space="preserve">QP-05</w:t>
+            </w:r>
+          </w:p>
+        </w:tc>
+        <w:tc>
+          <w:tcPr>
+            <w:tcW w:type="dxa" w:w="3566"/>
+            <w:tcBorders>
+              <w:top w:val="single" w:color="BFC7C5" w:sz="4"/>
+              <w:left w:val="single" w:color="BFC7C5" w:sz="4"/>
+              <w:bottom w:val="single" w:color="BFC7C5" w:sz="4"/>
+              <w:right w:val="single" w:color="BFC7C5" w:sz="4"/>
+            </w:tcBorders>
+            <w:tcMar>
+              <w:top w:type="dxa" w:w="60"/>
+              <w:left w:type="dxa" w:w="100"/>
+              <w:bottom w:type="dxa" w:w="60"/>
+              <w:right w:type="dxa" w:w="100"/>
+            </w:tcMar>
+          </w:tcPr>
+          <w:p>
+            <w:pPr>
+              <w:spacing w:after="20"/>
+            </w:pPr>
+            <w:r>
+              <w:rPr>
+                <w:rFonts w:ascii="Arial" w:cs="Arial" w:eastAsia="Arial" w:hAnsi="Arial"/>
+              </w:rPr>
+              <w:t xml:space="preserve">Một kiểu nén cho mọi trang: trang chữ đen trắng vẫn là JPEG màu. PDF 20 trang Chuẩn = 4,6 MB (R5.1).</w:t>
+            </w:r>
+          </w:p>
+        </w:tc>
+        <w:tc>
+          <w:tcPr>
+            <w:tcW w:type="dxa" w:w="1928"/>
+            <w:tcBorders>
+              <w:top w:val="single" w:color="BFC7C5" w:sz="4"/>
+              <w:left w:val="single" w:color="BFC7C5" w:sz="4"/>
+              <w:bottom w:val="single" w:color="BFC7C5" w:sz="4"/>
+              <w:right w:val="single" w:color="BFC7C5" w:sz="4"/>
+            </w:tcBorders>
+            <w:tcMar>
+              <w:top w:type="dxa" w:w="60"/>
+              <w:left w:type="dxa" w:w="100"/>
+              <w:bottom w:type="dxa" w:w="60"/>
+              <w:right w:type="dxa" w:w="100"/>
+            </w:tcMar>
+          </w:tcPr>
+          <w:p>
+            <w:pPr>
+              <w:spacing w:after="20"/>
+            </w:pPr>
+            <w:r>
+              <w:rPr>
+                <w:rFonts w:ascii="Arial" w:cs="Arial" w:eastAsia="Arial" w:hAnsi="Arial"/>
+              </w:rPr>
+              <w:t xml:space="preserve">files.ts:49–90</w:t>
+            </w:r>
+          </w:p>
+        </w:tc>
+        <w:tc>
+          <w:tcPr>
+            <w:tcW w:type="dxa" w:w="3469"/>
+            <w:tcBorders>
+              <w:top w:val="single" w:color="BFC7C5" w:sz="4"/>
+              <w:left w:val="single" w:color="BFC7C5" w:sz="4"/>
+              <w:bottom w:val="single" w:color="BFC7C5" w:sz="4"/>
+              <w:right w:val="single" w:color="BFC7C5" w:sz="4"/>
+            </w:tcBorders>
+            <w:tcMar>
+              <w:top w:type="dxa" w:w="60"/>
+              <w:left w:type="dxa" w:w="100"/>
+              <w:bottom w:type="dxa" w:w="60"/>
+              <w:right w:type="dxa" w:w="100"/>
+            </w:tcMar>
+          </w:tcPr>
+          <w:p>
+            <w:pPr>
+              <w:spacing w:after="20"/>
+            </w:pPr>
+            <w:r>
+              <w:rPr>
+                <w:rFonts w:ascii="Arial" w:cs="Arial" w:eastAsia="Arial" w:hAnsi="Arial"/>
+              </w:rPr>
+              <w:t xml:space="preserve">Chọn định dạng theo bộ lọc: Đen trắng → 1-bit 300 dpi (CCITT G4/PNG 1-bit); Xám → JPEG 1 kênh; Màu/Thần kỳ → JPEG 200 dpi. Nâng cao: PDF “HD nhẹ” (MRC: lớp chữ 1-bit 300 dpi + nền JPEG 150 dpi).</w:t>
+            </w:r>
+          </w:p>
+        </w:tc>
+      </w:tr>
+      <w:tr>
+        <w:tc>
+          <w:tcPr>
+            <w:tcW w:type="dxa" w:w="675"/>
+            <w:tcBorders>
+              <w:top w:val="single" w:color="BFC7C5" w:sz="4"/>
+              <w:left w:val="single" w:color="BFC7C5" w:sz="4"/>
+              <w:bottom w:val="single" w:color="BFC7C5" w:sz="4"/>
+              <w:right w:val="single" w:color="BFC7C5" w:sz="4"/>
+            </w:tcBorders>
+            <w:tcMar>
+              <w:top w:type="dxa" w:w="60"/>
+              <w:left w:type="dxa" w:w="100"/>
+              <w:bottom w:type="dxa" w:w="60"/>
+              <w:right w:type="dxa" w:w="100"/>
+            </w:tcMar>
+          </w:tcPr>
+          <w:p>
+            <w:pPr>
+              <w:spacing w:after="20"/>
+            </w:pPr>
+            <w:r>
+              <w:rPr>
+                <w:rFonts w:ascii="Arial" w:cs="Arial" w:eastAsia="Arial" w:hAnsi="Arial"/>
+              </w:rPr>
+              <w:t xml:space="preserve">QP-06</w:t>
+            </w:r>
+          </w:p>
+        </w:tc>
+        <w:tc>
+          <w:tcPr>
+            <w:tcW w:type="dxa" w:w="3566"/>
+            <w:tcBorders>
+              <w:top w:val="single" w:color="BFC7C5" w:sz="4"/>
+              <w:left w:val="single" w:color="BFC7C5" w:sz="4"/>
+              <w:bottom w:val="single" w:color="BFC7C5" w:sz="4"/>
+              <w:right w:val="single" w:color="BFC7C5" w:sz="4"/>
+            </w:tcBorders>
+            <w:tcMar>
+              <w:top w:type="dxa" w:w="60"/>
+              <w:left w:type="dxa" w:w="100"/>
+              <w:bottom w:type="dxa" w:w="60"/>
+              <w:right w:type="dxa" w:w="100"/>
+            </w:tcMar>
+          </w:tcPr>
+          <w:p>
+            <w:pPr>
+              <w:spacing w:after="20"/>
+            </w:pPr>
+            <w:r>
+              <w:rPr>
+                <w:rFonts w:ascii="Arial" w:cs="Arial" w:eastAsia="Arial" w:hAnsi="Arial"/>
+              </w:rPr>
+              <w:t xml:space="preserve">Nhị phân Đen trắng đơn giản: trung bình cửa sổ, ngưỡng cố định 0,88, làm trên ảnh đã thu nhỏ → răng cưa, mất nét mảnh và dấu.</w:t>
+            </w:r>
+          </w:p>
+        </w:tc>
+        <w:tc>
+          <w:tcPr>
+            <w:tcW w:type="dxa" w:w="1928"/>
+            <w:tcBorders>
+              <w:top w:val="single" w:color="BFC7C5" w:sz="4"/>
+              <w:left w:val="single" w:color="BFC7C5" w:sz="4"/>
+              <w:bottom w:val="single" w:color="BFC7C5" w:sz="4"/>
+              <w:right w:val="single" w:color="BFC7C5" w:sz="4"/>
+            </w:tcBorders>
+            <w:tcMar>
+              <w:top w:type="dxa" w:w="60"/>
+              <w:left w:type="dxa" w:w="100"/>
+              <w:bottom w:type="dxa" w:w="60"/>
+              <w:right w:type="dxa" w:w="100"/>
+            </w:tcMar>
+          </w:tcPr>
+          <w:p>
+            <w:pPr>
+              <w:spacing w:after="20"/>
+            </w:pPr>
+            <w:r>
+              <w:rPr>
+                <w:rFonts w:ascii="Arial" w:cs="Arial" w:eastAsia="Arial" w:hAnsi="Arial"/>
+              </w:rPr>
+              <w:t xml:space="preserve">files.ts:70–79</w:t>
+            </w:r>
+          </w:p>
+        </w:tc>
+        <w:tc>
+          <w:tcPr>
+            <w:tcW w:type="dxa" w:w="3469"/>
+            <w:tcBorders>
+              <w:top w:val="single" w:color="BFC7C5" w:sz="4"/>
+              <w:left w:val="single" w:color="BFC7C5" w:sz="4"/>
+              <w:bottom w:val="single" w:color="BFC7C5" w:sz="4"/>
+              <w:right w:val="single" w:color="BFC7C5" w:sz="4"/>
+            </w:tcBorders>
+            <w:tcMar>
+              <w:top w:type="dxa" w:w="60"/>
+              <w:left w:type="dxa" w:w="100"/>
+              <w:bottom w:type="dxa" w:w="60"/>
+              <w:right w:type="dxa" w:w="100"/>
+            </w:tcMar>
+          </w:tcPr>
+          <w:p>
+            <w:pPr>
+              <w:spacing w:after="20"/>
+            </w:pPr>
+            <w:r>
+              <w:rPr>
+                <w:rFonts w:ascii="Arial" w:cs="Arial" w:eastAsia="Arial" w:hAnsi="Arial"/>
+              </w:rPr>
+              <w:t xml:space="preserve">Sauvola có khử nhiễu + làm mịn biên ở 300 dpi; giữ dấu đỏ/chữ ký bằng mặt nạ màu (edgeSaturatedMask có sẵn).</w:t>
+            </w:r>
+          </w:p>
+        </w:tc>
+      </w:tr>
+      <w:tr>
+        <w:tc>
+          <w:tcPr>
+            <w:tcW w:type="dxa" w:w="675"/>
+            <w:tcBorders>
+              <w:top w:val="single" w:color="BFC7C5" w:sz="4"/>
+              <w:left w:val="single" w:color="BFC7C5" w:sz="4"/>
+              <w:bottom w:val="single" w:color="BFC7C5" w:sz="4"/>
+              <w:right w:val="single" w:color="BFC7C5" w:sz="4"/>
+            </w:tcBorders>
+            <w:tcMar>
+              <w:top w:type="dxa" w:w="60"/>
+              <w:left w:type="dxa" w:w="100"/>
+              <w:bottom w:type="dxa" w:w="60"/>
+              <w:right w:type="dxa" w:w="100"/>
+            </w:tcMar>
+          </w:tcPr>
+          <w:p>
+            <w:pPr>
+              <w:spacing w:after="20"/>
+            </w:pPr>
+            <w:r>
+              <w:rPr>
+                <w:rFonts w:ascii="Arial" w:cs="Arial" w:eastAsia="Arial" w:hAnsi="Arial"/>
+              </w:rPr>
+              <w:t xml:space="preserve">QP-07</w:t>
+            </w:r>
+          </w:p>
+        </w:tc>
+        <w:tc>
+          <w:tcPr>
+            <w:tcW w:type="dxa" w:w="3566"/>
+            <w:tcBorders>
+              <w:top w:val="single" w:color="BFC7C5" w:sz="4"/>
+              <w:left w:val="single" w:color="BFC7C5" w:sz="4"/>
+              <w:bottom w:val="single" w:color="BFC7C5" w:sz="4"/>
+              <w:right w:val="single" w:color="BFC7C5" w:sz="4"/>
+            </w:tcBorders>
+            <w:tcMar>
+              <w:top w:type="dxa" w:w="60"/>
+              <w:left w:type="dxa" w:w="100"/>
+              <w:bottom w:type="dxa" w:w="60"/>
+              <w:right w:type="dxa" w:w="100"/>
+            </w:tcMar>
+          </w:tcPr>
+          <w:p>
+            <w:pPr>
+              <w:spacing w:after="20"/>
+            </w:pPr>
+            <w:r>
+              <w:rPr>
+                <w:rFonts w:ascii="Arial" w:cs="Arial" w:eastAsia="Arial" w:hAnsi="Arial"/>
+              </w:rPr>
+              <w:t xml:space="preserve">Lớp chữ OCR lệch 38–45 mm khi trang bị cắt lề hoặc thu nhỏ (RS-22): tìm kiếm và bôi chọn sai chỗ.</w:t>
+            </w:r>
+          </w:p>
+        </w:tc>
+        <w:tc>
+          <w:tcPr>
+            <w:tcW w:type="dxa" w:w="1928"/>
+            <w:tcBorders>
+              <w:top w:val="single" w:color="BFC7C5" w:sz="4"/>
+              <w:left w:val="single" w:color="BFC7C5" w:sz="4"/>
+              <w:bottom w:val="single" w:color="BFC7C5" w:sz="4"/>
+              <w:right w:val="single" w:color="BFC7C5" w:sz="4"/>
+            </w:tcBorders>
+            <w:tcMar>
+              <w:top w:type="dxa" w:w="60"/>
+              <w:left w:type="dxa" w:w="100"/>
+              <w:bottom w:type="dxa" w:w="60"/>
+              <w:right w:type="dxa" w:w="100"/>
+            </w:tcMar>
+          </w:tcPr>
+          <w:p>
+            <w:pPr>
+              <w:spacing w:after="20"/>
+            </w:pPr>
+            <w:r>
+              <w:rPr>
+                <w:rFonts w:ascii="Arial" w:cs="Arial" w:eastAsia="Arial" w:hAnsi="Arial"/>
+              </w:rPr>
+              <w:t xml:space="preserve">files.ts:111, 178–186</w:t>
+            </w:r>
+          </w:p>
+        </w:tc>
+        <w:tc>
+          <w:tcPr>
+            <w:tcW w:type="dxa" w:w="3469"/>
+            <w:tcBorders>
+              <w:top w:val="single" w:color="BFC7C5" w:sz="4"/>
+              <w:left w:val="single" w:color="BFC7C5" w:sz="4"/>
+              <w:bottom w:val="single" w:color="BFC7C5" w:sz="4"/>
+              <w:right w:val="single" w:color="BFC7C5" w:sz="4"/>
+            </w:tcBorders>
+            <w:tcMar>
+              <w:top w:type="dxa" w:w="60"/>
+              <w:left w:type="dxa" w:w="100"/>
+              <w:bottom w:type="dxa" w:w="60"/>
+              <w:right w:type="dxa" w:w="100"/>
+            </w:tcMar>
+          </w:tcPr>
+          <w:p>
+            <w:pPr>
+              <w:spacing w:after="20"/>
+            </w:pPr>
+            <w:r>
+              <w:rPr>
+                <w:rFonts w:ascii="Arial" w:cs="Arial" w:eastAsia="Arial" w:hAnsi="Arial"/>
+              </w:rPr>
+              <w:t xml:space="preserve">BL-06: truyền {ox, oy, scale} cho lớp chữ.</w:t>
+            </w:r>
+          </w:p>
+        </w:tc>
+      </w:tr>
+      <w:tr>
+        <w:tc>
+          <w:tcPr>
+            <w:tcW w:type="dxa" w:w="675"/>
+            <w:tcBorders>
+              <w:top w:val="single" w:color="BFC7C5" w:sz="4"/>
+              <w:left w:val="single" w:color="BFC7C5" w:sz="4"/>
+              <w:bottom w:val="single" w:color="BFC7C5" w:sz="4"/>
+              <w:right w:val="single" w:color="BFC7C5" w:sz="4"/>
+            </w:tcBorders>
+            <w:tcMar>
+              <w:top w:type="dxa" w:w="60"/>
+              <w:left w:type="dxa" w:w="100"/>
+              <w:bottom w:type="dxa" w:w="60"/>
+              <w:right w:type="dxa" w:w="100"/>
+            </w:tcMar>
+          </w:tcPr>
+          <w:p>
+            <w:pPr>
+              <w:spacing w:after="20"/>
+            </w:pPr>
+            <w:r>
+              <w:rPr>
+                <w:rFonts w:ascii="Arial" w:cs="Arial" w:eastAsia="Arial" w:hAnsi="Arial"/>
+              </w:rPr>
+              <w:t xml:space="preserve">QP-08</w:t>
+            </w:r>
+          </w:p>
+        </w:tc>
+        <w:tc>
+          <w:tcPr>
+            <w:tcW w:type="dxa" w:w="3566"/>
+            <w:tcBorders>
+              <w:top w:val="single" w:color="BFC7C5" w:sz="4"/>
+              <w:left w:val="single" w:color="BFC7C5" w:sz="4"/>
+              <w:bottom w:val="single" w:color="BFC7C5" w:sz="4"/>
+              <w:right w:val="single" w:color="BFC7C5" w:sz="4"/>
+            </w:tcBorders>
+            <w:tcMar>
+              <w:top w:type="dxa" w:w="60"/>
+              <w:left w:type="dxa" w:w="100"/>
+              <w:bottom w:type="dxa" w:w="60"/>
+              <w:right w:type="dxa" w:w="100"/>
+            </w:tcMar>
+          </w:tcPr>
+          <w:p>
+            <w:pPr>
+              <w:spacing w:after="20"/>
+            </w:pPr>
+            <w:r>
+              <w:rPr>
+                <w:rFonts w:ascii="Arial" w:cs="Arial" w:eastAsia="Arial" w:hAnsi="Arial"/>
+              </w:rPr>
+              <w:t xml:space="preserve">Thiếu siêu dữ liệu PDF (tiêu đề, ngày, ứng dụng, DPI); tên tệp chỉ đặt tự động khi OCR xong.</w:t>
+            </w:r>
+          </w:p>
+        </w:tc>
+        <w:tc>
+          <w:tcPr>
+            <w:tcW w:type="dxa" w:w="1928"/>
+            <w:tcBorders>
+              <w:top w:val="single" w:color="BFC7C5" w:sz="4"/>
+              <w:left w:val="single" w:color="BFC7C5" w:sz="4"/>
+              <w:bottom w:val="single" w:color="BFC7C5" w:sz="4"/>
+              <w:right w:val="single" w:color="BFC7C5" w:sz="4"/>
+            </w:tcBorders>
+            <w:tcMar>
+              <w:top w:type="dxa" w:w="60"/>
+              <w:left w:type="dxa" w:w="100"/>
+              <w:bottom w:type="dxa" w:w="60"/>
+              <w:right w:type="dxa" w:w="100"/>
+            </w:tcMar>
+          </w:tcPr>
+          <w:p>
+            <w:pPr>
+              <w:spacing w:after="20"/>
+            </w:pPr>
+            <w:r>
+              <w:rPr>
+                <w:rFonts w:ascii="Arial" w:cs="Arial" w:eastAsia="Arial" w:hAnsi="Arial"/>
+              </w:rPr>
+              <w:t xml:space="preserve">imagesToPdf</w:t>
+            </w:r>
+          </w:p>
+        </w:tc>
+        <w:tc>
+          <w:tcPr>
+            <w:tcW w:type="dxa" w:w="3469"/>
+            <w:tcBorders>
+              <w:top w:val="single" w:color="BFC7C5" w:sz="4"/>
+              <w:left w:val="single" w:color="BFC7C5" w:sz="4"/>
+              <w:bottom w:val="single" w:color="BFC7C5" w:sz="4"/>
+              <w:right w:val="single" w:color="BFC7C5" w:sz="4"/>
+            </w:tcBorders>
+            <w:tcMar>
+              <w:top w:type="dxa" w:w="60"/>
+              <w:left w:type="dxa" w:w="100"/>
+              <w:bottom w:type="dxa" w:w="60"/>
+              <w:right w:type="dxa" w:w="100"/>
+            </w:tcMar>
+          </w:tcPr>
+          <w:p>
+            <w:pPr>
+              <w:spacing w:after="20"/>
+            </w:pPr>
+            <w:r>
+              <w:rPr>
+                <w:rFonts w:ascii="Arial" w:cs="Arial" w:eastAsia="Arial" w:hAnsi="Arial"/>
+              </w:rPr>
+              <w:t xml:space="preserve">pdf.setProperties; tên theo quy tắc đặt tên có sẵn (name-rules).</w:t>
+            </w:r>
+          </w:p>
+        </w:tc>
+      </w:tr>
+      <w:tr>
+        <w:tc>
+          <w:tcPr>
+            <w:tcW w:type="dxa" w:w="675"/>
+            <w:tcBorders>
+              <w:top w:val="single" w:color="BFC7C5" w:sz="4"/>
+              <w:left w:val="single" w:color="BFC7C5" w:sz="4"/>
+              <w:bottom w:val="single" w:color="BFC7C5" w:sz="4"/>
+              <w:right w:val="single" w:color="BFC7C5" w:sz="4"/>
+            </w:tcBorders>
+            <w:tcMar>
+              <w:top w:type="dxa" w:w="60"/>
+              <w:left w:type="dxa" w:w="100"/>
+              <w:bottom w:type="dxa" w:w="60"/>
+              <w:right w:type="dxa" w:w="100"/>
+            </w:tcMar>
+          </w:tcPr>
+          <w:p>
+            <w:pPr>
+              <w:spacing w:after="20"/>
+            </w:pPr>
+            <w:r>
+              <w:rPr>
+                <w:rFonts w:ascii="Arial" w:cs="Arial" w:eastAsia="Arial" w:hAnsi="Arial"/>
+              </w:rPr>
+              <w:t xml:space="preserve">QP-09</w:t>
+            </w:r>
+          </w:p>
+        </w:tc>
+        <w:tc>
+          <w:tcPr>
+            <w:tcW w:type="dxa" w:w="3566"/>
+            <w:tcBorders>
+              <w:top w:val="single" w:color="BFC7C5" w:sz="4"/>
+              <w:left w:val="single" w:color="BFC7C5" w:sz="4"/>
+              <w:bottom w:val="single" w:color="BFC7C5" w:sz="4"/>
+              <w:right w:val="single" w:color="BFC7C5" w:sz="4"/>
+            </w:tcBorders>
+            <w:tcMar>
+              <w:top w:type="dxa" w:w="60"/>
+              <w:left w:type="dxa" w:w="100"/>
+              <w:bottom w:type="dxa" w:w="60"/>
+              <w:right w:type="dxa" w:w="100"/>
+            </w:tcMar>
+          </w:tcPr>
+          <w:p>
+            <w:pPr>
+              <w:spacing w:after="20"/>
+            </w:pPr>
+            <w:r>
+              <w:rPr>
+                <w:rFonts w:ascii="Arial" w:cs="Arial" w:eastAsia="Arial" w:hAnsi="Arial"/>
+              </w:rPr>
+              <w:t xml:space="preserve">Chưa có thước đo hình ảnh so với CamScanner (R6.2 chỉ so OCR: app 98,68% so với Cam 98,88–99,07%).</w:t>
+            </w:r>
+          </w:p>
+        </w:tc>
+        <w:tc>
+          <w:tcPr>
+            <w:tcW w:type="dxa" w:w="1928"/>
+            <w:tcBorders>
+              <w:top w:val="single" w:color="BFC7C5" w:sz="4"/>
+              <w:left w:val="single" w:color="BFC7C5" w:sz="4"/>
+              <w:bottom w:val="single" w:color="BFC7C5" w:sz="4"/>
+              <w:right w:val="single" w:color="BFC7C5" w:sz="4"/>
+            </w:tcBorders>
+            <w:tcMar>
+              <w:top w:type="dxa" w:w="60"/>
+              <w:left w:type="dxa" w:w="100"/>
+              <w:bottom w:type="dxa" w:w="60"/>
+              <w:right w:type="dxa" w:w="100"/>
+            </w:tcMar>
+          </w:tcPr>
+          <w:p>
+            <w:pPr>
+              <w:spacing w:after="20"/>
+            </w:pPr>
+            <w:r>
+              <w:rPr>
+                <w:rFonts w:ascii="Arial" w:cs="Arial" w:eastAsia="Arial" w:hAnsi="Arial"/>
+              </w:rPr>
+              <w:t xml:space="preserve">kiem-chung/R6.2</w:t>
+            </w:r>
+          </w:p>
+        </w:tc>
+        <w:tc>
+          <w:tcPr>
+            <w:tcW w:type="dxa" w:w="3469"/>
+            <w:tcBorders>
+              <w:top w:val="single" w:color="BFC7C5" w:sz="4"/>
+              <w:left w:val="single" w:color="BFC7C5" w:sz="4"/>
+              <w:bottom w:val="single" w:color="BFC7C5" w:sz="4"/>
+              <w:right w:val="single" w:color="BFC7C5" w:sz="4"/>
+            </w:tcBorders>
+            <w:tcMar>
+              <w:top w:type="dxa" w:w="60"/>
+              <w:left w:type="dxa" w:w="100"/>
+              <w:bottom w:type="dxa" w:w="60"/>
+              <w:right w:type="dxa" w:w="100"/>
+            </w:tcMar>
+          </w:tcPr>
+          <w:p>
+            <w:pPr>
+              <w:spacing w:after="20"/>
+            </w:pPr>
+            <w:r>
+              <w:rPr>
+                <w:rFonts w:ascii="Arial" w:cs="Arial" w:eastAsia="Arial" w:hAnsi="Arial"/>
+              </w:rPr>
+              <w:t xml:space="preserve">Bộ đo: độ sắc mép chữ (độ dốc biên), độ trắng/đều nền, ΔE màu dấu đỏ, dung lượng/trang, OCR; chặn gói nếu thấp hơn mốc.</w:t>
+            </w:r>
+          </w:p>
+        </w:tc>
+      </w:tr>
+    </w:tbl>
+    <w:p>
+      <w:pPr>
+        <w:keepNext/>
+        <w:keepLines/>
+        <w:spacing w:after="60" w:before="120"/>
+        <w:jc w:val="center"/>
+      </w:pPr>
+      <w:r>
+        <w:drawing>
+          <wp:inline distT="0" distB="0" distL="0" distR="0">
+            <wp:extent cx="6096000" cy="2971800"/>
+            <wp:effectExtent t="0" r="0" b="0" l="0"/>
+            <wp:docPr id="1" name="f12.png" descr="Bố cục PDF: hiện tại (A4 + lề, nén 2 lần), đề xuất khớp ảnh, và chế độ nâng cao “HD nhẹ” (MRC)" title="Bố cục PDF: hiện tại (A4 + lề, nén 2 lần), đề xuất khớp ảnh, và chế độ nâng cao “HD nhẹ” (MRC)"/>
+            <wp:cNvGraphicFramePr>
+              <a:graphicFrameLocks xmlns:a="http://schemas.openxmlformats.org/drawingml/2006/main" noChangeAspect="1"/>
+            </wp:cNvGraphicFramePr>
+            <a:graphic xmlns:a="http://schemas.openxmlformats.org/drawingml/2006/main">
+              <a:graphicData uri="http://schemas.openxmlformats.org/drawingml/2006/picture">
+                <pic:pic xmlns:pic="http://schemas.openxmlformats.org/drawingml/2006/picture">
+                  <pic:nvPicPr>
+                    <pic:cNvPr id="0" name="" descr=""/>
+                    <pic:cNvPicPr>
+                      <a:picLocks noChangeAspect="1" noChangeArrowheads="1"/>
+                    </pic:cNvPicPr>
+                  </pic:nvPicPr>
+                  <pic:blipFill>
+                    <a:blip r:embed="rId18" cstate="none"/>
+                    <a:srcRect/>
+                    <a:stretch>
+                      <a:fillRect/>
+                    </a:stretch>
+                  </pic:blipFill>
+                  <pic:spPr bwMode="auto">
+                    <a:xfrm>
+                      <a:off x="0" y="0"/>
+                      <a:ext cx="6096000" cy="2971800"/>
+                    </a:xfrm>
+                    <a:prstGeom prst="rect">
+                      <a:avLst/>
+                    </a:prstGeom>
+                  </pic:spPr>
+                </pic:pic>
+              </a:graphicData>
+            </a:graphic>
+          </wp:inline>
+        </w:drawing>
+      </w:r>
+    </w:p>
+    <w:p>
+      <w:pPr>
+        <w:spacing w:after="200"/>
+        <w:jc w:val="center"/>
+      </w:pPr>
+      <w:r>
+        <w:rPr>
+          <w:rFonts w:ascii="Arial" w:cs="Arial" w:eastAsia="Arial" w:hAnsi="Arial"/>
+          <w:i/>
+          <w:iCs/>
+          <w:color w:val="44544F"/>
+          <w:sz w:val="18"/>
+          <w:szCs w:val="18"/>
+        </w:rPr>
+        <w:t xml:space="preserve">Hình 11 – Bố cục PDF: hiện tại (A4 + lề, nén 2 lần), đề xuất khớp ảnh, và chế độ nâng cao “HD nhẹ” (MRC)</w:t>
+      </w:r>
+    </w:p>
+    <w:p>
+      <w:pPr>
+        <w:pStyle w:val="Heading2"/>
+      </w:pPr>
+      <w:r>
+        <w:rPr>
+          <w:rFonts w:ascii="Arial" w:cs="Arial" w:eastAsia="Arial" w:hAnsi="Arial"/>
+        </w:rPr>
+        <w:t xml:space="preserve">11.3 Hồ sơ xuất PDF đề xuất</w:t>
+      </w:r>
+    </w:p>
+    <w:tbl>
+      <w:tblPr>
+        <w:tblW w:type="dxa" w:w="9638"/>
+        <w:tblBorders>
+          <w:top w:val="single" w:color="auto" w:sz="4"/>
+          <w:left w:val="single" w:color="auto" w:sz="4"/>
+          <w:bottom w:val="single" w:color="auto" w:sz="4"/>
+          <w:right w:val="single" w:color="auto" w:sz="4"/>
+          <w:insideH w:val="single" w:color="auto" w:sz="4"/>
+          <w:insideV w:val="single" w:color="auto" w:sz="4"/>
+        </w:tblBorders>
+      </w:tblPr>
+      <w:tblGrid>
+        <w:gridCol w:w="1928"/>
+        <w:gridCol w:w="2120"/>
+        <w:gridCol w:w="2313"/>
+        <w:gridCol w:w="1542"/>
+        <w:gridCol w:w="1735"/>
+      </w:tblGrid>
+      <w:tr>
+        <w:trPr>
+          <w:tblHeader/>
+        </w:trPr>
+        <w:tc>
+          <w:tcPr>
+            <w:tcW w:type="dxa" w:w="1928"/>
+            <w:tcBorders>
+              <w:top w:val="single" w:color="BFC7C5" w:sz="4"/>
+              <w:left w:val="single" w:color="BFC7C5" w:sz="4"/>
+              <w:bottom w:val="single" w:color="BFC7C5" w:sz="4"/>
+              <w:right w:val="single" w:color="BFC7C5" w:sz="4"/>
+            </w:tcBorders>
+            <w:shd w:fill="006F59" w:color="auto" w:val="clear"/>
+            <w:tcMar>
+              <w:top w:type="dxa" w:w="60"/>
+              <w:left w:type="dxa" w:w="100"/>
+              <w:bottom w:type="dxa" w:w="60"/>
+              <w:right w:type="dxa" w:w="100"/>
+            </w:tcMar>
+          </w:tcPr>
+          <w:p>
+            <w:pPr>
+              <w:spacing w:after="20"/>
+            </w:pPr>
+            <w:r>
+              <w:rPr>
+                <w:rFonts w:ascii="Arial" w:cs="Arial" w:eastAsia="Arial" w:hAnsi="Arial"/>
+                <w:b/>
+                <w:bCs/>
+                <w:color w:val="FFFFFF"/>
+                <w:sz w:val="19"/>
+                <w:szCs w:val="19"/>
+              </w:rPr>
+              <w:t xml:space="preserve">Hồ sơ</w:t>
+            </w:r>
+          </w:p>
+        </w:tc>
+        <w:tc>
+          <w:tcPr>
+            <w:tcW w:type="dxa" w:w="2120"/>
+            <w:tcBorders>
+              <w:top w:val="single" w:color="BFC7C5" w:sz="4"/>
+              <w:left w:val="single" w:color="BFC7C5" w:sz="4"/>
+              <w:bottom w:val="single" w:color="BFC7C5" w:sz="4"/>
+              <w:right w:val="single" w:color="BFC7C5" w:sz="4"/>
+            </w:tcBorders>
+            <w:shd w:fill="006F59" w:color="auto" w:val="clear"/>
+            <w:tcMar>
+              <w:top w:type="dxa" w:w="60"/>
+              <w:left w:type="dxa" w:w="100"/>
+              <w:bottom w:type="dxa" w:w="60"/>
+              <w:right w:type="dxa" w:w="100"/>
+            </w:tcMar>
+          </w:tcPr>
+          <w:p>
+            <w:pPr>
+              <w:spacing w:after="20"/>
+            </w:pPr>
+            <w:r>
+              <w:rPr>
+                <w:rFonts w:ascii="Arial" w:cs="Arial" w:eastAsia="Arial" w:hAnsi="Arial"/>
+                <w:b/>
+                <w:bCs/>
+                <w:color w:val="FFFFFF"/>
+                <w:sz w:val="19"/>
+                <w:szCs w:val="19"/>
+              </w:rPr>
+              <w:t xml:space="preserve">Độ phân giải</w:t>
+            </w:r>
+          </w:p>
+        </w:tc>
+        <w:tc>
+          <w:tcPr>
+            <w:tcW w:type="dxa" w:w="2313"/>
+            <w:tcBorders>
+              <w:top w:val="single" w:color="BFC7C5" w:sz="4"/>
+              <w:left w:val="single" w:color="BFC7C5" w:sz="4"/>
+              <w:bottom w:val="single" w:color="BFC7C5" w:sz="4"/>
+              <w:right w:val="single" w:color="BFC7C5" w:sz="4"/>
+            </w:tcBorders>
+            <w:shd w:fill="006F59" w:color="auto" w:val="clear"/>
+            <w:tcMar>
+              <w:top w:type="dxa" w:w="60"/>
+              <w:left w:type="dxa" w:w="100"/>
+              <w:bottom w:type="dxa" w:w="60"/>
+              <w:right w:type="dxa" w:w="100"/>
+            </w:tcMar>
+          </w:tcPr>
+          <w:p>
+            <w:pPr>
+              <w:spacing w:after="20"/>
+            </w:pPr>
+            <w:r>
+              <w:rPr>
+                <w:rFonts w:ascii="Arial" w:cs="Arial" w:eastAsia="Arial" w:hAnsi="Arial"/>
+                <w:b/>
+                <w:bCs/>
+                <w:color w:val="FFFFFF"/>
+                <w:sz w:val="19"/>
+                <w:szCs w:val="19"/>
+              </w:rPr>
+              <w:t xml:space="preserve">Mã hoá</w:t>
+            </w:r>
+          </w:p>
+        </w:tc>
+        <w:tc>
+          <w:tcPr>
+            <w:tcW w:type="dxa" w:w="1542"/>
+            <w:tcBorders>
+              <w:top w:val="single" w:color="BFC7C5" w:sz="4"/>
+              <w:left w:val="single" w:color="BFC7C5" w:sz="4"/>
+              <w:bottom w:val="single" w:color="BFC7C5" w:sz="4"/>
+              <w:right w:val="single" w:color="BFC7C5" w:sz="4"/>
+            </w:tcBorders>
+            <w:shd w:fill="006F59" w:color="auto" w:val="clear"/>
+            <w:tcMar>
+              <w:top w:type="dxa" w:w="60"/>
+              <w:left w:type="dxa" w:w="100"/>
+              <w:bottom w:type="dxa" w:w="60"/>
+              <w:right w:type="dxa" w:w="100"/>
+            </w:tcMar>
+          </w:tcPr>
+          <w:p>
+            <w:pPr>
+              <w:spacing w:after="20"/>
+            </w:pPr>
+            <w:r>
+              <w:rPr>
+                <w:rFonts w:ascii="Arial" w:cs="Arial" w:eastAsia="Arial" w:hAnsi="Arial"/>
+                <w:b/>
+                <w:bCs/>
+                <w:color w:val="FFFFFF"/>
+                <w:sz w:val="19"/>
+                <w:szCs w:val="19"/>
+              </w:rPr>
+              <w:t xml:space="preserve">Dùng cho</w:t>
+            </w:r>
+          </w:p>
+        </w:tc>
+        <w:tc>
+          <w:tcPr>
+            <w:tcW w:type="dxa" w:w="1735"/>
+            <w:tcBorders>
+              <w:top w:val="single" w:color="BFC7C5" w:sz="4"/>
+              <w:left w:val="single" w:color="BFC7C5" w:sz="4"/>
+              <w:bottom w:val="single" w:color="BFC7C5" w:sz="4"/>
+              <w:right w:val="single" w:color="BFC7C5" w:sz="4"/>
+            </w:tcBorders>
+            <w:shd w:fill="006F59" w:color="auto" w:val="clear"/>
+            <w:tcMar>
+              <w:top w:type="dxa" w:w="60"/>
+              <w:left w:type="dxa" w:w="100"/>
+              <w:bottom w:type="dxa" w:w="60"/>
+              <w:right w:type="dxa" w:w="100"/>
+            </w:tcMar>
+          </w:tcPr>
+          <w:p>
+            <w:pPr>
+              <w:spacing w:after="20"/>
+            </w:pPr>
+            <w:r>
+              <w:rPr>
+                <w:rFonts w:ascii="Arial" w:cs="Arial" w:eastAsia="Arial" w:hAnsi="Arial"/>
+                <w:b/>
+                <w:bCs/>
+                <w:color w:val="FFFFFF"/>
+                <w:sz w:val="19"/>
+                <w:szCs w:val="19"/>
+              </w:rPr>
+              <w:t xml:space="preserve">Dung lượng mục tiêu/trang A4</w:t>
+            </w:r>
+          </w:p>
+        </w:tc>
+      </w:tr>
+      <w:tr>
+        <w:tc>
+          <w:tcPr>
+            <w:tcW w:type="dxa" w:w="1928"/>
+            <w:tcBorders>
+              <w:top w:val="single" w:color="BFC7C5" w:sz="4"/>
+              <w:left w:val="single" w:color="BFC7C5" w:sz="4"/>
+              <w:bottom w:val="single" w:color="BFC7C5" w:sz="4"/>
+              <w:right w:val="single" w:color="BFC7C5" w:sz="4"/>
+            </w:tcBorders>
+            <w:tcMar>
+              <w:top w:type="dxa" w:w="60"/>
+              <w:left w:type="dxa" w:w="100"/>
+              <w:bottom w:type="dxa" w:w="60"/>
+              <w:right w:type="dxa" w:w="100"/>
+            </w:tcMar>
+          </w:tcPr>
+          <w:p>
+            <w:pPr>
+              <w:spacing w:after="20"/>
+            </w:pPr>
+            <w:r>
+              <w:rPr>
+                <w:rFonts w:ascii="Arial" w:cs="Arial" w:eastAsia="Arial" w:hAnsi="Arial"/>
+              </w:rPr>
+              <w:t xml:space="preserve">Nhỏ</w:t>
+            </w:r>
+          </w:p>
+        </w:tc>
+        <w:tc>
+          <w:tcPr>
+            <w:tcW w:type="dxa" w:w="2120"/>
+            <w:tcBorders>
+              <w:top w:val="single" w:color="BFC7C5" w:sz="4"/>
+              <w:left w:val="single" w:color="BFC7C5" w:sz="4"/>
+              <w:bottom w:val="single" w:color="BFC7C5" w:sz="4"/>
+              <w:right w:val="single" w:color="BFC7C5" w:sz="4"/>
+            </w:tcBorders>
+            <w:tcMar>
+              <w:top w:type="dxa" w:w="60"/>
+              <w:left w:type="dxa" w:w="100"/>
+              <w:bottom w:type="dxa" w:w="60"/>
+              <w:right w:type="dxa" w:w="100"/>
+            </w:tcMar>
+          </w:tcPr>
+          <w:p>
+            <w:pPr>
+              <w:spacing w:after="20"/>
+            </w:pPr>
+            <w:r>
+              <w:rPr>
+                <w:rFonts w:ascii="Arial" w:cs="Arial" w:eastAsia="Arial" w:hAnsi="Arial"/>
+              </w:rPr>
+              <w:t xml:space="preserve">150 dpi</w:t>
+            </w:r>
+          </w:p>
+        </w:tc>
+        <w:tc>
+          <w:tcPr>
+            <w:tcW w:type="dxa" w:w="2313"/>
+            <w:tcBorders>
+              <w:top w:val="single" w:color="BFC7C5" w:sz="4"/>
+              <w:left w:val="single" w:color="BFC7C5" w:sz="4"/>
+              <w:bottom w:val="single" w:color="BFC7C5" w:sz="4"/>
+              <w:right w:val="single" w:color="BFC7C5" w:sz="4"/>
+            </w:tcBorders>
+            <w:tcMar>
+              <w:top w:type="dxa" w:w="60"/>
+              <w:left w:type="dxa" w:w="100"/>
+              <w:bottom w:type="dxa" w:w="60"/>
+              <w:right w:type="dxa" w:w="100"/>
+            </w:tcMar>
+          </w:tcPr>
+          <w:p>
+            <w:pPr>
+              <w:spacing w:after="20"/>
+            </w:pPr>
+            <w:r>
+              <w:rPr>
+                <w:rFonts w:ascii="Arial" w:cs="Arial" w:eastAsia="Arial" w:hAnsi="Arial"/>
+              </w:rPr>
+              <w:t xml:space="preserve">JPEG q0,75 (1 lần) / 1-bit cho Đen trắng</w:t>
+            </w:r>
+          </w:p>
+        </w:tc>
+        <w:tc>
+          <w:tcPr>
+            <w:tcW w:type="dxa" w:w="1542"/>
+            <w:tcBorders>
+              <w:top w:val="single" w:color="BFC7C5" w:sz="4"/>
+              <w:left w:val="single" w:color="BFC7C5" w:sz="4"/>
+              <w:bottom w:val="single" w:color="BFC7C5" w:sz="4"/>
+              <w:right w:val="single" w:color="BFC7C5" w:sz="4"/>
+            </w:tcBorders>
+            <w:tcMar>
+              <w:top w:type="dxa" w:w="60"/>
+              <w:left w:type="dxa" w:w="100"/>
+              <w:bottom w:type="dxa" w:w="60"/>
+              <w:right w:type="dxa" w:w="100"/>
+            </w:tcMar>
+          </w:tcPr>
+          <w:p>
+            <w:pPr>
+              <w:spacing w:after="20"/>
+            </w:pPr>
+            <w:r>
+              <w:rPr>
+                <w:rFonts w:ascii="Arial" w:cs="Arial" w:eastAsia="Arial" w:hAnsi="Arial"/>
+              </w:rPr>
+              <w:t xml:space="preserve">Gửi Zalo, email</w:t>
+            </w:r>
+          </w:p>
+        </w:tc>
+        <w:tc>
+          <w:tcPr>
+            <w:tcW w:type="dxa" w:w="1735"/>
+            <w:tcBorders>
+              <w:top w:val="single" w:color="BFC7C5" w:sz="4"/>
+              <w:left w:val="single" w:color="BFC7C5" w:sz="4"/>
+              <w:bottom w:val="single" w:color="BFC7C5" w:sz="4"/>
+              <w:right w:val="single" w:color="BFC7C5" w:sz="4"/>
+            </w:tcBorders>
+            <w:tcMar>
+              <w:top w:type="dxa" w:w="60"/>
+              <w:left w:type="dxa" w:w="100"/>
+              <w:bottom w:type="dxa" w:w="60"/>
+              <w:right w:type="dxa" w:w="100"/>
+            </w:tcMar>
+          </w:tcPr>
+          <w:p>
+            <w:pPr>
+              <w:spacing w:after="20"/>
+            </w:pPr>
+            <w:r>
+              <w:rPr>
+                <w:rFonts w:ascii="Arial" w:cs="Arial" w:eastAsia="Arial" w:hAnsi="Arial"/>
+              </w:rPr>
+              <w:t xml:space="preserve">≤ 120 KB màu · ≤ 40 KB đen trắng</w:t>
+            </w:r>
+          </w:p>
+        </w:tc>
+      </w:tr>
+      <w:tr>
+        <w:tc>
+          <w:tcPr>
+            <w:tcW w:type="dxa" w:w="1928"/>
+            <w:tcBorders>
+              <w:top w:val="single" w:color="BFC7C5" w:sz="4"/>
+              <w:left w:val="single" w:color="BFC7C5" w:sz="4"/>
+              <w:bottom w:val="single" w:color="BFC7C5" w:sz="4"/>
+              <w:right w:val="single" w:color="BFC7C5" w:sz="4"/>
+            </w:tcBorders>
+            <w:tcMar>
+              <w:top w:type="dxa" w:w="60"/>
+              <w:left w:type="dxa" w:w="100"/>
+              <w:bottom w:type="dxa" w:w="60"/>
+              <w:right w:type="dxa" w:w="100"/>
+            </w:tcMar>
+          </w:tcPr>
+          <w:p>
+            <w:pPr>
+              <w:spacing w:after="20"/>
+            </w:pPr>
+            <w:r>
+              <w:rPr>
+                <w:rFonts w:ascii="Arial" w:cs="Arial" w:eastAsia="Arial" w:hAnsi="Arial"/>
+              </w:rPr>
+              <w:t xml:space="preserve">Chuẩn (mặc định Xuất 1 chạm)</w:t>
+            </w:r>
+          </w:p>
+        </w:tc>
+        <w:tc>
+          <w:tcPr>
+            <w:tcW w:type="dxa" w:w="2120"/>
+            <w:tcBorders>
+              <w:top w:val="single" w:color="BFC7C5" w:sz="4"/>
+              <w:left w:val="single" w:color="BFC7C5" w:sz="4"/>
+              <w:bottom w:val="single" w:color="BFC7C5" w:sz="4"/>
+              <w:right w:val="single" w:color="BFC7C5" w:sz="4"/>
+            </w:tcBorders>
+            <w:tcMar>
+              <w:top w:type="dxa" w:w="60"/>
+              <w:left w:type="dxa" w:w="100"/>
+              <w:bottom w:type="dxa" w:w="60"/>
+              <w:right w:type="dxa" w:w="100"/>
+            </w:tcMar>
+          </w:tcPr>
+          <w:p>
+            <w:pPr>
+              <w:spacing w:after="20"/>
+            </w:pPr>
+            <w:r>
+              <w:rPr>
+                <w:rFonts w:ascii="Arial" w:cs="Arial" w:eastAsia="Arial" w:hAnsi="Arial"/>
+              </w:rPr>
+              <w:t xml:space="preserve">200 dpi màu/xám · 300 dpi đen trắng</w:t>
+            </w:r>
+          </w:p>
+        </w:tc>
+        <w:tc>
+          <w:tcPr>
+            <w:tcW w:type="dxa" w:w="2313"/>
+            <w:tcBorders>
+              <w:top w:val="single" w:color="BFC7C5" w:sz="4"/>
+              <w:left w:val="single" w:color="BFC7C5" w:sz="4"/>
+              <w:bottom w:val="single" w:color="BFC7C5" w:sz="4"/>
+              <w:right w:val="single" w:color="BFC7C5" w:sz="4"/>
+            </w:tcBorders>
+            <w:tcMar>
+              <w:top w:type="dxa" w:w="60"/>
+              <w:left w:type="dxa" w:w="100"/>
+              <w:bottom w:type="dxa" w:w="60"/>
+              <w:right w:type="dxa" w:w="100"/>
+            </w:tcMar>
+          </w:tcPr>
+          <w:p>
+            <w:pPr>
+              <w:spacing w:after="20"/>
+            </w:pPr>
+            <w:r>
+              <w:rPr>
+                <w:rFonts w:ascii="Arial" w:cs="Arial" w:eastAsia="Arial" w:hAnsi="Arial"/>
+              </w:rPr>
+              <w:t xml:space="preserve">JPEG q0,82 / xám 1 kênh / 1-bit G4</w:t>
+            </w:r>
+          </w:p>
+        </w:tc>
+        <w:tc>
+          <w:tcPr>
+            <w:tcW w:type="dxa" w:w="1542"/>
+            <w:tcBorders>
+              <w:top w:val="single" w:color="BFC7C5" w:sz="4"/>
+              <w:left w:val="single" w:color="BFC7C5" w:sz="4"/>
+              <w:bottom w:val="single" w:color="BFC7C5" w:sz="4"/>
+              <w:right w:val="single" w:color="BFC7C5" w:sz="4"/>
+            </w:tcBorders>
+            <w:tcMar>
+              <w:top w:type="dxa" w:w="60"/>
+              <w:left w:type="dxa" w:w="100"/>
+              <w:bottom w:type="dxa" w:w="60"/>
+              <w:right w:type="dxa" w:w="100"/>
+            </w:tcMar>
+          </w:tcPr>
+          <w:p>
+            <w:pPr>
+              <w:spacing w:after="20"/>
+            </w:pPr>
+            <w:r>
+              <w:rPr>
+                <w:rFonts w:ascii="Arial" w:cs="Arial" w:eastAsia="Arial" w:hAnsi="Arial"/>
+              </w:rPr>
+              <w:t xml:space="preserve">Hồ sơ hành chính</w:t>
+            </w:r>
+          </w:p>
+        </w:tc>
+        <w:tc>
+          <w:tcPr>
+            <w:tcW w:type="dxa" w:w="1735"/>
+            <w:tcBorders>
+              <w:top w:val="single" w:color="BFC7C5" w:sz="4"/>
+              <w:left w:val="single" w:color="BFC7C5" w:sz="4"/>
+              <w:bottom w:val="single" w:color="BFC7C5" w:sz="4"/>
+              <w:right w:val="single" w:color="BFC7C5" w:sz="4"/>
+            </w:tcBorders>
+            <w:tcMar>
+              <w:top w:type="dxa" w:w="60"/>
+              <w:left w:type="dxa" w:w="100"/>
+              <w:bottom w:type="dxa" w:w="60"/>
+              <w:right w:type="dxa" w:w="100"/>
+            </w:tcMar>
+          </w:tcPr>
+          <w:p>
+            <w:pPr>
+              <w:spacing w:after="20"/>
+            </w:pPr>
+            <w:r>
+              <w:rPr>
+                <w:rFonts w:ascii="Arial" w:cs="Arial" w:eastAsia="Arial" w:hAnsi="Arial"/>
+              </w:rPr>
+              <w:t xml:space="preserve">≤ 250 KB màu · ≤ 60 KB đen trắng</w:t>
+            </w:r>
+          </w:p>
+        </w:tc>
+      </w:tr>
+      <w:tr>
+        <w:tc>
+          <w:tcPr>
+            <w:tcW w:type="dxa" w:w="1928"/>
+            <w:tcBorders>
+              <w:top w:val="single" w:color="BFC7C5" w:sz="4"/>
+              <w:left w:val="single" w:color="BFC7C5" w:sz="4"/>
+              <w:bottom w:val="single" w:color="BFC7C5" w:sz="4"/>
+              <w:right w:val="single" w:color="BFC7C5" w:sz="4"/>
+            </w:tcBorders>
+            <w:tcMar>
+              <w:top w:type="dxa" w:w="60"/>
+              <w:left w:type="dxa" w:w="100"/>
+              <w:bottom w:type="dxa" w:w="60"/>
+              <w:right w:type="dxa" w:w="100"/>
+            </w:tcMar>
+          </w:tcPr>
+          <w:p>
+            <w:pPr>
+              <w:spacing w:after="20"/>
+            </w:pPr>
+            <w:r>
+              <w:rPr>
+                <w:rFonts w:ascii="Arial" w:cs="Arial" w:eastAsia="Arial" w:hAnsi="Arial"/>
+              </w:rPr>
+              <w:t xml:space="preserve">Cao</w:t>
+            </w:r>
+          </w:p>
+        </w:tc>
+        <w:tc>
+          <w:tcPr>
+            <w:tcW w:type="dxa" w:w="2120"/>
+            <w:tcBorders>
+              <w:top w:val="single" w:color="BFC7C5" w:sz="4"/>
+              <w:left w:val="single" w:color="BFC7C5" w:sz="4"/>
+              <w:bottom w:val="single" w:color="BFC7C5" w:sz="4"/>
+              <w:right w:val="single" w:color="BFC7C5" w:sz="4"/>
+            </w:tcBorders>
+            <w:tcMar>
+              <w:top w:type="dxa" w:w="60"/>
+              <w:left w:type="dxa" w:w="100"/>
+              <w:bottom w:type="dxa" w:w="60"/>
+              <w:right w:type="dxa" w:w="100"/>
+            </w:tcMar>
+          </w:tcPr>
+          <w:p>
+            <w:pPr>
+              <w:spacing w:after="20"/>
+            </w:pPr>
+            <w:r>
+              <w:rPr>
+                <w:rFonts w:ascii="Arial" w:cs="Arial" w:eastAsia="Arial" w:hAnsi="Arial"/>
+              </w:rPr>
+              <w:t xml:space="preserve">300 dpi (không vượt ảnh thật)</w:t>
+            </w:r>
+          </w:p>
+        </w:tc>
+        <w:tc>
+          <w:tcPr>
+            <w:tcW w:type="dxa" w:w="2313"/>
+            <w:tcBorders>
+              <w:top w:val="single" w:color="BFC7C5" w:sz="4"/>
+              <w:left w:val="single" w:color="BFC7C5" w:sz="4"/>
+              <w:bottom w:val="single" w:color="BFC7C5" w:sz="4"/>
+              <w:right w:val="single" w:color="BFC7C5" w:sz="4"/>
+            </w:tcBorders>
+            <w:tcMar>
+              <w:top w:type="dxa" w:w="60"/>
+              <w:left w:type="dxa" w:w="100"/>
+              <w:bottom w:type="dxa" w:w="60"/>
+              <w:right w:type="dxa" w:w="100"/>
+            </w:tcMar>
+          </w:tcPr>
+          <w:p>
+            <w:pPr>
+              <w:spacing w:after="20"/>
+            </w:pPr>
+            <w:r>
+              <w:rPr>
+                <w:rFonts w:ascii="Arial" w:cs="Arial" w:eastAsia="Arial" w:hAnsi="Arial"/>
+              </w:rPr>
+              <w:t xml:space="preserve">JPEG q0,9, 4:4:4 cho trang có mực màu</w:t>
+            </w:r>
+          </w:p>
+        </w:tc>
+        <w:tc>
+          <w:tcPr>
+            <w:tcW w:type="dxa" w:w="1542"/>
+            <w:tcBorders>
+              <w:top w:val="single" w:color="BFC7C5" w:sz="4"/>
+              <w:left w:val="single" w:color="BFC7C5" w:sz="4"/>
+              <w:bottom w:val="single" w:color="BFC7C5" w:sz="4"/>
+              <w:right w:val="single" w:color="BFC7C5" w:sz="4"/>
+            </w:tcBorders>
+            <w:tcMar>
+              <w:top w:type="dxa" w:w="60"/>
+              <w:left w:type="dxa" w:w="100"/>
+              <w:bottom w:type="dxa" w:w="60"/>
+              <w:right w:type="dxa" w:w="100"/>
+            </w:tcMar>
+          </w:tcPr>
+          <w:p>
+            <w:pPr>
+              <w:spacing w:after="20"/>
+            </w:pPr>
+            <w:r>
+              <w:rPr>
+                <w:rFonts w:ascii="Arial" w:cs="Arial" w:eastAsia="Arial" w:hAnsi="Arial"/>
+              </w:rPr>
+              <w:t xml:space="preserve">In, lưu trữ</w:t>
+            </w:r>
+          </w:p>
+        </w:tc>
+        <w:tc>
+          <w:tcPr>
+            <w:tcW w:type="dxa" w:w="1735"/>
+            <w:tcBorders>
+              <w:top w:val="single" w:color="BFC7C5" w:sz="4"/>
+              <w:left w:val="single" w:color="BFC7C5" w:sz="4"/>
+              <w:bottom w:val="single" w:color="BFC7C5" w:sz="4"/>
+              <w:right w:val="single" w:color="BFC7C5" w:sz="4"/>
+            </w:tcBorders>
+            <w:tcMar>
+              <w:top w:type="dxa" w:w="60"/>
+              <w:left w:type="dxa" w:w="100"/>
+              <w:bottom w:type="dxa" w:w="60"/>
+              <w:right w:type="dxa" w:w="100"/>
+            </w:tcMar>
+          </w:tcPr>
+          <w:p>
+            <w:pPr>
+              <w:spacing w:after="20"/>
+            </w:pPr>
+            <w:r>
+              <w:rPr>
+                <w:rFonts w:ascii="Arial" w:cs="Arial" w:eastAsia="Arial" w:hAnsi="Arial"/>
+              </w:rPr>
+              <w:t xml:space="preserve">≤ 700 KB</w:t>
+            </w:r>
+          </w:p>
+        </w:tc>
+      </w:tr>
+      <w:tr>
+        <w:tc>
+          <w:tcPr>
+            <w:tcW w:type="dxa" w:w="1928"/>
+            <w:tcBorders>
+              <w:top w:val="single" w:color="BFC7C5" w:sz="4"/>
+              <w:left w:val="single" w:color="BFC7C5" w:sz="4"/>
+              <w:bottom w:val="single" w:color="BFC7C5" w:sz="4"/>
+              <w:right w:val="single" w:color="BFC7C5" w:sz="4"/>
+            </w:tcBorders>
+            <w:tcMar>
+              <w:top w:type="dxa" w:w="60"/>
+              <w:left w:type="dxa" w:w="100"/>
+              <w:bottom w:type="dxa" w:w="60"/>
+              <w:right w:type="dxa" w:w="100"/>
+            </w:tcMar>
+          </w:tcPr>
+          <w:p>
+            <w:pPr>
+              <w:spacing w:after="20"/>
+            </w:pPr>
+            <w:r>
+              <w:rPr>
+                <w:rFonts w:ascii="Arial" w:cs="Arial" w:eastAsia="Arial" w:hAnsi="Arial"/>
+              </w:rPr>
+              <w:t xml:space="preserve">HD nhẹ (MRC) – nâng cao</w:t>
+            </w:r>
+          </w:p>
+        </w:tc>
+        <w:tc>
+          <w:tcPr>
+            <w:tcW w:type="dxa" w:w="2120"/>
+            <w:tcBorders>
+              <w:top w:val="single" w:color="BFC7C5" w:sz="4"/>
+              <w:left w:val="single" w:color="BFC7C5" w:sz="4"/>
+              <w:bottom w:val="single" w:color="BFC7C5" w:sz="4"/>
+              <w:right w:val="single" w:color="BFC7C5" w:sz="4"/>
+            </w:tcBorders>
+            <w:tcMar>
+              <w:top w:type="dxa" w:w="60"/>
+              <w:left w:type="dxa" w:w="100"/>
+              <w:bottom w:type="dxa" w:w="60"/>
+              <w:right w:type="dxa" w:w="100"/>
+            </w:tcMar>
+          </w:tcPr>
+          <w:p>
+            <w:pPr>
+              <w:spacing w:after="20"/>
+            </w:pPr>
+            <w:r>
+              <w:rPr>
+                <w:rFonts w:ascii="Arial" w:cs="Arial" w:eastAsia="Arial" w:hAnsi="Arial"/>
+              </w:rPr>
+              <w:t xml:space="preserve">Chữ 300 dpi · nền 150 dpi</w:t>
+            </w:r>
+          </w:p>
+        </w:tc>
+        <w:tc>
+          <w:tcPr>
+            <w:tcW w:type="dxa" w:w="2313"/>
+            <w:tcBorders>
+              <w:top w:val="single" w:color="BFC7C5" w:sz="4"/>
+              <w:left w:val="single" w:color="BFC7C5" w:sz="4"/>
+              <w:bottom w:val="single" w:color="BFC7C5" w:sz="4"/>
+              <w:right w:val="single" w:color="BFC7C5" w:sz="4"/>
+            </w:tcBorders>
+            <w:tcMar>
+              <w:top w:type="dxa" w:w="60"/>
+              <w:left w:type="dxa" w:w="100"/>
+              <w:bottom w:type="dxa" w:w="60"/>
+              <w:right w:type="dxa" w:w="100"/>
+            </w:tcMar>
+          </w:tcPr>
+          <w:p>
+            <w:pPr>
+              <w:spacing w:after="20"/>
+            </w:pPr>
+            <w:r>
+              <w:rPr>
+                <w:rFonts w:ascii="Arial" w:cs="Arial" w:eastAsia="Arial" w:hAnsi="Arial"/>
+              </w:rPr>
+              <w:t xml:space="preserve">Lớp chữ 1-bit + nền JPEG</w:t>
+            </w:r>
+          </w:p>
+        </w:tc>
+        <w:tc>
+          <w:tcPr>
+            <w:tcW w:type="dxa" w:w="1542"/>
+            <w:tcBorders>
+              <w:top w:val="single" w:color="BFC7C5" w:sz="4"/>
+              <w:left w:val="single" w:color="BFC7C5" w:sz="4"/>
+              <w:bottom w:val="single" w:color="BFC7C5" w:sz="4"/>
+              <w:right w:val="single" w:color="BFC7C5" w:sz="4"/>
+            </w:tcBorders>
+            <w:tcMar>
+              <w:top w:type="dxa" w:w="60"/>
+              <w:left w:type="dxa" w:w="100"/>
+              <w:bottom w:type="dxa" w:w="60"/>
+              <w:right w:type="dxa" w:w="100"/>
+            </w:tcMar>
+          </w:tcPr>
+          <w:p>
+            <w:pPr>
+              <w:spacing w:after="20"/>
+            </w:pPr>
+            <w:r>
+              <w:rPr>
+                <w:rFonts w:ascii="Arial" w:cs="Arial" w:eastAsia="Arial" w:hAnsi="Arial"/>
+              </w:rPr>
+              <w:t xml:space="preserve">Tài liệu chữ + dấu đỏ, báo</w:t>
+            </w:r>
+          </w:p>
+        </w:tc>
+        <w:tc>
+          <w:tcPr>
+            <w:tcW w:type="dxa" w:w="1735"/>
+            <w:tcBorders>
+              <w:top w:val="single" w:color="BFC7C5" w:sz="4"/>
+              <w:left w:val="single" w:color="BFC7C5" w:sz="4"/>
+              <w:bottom w:val="single" w:color="BFC7C5" w:sz="4"/>
+              <w:right w:val="single" w:color="BFC7C5" w:sz="4"/>
+            </w:tcBorders>
+            <w:tcMar>
+              <w:top w:type="dxa" w:w="60"/>
+              <w:left w:type="dxa" w:w="100"/>
+              <w:bottom w:type="dxa" w:w="60"/>
+              <w:right w:type="dxa" w:w="100"/>
+            </w:tcMar>
+          </w:tcPr>
+          <w:p>
+            <w:pPr>
+              <w:spacing w:after="20"/>
+            </w:pPr>
+            <w:r>
+              <w:rPr>
+                <w:rFonts w:ascii="Arial" w:cs="Arial" w:eastAsia="Arial" w:hAnsi="Arial"/>
+              </w:rPr>
+              <w:t xml:space="preserve">≤ 250 KB, chữ sắc như bản in</w:t>
+            </w:r>
+          </w:p>
+        </w:tc>
+      </w:tr>
+    </w:tbl>
+    <w:p>
+      <w:pPr>
+        <w:spacing w:after="60"/>
+      </w:pPr>
+    </w:p>
+    <w:p>
+      <w:pPr>
+        <w:spacing w:after="120" w:line="288"/>
+      </w:pPr>
+      <w:r>
+        <w:rPr>
+          <w:rFonts w:ascii="Arial" w:cs="Arial" w:eastAsia="Arial" w:hAnsi="Arial"/>
+        </w:rPr>
+        <w:t xml:space="preserve">Mọi hồ sơ: trang khớp ảnh (không viền) làm mặc định; lớp chữ OCR ẩn đúng toạ độ khi bật “Tìm kiếm được”; ghi siêu dữ liệu; tên tệp tự động.</w:t>
+      </w:r>
+    </w:p>
+    <w:p>
+      <w:pPr>
+        <w:pStyle w:val="Heading2"/>
+      </w:pPr>
+      <w:r>
+        <w:rPr>
+          <w:rFonts w:ascii="Arial" w:cs="Arial" w:eastAsia="Arial" w:hAnsi="Arial"/>
+        </w:rPr>
+        <w:t xml:space="preserve">11.4 Chỉ tiêu tốc độ và chất lượng</w:t>
+      </w:r>
+    </w:p>
+    <w:tbl>
+      <w:tblPr>
+        <w:tblW w:type="dxa" w:w="9638"/>
+        <w:tblBorders>
+          <w:top w:val="single" w:color="auto" w:sz="4"/>
+          <w:left w:val="single" w:color="auto" w:sz="4"/>
+          <w:bottom w:val="single" w:color="auto" w:sz="4"/>
+          <w:right w:val="single" w:color="auto" w:sz="4"/>
+          <w:insideH w:val="single" w:color="auto" w:sz="4"/>
+          <w:insideV w:val="single" w:color="auto" w:sz="4"/>
+        </w:tblBorders>
+      </w:tblPr>
+      <w:tblGrid>
+        <w:gridCol w:w="2506"/>
+        <w:gridCol w:w="2891"/>
+        <w:gridCol w:w="2120"/>
+        <w:gridCol w:w="2121"/>
+      </w:tblGrid>
+      <w:tr>
+        <w:trPr>
+          <w:tblHeader/>
+        </w:trPr>
+        <w:tc>
+          <w:tcPr>
+            <w:tcW w:type="dxa" w:w="2506"/>
+            <w:tcBorders>
+              <w:top w:val="single" w:color="BFC7C5" w:sz="4"/>
+              <w:left w:val="single" w:color="BFC7C5" w:sz="4"/>
+              <w:bottom w:val="single" w:color="BFC7C5" w:sz="4"/>
+              <w:right w:val="single" w:color="BFC7C5" w:sz="4"/>
+            </w:tcBorders>
+            <w:shd w:fill="006F59" w:color="auto" w:val="clear"/>
+            <w:tcMar>
+              <w:top w:type="dxa" w:w="60"/>
+              <w:left w:type="dxa" w:w="100"/>
+              <w:bottom w:type="dxa" w:w="60"/>
+              <w:right w:type="dxa" w:w="100"/>
+            </w:tcMar>
+          </w:tcPr>
+          <w:p>
+            <w:pPr>
+              <w:spacing w:after="20"/>
+            </w:pPr>
+            <w:r>
+              <w:rPr>
+                <w:rFonts w:ascii="Arial" w:cs="Arial" w:eastAsia="Arial" w:hAnsi="Arial"/>
+                <w:b/>
+                <w:bCs/>
+                <w:color w:val="FFFFFF"/>
+                <w:sz w:val="19"/>
+                <w:szCs w:val="19"/>
+              </w:rPr>
+              <w:t xml:space="preserve">Chỉ tiêu</w:t>
+            </w:r>
+          </w:p>
+        </w:tc>
+        <w:tc>
+          <w:tcPr>
+            <w:tcW w:type="dxa" w:w="2891"/>
+            <w:tcBorders>
+              <w:top w:val="single" w:color="BFC7C5" w:sz="4"/>
+              <w:left w:val="single" w:color="BFC7C5" w:sz="4"/>
+              <w:bottom w:val="single" w:color="BFC7C5" w:sz="4"/>
+              <w:right w:val="single" w:color="BFC7C5" w:sz="4"/>
+            </w:tcBorders>
+            <w:shd w:fill="006F59" w:color="auto" w:val="clear"/>
+            <w:tcMar>
+              <w:top w:type="dxa" w:w="60"/>
+              <w:left w:type="dxa" w:w="100"/>
+              <w:bottom w:type="dxa" w:w="60"/>
+              <w:right w:type="dxa" w:w="100"/>
+            </w:tcMar>
+          </w:tcPr>
+          <w:p>
+            <w:pPr>
+              <w:spacing w:after="20"/>
+            </w:pPr>
+            <w:r>
+              <w:rPr>
+                <w:rFonts w:ascii="Arial" w:cs="Arial" w:eastAsia="Arial" w:hAnsi="Arial"/>
+                <w:b/>
+                <w:bCs/>
+                <w:color w:val="FFFFFF"/>
+                <w:sz w:val="19"/>
+                <w:szCs w:val="19"/>
+              </w:rPr>
+              <w:t xml:space="preserve">Hiện tại (hồ sơ)</w:t>
+            </w:r>
+          </w:p>
+        </w:tc>
+        <w:tc>
+          <w:tcPr>
+            <w:tcW w:type="dxa" w:w="2120"/>
+            <w:tcBorders>
+              <w:top w:val="single" w:color="BFC7C5" w:sz="4"/>
+              <w:left w:val="single" w:color="BFC7C5" w:sz="4"/>
+              <w:bottom w:val="single" w:color="BFC7C5" w:sz="4"/>
+              <w:right w:val="single" w:color="BFC7C5" w:sz="4"/>
+            </w:tcBorders>
+            <w:shd w:fill="006F59" w:color="auto" w:val="clear"/>
+            <w:tcMar>
+              <w:top w:type="dxa" w:w="60"/>
+              <w:left w:type="dxa" w:w="100"/>
+              <w:bottom w:type="dxa" w:w="60"/>
+              <w:right w:type="dxa" w:w="100"/>
+            </w:tcMar>
+          </w:tcPr>
+          <w:p>
+            <w:pPr>
+              <w:spacing w:after="20"/>
+            </w:pPr>
+            <w:r>
+              <w:rPr>
+                <w:rFonts w:ascii="Arial" w:cs="Arial" w:eastAsia="Arial" w:hAnsi="Arial"/>
+                <w:b/>
+                <w:bCs/>
+                <w:color w:val="FFFFFF"/>
+                <w:sz w:val="19"/>
+                <w:szCs w:val="19"/>
+              </w:rPr>
+              <w:t xml:space="preserve">Mục tiêu</w:t>
+            </w:r>
+          </w:p>
+        </w:tc>
+        <w:tc>
+          <w:tcPr>
+            <w:tcW w:type="dxa" w:w="2121"/>
+            <w:tcBorders>
+              <w:top w:val="single" w:color="BFC7C5" w:sz="4"/>
+              <w:left w:val="single" w:color="BFC7C5" w:sz="4"/>
+              <w:bottom w:val="single" w:color="BFC7C5" w:sz="4"/>
+              <w:right w:val="single" w:color="BFC7C5" w:sz="4"/>
+            </w:tcBorders>
+            <w:shd w:fill="006F59" w:color="auto" w:val="clear"/>
+            <w:tcMar>
+              <w:top w:type="dxa" w:w="60"/>
+              <w:left w:type="dxa" w:w="100"/>
+              <w:bottom w:type="dxa" w:w="60"/>
+              <w:right w:type="dxa" w:w="100"/>
+            </w:tcMar>
+          </w:tcPr>
+          <w:p>
+            <w:pPr>
+              <w:spacing w:after="20"/>
+            </w:pPr>
+            <w:r>
+              <w:rPr>
+                <w:rFonts w:ascii="Arial" w:cs="Arial" w:eastAsia="Arial" w:hAnsi="Arial"/>
+                <w:b/>
+                <w:bCs/>
+                <w:color w:val="FFFFFF"/>
+                <w:sz w:val="19"/>
+                <w:szCs w:val="19"/>
+              </w:rPr>
+              <w:t xml:space="preserve">Cách đo</w:t>
+            </w:r>
+          </w:p>
+        </w:tc>
+      </w:tr>
+      <w:tr>
+        <w:tc>
+          <w:tcPr>
+            <w:tcW w:type="dxa" w:w="2506"/>
+            <w:tcBorders>
+              <w:top w:val="single" w:color="BFC7C5" w:sz="4"/>
+              <w:left w:val="single" w:color="BFC7C5" w:sz="4"/>
+              <w:bottom w:val="single" w:color="BFC7C5" w:sz="4"/>
+              <w:right w:val="single" w:color="BFC7C5" w:sz="4"/>
+            </w:tcBorders>
+            <w:tcMar>
+              <w:top w:type="dxa" w:w="60"/>
+              <w:left w:type="dxa" w:w="100"/>
+              <w:bottom w:type="dxa" w:w="60"/>
+              <w:right w:type="dxa" w:w="100"/>
+            </w:tcMar>
+          </w:tcPr>
+          <w:p>
+            <w:pPr>
+              <w:spacing w:after="20"/>
+            </w:pPr>
+            <w:r>
+              <w:rPr>
+                <w:rFonts w:ascii="Arial" w:cs="Arial" w:eastAsia="Arial" w:hAnsi="Arial"/>
+              </w:rPr>
+              <w:t xml:space="preserve">Bấm chụp → chụp tiếp được</w:t>
+            </w:r>
+          </w:p>
+        </w:tc>
+        <w:tc>
+          <w:tcPr>
+            <w:tcW w:type="dxa" w:w="2891"/>
+            <w:tcBorders>
+              <w:top w:val="single" w:color="BFC7C5" w:sz="4"/>
+              <w:left w:val="single" w:color="BFC7C5" w:sz="4"/>
+              <w:bottom w:val="single" w:color="BFC7C5" w:sz="4"/>
+              <w:right w:val="single" w:color="BFC7C5" w:sz="4"/>
+            </w:tcBorders>
+            <w:tcMar>
+              <w:top w:type="dxa" w:w="60"/>
+              <w:left w:type="dxa" w:w="100"/>
+              <w:bottom w:type="dxa" w:w="60"/>
+              <w:right w:type="dxa" w:w="100"/>
+            </w:tcMar>
+          </w:tcPr>
+          <w:p>
+            <w:pPr>
+              <w:spacing w:after="20"/>
+            </w:pPr>
+            <w:r>
+              <w:rPr>
+                <w:rFonts w:ascii="Arial" w:cs="Arial" w:eastAsia="Arial" w:hAnsi="Arial"/>
+              </w:rPr>
+              <w:t xml:space="preserve">S1: nhả nút 3,9–6 s (bản cũ); V13 “bấm là có ảnh” chưa đo trên máy thật</w:t>
+            </w:r>
+          </w:p>
+        </w:tc>
+        <w:tc>
+          <w:tcPr>
+            <w:tcW w:type="dxa" w:w="2120"/>
+            <w:tcBorders>
+              <w:top w:val="single" w:color="BFC7C5" w:sz="4"/>
+              <w:left w:val="single" w:color="BFC7C5" w:sz="4"/>
+              <w:bottom w:val="single" w:color="BFC7C5" w:sz="4"/>
+              <w:right w:val="single" w:color="BFC7C5" w:sz="4"/>
+            </w:tcBorders>
+            <w:tcMar>
+              <w:top w:type="dxa" w:w="60"/>
+              <w:left w:type="dxa" w:w="100"/>
+              <w:bottom w:type="dxa" w:w="60"/>
+              <w:right w:type="dxa" w:w="100"/>
+            </w:tcMar>
+          </w:tcPr>
+          <w:p>
+            <w:pPr>
+              <w:spacing w:after="20"/>
+            </w:pPr>
+            <w:r>
+              <w:rPr>
+                <w:rFonts w:ascii="Arial" w:cs="Arial" w:eastAsia="Arial" w:hAnsi="Arial"/>
+              </w:rPr>
+              <w:t xml:space="preserve">≤ 0,3 s</w:t>
+            </w:r>
+          </w:p>
+        </w:tc>
+        <w:tc>
+          <w:tcPr>
+            <w:tcW w:type="dxa" w:w="2121"/>
+            <w:tcBorders>
+              <w:top w:val="single" w:color="BFC7C5" w:sz="4"/>
+              <w:left w:val="single" w:color="BFC7C5" w:sz="4"/>
+              <w:bottom w:val="single" w:color="BFC7C5" w:sz="4"/>
+              <w:right w:val="single" w:color="BFC7C5" w:sz="4"/>
+            </w:tcBorders>
+            <w:tcMar>
+              <w:top w:type="dxa" w:w="60"/>
+              <w:left w:type="dxa" w:w="100"/>
+              <w:bottom w:type="dxa" w:w="60"/>
+              <w:right w:type="dxa" w:w="100"/>
+            </w:tcMar>
+          </w:tcPr>
+          <w:p>
+            <w:pPr>
+              <w:spacing w:after="20"/>
+            </w:pPr>
+            <w:r>
+              <w:rPr>
+                <w:rFonts w:ascii="Arial" w:cs="Arial" w:eastAsia="Arial" w:hAnsi="Arial"/>
+              </w:rPr>
+              <w:t xml:space="preserve">perf-stats “release”, CS-00</w:t>
+            </w:r>
+          </w:p>
+        </w:tc>
+      </w:tr>
+      <w:tr>
+        <w:tc>
+          <w:tcPr>
+            <w:tcW w:type="dxa" w:w="2506"/>
+            <w:tcBorders>
+              <w:top w:val="single" w:color="BFC7C5" w:sz="4"/>
+              <w:left w:val="single" w:color="BFC7C5" w:sz="4"/>
+              <w:bottom w:val="single" w:color="BFC7C5" w:sz="4"/>
+              <w:right w:val="single" w:color="BFC7C5" w:sz="4"/>
+            </w:tcBorders>
+            <w:tcMar>
+              <w:top w:type="dxa" w:w="60"/>
+              <w:left w:type="dxa" w:w="100"/>
+              <w:bottom w:type="dxa" w:w="60"/>
+              <w:right w:type="dxa" w:w="100"/>
+            </w:tcMar>
+          </w:tcPr>
+          <w:p>
+            <w:pPr>
+              <w:spacing w:after="20"/>
+            </w:pPr>
+            <w:r>
+              <w:rPr>
+                <w:rFonts w:ascii="Arial" w:cs="Arial" w:eastAsia="Arial" w:hAnsi="Arial"/>
+              </w:rPr>
+              <w:t xml:space="preserve">Dựng đủ 1 trang (máy tầm trung)</w:t>
+            </w:r>
+          </w:p>
+        </w:tc>
+        <w:tc>
+          <w:tcPr>
+            <w:tcW w:type="dxa" w:w="2891"/>
+            <w:tcBorders>
+              <w:top w:val="single" w:color="BFC7C5" w:sz="4"/>
+              <w:left w:val="single" w:color="BFC7C5" w:sz="4"/>
+              <w:bottom w:val="single" w:color="BFC7C5" w:sz="4"/>
+              <w:right w:val="single" w:color="BFC7C5" w:sz="4"/>
+            </w:tcBorders>
+            <w:tcMar>
+              <w:top w:type="dxa" w:w="60"/>
+              <w:left w:type="dxa" w:w="100"/>
+              <w:bottom w:type="dxa" w:w="60"/>
+              <w:right w:type="dxa" w:w="100"/>
+            </w:tcMar>
+          </w:tcPr>
+          <w:p>
+            <w:pPr>
+              <w:spacing w:after="20"/>
+            </w:pPr>
+            <w:r>
+              <w:rPr>
+                <w:rFonts w:ascii="Arial" w:cs="Arial" w:eastAsia="Arial" w:hAnsi="Arial"/>
+              </w:rPr>
+              <w:t xml:space="preserve">S1: 2,2–3,7 s</w:t>
+            </w:r>
+          </w:p>
+        </w:tc>
+        <w:tc>
+          <w:tcPr>
+            <w:tcW w:type="dxa" w:w="2120"/>
+            <w:tcBorders>
+              <w:top w:val="single" w:color="BFC7C5" w:sz="4"/>
+              <w:left w:val="single" w:color="BFC7C5" w:sz="4"/>
+              <w:bottom w:val="single" w:color="BFC7C5" w:sz="4"/>
+              <w:right w:val="single" w:color="BFC7C5" w:sz="4"/>
+            </w:tcBorders>
+            <w:tcMar>
+              <w:top w:type="dxa" w:w="60"/>
+              <w:left w:type="dxa" w:w="100"/>
+              <w:bottom w:type="dxa" w:w="60"/>
+              <w:right w:type="dxa" w:w="100"/>
+            </w:tcMar>
+          </w:tcPr>
+          <w:p>
+            <w:pPr>
+              <w:spacing w:after="20"/>
+            </w:pPr>
+            <w:r>
+              <w:rPr>
+                <w:rFonts w:ascii="Arial" w:cs="Arial" w:eastAsia="Arial" w:hAnsi="Arial"/>
+              </w:rPr>
+              <w:t xml:space="preserve">≤ 1,2 s</w:t>
+            </w:r>
+          </w:p>
+        </w:tc>
+        <w:tc>
+          <w:tcPr>
+            <w:tcW w:type="dxa" w:w="2121"/>
+            <w:tcBorders>
+              <w:top w:val="single" w:color="BFC7C5" w:sz="4"/>
+              <w:left w:val="single" w:color="BFC7C5" w:sz="4"/>
+              <w:bottom w:val="single" w:color="BFC7C5" w:sz="4"/>
+              <w:right w:val="single" w:color="BFC7C5" w:sz="4"/>
+            </w:tcBorders>
+            <w:tcMar>
+              <w:top w:type="dxa" w:w="60"/>
+              <w:left w:type="dxa" w:w="100"/>
+              <w:bottom w:type="dxa" w:w="60"/>
+              <w:right w:type="dxa" w:w="100"/>
+            </w:tcMar>
+          </w:tcPr>
+          <w:p>
+            <w:pPr>
+              <w:spacing w:after="20"/>
+            </w:pPr>
+            <w:r>
+              <w:rPr>
+                <w:rFonts w:ascii="Arial" w:cs="Arial" w:eastAsia="Arial" w:hAnsi="Arial"/>
+              </w:rPr>
+              <w:t xml:space="preserve">perf-stats “finish”</w:t>
+            </w:r>
+          </w:p>
+        </w:tc>
+      </w:tr>
+      <w:tr>
+        <w:tc>
+          <w:tcPr>
+            <w:tcW w:type="dxa" w:w="2506"/>
+            <w:tcBorders>
+              <w:top w:val="single" w:color="BFC7C5" w:sz="4"/>
+              <w:left w:val="single" w:color="BFC7C5" w:sz="4"/>
+              <w:bottom w:val="single" w:color="BFC7C5" w:sz="4"/>
+              <w:right w:val="single" w:color="BFC7C5" w:sz="4"/>
+            </w:tcBorders>
+            <w:tcMar>
+              <w:top w:type="dxa" w:w="60"/>
+              <w:left w:type="dxa" w:w="100"/>
+              <w:bottom w:type="dxa" w:w="60"/>
+              <w:right w:type="dxa" w:w="100"/>
+            </w:tcMar>
+          </w:tcPr>
+          <w:p>
+            <w:pPr>
+              <w:spacing w:after="20"/>
+            </w:pPr>
+            <w:r>
+              <w:rPr>
+                <w:rFonts w:ascii="Arial" w:cs="Arial" w:eastAsia="Arial" w:hAnsi="Arial"/>
+              </w:rPr>
+              <w:t xml:space="preserve">Bấm Xong → thấy tài liệu</w:t>
+            </w:r>
+          </w:p>
+        </w:tc>
+        <w:tc>
+          <w:tcPr>
+            <w:tcW w:type="dxa" w:w="2891"/>
+            <w:tcBorders>
+              <w:top w:val="single" w:color="BFC7C5" w:sz="4"/>
+              <w:left w:val="single" w:color="BFC7C5" w:sz="4"/>
+              <w:bottom w:val="single" w:color="BFC7C5" w:sz="4"/>
+              <w:right w:val="single" w:color="BFC7C5" w:sz="4"/>
+            </w:tcBorders>
+            <w:tcMar>
+              <w:top w:type="dxa" w:w="60"/>
+              <w:left w:type="dxa" w:w="100"/>
+              <w:bottom w:type="dxa" w:w="60"/>
+              <w:right w:type="dxa" w:w="100"/>
+            </w:tcMar>
+          </w:tcPr>
+          <w:p>
+            <w:pPr>
+              <w:spacing w:after="20"/>
+            </w:pPr>
+            <w:r>
+              <w:rPr>
+                <w:rFonts w:ascii="Arial" w:cs="Arial" w:eastAsia="Arial" w:hAnsi="Arial"/>
+              </w:rPr>
+              <w:t xml:space="preserve">2 trang: 11 s (CPU 1×), 22–28 s (CPU 6×) – TD-47</w:t>
+            </w:r>
+          </w:p>
+        </w:tc>
+        <w:tc>
+          <w:tcPr>
+            <w:tcW w:type="dxa" w:w="2120"/>
+            <w:tcBorders>
+              <w:top w:val="single" w:color="BFC7C5" w:sz="4"/>
+              <w:left w:val="single" w:color="BFC7C5" w:sz="4"/>
+              <w:bottom w:val="single" w:color="BFC7C5" w:sz="4"/>
+              <w:right w:val="single" w:color="BFC7C5" w:sz="4"/>
+            </w:tcBorders>
+            <w:tcMar>
+              <w:top w:type="dxa" w:w="60"/>
+              <w:left w:type="dxa" w:w="100"/>
+              <w:bottom w:type="dxa" w:w="60"/>
+              <w:right w:type="dxa" w:w="100"/>
+            </w:tcMar>
+          </w:tcPr>
+          <w:p>
+            <w:pPr>
+              <w:spacing w:after="20"/>
+            </w:pPr>
+            <w:r>
+              <w:rPr>
+                <w:rFonts w:ascii="Arial" w:cs="Arial" w:eastAsia="Arial" w:hAnsi="Arial"/>
+              </w:rPr>
+              <w:t xml:space="preserve">≤ 1 s với 20 trang</w:t>
+            </w:r>
+          </w:p>
+        </w:tc>
+        <w:tc>
+          <w:tcPr>
+            <w:tcW w:type="dxa" w:w="2121"/>
+            <w:tcBorders>
+              <w:top w:val="single" w:color="BFC7C5" w:sz="4"/>
+              <w:left w:val="single" w:color="BFC7C5" w:sz="4"/>
+              <w:bottom w:val="single" w:color="BFC7C5" w:sz="4"/>
+              <w:right w:val="single" w:color="BFC7C5" w:sz="4"/>
+            </w:tcBorders>
+            <w:tcMar>
+              <w:top w:type="dxa" w:w="60"/>
+              <w:left w:type="dxa" w:w="100"/>
+              <w:bottom w:type="dxa" w:w="60"/>
+              <w:right w:type="dxa" w:w="100"/>
+            </w:tcMar>
+          </w:tcPr>
+          <w:p>
+            <w:pPr>
+              <w:spacing w:after="20"/>
+            </w:pPr>
+            <w:r>
+              <w:rPr>
+                <w:rFonts w:ascii="Arial" w:cs="Arial" w:eastAsia="Arial" w:hAnsi="Arial"/>
+              </w:rPr>
+              <w:t xml:space="preserve">kiem-hanh-trinh-cs.mjs</w:t>
+            </w:r>
+          </w:p>
+        </w:tc>
+      </w:tr>
+      <w:tr>
+        <w:tc>
+          <w:tcPr>
+            <w:tcW w:type="dxa" w:w="2506"/>
+            <w:tcBorders>
+              <w:top w:val="single" w:color="BFC7C5" w:sz="4"/>
+              <w:left w:val="single" w:color="BFC7C5" w:sz="4"/>
+              <w:bottom w:val="single" w:color="BFC7C5" w:sz="4"/>
+              <w:right w:val="single" w:color="BFC7C5" w:sz="4"/>
+            </w:tcBorders>
+            <w:tcMar>
+              <w:top w:type="dxa" w:w="60"/>
+              <w:left w:type="dxa" w:w="100"/>
+              <w:bottom w:type="dxa" w:w="60"/>
+              <w:right w:type="dxa" w:w="100"/>
+            </w:tcMar>
+          </w:tcPr>
+          <w:p>
+            <w:pPr>
+              <w:spacing w:after="20"/>
+            </w:pPr>
+            <w:r>
+              <w:rPr>
+                <w:rFonts w:ascii="Arial" w:cs="Arial" w:eastAsia="Arial" w:hAnsi="Arial"/>
+              </w:rPr>
+              <w:t xml:space="preserve">Xử lý nền 20 trang</w:t>
+            </w:r>
+          </w:p>
+        </w:tc>
+        <w:tc>
+          <w:tcPr>
+            <w:tcW w:type="dxa" w:w="2891"/>
+            <w:tcBorders>
+              <w:top w:val="single" w:color="BFC7C5" w:sz="4"/>
+              <w:left w:val="single" w:color="BFC7C5" w:sz="4"/>
+              <w:bottom w:val="single" w:color="BFC7C5" w:sz="4"/>
+              <w:right w:val="single" w:color="BFC7C5" w:sz="4"/>
+            </w:tcBorders>
+            <w:tcMar>
+              <w:top w:type="dxa" w:w="60"/>
+              <w:left w:type="dxa" w:w="100"/>
+              <w:bottom w:type="dxa" w:w="60"/>
+              <w:right w:type="dxa" w:w="100"/>
+            </w:tcMar>
+          </w:tcPr>
+          <w:p>
+            <w:pPr>
+              <w:spacing w:after="20"/>
+            </w:pPr>
+            <w:r>
+              <w:rPr>
+                <w:rFonts w:ascii="Arial" w:cs="Arial" w:eastAsia="Arial" w:hAnsi="Arial"/>
+              </w:rPr>
+              <w:t xml:space="preserve">~130 s (6,6 s/trang, S1)</w:t>
+            </w:r>
+          </w:p>
+        </w:tc>
+        <w:tc>
+          <w:tcPr>
+            <w:tcW w:type="dxa" w:w="2120"/>
+            <w:tcBorders>
+              <w:top w:val="single" w:color="BFC7C5" w:sz="4"/>
+              <w:left w:val="single" w:color="BFC7C5" w:sz="4"/>
+              <w:bottom w:val="single" w:color="BFC7C5" w:sz="4"/>
+              <w:right w:val="single" w:color="BFC7C5" w:sz="4"/>
+            </w:tcBorders>
+            <w:tcMar>
+              <w:top w:type="dxa" w:w="60"/>
+              <w:left w:type="dxa" w:w="100"/>
+              <w:bottom w:type="dxa" w:w="60"/>
+              <w:right w:type="dxa" w:w="100"/>
+            </w:tcMar>
+          </w:tcPr>
+          <w:p>
+            <w:pPr>
+              <w:spacing w:after="20"/>
+            </w:pPr>
+            <w:r>
+              <w:rPr>
+                <w:rFonts w:ascii="Arial" w:cs="Arial" w:eastAsia="Arial" w:hAnsi="Arial"/>
+              </w:rPr>
+              <w:t xml:space="preserve">≤ 40 s</w:t>
+            </w:r>
+          </w:p>
+        </w:tc>
+        <w:tc>
+          <w:tcPr>
+            <w:tcW w:type="dxa" w:w="2121"/>
+            <w:tcBorders>
+              <w:top w:val="single" w:color="BFC7C5" w:sz="4"/>
+              <w:left w:val="single" w:color="BFC7C5" w:sz="4"/>
+              <w:bottom w:val="single" w:color="BFC7C5" w:sz="4"/>
+              <w:right w:val="single" w:color="BFC7C5" w:sz="4"/>
+            </w:tcBorders>
+            <w:tcMar>
+              <w:top w:type="dxa" w:w="60"/>
+              <w:left w:type="dxa" w:w="100"/>
+              <w:bottom w:type="dxa" w:w="60"/>
+              <w:right w:type="dxa" w:w="100"/>
+            </w:tcMar>
+          </w:tcPr>
+          <w:p>
+            <w:pPr>
+              <w:spacing w:after="20"/>
+            </w:pPr>
+            <w:r>
+              <w:rPr>
+                <w:rFonts w:ascii="Arial" w:cs="Arial" w:eastAsia="Arial" w:hAnsi="Arial"/>
+              </w:rPr>
+              <w:t xml:space="preserve">CS-00 / CS-13</w:t>
+            </w:r>
+          </w:p>
+        </w:tc>
+      </w:tr>
+      <w:tr>
+        <w:tc>
+          <w:tcPr>
+            <w:tcW w:type="dxa" w:w="2506"/>
+            <w:tcBorders>
+              <w:top w:val="single" w:color="BFC7C5" w:sz="4"/>
+              <w:left w:val="single" w:color="BFC7C5" w:sz="4"/>
+              <w:bottom w:val="single" w:color="BFC7C5" w:sz="4"/>
+              <w:right w:val="single" w:color="BFC7C5" w:sz="4"/>
+            </w:tcBorders>
+            <w:tcMar>
+              <w:top w:type="dxa" w:w="60"/>
+              <w:left w:type="dxa" w:w="100"/>
+              <w:bottom w:type="dxa" w:w="60"/>
+              <w:right w:type="dxa" w:w="100"/>
+            </w:tcMar>
+          </w:tcPr>
+          <w:p>
+            <w:pPr>
+              <w:spacing w:after="20"/>
+            </w:pPr>
+            <w:r>
+              <w:rPr>
+                <w:rFonts w:ascii="Arial" w:cs="Arial" w:eastAsia="Arial" w:hAnsi="Arial"/>
+              </w:rPr>
+              <w:t xml:space="preserve">Độ phân giải hiệu dụng trang A4</w:t>
+            </w:r>
+          </w:p>
+        </w:tc>
+        <w:tc>
+          <w:tcPr>
+            <w:tcW w:type="dxa" w:w="2891"/>
+            <w:tcBorders>
+              <w:top w:val="single" w:color="BFC7C5" w:sz="4"/>
+              <w:left w:val="single" w:color="BFC7C5" w:sz="4"/>
+              <w:bottom w:val="single" w:color="BFC7C5" w:sz="4"/>
+              <w:right w:val="single" w:color="BFC7C5" w:sz="4"/>
+            </w:tcBorders>
+            <w:tcMar>
+              <w:top w:type="dxa" w:w="60"/>
+              <w:left w:type="dxa" w:w="100"/>
+              <w:bottom w:type="dxa" w:w="60"/>
+              <w:right w:type="dxa" w:w="100"/>
+            </w:tcMar>
+          </w:tcPr>
+          <w:p>
+            <w:pPr>
+              <w:spacing w:after="20"/>
+            </w:pPr>
+            <w:r>
+              <w:rPr>
+                <w:rFonts w:ascii="Arial" w:cs="Arial" w:eastAsia="Arial" w:hAnsi="Arial"/>
+              </w:rPr>
+              <w:t xml:space="preserve">~165–180 dpi</w:t>
+            </w:r>
+          </w:p>
+        </w:tc>
+        <w:tc>
+          <w:tcPr>
+            <w:tcW w:type="dxa" w:w="2120"/>
+            <w:tcBorders>
+              <w:top w:val="single" w:color="BFC7C5" w:sz="4"/>
+              <w:left w:val="single" w:color="BFC7C5" w:sz="4"/>
+              <w:bottom w:val="single" w:color="BFC7C5" w:sz="4"/>
+              <w:right w:val="single" w:color="BFC7C5" w:sz="4"/>
+            </w:tcBorders>
+            <w:tcMar>
+              <w:top w:type="dxa" w:w="60"/>
+              <w:left w:type="dxa" w:w="100"/>
+              <w:bottom w:type="dxa" w:w="60"/>
+              <w:right w:type="dxa" w:w="100"/>
+            </w:tcMar>
+          </w:tcPr>
+          <w:p>
+            <w:pPr>
+              <w:spacing w:after="20"/>
+            </w:pPr>
+            <w:r>
+              <w:rPr>
+                <w:rFonts w:ascii="Arial" w:cs="Arial" w:eastAsia="Arial" w:hAnsi="Arial"/>
+              </w:rPr>
+              <w:t xml:space="preserve">≥ 250 dpi (ảnh tĩnh)</w:t>
+            </w:r>
+          </w:p>
+        </w:tc>
+        <w:tc>
+          <w:tcPr>
+            <w:tcW w:type="dxa" w:w="2121"/>
+            <w:tcBorders>
+              <w:top w:val="single" w:color="BFC7C5" w:sz="4"/>
+              <w:left w:val="single" w:color="BFC7C5" w:sz="4"/>
+              <w:bottom w:val="single" w:color="BFC7C5" w:sz="4"/>
+              <w:right w:val="single" w:color="BFC7C5" w:sz="4"/>
+            </w:tcBorders>
+            <w:tcMar>
+              <w:top w:type="dxa" w:w="60"/>
+              <w:left w:type="dxa" w:w="100"/>
+              <w:bottom w:type="dxa" w:w="60"/>
+              <w:right w:type="dxa" w:w="100"/>
+            </w:tcMar>
+          </w:tcPr>
+          <w:p>
+            <w:pPr>
+              <w:spacing w:after="20"/>
+            </w:pPr>
+            <w:r>
+              <w:rPr>
+                <w:rFonts w:ascii="Arial" w:cs="Arial" w:eastAsia="Arial" w:hAnsi="Arial"/>
+              </w:rPr>
+              <w:t xml:space="preserve">a4Dpi() trên ảnh gốc</w:t>
+            </w:r>
+          </w:p>
+        </w:tc>
+      </w:tr>
+      <w:tr>
+        <w:tc>
+          <w:tcPr>
+            <w:tcW w:type="dxa" w:w="2506"/>
+            <w:tcBorders>
+              <w:top w:val="single" w:color="BFC7C5" w:sz="4"/>
+              <w:left w:val="single" w:color="BFC7C5" w:sz="4"/>
+              <w:bottom w:val="single" w:color="BFC7C5" w:sz="4"/>
+              <w:right w:val="single" w:color="BFC7C5" w:sz="4"/>
+            </w:tcBorders>
+            <w:tcMar>
+              <w:top w:type="dxa" w:w="60"/>
+              <w:left w:type="dxa" w:w="100"/>
+              <w:bottom w:type="dxa" w:w="60"/>
+              <w:right w:type="dxa" w:w="100"/>
+            </w:tcMar>
+          </w:tcPr>
+          <w:p>
+            <w:pPr>
+              <w:spacing w:after="20"/>
+            </w:pPr>
+            <w:r>
+              <w:rPr>
+                <w:rFonts w:ascii="Arial" w:cs="Arial" w:eastAsia="Arial" w:hAnsi="Arial"/>
+              </w:rPr>
+              <w:t xml:space="preserve">PDF 20 trang mức Chuẩn</w:t>
+            </w:r>
+          </w:p>
+        </w:tc>
+        <w:tc>
+          <w:tcPr>
+            <w:tcW w:type="dxa" w:w="2891"/>
+            <w:tcBorders>
+              <w:top w:val="single" w:color="BFC7C5" w:sz="4"/>
+              <w:left w:val="single" w:color="BFC7C5" w:sz="4"/>
+              <w:bottom w:val="single" w:color="BFC7C5" w:sz="4"/>
+              <w:right w:val="single" w:color="BFC7C5" w:sz="4"/>
+            </w:tcBorders>
+            <w:tcMar>
+              <w:top w:type="dxa" w:w="60"/>
+              <w:left w:type="dxa" w:w="100"/>
+              <w:bottom w:type="dxa" w:w="60"/>
+              <w:right w:type="dxa" w:w="100"/>
+            </w:tcMar>
+          </w:tcPr>
+          <w:p>
+            <w:pPr>
+              <w:spacing w:after="20"/>
+            </w:pPr>
+            <w:r>
+              <w:rPr>
+                <w:rFonts w:ascii="Arial" w:cs="Arial" w:eastAsia="Arial" w:hAnsi="Arial"/>
+              </w:rPr>
+              <w:t xml:space="preserve">4,6 MB (R5.1)</w:t>
+            </w:r>
+          </w:p>
+        </w:tc>
+        <w:tc>
+          <w:tcPr>
+            <w:tcW w:type="dxa" w:w="2120"/>
+            <w:tcBorders>
+              <w:top w:val="single" w:color="BFC7C5" w:sz="4"/>
+              <w:left w:val="single" w:color="BFC7C5" w:sz="4"/>
+              <w:bottom w:val="single" w:color="BFC7C5" w:sz="4"/>
+              <w:right w:val="single" w:color="BFC7C5" w:sz="4"/>
+            </w:tcBorders>
+            <w:tcMar>
+              <w:top w:type="dxa" w:w="60"/>
+              <w:left w:type="dxa" w:w="100"/>
+              <w:bottom w:type="dxa" w:w="60"/>
+              <w:right w:type="dxa" w:w="100"/>
+            </w:tcMar>
+          </w:tcPr>
+          <w:p>
+            <w:pPr>
+              <w:spacing w:after="20"/>
+            </w:pPr>
+            <w:r>
+              <w:rPr>
+                <w:rFonts w:ascii="Arial" w:cs="Arial" w:eastAsia="Arial" w:hAnsi="Arial"/>
+              </w:rPr>
+              <w:t xml:space="preserve">≤ 3 MB màu · ≤ 1,2 MB đen trắng</w:t>
+            </w:r>
+          </w:p>
+        </w:tc>
+        <w:tc>
+          <w:tcPr>
+            <w:tcW w:type="dxa" w:w="2121"/>
+            <w:tcBorders>
+              <w:top w:val="single" w:color="BFC7C5" w:sz="4"/>
+              <w:left w:val="single" w:color="BFC7C5" w:sz="4"/>
+              <w:bottom w:val="single" w:color="BFC7C5" w:sz="4"/>
+              <w:right w:val="single" w:color="BFC7C5" w:sz="4"/>
+            </w:tcBorders>
+            <w:tcMar>
+              <w:top w:type="dxa" w:w="60"/>
+              <w:left w:type="dxa" w:w="100"/>
+              <w:bottom w:type="dxa" w:w="60"/>
+              <w:right w:type="dxa" w:w="100"/>
+            </w:tcMar>
+          </w:tcPr>
+          <w:p>
+            <w:pPr>
+              <w:spacing w:after="20"/>
+            </w:pPr>
+            <w:r>
+              <w:rPr>
+                <w:rFonts w:ascii="Arial" w:cs="Arial" w:eastAsia="Arial" w:hAnsi="Arial"/>
+              </w:rPr>
+              <w:t xml:space="preserve">export-bundle</w:t>
+            </w:r>
+          </w:p>
+        </w:tc>
+      </w:tr>
+      <w:tr>
+        <w:tc>
+          <w:tcPr>
+            <w:tcW w:type="dxa" w:w="2506"/>
+            <w:tcBorders>
+              <w:top w:val="single" w:color="BFC7C5" w:sz="4"/>
+              <w:left w:val="single" w:color="BFC7C5" w:sz="4"/>
+              <w:bottom w:val="single" w:color="BFC7C5" w:sz="4"/>
+              <w:right w:val="single" w:color="BFC7C5" w:sz="4"/>
+            </w:tcBorders>
+            <w:tcMar>
+              <w:top w:type="dxa" w:w="60"/>
+              <w:left w:type="dxa" w:w="100"/>
+              <w:bottom w:type="dxa" w:w="60"/>
+              <w:right w:type="dxa" w:w="100"/>
+            </w:tcMar>
+          </w:tcPr>
+          <w:p>
+            <w:pPr>
+              <w:spacing w:after="20"/>
+            </w:pPr>
+            <w:r>
+              <w:rPr>
+                <w:rFonts w:ascii="Arial" w:cs="Arial" w:eastAsia="Arial" w:hAnsi="Arial"/>
+              </w:rPr>
+              <w:t xml:space="preserve">Độ sắc mép chữ, nền trắng, màu dấu</w:t>
+            </w:r>
+          </w:p>
+        </w:tc>
+        <w:tc>
+          <w:tcPr>
+            <w:tcW w:type="dxa" w:w="2891"/>
+            <w:tcBorders>
+              <w:top w:val="single" w:color="BFC7C5" w:sz="4"/>
+              <w:left w:val="single" w:color="BFC7C5" w:sz="4"/>
+              <w:bottom w:val="single" w:color="BFC7C5" w:sz="4"/>
+              <w:right w:val="single" w:color="BFC7C5" w:sz="4"/>
+            </w:tcBorders>
+            <w:tcMar>
+              <w:top w:type="dxa" w:w="60"/>
+              <w:left w:type="dxa" w:w="100"/>
+              <w:bottom w:type="dxa" w:w="60"/>
+              <w:right w:type="dxa" w:w="100"/>
+            </w:tcMar>
+          </w:tcPr>
+          <w:p>
+            <w:pPr>
+              <w:spacing w:after="20"/>
+            </w:pPr>
+            <w:r>
+              <w:rPr>
+                <w:rFonts w:ascii="Arial" w:cs="Arial" w:eastAsia="Arial" w:hAnsi="Arial"/>
+              </w:rPr>
+              <w:t xml:space="preserve">Chưa đo</w:t>
+            </w:r>
+          </w:p>
+        </w:tc>
+        <w:tc>
+          <w:tcPr>
+            <w:tcW w:type="dxa" w:w="2120"/>
+            <w:tcBorders>
+              <w:top w:val="single" w:color="BFC7C5" w:sz="4"/>
+              <w:left w:val="single" w:color="BFC7C5" w:sz="4"/>
+              <w:bottom w:val="single" w:color="BFC7C5" w:sz="4"/>
+              <w:right w:val="single" w:color="BFC7C5" w:sz="4"/>
+            </w:tcBorders>
+            <w:tcMar>
+              <w:top w:type="dxa" w:w="60"/>
+              <w:left w:type="dxa" w:w="100"/>
+              <w:bottom w:type="dxa" w:w="60"/>
+              <w:right w:type="dxa" w:w="100"/>
+            </w:tcMar>
+          </w:tcPr>
+          <w:p>
+            <w:pPr>
+              <w:spacing w:after="20"/>
+            </w:pPr>
+            <w:r>
+              <w:rPr>
+                <w:rFonts w:ascii="Arial" w:cs="Arial" w:eastAsia="Arial" w:hAnsi="Arial"/>
+              </w:rPr>
+              <w:t xml:space="preserve">≥ bản CamScanner cùng trang</w:t>
+            </w:r>
+          </w:p>
+        </w:tc>
+        <w:tc>
+          <w:tcPr>
+            <w:tcW w:type="dxa" w:w="2121"/>
+            <w:tcBorders>
+              <w:top w:val="single" w:color="BFC7C5" w:sz="4"/>
+              <w:left w:val="single" w:color="BFC7C5" w:sz="4"/>
+              <w:bottom w:val="single" w:color="BFC7C5" w:sz="4"/>
+              <w:right w:val="single" w:color="BFC7C5" w:sz="4"/>
+            </w:tcBorders>
+            <w:tcMar>
+              <w:top w:type="dxa" w:w="60"/>
+              <w:left w:type="dxa" w:w="100"/>
+              <w:bottom w:type="dxa" w:w="60"/>
+              <w:right w:type="dxa" w:w="100"/>
+            </w:tcMar>
+          </w:tcPr>
+          <w:p>
+            <w:pPr>
+              <w:spacing w:after="20"/>
+            </w:pPr>
+            <w:r>
+              <w:rPr>
+                <w:rFonts w:ascii="Arial" w:cs="Arial" w:eastAsia="Arial" w:hAnsi="Arial"/>
+              </w:rPr>
+              <w:t xml:space="preserve">Bộ đo CS-24 trên bộ ảnh NB + Cam</w:t>
+            </w:r>
+          </w:p>
+        </w:tc>
+      </w:tr>
+      <w:tr>
+        <w:tc>
+          <w:tcPr>
+            <w:tcW w:type="dxa" w:w="2506"/>
+            <w:tcBorders>
+              <w:top w:val="single" w:color="BFC7C5" w:sz="4"/>
+              <w:left w:val="single" w:color="BFC7C5" w:sz="4"/>
+              <w:bottom w:val="single" w:color="BFC7C5" w:sz="4"/>
+              <w:right w:val="single" w:color="BFC7C5" w:sz="4"/>
+            </w:tcBorders>
+            <w:tcMar>
+              <w:top w:type="dxa" w:w="60"/>
+              <w:left w:type="dxa" w:w="100"/>
+              <w:bottom w:type="dxa" w:w="60"/>
+              <w:right w:type="dxa" w:w="100"/>
+            </w:tcMar>
+          </w:tcPr>
+          <w:p>
+            <w:pPr>
+              <w:spacing w:after="20"/>
+            </w:pPr>
+            <w:r>
+              <w:rPr>
+                <w:rFonts w:ascii="Arial" w:cs="Arial" w:eastAsia="Arial" w:hAnsi="Arial"/>
+              </w:rPr>
+              <w:t xml:space="preserve">OCR đúng ký tự</w:t>
+            </w:r>
+          </w:p>
+        </w:tc>
+        <w:tc>
+          <w:tcPr>
+            <w:tcW w:type="dxa" w:w="2891"/>
+            <w:tcBorders>
+              <w:top w:val="single" w:color="BFC7C5" w:sz="4"/>
+              <w:left w:val="single" w:color="BFC7C5" w:sz="4"/>
+              <w:bottom w:val="single" w:color="BFC7C5" w:sz="4"/>
+              <w:right w:val="single" w:color="BFC7C5" w:sz="4"/>
+            </w:tcBorders>
+            <w:tcMar>
+              <w:top w:type="dxa" w:w="60"/>
+              <w:left w:type="dxa" w:w="100"/>
+              <w:bottom w:type="dxa" w:w="60"/>
+              <w:right w:type="dxa" w:w="100"/>
+            </w:tcMar>
+          </w:tcPr>
+          <w:p>
+            <w:pPr>
+              <w:spacing w:after="20"/>
+            </w:pPr>
+            <w:r>
+              <w:rPr>
+                <w:rFonts w:ascii="Arial" w:cs="Arial" w:eastAsia="Arial" w:hAnsi="Arial"/>
+              </w:rPr>
+              <w:t xml:space="preserve">98,68% (Cam 98,88–99,07%)</w:t>
+            </w:r>
+          </w:p>
+        </w:tc>
+        <w:tc>
+          <w:tcPr>
+            <w:tcW w:type="dxa" w:w="2120"/>
+            <w:tcBorders>
+              <w:top w:val="single" w:color="BFC7C5" w:sz="4"/>
+              <w:left w:val="single" w:color="BFC7C5" w:sz="4"/>
+              <w:bottom w:val="single" w:color="BFC7C5" w:sz="4"/>
+              <w:right w:val="single" w:color="BFC7C5" w:sz="4"/>
+            </w:tcBorders>
+            <w:tcMar>
+              <w:top w:type="dxa" w:w="60"/>
+              <w:left w:type="dxa" w:w="100"/>
+              <w:bottom w:type="dxa" w:w="60"/>
+              <w:right w:type="dxa" w:w="100"/>
+            </w:tcMar>
+          </w:tcPr>
+          <w:p>
+            <w:pPr>
+              <w:spacing w:after="20"/>
+            </w:pPr>
+            <w:r>
+              <w:rPr>
+                <w:rFonts w:ascii="Arial" w:cs="Arial" w:eastAsia="Arial" w:hAnsi="Arial"/>
+              </w:rPr>
+              <w:t xml:space="preserve">≥ bản Cam</w:t>
+            </w:r>
+          </w:p>
+        </w:tc>
+        <w:tc>
+          <w:tcPr>
+            <w:tcW w:type="dxa" w:w="2121"/>
+            <w:tcBorders>
+              <w:top w:val="single" w:color="BFC7C5" w:sz="4"/>
+              <w:left w:val="single" w:color="BFC7C5" w:sz="4"/>
+              <w:bottom w:val="single" w:color="BFC7C5" w:sz="4"/>
+              <w:right w:val="single" w:color="BFC7C5" w:sz="4"/>
+            </w:tcBorders>
+            <w:tcMar>
+              <w:top w:type="dxa" w:w="60"/>
+              <w:left w:type="dxa" w:w="100"/>
+              <w:bottom w:type="dxa" w:w="60"/>
+              <w:right w:type="dxa" w:w="100"/>
+            </w:tcMar>
+          </w:tcPr>
+          <w:p>
+            <w:pPr>
+              <w:spacing w:after="20"/>
+            </w:pPr>
+            <w:r>
+              <w:rPr>
+                <w:rFonts w:ascii="Arial" w:cs="Arial" w:eastAsia="Arial" w:hAnsi="Arial"/>
+              </w:rPr>
+              <w:t xml:space="preserve">so-ocr.py (R6.2)</w:t>
+            </w:r>
+          </w:p>
+        </w:tc>
+      </w:tr>
+    </w:tbl>
+    <w:p>
+      <w:pPr>
+        <w:pStyle w:val="Heading1"/>
+      </w:pPr>
+      <w:r>
+        <w:rPr>
+          <w:rFonts w:ascii="Arial" w:cs="Arial" w:eastAsia="Arial" w:hAnsi="Arial"/>
+        </w:rPr>
+        <w:t xml:space="preserve">12. Lộ trình triển khai</w:t>
       </w:r>
     </w:p>
     <w:p>
@@ -16591,7 +21332,7 @@
         <w:rPr>
           <w:rFonts w:ascii="Arial" w:cs="Arial" w:eastAsia="Arial" w:hAnsi="Arial"/>
         </w:rPr>
-        <w:t xml:space="preserve">Đợt 4 – Chất lượng gốc và hiệu năng</w:t>
+        <w:t xml:space="preserve">Đợt 4 – Tốc độ, chất lượng gốc và PDF ngang CamScanner (mục 11)</w:t>
       </w:r>
     </w:p>
     <w:tbl>
@@ -16989,6 +21730,1536 @@
                 <w:rFonts w:ascii="Arial" w:cs="Arial" w:eastAsia="Arial" w:hAnsi="Arial"/>
               </w:rPr>
               <w:t xml:space="preserve">CS-03</w:t>
+            </w:r>
+          </w:p>
+        </w:tc>
+      </w:tr>
+      <w:tr>
+        <w:tc>
+          <w:tcPr>
+            <w:tcW w:type="dxa" w:w="964"/>
+            <w:tcBorders>
+              <w:top w:val="single" w:color="BFC7C5" w:sz="4"/>
+              <w:left w:val="single" w:color="BFC7C5" w:sz="4"/>
+              <w:bottom w:val="single" w:color="BFC7C5" w:sz="4"/>
+              <w:right w:val="single" w:color="BFC7C5" w:sz="4"/>
+            </w:tcBorders>
+            <w:tcMar>
+              <w:top w:type="dxa" w:w="60"/>
+              <w:left w:type="dxa" w:w="100"/>
+              <w:bottom w:type="dxa" w:w="60"/>
+              <w:right w:type="dxa" w:w="100"/>
+            </w:tcMar>
+          </w:tcPr>
+          <w:p>
+            <w:pPr>
+              <w:spacing w:after="20"/>
+            </w:pPr>
+            <w:r>
+              <w:rPr>
+                <w:rFonts w:ascii="Arial" w:cs="Arial" w:eastAsia="Arial" w:hAnsi="Arial"/>
+              </w:rPr>
+              <w:t xml:space="preserve">CS-16</w:t>
+            </w:r>
+          </w:p>
+        </w:tc>
+        <w:tc>
+          <w:tcPr>
+            <w:tcW w:type="dxa" w:w="3470"/>
+            <w:tcBorders>
+              <w:top w:val="single" w:color="BFC7C5" w:sz="4"/>
+              <w:left w:val="single" w:color="BFC7C5" w:sz="4"/>
+              <w:bottom w:val="single" w:color="BFC7C5" w:sz="4"/>
+              <w:right w:val="single" w:color="BFC7C5" w:sz="4"/>
+            </w:tcBorders>
+            <w:tcMar>
+              <w:top w:type="dxa" w:w="60"/>
+              <w:left w:type="dxa" w:w="100"/>
+              <w:bottom w:type="dxa" w:w="60"/>
+              <w:right w:type="dxa" w:w="100"/>
+            </w:tcMar>
+          </w:tcPr>
+          <w:p>
+            <w:pPr>
+              <w:spacing w:after="20"/>
+            </w:pPr>
+            <w:r>
+              <w:rPr>
+                <w:rFonts w:ascii="Arial" w:cs="Arial" w:eastAsia="Arial" w:hAnsi="Arial"/>
+              </w:rPr>
+              <w:t xml:space="preserve">Bỏ phóng to giả (SP-01, QP-02): cạnh dài đầu ra = min(mức, ảnh thật); ghi DPI thật; “Siêu nét” là tuỳ chọn.</w:t>
+            </w:r>
+          </w:p>
+        </w:tc>
+        <w:tc>
+          <w:tcPr>
+            <w:tcW w:type="dxa" w:w="1735"/>
+            <w:tcBorders>
+              <w:top w:val="single" w:color="BFC7C5" w:sz="4"/>
+              <w:left w:val="single" w:color="BFC7C5" w:sz="4"/>
+              <w:bottom w:val="single" w:color="BFC7C5" w:sz="4"/>
+              <w:right w:val="single" w:color="BFC7C5" w:sz="4"/>
+            </w:tcBorders>
+            <w:tcMar>
+              <w:top w:type="dxa" w:w="60"/>
+              <w:left w:type="dxa" w:w="100"/>
+              <w:bottom w:type="dxa" w:w="60"/>
+              <w:right w:type="dxa" w:w="100"/>
+            </w:tcMar>
+          </w:tcPr>
+          <w:p>
+            <w:pPr>
+              <w:spacing w:after="20"/>
+            </w:pPr>
+            <w:r>
+              <w:rPr>
+                <w:rFonts w:ascii="Arial" w:cs="Arial" w:eastAsia="Arial" w:hAnsi="Arial"/>
+              </w:rPr>
+              <w:t xml:space="preserve">lib/image.ts, lib/capture.ts, routes/scan.tsx</w:t>
+            </w:r>
+          </w:p>
+        </w:tc>
+        <w:tc>
+          <w:tcPr>
+            <w:tcW w:type="dxa" w:w="2120"/>
+            <w:tcBorders>
+              <w:top w:val="single" w:color="BFC7C5" w:sz="4"/>
+              <w:left w:val="single" w:color="BFC7C5" w:sz="4"/>
+              <w:bottom w:val="single" w:color="BFC7C5" w:sz="4"/>
+              <w:right w:val="single" w:color="BFC7C5" w:sz="4"/>
+            </w:tcBorders>
+            <w:tcMar>
+              <w:top w:type="dxa" w:w="60"/>
+              <w:left w:type="dxa" w:w="100"/>
+              <w:bottom w:type="dxa" w:w="60"/>
+              <w:right w:type="dxa" w:w="100"/>
+            </w:tcMar>
+          </w:tcPr>
+          <w:p>
+            <w:pPr>
+              <w:spacing w:after="20"/>
+            </w:pPr>
+            <w:r>
+              <w:rPr>
+                <w:rFonts w:ascii="Arial" w:cs="Arial" w:eastAsia="Arial" w:hAnsi="Arial"/>
+              </w:rPr>
+              <w:t xml:space="preserve">Dựng đủ nhanh hơn ≥ 1,8×; cổng R6.1 không tụt</w:t>
+            </w:r>
+          </w:p>
+        </w:tc>
+        <w:tc>
+          <w:tcPr>
+            <w:tcW w:type="dxa" w:w="482"/>
+            <w:tcBorders>
+              <w:top w:val="single" w:color="BFC7C5" w:sz="4"/>
+              <w:left w:val="single" w:color="BFC7C5" w:sz="4"/>
+              <w:bottom w:val="single" w:color="BFC7C5" w:sz="4"/>
+              <w:right w:val="single" w:color="BFC7C5" w:sz="4"/>
+            </w:tcBorders>
+            <w:tcMar>
+              <w:top w:type="dxa" w:w="60"/>
+              <w:left w:type="dxa" w:w="100"/>
+              <w:bottom w:type="dxa" w:w="60"/>
+              <w:right w:type="dxa" w:w="100"/>
+            </w:tcMar>
+          </w:tcPr>
+          <w:p>
+            <w:pPr>
+              <w:spacing w:after="20"/>
+            </w:pPr>
+            <w:r>
+              <w:rPr>
+                <w:rFonts w:ascii="Arial" w:cs="Arial" w:eastAsia="Arial" w:hAnsi="Arial"/>
+              </w:rPr>
+              <w:t xml:space="preserve">S</w:t>
+            </w:r>
+          </w:p>
+        </w:tc>
+        <w:tc>
+          <w:tcPr>
+            <w:tcW w:type="dxa" w:w="867"/>
+            <w:tcBorders>
+              <w:top w:val="single" w:color="BFC7C5" w:sz="4"/>
+              <w:left w:val="single" w:color="BFC7C5" w:sz="4"/>
+              <w:bottom w:val="single" w:color="BFC7C5" w:sz="4"/>
+              <w:right w:val="single" w:color="BFC7C5" w:sz="4"/>
+            </w:tcBorders>
+            <w:tcMar>
+              <w:top w:type="dxa" w:w="60"/>
+              <w:left w:type="dxa" w:w="100"/>
+              <w:bottom w:type="dxa" w:w="60"/>
+              <w:right w:type="dxa" w:w="100"/>
+            </w:tcMar>
+          </w:tcPr>
+          <w:p>
+            <w:pPr>
+              <w:spacing w:after="20"/>
+            </w:pPr>
+            <w:r>
+              <w:rPr>
+                <w:rFonts w:ascii="Arial" w:cs="Arial" w:eastAsia="Arial" w:hAnsi="Arial"/>
+              </w:rPr>
+              <w:t xml:space="preserve">CS-00</w:t>
+            </w:r>
+          </w:p>
+        </w:tc>
+      </w:tr>
+      <w:tr>
+        <w:tc>
+          <w:tcPr>
+            <w:tcW w:type="dxa" w:w="964"/>
+            <w:tcBorders>
+              <w:top w:val="single" w:color="BFC7C5" w:sz="4"/>
+              <w:left w:val="single" w:color="BFC7C5" w:sz="4"/>
+              <w:bottom w:val="single" w:color="BFC7C5" w:sz="4"/>
+              <w:right w:val="single" w:color="BFC7C5" w:sz="4"/>
+            </w:tcBorders>
+            <w:tcMar>
+              <w:top w:type="dxa" w:w="60"/>
+              <w:left w:type="dxa" w:w="100"/>
+              <w:bottom w:type="dxa" w:w="60"/>
+              <w:right w:type="dxa" w:w="100"/>
+            </w:tcMar>
+          </w:tcPr>
+          <w:p>
+            <w:pPr>
+              <w:spacing w:after="20"/>
+            </w:pPr>
+            <w:r>
+              <w:rPr>
+                <w:rFonts w:ascii="Arial" w:cs="Arial" w:eastAsia="Arial" w:hAnsi="Arial"/>
+              </w:rPr>
+              <w:t xml:space="preserve">CS-17</w:t>
+            </w:r>
+          </w:p>
+        </w:tc>
+        <w:tc>
+          <w:tcPr>
+            <w:tcW w:type="dxa" w:w="3470"/>
+            <w:tcBorders>
+              <w:top w:val="single" w:color="BFC7C5" w:sz="4"/>
+              <w:left w:val="single" w:color="BFC7C5" w:sz="4"/>
+              <w:bottom w:val="single" w:color="BFC7C5" w:sz="4"/>
+              <w:right w:val="single" w:color="BFC7C5" w:sz="4"/>
+            </w:tcBorders>
+            <w:tcMar>
+              <w:top w:type="dxa" w:w="60"/>
+              <w:left w:type="dxa" w:w="100"/>
+              <w:bottom w:type="dxa" w:w="60"/>
+              <w:right w:type="dxa" w:w="100"/>
+            </w:tcMar>
+          </w:tcPr>
+          <w:p>
+            <w:pPr>
+              <w:spacing w:after="20"/>
+            </w:pPr>
+            <w:r>
+              <w:rPr>
+                <w:rFonts w:ascii="Arial" w:cs="Arial" w:eastAsia="Arial" w:hAnsi="Arial"/>
+              </w:rPr>
+              <w:t xml:space="preserve">Đường ống dựng một lượt trong worker (SP-02, SP-03): OffscreenCanvas, ImageBitmap chuyển quyền, Blob suốt đường ống, bỏ data URL ở renderPage.</w:t>
+            </w:r>
+          </w:p>
+        </w:tc>
+        <w:tc>
+          <w:tcPr>
+            <w:tcW w:type="dxa" w:w="1735"/>
+            <w:tcBorders>
+              <w:top w:val="single" w:color="BFC7C5" w:sz="4"/>
+              <w:left w:val="single" w:color="BFC7C5" w:sz="4"/>
+              <w:bottom w:val="single" w:color="BFC7C5" w:sz="4"/>
+              <w:right w:val="single" w:color="BFC7C5" w:sz="4"/>
+            </w:tcBorders>
+            <w:tcMar>
+              <w:top w:type="dxa" w:w="60"/>
+              <w:left w:type="dxa" w:w="100"/>
+              <w:bottom w:type="dxa" w:w="60"/>
+              <w:right w:type="dxa" w:w="100"/>
+            </w:tcMar>
+          </w:tcPr>
+          <w:p>
+            <w:pPr>
+              <w:spacing w:after="20"/>
+            </w:pPr>
+            <w:r>
+              <w:rPr>
+                <w:rFonts w:ascii="Arial" w:cs="Arial" w:eastAsia="Arial" w:hAnsi="Arial"/>
+              </w:rPr>
+              <w:t xml:space="preserve">lib/pool.worker.ts, lib/image.ts, lib/pipeline/steps.ts</w:t>
+            </w:r>
+          </w:p>
+        </w:tc>
+        <w:tc>
+          <w:tcPr>
+            <w:tcW w:type="dxa" w:w="2120"/>
+            <w:tcBorders>
+              <w:top w:val="single" w:color="BFC7C5" w:sz="4"/>
+              <w:left w:val="single" w:color="BFC7C5" w:sz="4"/>
+              <w:bottom w:val="single" w:color="BFC7C5" w:sz="4"/>
+              <w:right w:val="single" w:color="BFC7C5" w:sz="4"/>
+            </w:tcBorders>
+            <w:tcMar>
+              <w:top w:type="dxa" w:w="60"/>
+              <w:left w:type="dxa" w:w="100"/>
+              <w:bottom w:type="dxa" w:w="60"/>
+              <w:right w:type="dxa" w:w="100"/>
+            </w:tcMar>
+          </w:tcPr>
+          <w:p>
+            <w:pPr>
+              <w:spacing w:after="20"/>
+            </w:pPr>
+            <w:r>
+              <w:rPr>
+                <w:rFonts w:ascii="Arial" w:cs="Arial" w:eastAsia="Arial" w:hAnsi="Arial"/>
+              </w:rPr>
+              <w:t xml:space="preserve">Không long task &gt; 50 ms khi dựng; heap 20 trang không tăng</w:t>
+            </w:r>
+          </w:p>
+        </w:tc>
+        <w:tc>
+          <w:tcPr>
+            <w:tcW w:type="dxa" w:w="482"/>
+            <w:tcBorders>
+              <w:top w:val="single" w:color="BFC7C5" w:sz="4"/>
+              <w:left w:val="single" w:color="BFC7C5" w:sz="4"/>
+              <w:bottom w:val="single" w:color="BFC7C5" w:sz="4"/>
+              <w:right w:val="single" w:color="BFC7C5" w:sz="4"/>
+            </w:tcBorders>
+            <w:tcMar>
+              <w:top w:type="dxa" w:w="60"/>
+              <w:left w:type="dxa" w:w="100"/>
+              <w:bottom w:type="dxa" w:w="60"/>
+              <w:right w:type="dxa" w:w="100"/>
+            </w:tcMar>
+          </w:tcPr>
+          <w:p>
+            <w:pPr>
+              <w:spacing w:after="20"/>
+            </w:pPr>
+            <w:r>
+              <w:rPr>
+                <w:rFonts w:ascii="Arial" w:cs="Arial" w:eastAsia="Arial" w:hAnsi="Arial"/>
+              </w:rPr>
+              <w:t xml:space="preserve">L</w:t>
+            </w:r>
+          </w:p>
+        </w:tc>
+        <w:tc>
+          <w:tcPr>
+            <w:tcW w:type="dxa" w:w="867"/>
+            <w:tcBorders>
+              <w:top w:val="single" w:color="BFC7C5" w:sz="4"/>
+              <w:left w:val="single" w:color="BFC7C5" w:sz="4"/>
+              <w:bottom w:val="single" w:color="BFC7C5" w:sz="4"/>
+              <w:right w:val="single" w:color="BFC7C5" w:sz="4"/>
+            </w:tcBorders>
+            <w:tcMar>
+              <w:top w:type="dxa" w:w="60"/>
+              <w:left w:type="dxa" w:w="100"/>
+              <w:bottom w:type="dxa" w:w="60"/>
+              <w:right w:type="dxa" w:w="100"/>
+            </w:tcMar>
+          </w:tcPr>
+          <w:p>
+            <w:pPr>
+              <w:spacing w:after="20"/>
+            </w:pPr>
+            <w:r>
+              <w:rPr>
+                <w:rFonts w:ascii="Arial" w:cs="Arial" w:eastAsia="Arial" w:hAnsi="Arial"/>
+              </w:rPr>
+              <w:t xml:space="preserve">CS-02</w:t>
+            </w:r>
+          </w:p>
+        </w:tc>
+      </w:tr>
+      <w:tr>
+        <w:tc>
+          <w:tcPr>
+            <w:tcW w:type="dxa" w:w="964"/>
+            <w:tcBorders>
+              <w:top w:val="single" w:color="BFC7C5" w:sz="4"/>
+              <w:left w:val="single" w:color="BFC7C5" w:sz="4"/>
+              <w:bottom w:val="single" w:color="BFC7C5" w:sz="4"/>
+              <w:right w:val="single" w:color="BFC7C5" w:sz="4"/>
+            </w:tcBorders>
+            <w:tcMar>
+              <w:top w:type="dxa" w:w="60"/>
+              <w:left w:type="dxa" w:w="100"/>
+              <w:bottom w:type="dxa" w:w="60"/>
+              <w:right w:type="dxa" w:w="100"/>
+            </w:tcMar>
+          </w:tcPr>
+          <w:p>
+            <w:pPr>
+              <w:spacing w:after="20"/>
+            </w:pPr>
+            <w:r>
+              <w:rPr>
+                <w:rFonts w:ascii="Arial" w:cs="Arial" w:eastAsia="Arial" w:hAnsi="Arial"/>
+              </w:rPr>
+              <w:t xml:space="preserve">CS-18</w:t>
+            </w:r>
+          </w:p>
+        </w:tc>
+        <w:tc>
+          <w:tcPr>
+            <w:tcW w:type="dxa" w:w="3470"/>
+            <w:tcBorders>
+              <w:top w:val="single" w:color="BFC7C5" w:sz="4"/>
+              <w:left w:val="single" w:color="BFC7C5" w:sz="4"/>
+              <w:bottom w:val="single" w:color="BFC7C5" w:sz="4"/>
+              <w:right w:val="single" w:color="BFC7C5" w:sz="4"/>
+            </w:tcBorders>
+            <w:tcMar>
+              <w:top w:type="dxa" w:w="60"/>
+              <w:left w:type="dxa" w:w="100"/>
+              <w:bottom w:type="dxa" w:w="60"/>
+              <w:right w:type="dxa" w:w="100"/>
+            </w:tcMar>
+          </w:tcPr>
+          <w:p>
+            <w:pPr>
+              <w:spacing w:after="20"/>
+            </w:pPr>
+            <w:r>
+              <w:rPr>
+                <w:rFonts w:ascii="Arial" w:cs="Arial" w:eastAsia="Arial" w:hAnsi="Arial"/>
+              </w:rPr>
+              <w:t xml:space="preserve">Xem trước GPU cho mọi màn, bản đủ dựng 1 lần (SP-04); dò khung 1 lần, tin khung ngắm ổn định (SP-05); OCR sau cùng (SP-08).</w:t>
+            </w:r>
+          </w:p>
+        </w:tc>
+        <w:tc>
+          <w:tcPr>
+            <w:tcW w:type="dxa" w:w="1735"/>
+            <w:tcBorders>
+              <w:top w:val="single" w:color="BFC7C5" w:sz="4"/>
+              <w:left w:val="single" w:color="BFC7C5" w:sz="4"/>
+              <w:bottom w:val="single" w:color="BFC7C5" w:sz="4"/>
+              <w:right w:val="single" w:color="BFC7C5" w:sz="4"/>
+            </w:tcBorders>
+            <w:tcMar>
+              <w:top w:type="dxa" w:w="60"/>
+              <w:left w:type="dxa" w:w="100"/>
+              <w:bottom w:type="dxa" w:w="60"/>
+              <w:right w:type="dxa" w:w="100"/>
+            </w:tcMar>
+          </w:tcPr>
+          <w:p>
+            <w:pPr>
+              <w:spacing w:after="20"/>
+            </w:pPr>
+            <w:r>
+              <w:rPr>
+                <w:rFonts w:ascii="Arial" w:cs="Arial" w:eastAsia="Arial" w:hAnsi="Arial"/>
+              </w:rPr>
+              <w:t xml:space="preserve">lib/webgl-warp.ts, lib/filter-gl.ts, routes/scan.tsx, lib/post-capture.ts</w:t>
+            </w:r>
+          </w:p>
+        </w:tc>
+        <w:tc>
+          <w:tcPr>
+            <w:tcW w:type="dxa" w:w="2120"/>
+            <w:tcBorders>
+              <w:top w:val="single" w:color="BFC7C5" w:sz="4"/>
+              <w:left w:val="single" w:color="BFC7C5" w:sz="4"/>
+              <w:bottom w:val="single" w:color="BFC7C5" w:sz="4"/>
+              <w:right w:val="single" w:color="BFC7C5" w:sz="4"/>
+            </w:tcBorders>
+            <w:tcMar>
+              <w:top w:type="dxa" w:w="60"/>
+              <w:left w:type="dxa" w:w="100"/>
+              <w:bottom w:type="dxa" w:w="60"/>
+              <w:right w:type="dxa" w:w="100"/>
+            </w:tcMar>
+          </w:tcPr>
+          <w:p>
+            <w:pPr>
+              <w:spacing w:after="20"/>
+            </w:pPr>
+            <w:r>
+              <w:rPr>
+                <w:rFonts w:ascii="Arial" w:cs="Arial" w:eastAsia="Arial" w:hAnsi="Arial"/>
+              </w:rPr>
+              <w:t xml:space="preserve">Thumbnail đã cắt ≤ 800 ms; −1 lần dựng CPU/trang</w:t>
+            </w:r>
+          </w:p>
+        </w:tc>
+        <w:tc>
+          <w:tcPr>
+            <w:tcW w:type="dxa" w:w="482"/>
+            <w:tcBorders>
+              <w:top w:val="single" w:color="BFC7C5" w:sz="4"/>
+              <w:left w:val="single" w:color="BFC7C5" w:sz="4"/>
+              <w:bottom w:val="single" w:color="BFC7C5" w:sz="4"/>
+              <w:right w:val="single" w:color="BFC7C5" w:sz="4"/>
+            </w:tcBorders>
+            <w:tcMar>
+              <w:top w:type="dxa" w:w="60"/>
+              <w:left w:type="dxa" w:w="100"/>
+              <w:bottom w:type="dxa" w:w="60"/>
+              <w:right w:type="dxa" w:w="100"/>
+            </w:tcMar>
+          </w:tcPr>
+          <w:p>
+            <w:pPr>
+              <w:spacing w:after="20"/>
+            </w:pPr>
+            <w:r>
+              <w:rPr>
+                <w:rFonts w:ascii="Arial" w:cs="Arial" w:eastAsia="Arial" w:hAnsi="Arial"/>
+              </w:rPr>
+              <w:t xml:space="preserve">M</w:t>
+            </w:r>
+          </w:p>
+        </w:tc>
+        <w:tc>
+          <w:tcPr>
+            <w:tcW w:type="dxa" w:w="867"/>
+            <w:tcBorders>
+              <w:top w:val="single" w:color="BFC7C5" w:sz="4"/>
+              <w:left w:val="single" w:color="BFC7C5" w:sz="4"/>
+              <w:bottom w:val="single" w:color="BFC7C5" w:sz="4"/>
+              <w:right w:val="single" w:color="BFC7C5" w:sz="4"/>
+            </w:tcBorders>
+            <w:tcMar>
+              <w:top w:type="dxa" w:w="60"/>
+              <w:left w:type="dxa" w:w="100"/>
+              <w:bottom w:type="dxa" w:w="60"/>
+              <w:right w:type="dxa" w:w="100"/>
+            </w:tcMar>
+          </w:tcPr>
+          <w:p>
+            <w:pPr>
+              <w:spacing w:after="20"/>
+            </w:pPr>
+            <w:r>
+              <w:rPr>
+                <w:rFonts w:ascii="Arial" w:cs="Arial" w:eastAsia="Arial" w:hAnsi="Arial"/>
+              </w:rPr>
+              <w:t xml:space="preserve">CS-17</w:t>
+            </w:r>
+          </w:p>
+        </w:tc>
+      </w:tr>
+      <w:tr>
+        <w:tc>
+          <w:tcPr>
+            <w:tcW w:type="dxa" w:w="964"/>
+            <w:tcBorders>
+              <w:top w:val="single" w:color="BFC7C5" w:sz="4"/>
+              <w:left w:val="single" w:color="BFC7C5" w:sz="4"/>
+              <w:bottom w:val="single" w:color="BFC7C5" w:sz="4"/>
+              <w:right w:val="single" w:color="BFC7C5" w:sz="4"/>
+            </w:tcBorders>
+            <w:tcMar>
+              <w:top w:type="dxa" w:w="60"/>
+              <w:left w:type="dxa" w:w="100"/>
+              <w:bottom w:type="dxa" w:w="60"/>
+              <w:right w:type="dxa" w:w="100"/>
+            </w:tcMar>
+          </w:tcPr>
+          <w:p>
+            <w:pPr>
+              <w:spacing w:after="20"/>
+            </w:pPr>
+            <w:r>
+              <w:rPr>
+                <w:rFonts w:ascii="Arial" w:cs="Arial" w:eastAsia="Arial" w:hAnsi="Arial"/>
+              </w:rPr>
+              <w:t xml:space="preserve">CS-19</w:t>
+            </w:r>
+          </w:p>
+        </w:tc>
+        <w:tc>
+          <w:tcPr>
+            <w:tcW w:type="dxa" w:w="3470"/>
+            <w:tcBorders>
+              <w:top w:val="single" w:color="BFC7C5" w:sz="4"/>
+              <w:left w:val="single" w:color="BFC7C5" w:sz="4"/>
+              <w:bottom w:val="single" w:color="BFC7C5" w:sz="4"/>
+              <w:right w:val="single" w:color="BFC7C5" w:sz="4"/>
+            </w:tcBorders>
+            <w:tcMar>
+              <w:top w:type="dxa" w:w="60"/>
+              <w:left w:type="dxa" w:w="100"/>
+              <w:bottom w:type="dxa" w:w="60"/>
+              <w:right w:type="dxa" w:w="100"/>
+            </w:tcMar>
+          </w:tcPr>
+          <w:p>
+            <w:pPr>
+              <w:spacing w:after="20"/>
+            </w:pPr>
+            <w:r>
+              <w:rPr>
+                <w:rFonts w:ascii="Arial" w:cs="Arial" w:eastAsia="Arial" w:hAnsi="Arial"/>
+              </w:rPr>
+              <w:t xml:space="preserve">Ảnh tĩnh độ phân giải cao ở nền, không chặn nút (QP-01): takePhoto Android, luồng 4K iOS; thay ảnh xem trước khi về.</w:t>
+            </w:r>
+          </w:p>
+        </w:tc>
+        <w:tc>
+          <w:tcPr>
+            <w:tcW w:type="dxa" w:w="1735"/>
+            <w:tcBorders>
+              <w:top w:val="single" w:color="BFC7C5" w:sz="4"/>
+              <w:left w:val="single" w:color="BFC7C5" w:sz="4"/>
+              <w:bottom w:val="single" w:color="BFC7C5" w:sz="4"/>
+              <w:right w:val="single" w:color="BFC7C5" w:sz="4"/>
+            </w:tcBorders>
+            <w:tcMar>
+              <w:top w:type="dxa" w:w="60"/>
+              <w:left w:type="dxa" w:w="100"/>
+              <w:bottom w:type="dxa" w:w="60"/>
+              <w:right w:type="dxa" w:w="100"/>
+            </w:tcMar>
+          </w:tcPr>
+          <w:p>
+            <w:pPr>
+              <w:spacing w:after="20"/>
+            </w:pPr>
+            <w:r>
+              <w:rPr>
+                <w:rFonts w:ascii="Arial" w:cs="Arial" w:eastAsia="Arial" w:hAnsi="Arial"/>
+              </w:rPr>
+              <w:t xml:space="preserve">routes/scan.tsx, lib/fast-capture.ts, lib/capture.ts</w:t>
+            </w:r>
+          </w:p>
+        </w:tc>
+        <w:tc>
+          <w:tcPr>
+            <w:tcW w:type="dxa" w:w="2120"/>
+            <w:tcBorders>
+              <w:top w:val="single" w:color="BFC7C5" w:sz="4"/>
+              <w:left w:val="single" w:color="BFC7C5" w:sz="4"/>
+              <w:bottom w:val="single" w:color="BFC7C5" w:sz="4"/>
+              <w:right w:val="single" w:color="BFC7C5" w:sz="4"/>
+            </w:tcBorders>
+            <w:tcMar>
+              <w:top w:type="dxa" w:w="60"/>
+              <w:left w:type="dxa" w:w="100"/>
+              <w:bottom w:type="dxa" w:w="60"/>
+              <w:right w:type="dxa" w:w="100"/>
+            </w:tcMar>
+          </w:tcPr>
+          <w:p>
+            <w:pPr>
+              <w:spacing w:after="20"/>
+            </w:pPr>
+            <w:r>
+              <w:rPr>
+                <w:rFonts w:ascii="Arial" w:cs="Arial" w:eastAsia="Arial" w:hAnsi="Arial"/>
+              </w:rPr>
+              <w:t xml:space="preserve">≥ 250 dpi hiệu dụng trên A4; nhả nút ≤ 0,3 s</w:t>
+            </w:r>
+          </w:p>
+        </w:tc>
+        <w:tc>
+          <w:tcPr>
+            <w:tcW w:type="dxa" w:w="482"/>
+            <w:tcBorders>
+              <w:top w:val="single" w:color="BFC7C5" w:sz="4"/>
+              <w:left w:val="single" w:color="BFC7C5" w:sz="4"/>
+              <w:bottom w:val="single" w:color="BFC7C5" w:sz="4"/>
+              <w:right w:val="single" w:color="BFC7C5" w:sz="4"/>
+            </w:tcBorders>
+            <w:tcMar>
+              <w:top w:type="dxa" w:w="60"/>
+              <w:left w:type="dxa" w:w="100"/>
+              <w:bottom w:type="dxa" w:w="60"/>
+              <w:right w:type="dxa" w:w="100"/>
+            </w:tcMar>
+          </w:tcPr>
+          <w:p>
+            <w:pPr>
+              <w:spacing w:after="20"/>
+            </w:pPr>
+            <w:r>
+              <w:rPr>
+                <w:rFonts w:ascii="Arial" w:cs="Arial" w:eastAsia="Arial" w:hAnsi="Arial"/>
+              </w:rPr>
+              <w:t xml:space="preserve">M</w:t>
+            </w:r>
+          </w:p>
+        </w:tc>
+        <w:tc>
+          <w:tcPr>
+            <w:tcW w:type="dxa" w:w="867"/>
+            <w:tcBorders>
+              <w:top w:val="single" w:color="BFC7C5" w:sz="4"/>
+              <w:left w:val="single" w:color="BFC7C5" w:sz="4"/>
+              <w:bottom w:val="single" w:color="BFC7C5" w:sz="4"/>
+              <w:right w:val="single" w:color="BFC7C5" w:sz="4"/>
+            </w:tcBorders>
+            <w:tcMar>
+              <w:top w:type="dxa" w:w="60"/>
+              <w:left w:type="dxa" w:w="100"/>
+              <w:bottom w:type="dxa" w:w="60"/>
+              <w:right w:type="dxa" w:w="100"/>
+            </w:tcMar>
+          </w:tcPr>
+          <w:p>
+            <w:pPr>
+              <w:spacing w:after="20"/>
+            </w:pPr>
+            <w:r>
+              <w:rPr>
+                <w:rFonts w:ascii="Arial" w:cs="Arial" w:eastAsia="Arial" w:hAnsi="Arial"/>
+              </w:rPr>
+              <w:t xml:space="preserve">CS-12</w:t>
+            </w:r>
+          </w:p>
+        </w:tc>
+      </w:tr>
+      <w:tr>
+        <w:tc>
+          <w:tcPr>
+            <w:tcW w:type="dxa" w:w="964"/>
+            <w:tcBorders>
+              <w:top w:val="single" w:color="BFC7C5" w:sz="4"/>
+              <w:left w:val="single" w:color="BFC7C5" w:sz="4"/>
+              <w:bottom w:val="single" w:color="BFC7C5" w:sz="4"/>
+              <w:right w:val="single" w:color="BFC7C5" w:sz="4"/>
+            </w:tcBorders>
+            <w:tcMar>
+              <w:top w:type="dxa" w:w="60"/>
+              <w:left w:type="dxa" w:w="100"/>
+              <w:bottom w:type="dxa" w:w="60"/>
+              <w:right w:type="dxa" w:w="100"/>
+            </w:tcMar>
+          </w:tcPr>
+          <w:p>
+            <w:pPr>
+              <w:spacing w:after="20"/>
+            </w:pPr>
+            <w:r>
+              <w:rPr>
+                <w:rFonts w:ascii="Arial" w:cs="Arial" w:eastAsia="Arial" w:hAnsi="Arial"/>
+              </w:rPr>
+              <w:t xml:space="preserve">CS-20</w:t>
+            </w:r>
+          </w:p>
+        </w:tc>
+        <w:tc>
+          <w:tcPr>
+            <w:tcW w:type="dxa" w:w="3470"/>
+            <w:tcBorders>
+              <w:top w:val="single" w:color="BFC7C5" w:sz="4"/>
+              <w:left w:val="single" w:color="BFC7C5" w:sz="4"/>
+              <w:bottom w:val="single" w:color="BFC7C5" w:sz="4"/>
+              <w:right w:val="single" w:color="BFC7C5" w:sz="4"/>
+            </w:tcBorders>
+            <w:tcMar>
+              <w:top w:type="dxa" w:w="60"/>
+              <w:left w:type="dxa" w:w="100"/>
+              <w:bottom w:type="dxa" w:w="60"/>
+              <w:right w:type="dxa" w:w="100"/>
+            </w:tcMar>
+          </w:tcPr>
+          <w:p>
+            <w:pPr>
+              <w:spacing w:after="20"/>
+            </w:pPr>
+            <w:r>
+              <w:rPr>
+                <w:rFonts w:ascii="Arial" w:cs="Arial" w:eastAsia="Arial" w:hAnsi="Arial"/>
+              </w:rPr>
+              <w:t xml:space="preserve">Xuất PDF một lần nén từ ảnh gốc + tham số; khổ “Khớp ảnh” mặc định, lề 0; siêu dữ liệu (QP-03, QP-04, QP-08).</w:t>
+            </w:r>
+          </w:p>
+        </w:tc>
+        <w:tc>
+          <w:tcPr>
+            <w:tcW w:type="dxa" w:w="1735"/>
+            <w:tcBorders>
+              <w:top w:val="single" w:color="BFC7C5" w:sz="4"/>
+              <w:left w:val="single" w:color="BFC7C5" w:sz="4"/>
+              <w:bottom w:val="single" w:color="BFC7C5" w:sz="4"/>
+              <w:right w:val="single" w:color="BFC7C5" w:sz="4"/>
+            </w:tcBorders>
+            <w:tcMar>
+              <w:top w:type="dxa" w:w="60"/>
+              <w:left w:type="dxa" w:w="100"/>
+              <w:bottom w:type="dxa" w:w="60"/>
+              <w:right w:type="dxa" w:w="100"/>
+            </w:tcMar>
+          </w:tcPr>
+          <w:p>
+            <w:pPr>
+              <w:spacing w:after="20"/>
+            </w:pPr>
+            <w:r>
+              <w:rPr>
+                <w:rFonts w:ascii="Arial" w:cs="Arial" w:eastAsia="Arial" w:hAnsi="Arial"/>
+              </w:rPr>
+              <w:t xml:space="preserve">lib/files.ts, components/batch-export.tsx, lib/quick-export.ts</w:t>
+            </w:r>
+          </w:p>
+        </w:tc>
+        <w:tc>
+          <w:tcPr>
+            <w:tcW w:type="dxa" w:w="2120"/>
+            <w:tcBorders>
+              <w:top w:val="single" w:color="BFC7C5" w:sz="4"/>
+              <w:left w:val="single" w:color="BFC7C5" w:sz="4"/>
+              <w:bottom w:val="single" w:color="BFC7C5" w:sz="4"/>
+              <w:right w:val="single" w:color="BFC7C5" w:sz="4"/>
+            </w:tcBorders>
+            <w:tcMar>
+              <w:top w:type="dxa" w:w="60"/>
+              <w:left w:type="dxa" w:w="100"/>
+              <w:bottom w:type="dxa" w:w="60"/>
+              <w:right w:type="dxa" w:w="100"/>
+            </w:tcMar>
+          </w:tcPr>
+          <w:p>
+            <w:pPr>
+              <w:spacing w:after="20"/>
+            </w:pPr>
+            <w:r>
+              <w:rPr>
+                <w:rFonts w:ascii="Arial" w:cs="Arial" w:eastAsia="Arial" w:hAnsi="Arial"/>
+              </w:rPr>
+              <w:t xml:space="preserve">PDF không viền; không nén chồng; mép chữ sắc hơn bản P19 (bộ đo CS-24)</w:t>
+            </w:r>
+          </w:p>
+        </w:tc>
+        <w:tc>
+          <w:tcPr>
+            <w:tcW w:type="dxa" w:w="482"/>
+            <w:tcBorders>
+              <w:top w:val="single" w:color="BFC7C5" w:sz="4"/>
+              <w:left w:val="single" w:color="BFC7C5" w:sz="4"/>
+              <w:bottom w:val="single" w:color="BFC7C5" w:sz="4"/>
+              <w:right w:val="single" w:color="BFC7C5" w:sz="4"/>
+            </w:tcBorders>
+            <w:tcMar>
+              <w:top w:type="dxa" w:w="60"/>
+              <w:left w:type="dxa" w:w="100"/>
+              <w:bottom w:type="dxa" w:w="60"/>
+              <w:right w:type="dxa" w:w="100"/>
+            </w:tcMar>
+          </w:tcPr>
+          <w:p>
+            <w:pPr>
+              <w:spacing w:after="20"/>
+            </w:pPr>
+            <w:r>
+              <w:rPr>
+                <w:rFonts w:ascii="Arial" w:cs="Arial" w:eastAsia="Arial" w:hAnsi="Arial"/>
+              </w:rPr>
+              <w:t xml:space="preserve">M</w:t>
+            </w:r>
+          </w:p>
+        </w:tc>
+        <w:tc>
+          <w:tcPr>
+            <w:tcW w:type="dxa" w:w="867"/>
+            <w:tcBorders>
+              <w:top w:val="single" w:color="BFC7C5" w:sz="4"/>
+              <w:left w:val="single" w:color="BFC7C5" w:sz="4"/>
+              <w:bottom w:val="single" w:color="BFC7C5" w:sz="4"/>
+              <w:right w:val="single" w:color="BFC7C5" w:sz="4"/>
+            </w:tcBorders>
+            <w:tcMar>
+              <w:top w:type="dxa" w:w="60"/>
+              <w:left w:type="dxa" w:w="100"/>
+              <w:bottom w:type="dxa" w:w="60"/>
+              <w:right w:type="dxa" w:w="100"/>
+            </w:tcMar>
+          </w:tcPr>
+          <w:p>
+            <w:pPr>
+              <w:spacing w:after="20"/>
+            </w:pPr>
+            <w:r>
+              <w:rPr>
+                <w:rFonts w:ascii="Arial" w:cs="Arial" w:eastAsia="Arial" w:hAnsi="Arial"/>
+              </w:rPr>
+              <w:t xml:space="preserve">CS-16</w:t>
+            </w:r>
+          </w:p>
+        </w:tc>
+      </w:tr>
+      <w:tr>
+        <w:tc>
+          <w:tcPr>
+            <w:tcW w:type="dxa" w:w="964"/>
+            <w:tcBorders>
+              <w:top w:val="single" w:color="BFC7C5" w:sz="4"/>
+              <w:left w:val="single" w:color="BFC7C5" w:sz="4"/>
+              <w:bottom w:val="single" w:color="BFC7C5" w:sz="4"/>
+              <w:right w:val="single" w:color="BFC7C5" w:sz="4"/>
+            </w:tcBorders>
+            <w:tcMar>
+              <w:top w:type="dxa" w:w="60"/>
+              <w:left w:type="dxa" w:w="100"/>
+              <w:bottom w:type="dxa" w:w="60"/>
+              <w:right w:type="dxa" w:w="100"/>
+            </w:tcMar>
+          </w:tcPr>
+          <w:p>
+            <w:pPr>
+              <w:spacing w:after="20"/>
+            </w:pPr>
+            <w:r>
+              <w:rPr>
+                <w:rFonts w:ascii="Arial" w:cs="Arial" w:eastAsia="Arial" w:hAnsi="Arial"/>
+              </w:rPr>
+              <w:t xml:space="preserve">CS-21</w:t>
+            </w:r>
+          </w:p>
+        </w:tc>
+        <w:tc>
+          <w:tcPr>
+            <w:tcW w:type="dxa" w:w="3470"/>
+            <w:tcBorders>
+              <w:top w:val="single" w:color="BFC7C5" w:sz="4"/>
+              <w:left w:val="single" w:color="BFC7C5" w:sz="4"/>
+              <w:bottom w:val="single" w:color="BFC7C5" w:sz="4"/>
+              <w:right w:val="single" w:color="BFC7C5" w:sz="4"/>
+            </w:tcBorders>
+            <w:tcMar>
+              <w:top w:type="dxa" w:w="60"/>
+              <w:left w:type="dxa" w:w="100"/>
+              <w:bottom w:type="dxa" w:w="60"/>
+              <w:right w:type="dxa" w:w="100"/>
+            </w:tcMar>
+          </w:tcPr>
+          <w:p>
+            <w:pPr>
+              <w:spacing w:after="20"/>
+            </w:pPr>
+            <w:r>
+              <w:rPr>
+                <w:rFonts w:ascii="Arial" w:cs="Arial" w:eastAsia="Arial" w:hAnsi="Arial"/>
+              </w:rPr>
+              <w:t xml:space="preserve">Định dạng theo loại trang (QP-05, QP-06): Đen trắng 1-bit 300 dpi Sauvola + G4; Xám 1 kênh; Màu JPEG 4:4:4 khi có mực màu; 3 hồ sơ Nhỏ/Chuẩn/Cao theo bảng 11.3.</w:t>
+            </w:r>
+          </w:p>
+        </w:tc>
+        <w:tc>
+          <w:tcPr>
+            <w:tcW w:type="dxa" w:w="1735"/>
+            <w:tcBorders>
+              <w:top w:val="single" w:color="BFC7C5" w:sz="4"/>
+              <w:left w:val="single" w:color="BFC7C5" w:sz="4"/>
+              <w:bottom w:val="single" w:color="BFC7C5" w:sz="4"/>
+              <w:right w:val="single" w:color="BFC7C5" w:sz="4"/>
+            </w:tcBorders>
+            <w:tcMar>
+              <w:top w:type="dxa" w:w="60"/>
+              <w:left w:type="dxa" w:w="100"/>
+              <w:bottom w:type="dxa" w:w="60"/>
+              <w:right w:type="dxa" w:w="100"/>
+            </w:tcMar>
+          </w:tcPr>
+          <w:p>
+            <w:pPr>
+              <w:spacing w:after="20"/>
+            </w:pPr>
+            <w:r>
+              <w:rPr>
+                <w:rFonts w:ascii="Arial" w:cs="Arial" w:eastAsia="Arial" w:hAnsi="Arial"/>
+              </w:rPr>
+              <w:t xml:space="preserve">lib/files.ts, lib/content-crop.ts, lib/pixels.ts</w:t>
+            </w:r>
+          </w:p>
+        </w:tc>
+        <w:tc>
+          <w:tcPr>
+            <w:tcW w:type="dxa" w:w="2120"/>
+            <w:tcBorders>
+              <w:top w:val="single" w:color="BFC7C5" w:sz="4"/>
+              <w:left w:val="single" w:color="BFC7C5" w:sz="4"/>
+              <w:bottom w:val="single" w:color="BFC7C5" w:sz="4"/>
+              <w:right w:val="single" w:color="BFC7C5" w:sz="4"/>
+            </w:tcBorders>
+            <w:tcMar>
+              <w:top w:type="dxa" w:w="60"/>
+              <w:left w:type="dxa" w:w="100"/>
+              <w:bottom w:type="dxa" w:w="60"/>
+              <w:right w:type="dxa" w:w="100"/>
+            </w:tcMar>
+          </w:tcPr>
+          <w:p>
+            <w:pPr>
+              <w:spacing w:after="20"/>
+            </w:pPr>
+            <w:r>
+              <w:rPr>
+                <w:rFonts w:ascii="Arial" w:cs="Arial" w:eastAsia="Arial" w:hAnsi="Arial"/>
+              </w:rPr>
+              <w:t xml:space="preserve">Dung lượng đạt bảng 11.3; chữ mảnh không đứt</w:t>
+            </w:r>
+          </w:p>
+        </w:tc>
+        <w:tc>
+          <w:tcPr>
+            <w:tcW w:type="dxa" w:w="482"/>
+            <w:tcBorders>
+              <w:top w:val="single" w:color="BFC7C5" w:sz="4"/>
+              <w:left w:val="single" w:color="BFC7C5" w:sz="4"/>
+              <w:bottom w:val="single" w:color="BFC7C5" w:sz="4"/>
+              <w:right w:val="single" w:color="BFC7C5" w:sz="4"/>
+            </w:tcBorders>
+            <w:tcMar>
+              <w:top w:type="dxa" w:w="60"/>
+              <w:left w:type="dxa" w:w="100"/>
+              <w:bottom w:type="dxa" w:w="60"/>
+              <w:right w:type="dxa" w:w="100"/>
+            </w:tcMar>
+          </w:tcPr>
+          <w:p>
+            <w:pPr>
+              <w:spacing w:after="20"/>
+            </w:pPr>
+            <w:r>
+              <w:rPr>
+                <w:rFonts w:ascii="Arial" w:cs="Arial" w:eastAsia="Arial" w:hAnsi="Arial"/>
+              </w:rPr>
+              <w:t xml:space="preserve">M</w:t>
+            </w:r>
+          </w:p>
+        </w:tc>
+        <w:tc>
+          <w:tcPr>
+            <w:tcW w:type="dxa" w:w="867"/>
+            <w:tcBorders>
+              <w:top w:val="single" w:color="BFC7C5" w:sz="4"/>
+              <w:left w:val="single" w:color="BFC7C5" w:sz="4"/>
+              <w:bottom w:val="single" w:color="BFC7C5" w:sz="4"/>
+              <w:right w:val="single" w:color="BFC7C5" w:sz="4"/>
+            </w:tcBorders>
+            <w:tcMar>
+              <w:top w:type="dxa" w:w="60"/>
+              <w:left w:type="dxa" w:w="100"/>
+              <w:bottom w:type="dxa" w:w="60"/>
+              <w:right w:type="dxa" w:w="100"/>
+            </w:tcMar>
+          </w:tcPr>
+          <w:p>
+            <w:pPr>
+              <w:spacing w:after="20"/>
+            </w:pPr>
+            <w:r>
+              <w:rPr>
+                <w:rFonts w:ascii="Arial" w:cs="Arial" w:eastAsia="Arial" w:hAnsi="Arial"/>
+              </w:rPr>
+              <w:t xml:space="preserve">CS-20</w:t>
+            </w:r>
+          </w:p>
+        </w:tc>
+      </w:tr>
+      <w:tr>
+        <w:tc>
+          <w:tcPr>
+            <w:tcW w:type="dxa" w:w="964"/>
+            <w:tcBorders>
+              <w:top w:val="single" w:color="BFC7C5" w:sz="4"/>
+              <w:left w:val="single" w:color="BFC7C5" w:sz="4"/>
+              <w:bottom w:val="single" w:color="BFC7C5" w:sz="4"/>
+              <w:right w:val="single" w:color="BFC7C5" w:sz="4"/>
+            </w:tcBorders>
+            <w:tcMar>
+              <w:top w:type="dxa" w:w="60"/>
+              <w:left w:type="dxa" w:w="100"/>
+              <w:bottom w:type="dxa" w:w="60"/>
+              <w:right w:type="dxa" w:w="100"/>
+            </w:tcMar>
+          </w:tcPr>
+          <w:p>
+            <w:pPr>
+              <w:spacing w:after="20"/>
+            </w:pPr>
+            <w:r>
+              <w:rPr>
+                <w:rFonts w:ascii="Arial" w:cs="Arial" w:eastAsia="Arial" w:hAnsi="Arial"/>
+              </w:rPr>
+              <w:t xml:space="preserve">CS-22</w:t>
+            </w:r>
+          </w:p>
+        </w:tc>
+        <w:tc>
+          <w:tcPr>
+            <w:tcW w:type="dxa" w:w="3470"/>
+            <w:tcBorders>
+              <w:top w:val="single" w:color="BFC7C5" w:sz="4"/>
+              <w:left w:val="single" w:color="BFC7C5" w:sz="4"/>
+              <w:bottom w:val="single" w:color="BFC7C5" w:sz="4"/>
+              <w:right w:val="single" w:color="BFC7C5" w:sz="4"/>
+            </w:tcBorders>
+            <w:tcMar>
+              <w:top w:type="dxa" w:w="60"/>
+              <w:left w:type="dxa" w:w="100"/>
+              <w:bottom w:type="dxa" w:w="60"/>
+              <w:right w:type="dxa" w:w="100"/>
+            </w:tcMar>
+          </w:tcPr>
+          <w:p>
+            <w:pPr>
+              <w:spacing w:after="20"/>
+            </w:pPr>
+            <w:r>
+              <w:rPr>
+                <w:rFonts w:ascii="Arial" w:cs="Arial" w:eastAsia="Arial" w:hAnsi="Arial"/>
+              </w:rPr>
+              <w:t xml:space="preserve">PDF “HD nhẹ” (MRC): tách lớp chữ 1-bit 300 dpi và nền JPEG 150 dpi; giữ dấu đỏ, chữ ký, ảnh màu.</w:t>
+            </w:r>
+          </w:p>
+        </w:tc>
+        <w:tc>
+          <w:tcPr>
+            <w:tcW w:type="dxa" w:w="1735"/>
+            <w:tcBorders>
+              <w:top w:val="single" w:color="BFC7C5" w:sz="4"/>
+              <w:left w:val="single" w:color="BFC7C5" w:sz="4"/>
+              <w:bottom w:val="single" w:color="BFC7C5" w:sz="4"/>
+              <w:right w:val="single" w:color="BFC7C5" w:sz="4"/>
+            </w:tcBorders>
+            <w:tcMar>
+              <w:top w:type="dxa" w:w="60"/>
+              <w:left w:type="dxa" w:w="100"/>
+              <w:bottom w:type="dxa" w:w="60"/>
+              <w:right w:type="dxa" w:w="100"/>
+            </w:tcMar>
+          </w:tcPr>
+          <w:p>
+            <w:pPr>
+              <w:spacing w:after="20"/>
+            </w:pPr>
+            <w:r>
+              <w:rPr>
+                <w:rFonts w:ascii="Arial" w:cs="Arial" w:eastAsia="Arial" w:hAnsi="Arial"/>
+              </w:rPr>
+              <w:t xml:space="preserve">lib/pdf-mrc.ts (MỚI), lib/files.ts</w:t>
+            </w:r>
+          </w:p>
+        </w:tc>
+        <w:tc>
+          <w:tcPr>
+            <w:tcW w:type="dxa" w:w="2120"/>
+            <w:tcBorders>
+              <w:top w:val="single" w:color="BFC7C5" w:sz="4"/>
+              <w:left w:val="single" w:color="BFC7C5" w:sz="4"/>
+              <w:bottom w:val="single" w:color="BFC7C5" w:sz="4"/>
+              <w:right w:val="single" w:color="BFC7C5" w:sz="4"/>
+            </w:tcBorders>
+            <w:tcMar>
+              <w:top w:type="dxa" w:w="60"/>
+              <w:left w:type="dxa" w:w="100"/>
+              <w:bottom w:type="dxa" w:w="60"/>
+              <w:right w:type="dxa" w:w="100"/>
+            </w:tcMar>
+          </w:tcPr>
+          <w:p>
+            <w:pPr>
+              <w:spacing w:after="20"/>
+            </w:pPr>
+            <w:r>
+              <w:rPr>
+                <w:rFonts w:ascii="Arial" w:cs="Arial" w:eastAsia="Arial" w:hAnsi="Arial"/>
+              </w:rPr>
+              <w:t xml:space="preserve">≤ 250 KB/trang; chữ sắc như bản in; OCR ≥ bản Cam</w:t>
+            </w:r>
+          </w:p>
+        </w:tc>
+        <w:tc>
+          <w:tcPr>
+            <w:tcW w:type="dxa" w:w="482"/>
+            <w:tcBorders>
+              <w:top w:val="single" w:color="BFC7C5" w:sz="4"/>
+              <w:left w:val="single" w:color="BFC7C5" w:sz="4"/>
+              <w:bottom w:val="single" w:color="BFC7C5" w:sz="4"/>
+              <w:right w:val="single" w:color="BFC7C5" w:sz="4"/>
+            </w:tcBorders>
+            <w:tcMar>
+              <w:top w:type="dxa" w:w="60"/>
+              <w:left w:type="dxa" w:w="100"/>
+              <w:bottom w:type="dxa" w:w="60"/>
+              <w:right w:type="dxa" w:w="100"/>
+            </w:tcMar>
+          </w:tcPr>
+          <w:p>
+            <w:pPr>
+              <w:spacing w:after="20"/>
+            </w:pPr>
+            <w:r>
+              <w:rPr>
+                <w:rFonts w:ascii="Arial" w:cs="Arial" w:eastAsia="Arial" w:hAnsi="Arial"/>
+              </w:rPr>
+              <w:t xml:space="preserve">L</w:t>
+            </w:r>
+          </w:p>
+        </w:tc>
+        <w:tc>
+          <w:tcPr>
+            <w:tcW w:type="dxa" w:w="867"/>
+            <w:tcBorders>
+              <w:top w:val="single" w:color="BFC7C5" w:sz="4"/>
+              <w:left w:val="single" w:color="BFC7C5" w:sz="4"/>
+              <w:bottom w:val="single" w:color="BFC7C5" w:sz="4"/>
+              <w:right w:val="single" w:color="BFC7C5" w:sz="4"/>
+            </w:tcBorders>
+            <w:tcMar>
+              <w:top w:type="dxa" w:w="60"/>
+              <w:left w:type="dxa" w:w="100"/>
+              <w:bottom w:type="dxa" w:w="60"/>
+              <w:right w:type="dxa" w:w="100"/>
+            </w:tcMar>
+          </w:tcPr>
+          <w:p>
+            <w:pPr>
+              <w:spacing w:after="20"/>
+            </w:pPr>
+            <w:r>
+              <w:rPr>
+                <w:rFonts w:ascii="Arial" w:cs="Arial" w:eastAsia="Arial" w:hAnsi="Arial"/>
+              </w:rPr>
+              <w:t xml:space="preserve">CS-21</w:t>
+            </w:r>
+          </w:p>
+        </w:tc>
+      </w:tr>
+      <w:tr>
+        <w:tc>
+          <w:tcPr>
+            <w:tcW w:type="dxa" w:w="964"/>
+            <w:tcBorders>
+              <w:top w:val="single" w:color="BFC7C5" w:sz="4"/>
+              <w:left w:val="single" w:color="BFC7C5" w:sz="4"/>
+              <w:bottom w:val="single" w:color="BFC7C5" w:sz="4"/>
+              <w:right w:val="single" w:color="BFC7C5" w:sz="4"/>
+            </w:tcBorders>
+            <w:tcMar>
+              <w:top w:type="dxa" w:w="60"/>
+              <w:left w:type="dxa" w:w="100"/>
+              <w:bottom w:type="dxa" w:w="60"/>
+              <w:right w:type="dxa" w:w="100"/>
+            </w:tcMar>
+          </w:tcPr>
+          <w:p>
+            <w:pPr>
+              <w:spacing w:after="20"/>
+            </w:pPr>
+            <w:r>
+              <w:rPr>
+                <w:rFonts w:ascii="Arial" w:cs="Arial" w:eastAsia="Arial" w:hAnsi="Arial"/>
+              </w:rPr>
+              <w:t xml:space="preserve">CS-23</w:t>
+            </w:r>
+          </w:p>
+        </w:tc>
+        <w:tc>
+          <w:tcPr>
+            <w:tcW w:type="dxa" w:w="3470"/>
+            <w:tcBorders>
+              <w:top w:val="single" w:color="BFC7C5" w:sz="4"/>
+              <w:left w:val="single" w:color="BFC7C5" w:sz="4"/>
+              <w:bottom w:val="single" w:color="BFC7C5" w:sz="4"/>
+              <w:right w:val="single" w:color="BFC7C5" w:sz="4"/>
+            </w:tcBorders>
+            <w:tcMar>
+              <w:top w:type="dxa" w:w="60"/>
+              <w:left w:type="dxa" w:w="100"/>
+              <w:bottom w:type="dxa" w:w="60"/>
+              <w:right w:type="dxa" w:w="100"/>
+            </w:tcMar>
+          </w:tcPr>
+          <w:p>
+            <w:pPr>
+              <w:spacing w:after="20"/>
+            </w:pPr>
+            <w:r>
+              <w:rPr>
+                <w:rFonts w:ascii="Arial" w:cs="Arial" w:eastAsia="Arial" w:hAnsi="Arial"/>
+              </w:rPr>
+              <w:t xml:space="preserve">Bộ lọc đầy đủ bằng WebGL2/WASM SIMD (SP-07) cho flatten, CLAHE, Sauvola, khử nhiễu.</w:t>
+            </w:r>
+          </w:p>
+        </w:tc>
+        <w:tc>
+          <w:tcPr>
+            <w:tcW w:type="dxa" w:w="1735"/>
+            <w:tcBorders>
+              <w:top w:val="single" w:color="BFC7C5" w:sz="4"/>
+              <w:left w:val="single" w:color="BFC7C5" w:sz="4"/>
+              <w:bottom w:val="single" w:color="BFC7C5" w:sz="4"/>
+              <w:right w:val="single" w:color="BFC7C5" w:sz="4"/>
+            </w:tcBorders>
+            <w:tcMar>
+              <w:top w:type="dxa" w:w="60"/>
+              <w:left w:type="dxa" w:w="100"/>
+              <w:bottom w:type="dxa" w:w="60"/>
+              <w:right w:type="dxa" w:w="100"/>
+            </w:tcMar>
+          </w:tcPr>
+          <w:p>
+            <w:pPr>
+              <w:spacing w:after="20"/>
+            </w:pPr>
+            <w:r>
+              <w:rPr>
+                <w:rFonts w:ascii="Arial" w:cs="Arial" w:eastAsia="Arial" w:hAnsi="Arial"/>
+              </w:rPr>
+              <w:t xml:space="preserve">lib/filter-gl.ts, lib/wasm/ (MỚI)</w:t>
+            </w:r>
+          </w:p>
+        </w:tc>
+        <w:tc>
+          <w:tcPr>
+            <w:tcW w:type="dxa" w:w="2120"/>
+            <w:tcBorders>
+              <w:top w:val="single" w:color="BFC7C5" w:sz="4"/>
+              <w:left w:val="single" w:color="BFC7C5" w:sz="4"/>
+              <w:bottom w:val="single" w:color="BFC7C5" w:sz="4"/>
+              <w:right w:val="single" w:color="BFC7C5" w:sz="4"/>
+            </w:tcBorders>
+            <w:tcMar>
+              <w:top w:type="dxa" w:w="60"/>
+              <w:left w:type="dxa" w:w="100"/>
+              <w:bottom w:type="dxa" w:w="60"/>
+              <w:right w:type="dxa" w:w="100"/>
+            </w:tcMar>
+          </w:tcPr>
+          <w:p>
+            <w:pPr>
+              <w:spacing w:after="20"/>
+            </w:pPr>
+            <w:r>
+              <w:rPr>
+                <w:rFonts w:ascii="Arial" w:cs="Arial" w:eastAsia="Arial" w:hAnsi="Arial"/>
+              </w:rPr>
+              <w:t xml:space="preserve">Bước lọc nhanh hơn ≥ 2×; kết quả lệch ≤ 1 mức xám</w:t>
+            </w:r>
+          </w:p>
+        </w:tc>
+        <w:tc>
+          <w:tcPr>
+            <w:tcW w:type="dxa" w:w="482"/>
+            <w:tcBorders>
+              <w:top w:val="single" w:color="BFC7C5" w:sz="4"/>
+              <w:left w:val="single" w:color="BFC7C5" w:sz="4"/>
+              <w:bottom w:val="single" w:color="BFC7C5" w:sz="4"/>
+              <w:right w:val="single" w:color="BFC7C5" w:sz="4"/>
+            </w:tcBorders>
+            <w:tcMar>
+              <w:top w:type="dxa" w:w="60"/>
+              <w:left w:type="dxa" w:w="100"/>
+              <w:bottom w:type="dxa" w:w="60"/>
+              <w:right w:type="dxa" w:w="100"/>
+            </w:tcMar>
+          </w:tcPr>
+          <w:p>
+            <w:pPr>
+              <w:spacing w:after="20"/>
+            </w:pPr>
+            <w:r>
+              <w:rPr>
+                <w:rFonts w:ascii="Arial" w:cs="Arial" w:eastAsia="Arial" w:hAnsi="Arial"/>
+              </w:rPr>
+              <w:t xml:space="preserve">L</w:t>
+            </w:r>
+          </w:p>
+        </w:tc>
+        <w:tc>
+          <w:tcPr>
+            <w:tcW w:type="dxa" w:w="867"/>
+            <w:tcBorders>
+              <w:top w:val="single" w:color="BFC7C5" w:sz="4"/>
+              <w:left w:val="single" w:color="BFC7C5" w:sz="4"/>
+              <w:bottom w:val="single" w:color="BFC7C5" w:sz="4"/>
+              <w:right w:val="single" w:color="BFC7C5" w:sz="4"/>
+            </w:tcBorders>
+            <w:tcMar>
+              <w:top w:type="dxa" w:w="60"/>
+              <w:left w:type="dxa" w:w="100"/>
+              <w:bottom w:type="dxa" w:w="60"/>
+              <w:right w:type="dxa" w:w="100"/>
+            </w:tcMar>
+          </w:tcPr>
+          <w:p>
+            <w:pPr>
+              <w:spacing w:after="20"/>
+            </w:pPr>
+            <w:r>
+              <w:rPr>
+                <w:rFonts w:ascii="Arial" w:cs="Arial" w:eastAsia="Arial" w:hAnsi="Arial"/>
+              </w:rPr>
+              <w:t xml:space="preserve">CS-17</w:t>
+            </w:r>
+          </w:p>
+        </w:tc>
+      </w:tr>
+      <w:tr>
+        <w:tc>
+          <w:tcPr>
+            <w:tcW w:type="dxa" w:w="964"/>
+            <w:tcBorders>
+              <w:top w:val="single" w:color="BFC7C5" w:sz="4"/>
+              <w:left w:val="single" w:color="BFC7C5" w:sz="4"/>
+              <w:bottom w:val="single" w:color="BFC7C5" w:sz="4"/>
+              <w:right w:val="single" w:color="BFC7C5" w:sz="4"/>
+            </w:tcBorders>
+            <w:tcMar>
+              <w:top w:type="dxa" w:w="60"/>
+              <w:left w:type="dxa" w:w="100"/>
+              <w:bottom w:type="dxa" w:w="60"/>
+              <w:right w:type="dxa" w:w="100"/>
+            </w:tcMar>
+          </w:tcPr>
+          <w:p>
+            <w:pPr>
+              <w:spacing w:after="20"/>
+            </w:pPr>
+            <w:r>
+              <w:rPr>
+                <w:rFonts w:ascii="Arial" w:cs="Arial" w:eastAsia="Arial" w:hAnsi="Arial"/>
+              </w:rPr>
+              <w:t xml:space="preserve">CS-24</w:t>
+            </w:r>
+          </w:p>
+        </w:tc>
+        <w:tc>
+          <w:tcPr>
+            <w:tcW w:type="dxa" w:w="3470"/>
+            <w:tcBorders>
+              <w:top w:val="single" w:color="BFC7C5" w:sz="4"/>
+              <w:left w:val="single" w:color="BFC7C5" w:sz="4"/>
+              <w:bottom w:val="single" w:color="BFC7C5" w:sz="4"/>
+              <w:right w:val="single" w:color="BFC7C5" w:sz="4"/>
+            </w:tcBorders>
+            <w:tcMar>
+              <w:top w:type="dxa" w:w="60"/>
+              <w:left w:type="dxa" w:w="100"/>
+              <w:bottom w:type="dxa" w:w="60"/>
+              <w:right w:type="dxa" w:w="100"/>
+            </w:tcMar>
+          </w:tcPr>
+          <w:p>
+            <w:pPr>
+              <w:spacing w:after="20"/>
+            </w:pPr>
+            <w:r>
+              <w:rPr>
+                <w:rFonts w:ascii="Arial" w:cs="Arial" w:eastAsia="Arial" w:hAnsi="Arial"/>
+              </w:rPr>
+              <w:t xml:space="preserve">Bộ đo chất lượng PDF so CamScanner (QP-09): độ sắc mép, độ đều nền, ΔE màu dấu, dung lượng, OCR; cổng chặn hồi quy khi đóng gói.</w:t>
+            </w:r>
+          </w:p>
+        </w:tc>
+        <w:tc>
+          <w:tcPr>
+            <w:tcW w:type="dxa" w:w="1735"/>
+            <w:tcBorders>
+              <w:top w:val="single" w:color="BFC7C5" w:sz="4"/>
+              <w:left w:val="single" w:color="BFC7C5" w:sz="4"/>
+              <w:bottom w:val="single" w:color="BFC7C5" w:sz="4"/>
+              <w:right w:val="single" w:color="BFC7C5" w:sz="4"/>
+            </w:tcBorders>
+            <w:tcMar>
+              <w:top w:type="dxa" w:w="60"/>
+              <w:left w:type="dxa" w:w="100"/>
+              <w:bottom w:type="dxa" w:w="60"/>
+              <w:right w:type="dxa" w:w="100"/>
+            </w:tcMar>
+          </w:tcPr>
+          <w:p>
+            <w:pPr>
+              <w:spacing w:after="20"/>
+            </w:pPr>
+            <w:r>
+              <w:rPr>
+                <w:rFonts w:ascii="Arial" w:cs="Arial" w:eastAsia="Arial" w:hAnsi="Arial"/>
+              </w:rPr>
+              <w:t xml:space="preserve">scripts/kiem-chung-pdf/ (MỚI), chat-luong.py</w:t>
+            </w:r>
+          </w:p>
+        </w:tc>
+        <w:tc>
+          <w:tcPr>
+            <w:tcW w:type="dxa" w:w="2120"/>
+            <w:tcBorders>
+              <w:top w:val="single" w:color="BFC7C5" w:sz="4"/>
+              <w:left w:val="single" w:color="BFC7C5" w:sz="4"/>
+              <w:bottom w:val="single" w:color="BFC7C5" w:sz="4"/>
+              <w:right w:val="single" w:color="BFC7C5" w:sz="4"/>
+            </w:tcBorders>
+            <w:tcMar>
+              <w:top w:type="dxa" w:w="60"/>
+              <w:left w:type="dxa" w:w="100"/>
+              <w:bottom w:type="dxa" w:w="60"/>
+              <w:right w:type="dxa" w:w="100"/>
+            </w:tcMar>
+          </w:tcPr>
+          <w:p>
+            <w:pPr>
+              <w:spacing w:after="20"/>
+            </w:pPr>
+            <w:r>
+              <w:rPr>
+                <w:rFonts w:ascii="Arial" w:cs="Arial" w:eastAsia="Arial" w:hAnsi="Arial"/>
+              </w:rPr>
+              <w:t xml:space="preserve">Báo cáo điểm từng trang NB/V1/V13/Q; cổng chạy trong dong-goi.sh</w:t>
+            </w:r>
+          </w:p>
+        </w:tc>
+        <w:tc>
+          <w:tcPr>
+            <w:tcW w:type="dxa" w:w="482"/>
+            <w:tcBorders>
+              <w:top w:val="single" w:color="BFC7C5" w:sz="4"/>
+              <w:left w:val="single" w:color="BFC7C5" w:sz="4"/>
+              <w:bottom w:val="single" w:color="BFC7C5" w:sz="4"/>
+              <w:right w:val="single" w:color="BFC7C5" w:sz="4"/>
+            </w:tcBorders>
+            <w:tcMar>
+              <w:top w:type="dxa" w:w="60"/>
+              <w:left w:type="dxa" w:w="100"/>
+              <w:bottom w:type="dxa" w:w="60"/>
+              <w:right w:type="dxa" w:w="100"/>
+            </w:tcMar>
+          </w:tcPr>
+          <w:p>
+            <w:pPr>
+              <w:spacing w:after="20"/>
+            </w:pPr>
+            <w:r>
+              <w:rPr>
+                <w:rFonts w:ascii="Arial" w:cs="Arial" w:eastAsia="Arial" w:hAnsi="Arial"/>
+              </w:rPr>
+              <w:t xml:space="preserve">S</w:t>
+            </w:r>
+          </w:p>
+        </w:tc>
+        <w:tc>
+          <w:tcPr>
+            <w:tcW w:type="dxa" w:w="867"/>
+            <w:tcBorders>
+              <w:top w:val="single" w:color="BFC7C5" w:sz="4"/>
+              <w:left w:val="single" w:color="BFC7C5" w:sz="4"/>
+              <w:bottom w:val="single" w:color="BFC7C5" w:sz="4"/>
+              <w:right w:val="single" w:color="BFC7C5" w:sz="4"/>
+            </w:tcBorders>
+            <w:tcMar>
+              <w:top w:type="dxa" w:w="60"/>
+              <w:left w:type="dxa" w:w="100"/>
+              <w:bottom w:type="dxa" w:w="60"/>
+              <w:right w:type="dxa" w:w="100"/>
+            </w:tcMar>
+          </w:tcPr>
+          <w:p>
+            <w:pPr>
+              <w:spacing w:after="20"/>
+            </w:pPr>
+            <w:r>
+              <w:rPr>
+                <w:rFonts w:ascii="Arial" w:cs="Arial" w:eastAsia="Arial" w:hAnsi="Arial"/>
+              </w:rPr>
+              <w:t xml:space="preserve">CS-20</w:t>
             </w:r>
           </w:p>
         </w:tc>
@@ -19539,7 +25810,7 @@
         <w:rPr>
           <w:rFonts w:ascii="Arial" w:cs="Arial" w:eastAsia="Arial" w:hAnsi="Arial"/>
         </w:rPr>
-        <w:t xml:space="preserve">11.8 Thứ tự đề xuất theo phiên</w:t>
+        <w:t xml:space="preserve">12.8 Thứ tự đề xuất theo phiên</w:t>
       </w:r>
     </w:p>
     <w:tbl>
@@ -19747,7 +26018,7 @@
               <w:rPr>
                 <w:rFonts w:ascii="Arial" w:cs="Arial" w:eastAsia="Arial" w:hAnsi="Arial"/>
               </w:rPr>
-              <w:t xml:space="preserve">Đăng nhập Google được; sao lưu có ảnh thật; có số đo gốc của hành trình chụp</w:t>
+              <w:t xml:space="preserve">Đăng nhập Google được; sao lưu có ảnh thật; có số đo gốc</w:t>
             </w:r>
           </w:p>
         </w:tc>
@@ -19977,7 +26248,7 @@
               <w:rPr>
                 <w:rFonts w:ascii="Arial" w:cs="Arial" w:eastAsia="Arial" w:hAnsi="Arial"/>
               </w:rPr>
-              <w:t xml:space="preserve">CS-06, CS-07</w:t>
+              <w:t xml:space="preserve">CS-16, CS-20</w:t>
             </w:r>
           </w:p>
         </w:tc>
@@ -20005,7 +26276,7 @@
               <w:rPr>
                 <w:rFonts w:ascii="Arial" w:cs="Arial" w:eastAsia="Arial" w:hAnsi="Arial"/>
               </w:rPr>
-              <w:t xml:space="preserve">Có màn Xem lại và Lọc theo lô như CamScanner</w:t>
+              <w:t xml:space="preserve">Dựng trang nhanh gần gấp đôi; PDF khớp ảnh, không viền, nén 1 lần</w:t>
             </w:r>
           </w:p>
         </w:tc>
@@ -20063,7 +26334,7 @@
               <w:rPr>
                 <w:rFonts w:ascii="Arial" w:cs="Arial" w:eastAsia="Arial" w:hAnsi="Arial"/>
               </w:rPr>
-              <w:t xml:space="preserve">CS-08, CS-09</w:t>
+              <w:t xml:space="preserve">CS-06, CS-07</w:t>
             </w:r>
           </w:p>
         </w:tc>
@@ -20091,7 +26362,7 @@
               <w:rPr>
                 <w:rFonts w:ascii="Arial" w:cs="Arial" w:eastAsia="Arial" w:hAnsi="Arial"/>
               </w:rPr>
-              <w:t xml:space="preserve">Nhãn trạng thái; kéo-thả trên điện thoại; ảnh Thêm cùng chất lượng</w:t>
+              <w:t xml:space="preserve">Có màn Xem lại và Lọc theo lô như CamScanner</w:t>
             </w:r>
           </w:p>
         </w:tc>
@@ -20149,7 +26420,7 @@
               <w:rPr>
                 <w:rFonts w:ascii="Arial" w:cs="Arial" w:eastAsia="Arial" w:hAnsi="Arial"/>
               </w:rPr>
-              <w:t xml:space="preserve">BL-02, BL-03, BL-04</w:t>
+              <w:t xml:space="preserve">CS-08, CS-09</w:t>
             </w:r>
           </w:p>
         </w:tc>
@@ -20177,7 +26448,7 @@
               <w:rPr>
                 <w:rFonts w:ascii="Arial" w:cs="Arial" w:eastAsia="Arial" w:hAnsi="Arial"/>
               </w:rPr>
-              <w:t xml:space="preserve">Không mất dữ liệu khi máy đầy bộ nhớ hoặc bật khoá PIN</w:t>
+              <w:t xml:space="preserve">Nhãn trạng thái; kéo-thả trên điện thoại; ảnh Thêm cùng chất lượng</w:t>
             </w:r>
           </w:p>
         </w:tc>
@@ -20235,7 +26506,7 @@
               <w:rPr>
                 <w:rFonts w:ascii="Arial" w:cs="Arial" w:eastAsia="Arial" w:hAnsi="Arial"/>
               </w:rPr>
-              <w:t xml:space="preserve">CS-10…CS-13</w:t>
+              <w:t xml:space="preserve">CS-17, CS-18</w:t>
             </w:r>
           </w:p>
         </w:tc>
@@ -20263,7 +26534,7 @@
               <w:rPr>
                 <w:rFonts w:ascii="Arial" w:cs="Arial" w:eastAsia="Arial" w:hAnsi="Arial"/>
               </w:rPr>
-              <w:t xml:space="preserve">Thêm trên PC qua QR; ảnh gốc nét hơn; số đo hiệu năng</w:t>
+              <w:t xml:space="preserve">Giao diện không khựng khi xử lý; xem trước tức thì</w:t>
             </w:r>
           </w:p>
         </w:tc>
@@ -20321,7 +26592,7 @@
               <w:rPr>
                 <w:rFonts w:ascii="Arial" w:cs="Arial" w:eastAsia="Arial" w:hAnsi="Arial"/>
               </w:rPr>
-              <w:t xml:space="preserve">BL-05…BL-08</w:t>
+              <w:t xml:space="preserve">CS-12, CS-19, CS-21, CS-24</w:t>
             </w:r>
           </w:p>
         </w:tc>
@@ -20349,7 +26620,7 @@
               <w:rPr>
                 <w:rFonts w:ascii="Arial" w:cs="Arial" w:eastAsia="Arial" w:hAnsi="Arial"/>
               </w:rPr>
-              <w:t xml:space="preserve">Đồng bộ mây đúng; PDF đúng</w:t>
+              <w:t xml:space="preserve">Ảnh gốc nét hơn; PDF Đen trắng 300 dpi siêu nhẹ; có bộ đo so Cam</w:t>
             </w:r>
           </w:p>
         </w:tc>
@@ -20380,6 +26651,350 @@
                 <w:rFonts w:ascii="Arial" w:cs="Arial" w:eastAsia="Arial" w:hAnsi="Arial"/>
               </w:rPr>
               <w:t xml:space="preserve">9</w:t>
+            </w:r>
+          </w:p>
+        </w:tc>
+        <w:tc>
+          <w:tcPr>
+            <w:tcW w:type="dxa" w:w="2891"/>
+            <w:tcBorders>
+              <w:top w:val="single" w:color="BFC7C5" w:sz="4"/>
+              <w:left w:val="single" w:color="BFC7C5" w:sz="4"/>
+              <w:bottom w:val="single" w:color="BFC7C5" w:sz="4"/>
+              <w:right w:val="single" w:color="BFC7C5" w:sz="4"/>
+            </w:tcBorders>
+            <w:tcMar>
+              <w:top w:type="dxa" w:w="60"/>
+              <w:left w:type="dxa" w:w="100"/>
+              <w:bottom w:type="dxa" w:w="60"/>
+              <w:right w:type="dxa" w:w="100"/>
+            </w:tcMar>
+          </w:tcPr>
+          <w:p>
+            <w:pPr>
+              <w:spacing w:after="20"/>
+            </w:pPr>
+            <w:r>
+              <w:rPr>
+                <w:rFonts w:ascii="Arial" w:cs="Arial" w:eastAsia="Arial" w:hAnsi="Arial"/>
+              </w:rPr>
+              <w:t xml:space="preserve">BL-02, BL-03, BL-04</w:t>
+            </w:r>
+          </w:p>
+        </w:tc>
+        <w:tc>
+          <w:tcPr>
+            <w:tcW w:type="dxa" w:w="5783"/>
+            <w:tcBorders>
+              <w:top w:val="single" w:color="BFC7C5" w:sz="4"/>
+              <w:left w:val="single" w:color="BFC7C5" w:sz="4"/>
+              <w:bottom w:val="single" w:color="BFC7C5" w:sz="4"/>
+              <w:right w:val="single" w:color="BFC7C5" w:sz="4"/>
+            </w:tcBorders>
+            <w:tcMar>
+              <w:top w:type="dxa" w:w="60"/>
+              <w:left w:type="dxa" w:w="100"/>
+              <w:bottom w:type="dxa" w:w="60"/>
+              <w:right w:type="dxa" w:w="100"/>
+            </w:tcMar>
+          </w:tcPr>
+          <w:p>
+            <w:pPr>
+              <w:spacing w:after="20"/>
+            </w:pPr>
+            <w:r>
+              <w:rPr>
+                <w:rFonts w:ascii="Arial" w:cs="Arial" w:eastAsia="Arial" w:hAnsi="Arial"/>
+              </w:rPr>
+              <w:t xml:space="preserve">Không mất dữ liệu khi máy đầy bộ nhớ hoặc bật khoá PIN</w:t>
+            </w:r>
+          </w:p>
+        </w:tc>
+      </w:tr>
+      <w:tr>
+        <w:tc>
+          <w:tcPr>
+            <w:tcW w:type="dxa" w:w="964"/>
+            <w:tcBorders>
+              <w:top w:val="single" w:color="BFC7C5" w:sz="4"/>
+              <w:left w:val="single" w:color="BFC7C5" w:sz="4"/>
+              <w:bottom w:val="single" w:color="BFC7C5" w:sz="4"/>
+              <w:right w:val="single" w:color="BFC7C5" w:sz="4"/>
+            </w:tcBorders>
+            <w:tcMar>
+              <w:top w:type="dxa" w:w="60"/>
+              <w:left w:type="dxa" w:w="100"/>
+              <w:bottom w:type="dxa" w:w="60"/>
+              <w:right w:type="dxa" w:w="100"/>
+            </w:tcMar>
+          </w:tcPr>
+          <w:p>
+            <w:pPr>
+              <w:spacing w:after="20"/>
+            </w:pPr>
+            <w:r>
+              <w:rPr>
+                <w:rFonts w:ascii="Arial" w:cs="Arial" w:eastAsia="Arial" w:hAnsi="Arial"/>
+              </w:rPr>
+              <w:t xml:space="preserve">10</w:t>
+            </w:r>
+          </w:p>
+        </w:tc>
+        <w:tc>
+          <w:tcPr>
+            <w:tcW w:type="dxa" w:w="2891"/>
+            <w:tcBorders>
+              <w:top w:val="single" w:color="BFC7C5" w:sz="4"/>
+              <w:left w:val="single" w:color="BFC7C5" w:sz="4"/>
+              <w:bottom w:val="single" w:color="BFC7C5" w:sz="4"/>
+              <w:right w:val="single" w:color="BFC7C5" w:sz="4"/>
+            </w:tcBorders>
+            <w:tcMar>
+              <w:top w:type="dxa" w:w="60"/>
+              <w:left w:type="dxa" w:w="100"/>
+              <w:bottom w:type="dxa" w:w="60"/>
+              <w:right w:type="dxa" w:w="100"/>
+            </w:tcMar>
+          </w:tcPr>
+          <w:p>
+            <w:pPr>
+              <w:spacing w:after="20"/>
+            </w:pPr>
+            <w:r>
+              <w:rPr>
+                <w:rFonts w:ascii="Arial" w:cs="Arial" w:eastAsia="Arial" w:hAnsi="Arial"/>
+              </w:rPr>
+              <w:t xml:space="preserve">CS-10, CS-11, CS-13</w:t>
+            </w:r>
+          </w:p>
+        </w:tc>
+        <w:tc>
+          <w:tcPr>
+            <w:tcW w:type="dxa" w:w="5783"/>
+            <w:tcBorders>
+              <w:top w:val="single" w:color="BFC7C5" w:sz="4"/>
+              <w:left w:val="single" w:color="BFC7C5" w:sz="4"/>
+              <w:bottom w:val="single" w:color="BFC7C5" w:sz="4"/>
+              <w:right w:val="single" w:color="BFC7C5" w:sz="4"/>
+            </w:tcBorders>
+            <w:tcMar>
+              <w:top w:type="dxa" w:w="60"/>
+              <w:left w:type="dxa" w:w="100"/>
+              <w:bottom w:type="dxa" w:w="60"/>
+              <w:right w:type="dxa" w:w="100"/>
+            </w:tcMar>
+          </w:tcPr>
+          <w:p>
+            <w:pPr>
+              <w:spacing w:after="20"/>
+            </w:pPr>
+            <w:r>
+              <w:rPr>
+                <w:rFonts w:ascii="Arial" w:cs="Arial" w:eastAsia="Arial" w:hAnsi="Arial"/>
+              </w:rPr>
+              <w:t xml:space="preserve">Thêm trên PC qua QR; HEIC; số đo hiệu năng tự động</w:t>
+            </w:r>
+          </w:p>
+        </w:tc>
+      </w:tr>
+      <w:tr>
+        <w:tc>
+          <w:tcPr>
+            <w:tcW w:type="dxa" w:w="964"/>
+            <w:tcBorders>
+              <w:top w:val="single" w:color="BFC7C5" w:sz="4"/>
+              <w:left w:val="single" w:color="BFC7C5" w:sz="4"/>
+              <w:bottom w:val="single" w:color="BFC7C5" w:sz="4"/>
+              <w:right w:val="single" w:color="BFC7C5" w:sz="4"/>
+            </w:tcBorders>
+            <w:tcMar>
+              <w:top w:type="dxa" w:w="60"/>
+              <w:left w:type="dxa" w:w="100"/>
+              <w:bottom w:type="dxa" w:w="60"/>
+              <w:right w:type="dxa" w:w="100"/>
+            </w:tcMar>
+          </w:tcPr>
+          <w:p>
+            <w:pPr>
+              <w:spacing w:after="20"/>
+            </w:pPr>
+            <w:r>
+              <w:rPr>
+                <w:rFonts w:ascii="Arial" w:cs="Arial" w:eastAsia="Arial" w:hAnsi="Arial"/>
+              </w:rPr>
+              <w:t xml:space="preserve">11</w:t>
+            </w:r>
+          </w:p>
+        </w:tc>
+        <w:tc>
+          <w:tcPr>
+            <w:tcW w:type="dxa" w:w="2891"/>
+            <w:tcBorders>
+              <w:top w:val="single" w:color="BFC7C5" w:sz="4"/>
+              <w:left w:val="single" w:color="BFC7C5" w:sz="4"/>
+              <w:bottom w:val="single" w:color="BFC7C5" w:sz="4"/>
+              <w:right w:val="single" w:color="BFC7C5" w:sz="4"/>
+            </w:tcBorders>
+            <w:tcMar>
+              <w:top w:type="dxa" w:w="60"/>
+              <w:left w:type="dxa" w:w="100"/>
+              <w:bottom w:type="dxa" w:w="60"/>
+              <w:right w:type="dxa" w:w="100"/>
+            </w:tcMar>
+          </w:tcPr>
+          <w:p>
+            <w:pPr>
+              <w:spacing w:after="20"/>
+            </w:pPr>
+            <w:r>
+              <w:rPr>
+                <w:rFonts w:ascii="Arial" w:cs="Arial" w:eastAsia="Arial" w:hAnsi="Arial"/>
+              </w:rPr>
+              <w:t xml:space="preserve">BL-05…BL-08</w:t>
+            </w:r>
+          </w:p>
+        </w:tc>
+        <w:tc>
+          <w:tcPr>
+            <w:tcW w:type="dxa" w:w="5783"/>
+            <w:tcBorders>
+              <w:top w:val="single" w:color="BFC7C5" w:sz="4"/>
+              <w:left w:val="single" w:color="BFC7C5" w:sz="4"/>
+              <w:bottom w:val="single" w:color="BFC7C5" w:sz="4"/>
+              <w:right w:val="single" w:color="BFC7C5" w:sz="4"/>
+            </w:tcBorders>
+            <w:tcMar>
+              <w:top w:type="dxa" w:w="60"/>
+              <w:left w:type="dxa" w:w="100"/>
+              <w:bottom w:type="dxa" w:w="60"/>
+              <w:right w:type="dxa" w:w="100"/>
+            </w:tcMar>
+          </w:tcPr>
+          <w:p>
+            <w:pPr>
+              <w:spacing w:after="20"/>
+            </w:pPr>
+            <w:r>
+              <w:rPr>
+                <w:rFonts w:ascii="Arial" w:cs="Arial" w:eastAsia="Arial" w:hAnsi="Arial"/>
+              </w:rPr>
+              <w:t xml:space="preserve">Đồng bộ mây đúng; lớp chữ PDF đúng</w:t>
+            </w:r>
+          </w:p>
+        </w:tc>
+      </w:tr>
+      <w:tr>
+        <w:tc>
+          <w:tcPr>
+            <w:tcW w:type="dxa" w:w="964"/>
+            <w:tcBorders>
+              <w:top w:val="single" w:color="BFC7C5" w:sz="4"/>
+              <w:left w:val="single" w:color="BFC7C5" w:sz="4"/>
+              <w:bottom w:val="single" w:color="BFC7C5" w:sz="4"/>
+              <w:right w:val="single" w:color="BFC7C5" w:sz="4"/>
+            </w:tcBorders>
+            <w:tcMar>
+              <w:top w:type="dxa" w:w="60"/>
+              <w:left w:type="dxa" w:w="100"/>
+              <w:bottom w:type="dxa" w:w="60"/>
+              <w:right w:type="dxa" w:w="100"/>
+            </w:tcMar>
+          </w:tcPr>
+          <w:p>
+            <w:pPr>
+              <w:spacing w:after="20"/>
+            </w:pPr>
+            <w:r>
+              <w:rPr>
+                <w:rFonts w:ascii="Arial" w:cs="Arial" w:eastAsia="Arial" w:hAnsi="Arial"/>
+              </w:rPr>
+              <w:t xml:space="preserve">12</w:t>
+            </w:r>
+          </w:p>
+        </w:tc>
+        <w:tc>
+          <w:tcPr>
+            <w:tcW w:type="dxa" w:w="2891"/>
+            <w:tcBorders>
+              <w:top w:val="single" w:color="BFC7C5" w:sz="4"/>
+              <w:left w:val="single" w:color="BFC7C5" w:sz="4"/>
+              <w:bottom w:val="single" w:color="BFC7C5" w:sz="4"/>
+              <w:right w:val="single" w:color="BFC7C5" w:sz="4"/>
+            </w:tcBorders>
+            <w:tcMar>
+              <w:top w:type="dxa" w:w="60"/>
+              <w:left w:type="dxa" w:w="100"/>
+              <w:bottom w:type="dxa" w:w="60"/>
+              <w:right w:type="dxa" w:w="100"/>
+            </w:tcMar>
+          </w:tcPr>
+          <w:p>
+            <w:pPr>
+              <w:spacing w:after="20"/>
+            </w:pPr>
+            <w:r>
+              <w:rPr>
+                <w:rFonts w:ascii="Arial" w:cs="Arial" w:eastAsia="Arial" w:hAnsi="Arial"/>
+              </w:rPr>
+              <w:t xml:space="preserve">CS-22, CS-23 (nâng cao)</w:t>
+            </w:r>
+          </w:p>
+        </w:tc>
+        <w:tc>
+          <w:tcPr>
+            <w:tcW w:type="dxa" w:w="5783"/>
+            <w:tcBorders>
+              <w:top w:val="single" w:color="BFC7C5" w:sz="4"/>
+              <w:left w:val="single" w:color="BFC7C5" w:sz="4"/>
+              <w:bottom w:val="single" w:color="BFC7C5" w:sz="4"/>
+              <w:right w:val="single" w:color="BFC7C5" w:sz="4"/>
+            </w:tcBorders>
+            <w:tcMar>
+              <w:top w:type="dxa" w:w="60"/>
+              <w:left w:type="dxa" w:w="100"/>
+              <w:bottom w:type="dxa" w:w="60"/>
+              <w:right w:type="dxa" w:w="100"/>
+            </w:tcMar>
+          </w:tcPr>
+          <w:p>
+            <w:pPr>
+              <w:spacing w:after="20"/>
+            </w:pPr>
+            <w:r>
+              <w:rPr>
+                <w:rFonts w:ascii="Arial" w:cs="Arial" w:eastAsia="Arial" w:hAnsi="Arial"/>
+              </w:rPr>
+              <w:t xml:space="preserve">PDF “HD nhẹ” (MRC); bộ lọc GPU/WASM</w:t>
+            </w:r>
+          </w:p>
+        </w:tc>
+      </w:tr>
+      <w:tr>
+        <w:tc>
+          <w:tcPr>
+            <w:tcW w:type="dxa" w:w="964"/>
+            <w:tcBorders>
+              <w:top w:val="single" w:color="BFC7C5" w:sz="4"/>
+              <w:left w:val="single" w:color="BFC7C5" w:sz="4"/>
+              <w:bottom w:val="single" w:color="BFC7C5" w:sz="4"/>
+              <w:right w:val="single" w:color="BFC7C5" w:sz="4"/>
+            </w:tcBorders>
+            <w:tcMar>
+              <w:top w:type="dxa" w:w="60"/>
+              <w:left w:type="dxa" w:w="100"/>
+              <w:bottom w:type="dxa" w:w="60"/>
+              <w:right w:type="dxa" w:w="100"/>
+            </w:tcMar>
+          </w:tcPr>
+          <w:p>
+            <w:pPr>
+              <w:spacing w:after="20"/>
+            </w:pPr>
+            <w:r>
+              <w:rPr>
+                <w:rFonts w:ascii="Arial" w:cs="Arial" w:eastAsia="Arial" w:hAnsi="Arial"/>
+              </w:rPr>
+              <w:t xml:space="preserve">13</w:t>
             </w:r>
           </w:p>
         </w:tc>
@@ -20454,7 +27069,7 @@
         <w:rPr>
           <w:rFonts w:ascii="Arial" w:cs="Arial" w:eastAsia="Arial" w:hAnsi="Arial"/>
         </w:rPr>
-        <w:t xml:space="preserve">Ước tính khoảng 9–10 phiên. Hiệu chỉnh lại sau phiên 2 theo chi phí thực. Có thể chạy song song: BL-04 và BL-06 không phụ thuộc Đợt 1.</w:t>
+        <w:t xml:space="preserve">Ước tính khoảng 13 phiên (CS-22, CS-23 có thể hoãn). Hiệu chỉnh lại sau phiên 2 theo chi phí thực. Có thể chạy song song: BL-04 và BL-06 không phụ thuộc Đợt 1.</w:t>
       </w:r>
     </w:p>
     <w:p>
@@ -20465,7 +27080,7 @@
         <w:rPr>
           <w:rFonts w:ascii="Arial" w:cs="Arial" w:eastAsia="Arial" w:hAnsi="Arial"/>
         </w:rPr>
-        <w:t xml:space="preserve">12. Tiêu chí nghiệm thu tổng</w:t>
+        <w:t xml:space="preserve">13. Tiêu chí nghiệm thu tổng</w:t>
       </w:r>
     </w:p>
     <w:tbl>
@@ -21391,6 +28006,350 @@
               <w:rPr>
                 <w:rFonts w:ascii="Arial" w:cs="Arial" w:eastAsia="Arial" w:hAnsi="Arial"/>
               </w:rPr>
+              <w:t xml:space="preserve">Dựng đủ 1 trang (máy tầm trung)</w:t>
+            </w:r>
+          </w:p>
+        </w:tc>
+        <w:tc>
+          <w:tcPr>
+            <w:tcW w:type="dxa" w:w="3470"/>
+            <w:tcBorders>
+              <w:top w:val="single" w:color="BFC7C5" w:sz="4"/>
+              <w:left w:val="single" w:color="BFC7C5" w:sz="4"/>
+              <w:bottom w:val="single" w:color="BFC7C5" w:sz="4"/>
+              <w:right w:val="single" w:color="BFC7C5" w:sz="4"/>
+            </w:tcBorders>
+            <w:tcMar>
+              <w:top w:type="dxa" w:w="60"/>
+              <w:left w:type="dxa" w:w="100"/>
+              <w:bottom w:type="dxa" w:w="60"/>
+              <w:right w:type="dxa" w:w="100"/>
+            </w:tcMar>
+          </w:tcPr>
+          <w:p>
+            <w:pPr>
+              <w:spacing w:after="20"/>
+            </w:pPr>
+            <w:r>
+              <w:rPr>
+                <w:rFonts w:ascii="Arial" w:cs="Arial" w:eastAsia="Arial" w:hAnsi="Arial"/>
+              </w:rPr>
+              <w:t xml:space="preserve">≤ 1,2 s</w:t>
+            </w:r>
+          </w:p>
+        </w:tc>
+        <w:tc>
+          <w:tcPr>
+            <w:tcW w:type="dxa" w:w="2891"/>
+            <w:tcBorders>
+              <w:top w:val="single" w:color="BFC7C5" w:sz="4"/>
+              <w:left w:val="single" w:color="BFC7C5" w:sz="4"/>
+              <w:bottom w:val="single" w:color="BFC7C5" w:sz="4"/>
+              <w:right w:val="single" w:color="BFC7C5" w:sz="4"/>
+            </w:tcBorders>
+            <w:tcMar>
+              <w:top w:type="dxa" w:w="60"/>
+              <w:left w:type="dxa" w:w="100"/>
+              <w:bottom w:type="dxa" w:w="60"/>
+              <w:right w:type="dxa" w:w="100"/>
+            </w:tcMar>
+          </w:tcPr>
+          <w:p>
+            <w:pPr>
+              <w:spacing w:after="20"/>
+            </w:pPr>
+            <w:r>
+              <w:rPr>
+                <w:rFonts w:ascii="Arial" w:cs="Arial" w:eastAsia="Arial" w:hAnsi="Arial"/>
+              </w:rPr>
+              <w:t xml:space="preserve">CS-16, CS-17</w:t>
+            </w:r>
+          </w:p>
+        </w:tc>
+      </w:tr>
+      <w:tr>
+        <w:tc>
+          <w:tcPr>
+            <w:tcW w:type="dxa" w:w="3277"/>
+            <w:tcBorders>
+              <w:top w:val="single" w:color="BFC7C5" w:sz="4"/>
+              <w:left w:val="single" w:color="BFC7C5" w:sz="4"/>
+              <w:bottom w:val="single" w:color="BFC7C5" w:sz="4"/>
+              <w:right w:val="single" w:color="BFC7C5" w:sz="4"/>
+            </w:tcBorders>
+            <w:tcMar>
+              <w:top w:type="dxa" w:w="60"/>
+              <w:left w:type="dxa" w:w="100"/>
+              <w:bottom w:type="dxa" w:w="60"/>
+              <w:right w:type="dxa" w:w="100"/>
+            </w:tcMar>
+          </w:tcPr>
+          <w:p>
+            <w:pPr>
+              <w:spacing w:after="20"/>
+            </w:pPr>
+            <w:r>
+              <w:rPr>
+                <w:rFonts w:ascii="Arial" w:cs="Arial" w:eastAsia="Arial" w:hAnsi="Arial"/>
+              </w:rPr>
+              <w:t xml:space="preserve">Độ phân giải hiệu dụng</w:t>
+            </w:r>
+          </w:p>
+        </w:tc>
+        <w:tc>
+          <w:tcPr>
+            <w:tcW w:type="dxa" w:w="3470"/>
+            <w:tcBorders>
+              <w:top w:val="single" w:color="BFC7C5" w:sz="4"/>
+              <w:left w:val="single" w:color="BFC7C5" w:sz="4"/>
+              <w:bottom w:val="single" w:color="BFC7C5" w:sz="4"/>
+              <w:right w:val="single" w:color="BFC7C5" w:sz="4"/>
+            </w:tcBorders>
+            <w:tcMar>
+              <w:top w:type="dxa" w:w="60"/>
+              <w:left w:type="dxa" w:w="100"/>
+              <w:bottom w:type="dxa" w:w="60"/>
+              <w:right w:type="dxa" w:w="100"/>
+            </w:tcMar>
+          </w:tcPr>
+          <w:p>
+            <w:pPr>
+              <w:spacing w:after="20"/>
+            </w:pPr>
+            <w:r>
+              <w:rPr>
+                <w:rFonts w:ascii="Arial" w:cs="Arial" w:eastAsia="Arial" w:hAnsi="Arial"/>
+              </w:rPr>
+              <w:t xml:space="preserve">≥ 250 dpi trên A4</w:t>
+            </w:r>
+          </w:p>
+        </w:tc>
+        <w:tc>
+          <w:tcPr>
+            <w:tcW w:type="dxa" w:w="2891"/>
+            <w:tcBorders>
+              <w:top w:val="single" w:color="BFC7C5" w:sz="4"/>
+              <w:left w:val="single" w:color="BFC7C5" w:sz="4"/>
+              <w:bottom w:val="single" w:color="BFC7C5" w:sz="4"/>
+              <w:right w:val="single" w:color="BFC7C5" w:sz="4"/>
+            </w:tcBorders>
+            <w:tcMar>
+              <w:top w:type="dxa" w:w="60"/>
+              <w:left w:type="dxa" w:w="100"/>
+              <w:bottom w:type="dxa" w:w="60"/>
+              <w:right w:type="dxa" w:w="100"/>
+            </w:tcMar>
+          </w:tcPr>
+          <w:p>
+            <w:pPr>
+              <w:spacing w:after="20"/>
+            </w:pPr>
+            <w:r>
+              <w:rPr>
+                <w:rFonts w:ascii="Arial" w:cs="Arial" w:eastAsia="Arial" w:hAnsi="Arial"/>
+              </w:rPr>
+              <w:t xml:space="preserve">CS-19</w:t>
+            </w:r>
+          </w:p>
+        </w:tc>
+      </w:tr>
+      <w:tr>
+        <w:tc>
+          <w:tcPr>
+            <w:tcW w:type="dxa" w:w="3277"/>
+            <w:tcBorders>
+              <w:top w:val="single" w:color="BFC7C5" w:sz="4"/>
+              <w:left w:val="single" w:color="BFC7C5" w:sz="4"/>
+              <w:bottom w:val="single" w:color="BFC7C5" w:sz="4"/>
+              <w:right w:val="single" w:color="BFC7C5" w:sz="4"/>
+            </w:tcBorders>
+            <w:tcMar>
+              <w:top w:type="dxa" w:w="60"/>
+              <w:left w:type="dxa" w:w="100"/>
+              <w:bottom w:type="dxa" w:w="60"/>
+              <w:right w:type="dxa" w:w="100"/>
+            </w:tcMar>
+          </w:tcPr>
+          <w:p>
+            <w:pPr>
+              <w:spacing w:after="20"/>
+            </w:pPr>
+            <w:r>
+              <w:rPr>
+                <w:rFonts w:ascii="Arial" w:cs="Arial" w:eastAsia="Arial" w:hAnsi="Arial"/>
+              </w:rPr>
+              <w:t xml:space="preserve">PDF 20 trang mức Chuẩn</w:t>
+            </w:r>
+          </w:p>
+        </w:tc>
+        <w:tc>
+          <w:tcPr>
+            <w:tcW w:type="dxa" w:w="3470"/>
+            <w:tcBorders>
+              <w:top w:val="single" w:color="BFC7C5" w:sz="4"/>
+              <w:left w:val="single" w:color="BFC7C5" w:sz="4"/>
+              <w:bottom w:val="single" w:color="BFC7C5" w:sz="4"/>
+              <w:right w:val="single" w:color="BFC7C5" w:sz="4"/>
+            </w:tcBorders>
+            <w:tcMar>
+              <w:top w:type="dxa" w:w="60"/>
+              <w:left w:type="dxa" w:w="100"/>
+              <w:bottom w:type="dxa" w:w="60"/>
+              <w:right w:type="dxa" w:w="100"/>
+            </w:tcMar>
+          </w:tcPr>
+          <w:p>
+            <w:pPr>
+              <w:spacing w:after="20"/>
+            </w:pPr>
+            <w:r>
+              <w:rPr>
+                <w:rFonts w:ascii="Arial" w:cs="Arial" w:eastAsia="Arial" w:hAnsi="Arial"/>
+              </w:rPr>
+              <w:t xml:space="preserve">≤ 3 MB màu · ≤ 1,2 MB đen trắng</w:t>
+            </w:r>
+          </w:p>
+        </w:tc>
+        <w:tc>
+          <w:tcPr>
+            <w:tcW w:type="dxa" w:w="2891"/>
+            <w:tcBorders>
+              <w:top w:val="single" w:color="BFC7C5" w:sz="4"/>
+              <w:left w:val="single" w:color="BFC7C5" w:sz="4"/>
+              <w:bottom w:val="single" w:color="BFC7C5" w:sz="4"/>
+              <w:right w:val="single" w:color="BFC7C5" w:sz="4"/>
+            </w:tcBorders>
+            <w:tcMar>
+              <w:top w:type="dxa" w:w="60"/>
+              <w:left w:type="dxa" w:w="100"/>
+              <w:bottom w:type="dxa" w:w="60"/>
+              <w:right w:type="dxa" w:w="100"/>
+            </w:tcMar>
+          </w:tcPr>
+          <w:p>
+            <w:pPr>
+              <w:spacing w:after="20"/>
+            </w:pPr>
+            <w:r>
+              <w:rPr>
+                <w:rFonts w:ascii="Arial" w:cs="Arial" w:eastAsia="Arial" w:hAnsi="Arial"/>
+              </w:rPr>
+              <w:t xml:space="preserve">CS-21</w:t>
+            </w:r>
+          </w:p>
+        </w:tc>
+      </w:tr>
+      <w:tr>
+        <w:tc>
+          <w:tcPr>
+            <w:tcW w:type="dxa" w:w="3277"/>
+            <w:tcBorders>
+              <w:top w:val="single" w:color="BFC7C5" w:sz="4"/>
+              <w:left w:val="single" w:color="BFC7C5" w:sz="4"/>
+              <w:bottom w:val="single" w:color="BFC7C5" w:sz="4"/>
+              <w:right w:val="single" w:color="BFC7C5" w:sz="4"/>
+            </w:tcBorders>
+            <w:tcMar>
+              <w:top w:type="dxa" w:w="60"/>
+              <w:left w:type="dxa" w:w="100"/>
+              <w:bottom w:type="dxa" w:w="60"/>
+              <w:right w:type="dxa" w:w="100"/>
+            </w:tcMar>
+          </w:tcPr>
+          <w:p>
+            <w:pPr>
+              <w:spacing w:after="20"/>
+            </w:pPr>
+            <w:r>
+              <w:rPr>
+                <w:rFonts w:ascii="Arial" w:cs="Arial" w:eastAsia="Arial" w:hAnsi="Arial"/>
+              </w:rPr>
+              <w:t xml:space="preserve">Chất lượng PDF so CamScanner</w:t>
+            </w:r>
+          </w:p>
+        </w:tc>
+        <w:tc>
+          <w:tcPr>
+            <w:tcW w:type="dxa" w:w="3470"/>
+            <w:tcBorders>
+              <w:top w:val="single" w:color="BFC7C5" w:sz="4"/>
+              <w:left w:val="single" w:color="BFC7C5" w:sz="4"/>
+              <w:bottom w:val="single" w:color="BFC7C5" w:sz="4"/>
+              <w:right w:val="single" w:color="BFC7C5" w:sz="4"/>
+            </w:tcBorders>
+            <w:tcMar>
+              <w:top w:type="dxa" w:w="60"/>
+              <w:left w:type="dxa" w:w="100"/>
+              <w:bottom w:type="dxa" w:w="60"/>
+              <w:right w:type="dxa" w:w="100"/>
+            </w:tcMar>
+          </w:tcPr>
+          <w:p>
+            <w:pPr>
+              <w:spacing w:after="20"/>
+            </w:pPr>
+            <w:r>
+              <w:rPr>
+                <w:rFonts w:ascii="Arial" w:cs="Arial" w:eastAsia="Arial" w:hAnsi="Arial"/>
+              </w:rPr>
+              <w:t xml:space="preserve">Độ sắc mép, nền, màu dấu, OCR ≥ bản Cam</w:t>
+            </w:r>
+          </w:p>
+        </w:tc>
+        <w:tc>
+          <w:tcPr>
+            <w:tcW w:type="dxa" w:w="2891"/>
+            <w:tcBorders>
+              <w:top w:val="single" w:color="BFC7C5" w:sz="4"/>
+              <w:left w:val="single" w:color="BFC7C5" w:sz="4"/>
+              <w:bottom w:val="single" w:color="BFC7C5" w:sz="4"/>
+              <w:right w:val="single" w:color="BFC7C5" w:sz="4"/>
+            </w:tcBorders>
+            <w:tcMar>
+              <w:top w:type="dxa" w:w="60"/>
+              <w:left w:type="dxa" w:w="100"/>
+              <w:bottom w:type="dxa" w:w="60"/>
+              <w:right w:type="dxa" w:w="100"/>
+            </w:tcMar>
+          </w:tcPr>
+          <w:p>
+            <w:pPr>
+              <w:spacing w:after="20"/>
+            </w:pPr>
+            <w:r>
+              <w:rPr>
+                <w:rFonts w:ascii="Arial" w:cs="Arial" w:eastAsia="Arial" w:hAnsi="Arial"/>
+              </w:rPr>
+              <w:t xml:space="preserve">CS-24</w:t>
+            </w:r>
+          </w:p>
+        </w:tc>
+      </w:tr>
+      <w:tr>
+        <w:tc>
+          <w:tcPr>
+            <w:tcW w:type="dxa" w:w="3277"/>
+            <w:tcBorders>
+              <w:top w:val="single" w:color="BFC7C5" w:sz="4"/>
+              <w:left w:val="single" w:color="BFC7C5" w:sz="4"/>
+              <w:bottom w:val="single" w:color="BFC7C5" w:sz="4"/>
+              <w:right w:val="single" w:color="BFC7C5" w:sz="4"/>
+            </w:tcBorders>
+            <w:tcMar>
+              <w:top w:type="dxa" w:w="60"/>
+              <w:left w:type="dxa" w:w="100"/>
+              <w:bottom w:type="dxa" w:w="60"/>
+              <w:right w:type="dxa" w:w="100"/>
+            </w:tcMar>
+          </w:tcPr>
+          <w:p>
+            <w:pPr>
+              <w:spacing w:after="20"/>
+            </w:pPr>
+            <w:r>
+              <w:rPr>
+                <w:rFonts w:ascii="Arial" w:cs="Arial" w:eastAsia="Arial" w:hAnsi="Arial"/>
+              </w:rPr>
               <w:t xml:space="preserve">Kiểm thử</w:t>
             </w:r>
           </w:p>
@@ -21461,7 +28420,7 @@
         <w:rPr>
           <w:rFonts w:ascii="Arial" w:cs="Arial" w:eastAsia="Arial" w:hAnsi="Arial"/>
         </w:rPr>
-        <w:t xml:space="preserve">13. Quy tắc thực thi mỗi hạng mục</w:t>
+        <w:t xml:space="preserve">14. Quy tắc thực thi mỗi hạng mục</w:t>
       </w:r>
     </w:p>
     <w:p>
@@ -21552,7 +28511,7 @@
         <w:rPr>
           <w:rFonts w:ascii="Arial" w:cs="Arial" w:eastAsia="Arial" w:hAnsi="Arial"/>
         </w:rPr>
-        <w:t xml:space="preserve">14. Quyết định cần bạn chốt</w:t>
+        <w:t xml:space="preserve">15. Quyết định cần bạn chốt</w:t>
       </w:r>
     </w:p>
     <w:tbl>
@@ -22392,6 +29351,178 @@
               <w:rPr>
                 <w:rFonts w:ascii="Arial" w:cs="Arial" w:eastAsia="Arial" w:hAnsi="Arial"/>
               </w:rPr>
+              <w:t xml:space="preserve">QD-10</w:t>
+            </w:r>
+          </w:p>
+        </w:tc>
+        <w:tc>
+          <w:tcPr>
+            <w:tcW w:type="dxa" w:w="4626"/>
+            <w:tcBorders>
+              <w:top w:val="single" w:color="BFC7C5" w:sz="4"/>
+              <w:left w:val="single" w:color="BFC7C5" w:sz="4"/>
+              <w:bottom w:val="single" w:color="BFC7C5" w:sz="4"/>
+              <w:right w:val="single" w:color="BFC7C5" w:sz="4"/>
+            </w:tcBorders>
+            <w:tcMar>
+              <w:top w:type="dxa" w:w="60"/>
+              <w:left w:type="dxa" w:w="100"/>
+              <w:bottom w:type="dxa" w:w="60"/>
+              <w:right w:type="dxa" w:w="100"/>
+            </w:tcMar>
+          </w:tcPr>
+          <w:p>
+            <w:pPr>
+              <w:spacing w:after="20"/>
+            </w:pPr>
+            <w:r>
+              <w:rPr>
+                <w:rFonts w:ascii="Arial" w:cs="Arial" w:eastAsia="Arial" w:hAnsi="Arial"/>
+              </w:rPr>
+              <w:t xml:space="preserve">Hồ sơ mặc định của Xuất 1 chạm: “Chuẩn – khớp ảnh” (bảng 11.3) thay cho A4 có lề?</w:t>
+            </w:r>
+          </w:p>
+        </w:tc>
+        <w:tc>
+          <w:tcPr>
+            <w:tcW w:type="dxa" w:w="3855"/>
+            <w:tcBorders>
+              <w:top w:val="single" w:color="BFC7C5" w:sz="4"/>
+              <w:left w:val="single" w:color="BFC7C5" w:sz="4"/>
+              <w:bottom w:val="single" w:color="BFC7C5" w:sz="4"/>
+              <w:right w:val="single" w:color="BFC7C5" w:sz="4"/>
+            </w:tcBorders>
+            <w:tcMar>
+              <w:top w:type="dxa" w:w="60"/>
+              <w:left w:type="dxa" w:w="100"/>
+              <w:bottom w:type="dxa" w:w="60"/>
+              <w:right w:type="dxa" w:w="100"/>
+            </w:tcMar>
+          </w:tcPr>
+          <w:p>
+            <w:pPr>
+              <w:spacing w:after="20"/>
+            </w:pPr>
+            <w:r>
+              <w:rPr>
+                <w:rFonts w:ascii="Arial" w:cs="Arial" w:eastAsia="Arial" w:hAnsi="Arial"/>
+              </w:rPr>
+              <w:t xml:space="preserve">Có; A4 có lề giữ làm tuỳ chọn cho hồ sơ nộp giấy</w:t>
+            </w:r>
+          </w:p>
+        </w:tc>
+      </w:tr>
+      <w:tr>
+        <w:tc>
+          <w:tcPr>
+            <w:tcW w:type="dxa" w:w="1157"/>
+            <w:tcBorders>
+              <w:top w:val="single" w:color="BFC7C5" w:sz="4"/>
+              <w:left w:val="single" w:color="BFC7C5" w:sz="4"/>
+              <w:bottom w:val="single" w:color="BFC7C5" w:sz="4"/>
+              <w:right w:val="single" w:color="BFC7C5" w:sz="4"/>
+            </w:tcBorders>
+            <w:tcMar>
+              <w:top w:type="dxa" w:w="60"/>
+              <w:left w:type="dxa" w:w="100"/>
+              <w:bottom w:type="dxa" w:w="60"/>
+              <w:right w:type="dxa" w:w="100"/>
+            </w:tcMar>
+          </w:tcPr>
+          <w:p>
+            <w:pPr>
+              <w:spacing w:after="20"/>
+            </w:pPr>
+            <w:r>
+              <w:rPr>
+                <w:rFonts w:ascii="Arial" w:cs="Arial" w:eastAsia="Arial" w:hAnsi="Arial"/>
+              </w:rPr>
+              <w:t xml:space="preserve">QD-11</w:t>
+            </w:r>
+          </w:p>
+        </w:tc>
+        <w:tc>
+          <w:tcPr>
+            <w:tcW w:type="dxa" w:w="4626"/>
+            <w:tcBorders>
+              <w:top w:val="single" w:color="BFC7C5" w:sz="4"/>
+              <w:left w:val="single" w:color="BFC7C5" w:sz="4"/>
+              <w:bottom w:val="single" w:color="BFC7C5" w:sz="4"/>
+              <w:right w:val="single" w:color="BFC7C5" w:sz="4"/>
+            </w:tcBorders>
+            <w:tcMar>
+              <w:top w:type="dxa" w:w="60"/>
+              <w:left w:type="dxa" w:w="100"/>
+              <w:bottom w:type="dxa" w:w="60"/>
+              <w:right w:type="dxa" w:w="100"/>
+            </w:tcMar>
+          </w:tcPr>
+          <w:p>
+            <w:pPr>
+              <w:spacing w:after="20"/>
+            </w:pPr>
+            <w:r>
+              <w:rPr>
+                <w:rFonts w:ascii="Arial" w:cs="Arial" w:eastAsia="Arial" w:hAnsi="Arial"/>
+              </w:rPr>
+              <w:t xml:space="preserve">Có làm PDF “HD nhẹ” (MRC, CS-22) không? Tốn ~2 phiên.</w:t>
+            </w:r>
+          </w:p>
+        </w:tc>
+        <w:tc>
+          <w:tcPr>
+            <w:tcW w:type="dxa" w:w="3855"/>
+            <w:tcBorders>
+              <w:top w:val="single" w:color="BFC7C5" w:sz="4"/>
+              <w:left w:val="single" w:color="BFC7C5" w:sz="4"/>
+              <w:bottom w:val="single" w:color="BFC7C5" w:sz="4"/>
+              <w:right w:val="single" w:color="BFC7C5" w:sz="4"/>
+            </w:tcBorders>
+            <w:tcMar>
+              <w:top w:type="dxa" w:w="60"/>
+              <w:left w:type="dxa" w:w="100"/>
+              <w:bottom w:type="dxa" w:w="60"/>
+              <w:right w:type="dxa" w:w="100"/>
+            </w:tcMar>
+          </w:tcPr>
+          <w:p>
+            <w:pPr>
+              <w:spacing w:after="20"/>
+            </w:pPr>
+            <w:r>
+              <w:rPr>
+                <w:rFonts w:ascii="Arial" w:cs="Arial" w:eastAsia="Arial" w:hAnsi="Arial"/>
+              </w:rPr>
+              <w:t xml:space="preserve">Làm sau khi CS-20/21 đạt; ưu tiên nếu hay quét báo, tài liệu có dấu đỏ</w:t>
+            </w:r>
+          </w:p>
+        </w:tc>
+      </w:tr>
+      <w:tr>
+        <w:tc>
+          <w:tcPr>
+            <w:tcW w:type="dxa" w:w="1157"/>
+            <w:tcBorders>
+              <w:top w:val="single" w:color="BFC7C5" w:sz="4"/>
+              <w:left w:val="single" w:color="BFC7C5" w:sz="4"/>
+              <w:bottom w:val="single" w:color="BFC7C5" w:sz="4"/>
+              <w:right w:val="single" w:color="BFC7C5" w:sz="4"/>
+            </w:tcBorders>
+            <w:tcMar>
+              <w:top w:type="dxa" w:w="60"/>
+              <w:left w:type="dxa" w:w="100"/>
+              <w:bottom w:type="dxa" w:w="60"/>
+              <w:right w:type="dxa" w:w="100"/>
+            </w:tcMar>
+          </w:tcPr>
+          <w:p>
+            <w:pPr>
+              <w:spacing w:after="20"/>
+            </w:pPr>
+            <w:r>
+              <w:rPr>
+                <w:rFonts w:ascii="Arial" w:cs="Arial" w:eastAsia="Arial" w:hAnsi="Arial"/>
+              </w:rPr>
               <w:t xml:space="preserve">QD-9</w:t>
             </w:r>
           </w:p>
@@ -22462,7 +29593,7 @@
         <w:rPr>
           <w:rFonts w:ascii="Arial" w:cs="Arial" w:eastAsia="Arial" w:hAnsi="Arial"/>
         </w:rPr>
-        <w:t xml:space="preserve">15. Việc người dùng cần làm</w:t>
+        <w:t xml:space="preserve">16. Việc người dùng cần làm</w:t>
       </w:r>
     </w:p>
     <w:p>
@@ -22478,7 +29609,7 @@
         <w:rPr>
           <w:rFonts w:ascii="Arial" w:cs="Arial" w:eastAsia="Arial" w:hAnsi="Arial"/>
         </w:rPr>
-        <w:t xml:space="preserve">Duyệt báo cáo này và trả lời QD-1…QD-9 (có thể trả lời ngắn, ví dụ “QD-1 theo khuyến nghị”).</w:t>
+        <w:t xml:space="preserve">Duyệt báo cáo này và trả lời QD-1…QD-11 (có thể trả lời ngắn, ví dụ “QD-1 theo khuyến nghị”).</w:t>
       </w:r>
     </w:p>
     <w:p>
@@ -25130,6 +32261,350 @@
                 <w:rFonts w:ascii="Arial" w:cs="Arial" w:eastAsia="Arial" w:hAnsi="Arial"/>
               </w:rPr>
               <w:t xml:space="preserve">BL-04</w:t>
+            </w:r>
+          </w:p>
+        </w:tc>
+      </w:tr>
+      <w:tr>
+        <w:tc>
+          <w:tcPr>
+            <w:tcW w:type="dxa" w:w="3084"/>
+            <w:tcBorders>
+              <w:top w:val="single" w:color="BFC7C5" w:sz="4"/>
+              <w:left w:val="single" w:color="BFC7C5" w:sz="4"/>
+              <w:bottom w:val="single" w:color="BFC7C5" w:sz="4"/>
+              <w:right w:val="single" w:color="BFC7C5" w:sz="4"/>
+            </w:tcBorders>
+            <w:tcMar>
+              <w:top w:type="dxa" w:w="60"/>
+              <w:left w:type="dxa" w:w="100"/>
+              <w:bottom w:type="dxa" w:w="60"/>
+              <w:right w:type="dxa" w:w="100"/>
+            </w:tcMar>
+          </w:tcPr>
+          <w:p>
+            <w:pPr>
+              <w:spacing w:after="20"/>
+            </w:pPr>
+            <w:r>
+              <w:rPr>
+                <w:rFonts w:ascii="Arial" w:cs="Arial" w:eastAsia="Arial" w:hAnsi="Arial"/>
+              </w:rPr>
+              <w:t xml:space="preserve">lib/image.ts:308, 415–425</w:t>
+            </w:r>
+          </w:p>
+        </w:tc>
+        <w:tc>
+          <w:tcPr>
+            <w:tcW w:type="dxa" w:w="4626"/>
+            <w:tcBorders>
+              <w:top w:val="single" w:color="BFC7C5" w:sz="4"/>
+              <w:left w:val="single" w:color="BFC7C5" w:sz="4"/>
+              <w:bottom w:val="single" w:color="BFC7C5" w:sz="4"/>
+              <w:right w:val="single" w:color="BFC7C5" w:sz="4"/>
+            </w:tcBorders>
+            <w:tcMar>
+              <w:top w:type="dxa" w:w="60"/>
+              <w:left w:type="dxa" w:w="100"/>
+              <w:bottom w:type="dxa" w:w="60"/>
+              <w:right w:type="dxa" w:w="100"/>
+            </w:tcMar>
+          </w:tcPr>
+          <w:p>
+            <w:pPr>
+              <w:spacing w:after="20"/>
+            </w:pPr>
+            <w:r>
+              <w:rPr>
+                <w:rFonts w:ascii="Arial" w:cs="Arial" w:eastAsia="Arial" w:hAnsi="Arial"/>
+              </w:rPr>
+              <w:t xml:space="preserve">Đầu ra 3508 px (phóng to); trả data URL</w:t>
+            </w:r>
+          </w:p>
+        </w:tc>
+        <w:tc>
+          <w:tcPr>
+            <w:tcW w:type="dxa" w:w="1928"/>
+            <w:tcBorders>
+              <w:top w:val="single" w:color="BFC7C5" w:sz="4"/>
+              <w:left w:val="single" w:color="BFC7C5" w:sz="4"/>
+              <w:bottom w:val="single" w:color="BFC7C5" w:sz="4"/>
+              <w:right w:val="single" w:color="BFC7C5" w:sz="4"/>
+            </w:tcBorders>
+            <w:tcMar>
+              <w:top w:type="dxa" w:w="60"/>
+              <w:left w:type="dxa" w:w="100"/>
+              <w:bottom w:type="dxa" w:w="60"/>
+              <w:right w:type="dxa" w:w="100"/>
+            </w:tcMar>
+          </w:tcPr>
+          <w:p>
+            <w:pPr>
+              <w:spacing w:after="20"/>
+            </w:pPr>
+            <w:r>
+              <w:rPr>
+                <w:rFonts w:ascii="Arial" w:cs="Arial" w:eastAsia="Arial" w:hAnsi="Arial"/>
+              </w:rPr>
+              <w:t xml:space="preserve">CS-16, CS-17</w:t>
+            </w:r>
+          </w:p>
+        </w:tc>
+      </w:tr>
+      <w:tr>
+        <w:tc>
+          <w:tcPr>
+            <w:tcW w:type="dxa" w:w="3084"/>
+            <w:tcBorders>
+              <w:top w:val="single" w:color="BFC7C5" w:sz="4"/>
+              <w:left w:val="single" w:color="BFC7C5" w:sz="4"/>
+              <w:bottom w:val="single" w:color="BFC7C5" w:sz="4"/>
+              <w:right w:val="single" w:color="BFC7C5" w:sz="4"/>
+            </w:tcBorders>
+            <w:tcMar>
+              <w:top w:type="dxa" w:w="60"/>
+              <w:left w:type="dxa" w:w="100"/>
+              <w:bottom w:type="dxa" w:w="60"/>
+              <w:right w:type="dxa" w:w="100"/>
+            </w:tcMar>
+          </w:tcPr>
+          <w:p>
+            <w:pPr>
+              <w:spacing w:after="20"/>
+            </w:pPr>
+            <w:r>
+              <w:rPr>
+                <w:rFonts w:ascii="Arial" w:cs="Arial" w:eastAsia="Arial" w:hAnsi="Arial"/>
+              </w:rPr>
+              <w:t xml:space="preserve">lib/image.ts:136–193</w:t>
+            </w:r>
+          </w:p>
+        </w:tc>
+        <w:tc>
+          <w:tcPr>
+            <w:tcW w:type="dxa" w:w="4626"/>
+            <w:tcBorders>
+              <w:top w:val="single" w:color="BFC7C5" w:sz="4"/>
+              <w:left w:val="single" w:color="BFC7C5" w:sz="4"/>
+              <w:bottom w:val="single" w:color="BFC7C5" w:sz="4"/>
+              <w:right w:val="single" w:color="BFC7C5" w:sz="4"/>
+            </w:tcBorders>
+            <w:tcMar>
+              <w:top w:type="dxa" w:w="60"/>
+              <w:left w:type="dxa" w:w="100"/>
+              <w:bottom w:type="dxa" w:w="60"/>
+              <w:right w:type="dxa" w:w="100"/>
+            </w:tcMar>
+          </w:tcPr>
+          <w:p>
+            <w:pPr>
+              <w:spacing w:after="20"/>
+            </w:pPr>
+            <w:r>
+              <w:rPr>
+                <w:rFonts w:ascii="Arial" w:cs="Arial" w:eastAsia="Arial" w:hAnsi="Arial"/>
+              </w:rPr>
+              <w:t xml:space="preserve">Đọc/ghi điểm ảnh nhiều lượt, một phần trên luồng chính</w:t>
+            </w:r>
+          </w:p>
+        </w:tc>
+        <w:tc>
+          <w:tcPr>
+            <w:tcW w:type="dxa" w:w="1928"/>
+            <w:tcBorders>
+              <w:top w:val="single" w:color="BFC7C5" w:sz="4"/>
+              <w:left w:val="single" w:color="BFC7C5" w:sz="4"/>
+              <w:bottom w:val="single" w:color="BFC7C5" w:sz="4"/>
+              <w:right w:val="single" w:color="BFC7C5" w:sz="4"/>
+            </w:tcBorders>
+            <w:tcMar>
+              <w:top w:type="dxa" w:w="60"/>
+              <w:left w:type="dxa" w:w="100"/>
+              <w:bottom w:type="dxa" w:w="60"/>
+              <w:right w:type="dxa" w:w="100"/>
+            </w:tcMar>
+          </w:tcPr>
+          <w:p>
+            <w:pPr>
+              <w:spacing w:after="20"/>
+            </w:pPr>
+            <w:r>
+              <w:rPr>
+                <w:rFonts w:ascii="Arial" w:cs="Arial" w:eastAsia="Arial" w:hAnsi="Arial"/>
+              </w:rPr>
+              <w:t xml:space="preserve">CS-17</w:t>
+            </w:r>
+          </w:p>
+        </w:tc>
+      </w:tr>
+      <w:tr>
+        <w:tc>
+          <w:tcPr>
+            <w:tcW w:type="dxa" w:w="3084"/>
+            <w:tcBorders>
+              <w:top w:val="single" w:color="BFC7C5" w:sz="4"/>
+              <w:left w:val="single" w:color="BFC7C5" w:sz="4"/>
+              <w:bottom w:val="single" w:color="BFC7C5" w:sz="4"/>
+              <w:right w:val="single" w:color="BFC7C5" w:sz="4"/>
+            </w:tcBorders>
+            <w:tcMar>
+              <w:top w:type="dxa" w:w="60"/>
+              <w:left w:type="dxa" w:w="100"/>
+              <w:bottom w:type="dxa" w:w="60"/>
+              <w:right w:type="dxa" w:w="100"/>
+            </w:tcMar>
+          </w:tcPr>
+          <w:p>
+            <w:pPr>
+              <w:spacing w:after="20"/>
+            </w:pPr>
+            <w:r>
+              <w:rPr>
+                <w:rFonts w:ascii="Arial" w:cs="Arial" w:eastAsia="Arial" w:hAnsi="Arial"/>
+              </w:rPr>
+              <w:t xml:space="preserve">routes/scan.tsx:63–78; lib/capture.ts:7–14</w:t>
+            </w:r>
+          </w:p>
+        </w:tc>
+        <w:tc>
+          <w:tcPr>
+            <w:tcW w:type="dxa" w:w="4626"/>
+            <w:tcBorders>
+              <w:top w:val="single" w:color="BFC7C5" w:sz="4"/>
+              <w:left w:val="single" w:color="BFC7C5" w:sz="4"/>
+              <w:bottom w:val="single" w:color="BFC7C5" w:sz="4"/>
+              <w:right w:val="single" w:color="BFC7C5" w:sz="4"/>
+            </w:tcBorders>
+            <w:tcMar>
+              <w:top w:type="dxa" w:w="60"/>
+              <w:left w:type="dxa" w:w="100"/>
+              <w:bottom w:type="dxa" w:w="60"/>
+              <w:right w:type="dxa" w:w="100"/>
+            </w:tcMar>
+          </w:tcPr>
+          <w:p>
+            <w:pPr>
+              <w:spacing w:after="20"/>
+            </w:pPr>
+            <w:r>
+              <w:rPr>
+                <w:rFonts w:ascii="Arial" w:cs="Arial" w:eastAsia="Arial" w:hAnsi="Arial"/>
+              </w:rPr>
+              <w:t xml:space="preserve">Khung video 5 MP thay ảnh tĩnh</w:t>
+            </w:r>
+          </w:p>
+        </w:tc>
+        <w:tc>
+          <w:tcPr>
+            <w:tcW w:type="dxa" w:w="1928"/>
+            <w:tcBorders>
+              <w:top w:val="single" w:color="BFC7C5" w:sz="4"/>
+              <w:left w:val="single" w:color="BFC7C5" w:sz="4"/>
+              <w:bottom w:val="single" w:color="BFC7C5" w:sz="4"/>
+              <w:right w:val="single" w:color="BFC7C5" w:sz="4"/>
+            </w:tcBorders>
+            <w:tcMar>
+              <w:top w:type="dxa" w:w="60"/>
+              <w:left w:type="dxa" w:w="100"/>
+              <w:bottom w:type="dxa" w:w="60"/>
+              <w:right w:type="dxa" w:w="100"/>
+            </w:tcMar>
+          </w:tcPr>
+          <w:p>
+            <w:pPr>
+              <w:spacing w:after="20"/>
+            </w:pPr>
+            <w:r>
+              <w:rPr>
+                <w:rFonts w:ascii="Arial" w:cs="Arial" w:eastAsia="Arial" w:hAnsi="Arial"/>
+              </w:rPr>
+              <w:t xml:space="preserve">CS-19</w:t>
+            </w:r>
+          </w:p>
+        </w:tc>
+      </w:tr>
+      <w:tr>
+        <w:tc>
+          <w:tcPr>
+            <w:tcW w:type="dxa" w:w="3084"/>
+            <w:tcBorders>
+              <w:top w:val="single" w:color="BFC7C5" w:sz="4"/>
+              <w:left w:val="single" w:color="BFC7C5" w:sz="4"/>
+              <w:bottom w:val="single" w:color="BFC7C5" w:sz="4"/>
+              <w:right w:val="single" w:color="BFC7C5" w:sz="4"/>
+            </w:tcBorders>
+            <w:tcMar>
+              <w:top w:type="dxa" w:w="60"/>
+              <w:left w:type="dxa" w:w="100"/>
+              <w:bottom w:type="dxa" w:w="60"/>
+              <w:right w:type="dxa" w:w="100"/>
+            </w:tcMar>
+          </w:tcPr>
+          <w:p>
+            <w:pPr>
+              <w:spacing w:after="20"/>
+            </w:pPr>
+            <w:r>
+              <w:rPr>
+                <w:rFonts w:ascii="Arial" w:cs="Arial" w:eastAsia="Arial" w:hAnsi="Arial"/>
+              </w:rPr>
+              <w:t xml:space="preserve">lib/files.ts:38–40, 49–90, 97–110</w:t>
+            </w:r>
+          </w:p>
+        </w:tc>
+        <w:tc>
+          <w:tcPr>
+            <w:tcW w:type="dxa" w:w="4626"/>
+            <w:tcBorders>
+              <w:top w:val="single" w:color="BFC7C5" w:sz="4"/>
+              <w:left w:val="single" w:color="BFC7C5" w:sz="4"/>
+              <w:bottom w:val="single" w:color="BFC7C5" w:sz="4"/>
+              <w:right w:val="single" w:color="BFC7C5" w:sz="4"/>
+            </w:tcBorders>
+            <w:tcMar>
+              <w:top w:type="dxa" w:w="60"/>
+              <w:left w:type="dxa" w:w="100"/>
+              <w:bottom w:type="dxa" w:w="60"/>
+              <w:right w:type="dxa" w:w="100"/>
+            </w:tcMar>
+          </w:tcPr>
+          <w:p>
+            <w:pPr>
+              <w:spacing w:after="20"/>
+            </w:pPr>
+            <w:r>
+              <w:rPr>
+                <w:rFonts w:ascii="Arial" w:cs="Arial" w:eastAsia="Arial" w:hAnsi="Arial"/>
+              </w:rPr>
+              <w:t xml:space="preserve">Nén lần 2; A4 + lề 6 mm; nhị phân đơn giản</w:t>
+            </w:r>
+          </w:p>
+        </w:tc>
+        <w:tc>
+          <w:tcPr>
+            <w:tcW w:type="dxa" w:w="1928"/>
+            <w:tcBorders>
+              <w:top w:val="single" w:color="BFC7C5" w:sz="4"/>
+              <w:left w:val="single" w:color="BFC7C5" w:sz="4"/>
+              <w:bottom w:val="single" w:color="BFC7C5" w:sz="4"/>
+              <w:right w:val="single" w:color="BFC7C5" w:sz="4"/>
+            </w:tcBorders>
+            <w:tcMar>
+              <w:top w:type="dxa" w:w="60"/>
+              <w:left w:type="dxa" w:w="100"/>
+              <w:bottom w:type="dxa" w:w="60"/>
+              <w:right w:type="dxa" w:w="100"/>
+            </w:tcMar>
+          </w:tcPr>
+          <w:p>
+            <w:pPr>
+              <w:spacing w:after="20"/>
+            </w:pPr>
+            <w:r>
+              <w:rPr>
+                <w:rFonts w:ascii="Arial" w:cs="Arial" w:eastAsia="Arial" w:hAnsi="Arial"/>
+              </w:rPr>
+              <w:t xml:space="preserve">CS-20, CS-21</w:t>
             </w:r>
           </w:p>
         </w:tc>

--- a/bao-cao/BAO-CAO-RA-SOAT-LO-TRINH-GhiNhanh-20261013.docx
+++ b/bao-cao/BAO-CAO-RA-SOAT-LO-TRINH-GhiNhanh-20261013.docx
@@ -192,7 +192,7 @@
               <w:rPr>
                 <w:rFonts w:ascii="Arial" w:cs="Arial" w:eastAsia="Arial" w:hAnsi="Arial"/>
               </w:rPr>
-              <w:t xml:space="preserve">13/10/2026 (bản 4: chốt QD-10/11; thêm AI dự phòng – mục 12, kênh chuyển file – mục 13, rà soát khả dụng toàn bộ tính năng – mục 14; bản 3: thêm tối ưu tốc độ chụp/scan và chất lượng PDF ngang CamScanner – mục 11; bản 2: đăng nhập Google, mockup, layout, cây thư mục)</w:t>
+              <w:t xml:space="preserve">13/10/2026 (bản 5: chốt QD-12 khoá AI trong app, QD-13 Claude + Mistral – mục 12.5–12.6; bản 4: chốt QD-10/11; thêm AI dự phòng – mục 12, kênh chuyển file – mục 13, rà soát khả dụng toàn bộ tính năng – mục 14; bản 3: thêm tối ưu tốc độ chụp/scan và chất lượng PDF ngang CamScanner – mục 11; bản 2: đăng nhập Google, mockup, layout, cây thư mục)</w:t>
             </w:r>
           </w:p>
         </w:tc>
@@ -878,13 +878,173 @@
           <w:b/>
           <w:bCs/>
         </w:rPr>
-        <w:t xml:space="preserve">Đã chốt theo đề xuất:</w:t>
+        <w:t xml:space="preserve">Đã chốt:</w:t>
+      </w:r>
+    </w:p>
+    <w:p>
+      <w:pPr>
+        <w:pStyle w:val="ListParagraph"/>
+        <w:numPr>
+          <w:ilvl w:val="0"/>
+          <w:numId w:val="3"/>
+        </w:numPr>
+        <w:spacing w:after="60" w:line="276"/>
+      </w:pPr>
+      <w:r>
+        <w:rPr>
+          <w:rFonts w:ascii="Arial" w:cs="Arial" w:eastAsia="Arial" w:hAnsi="Arial"/>
+          <w:b/>
+          <w:bCs/>
+        </w:rPr>
+        <w:t xml:space="preserve">QD-10:</w:t>
       </w:r>
       <w:r>
         <w:rPr>
           <w:rFonts w:ascii="Arial" w:cs="Arial" w:eastAsia="Arial" w:hAnsi="Arial"/>
         </w:rPr>
-        <w:t xml:space="preserve"> QD-10 = Xuất 1 chạm dùng “Chuẩn – khớp ảnh”; QD-11 = làm PDF “HD nhẹ” (MRC) như tuỳ chọn, không mặc định, sau khi CS-20/CS-21 đạt.</w:t>
+        <w:t xml:space="preserve"> Xuất 1 chạm dùng hồ sơ “Chuẩn – khớp ảnh”.</w:t>
+      </w:r>
+    </w:p>
+    <w:p>
+      <w:pPr>
+        <w:pStyle w:val="ListParagraph"/>
+        <w:numPr>
+          <w:ilvl w:val="0"/>
+          <w:numId w:val="3"/>
+        </w:numPr>
+        <w:spacing w:after="60" w:line="276"/>
+      </w:pPr>
+      <w:r>
+        <w:rPr>
+          <w:rFonts w:ascii="Arial" w:cs="Arial" w:eastAsia="Arial" w:hAnsi="Arial"/>
+          <w:b/>
+          <w:bCs/>
+        </w:rPr>
+        <w:t xml:space="preserve">QD-11:</w:t>
+      </w:r>
+      <w:r>
+        <w:rPr>
+          <w:rFonts w:ascii="Arial" w:cs="Arial" w:eastAsia="Arial" w:hAnsi="Arial"/>
+        </w:rPr>
+        <w:t xml:space="preserve"> PDF “HD nhẹ” (MRC) là tuỳ chọn, không đặt mặc định, làm sau khi CS-20/CS-21 đạt.</w:t>
+      </w:r>
+    </w:p>
+    <w:p>
+      <w:pPr>
+        <w:pStyle w:val="ListParagraph"/>
+        <w:numPr>
+          <w:ilvl w:val="0"/>
+          <w:numId w:val="3"/>
+        </w:numPr>
+        <w:spacing w:after="60" w:line="276"/>
+      </w:pPr>
+      <w:r>
+        <w:rPr>
+          <w:rFonts w:ascii="Arial" w:cs="Arial" w:eastAsia="Arial" w:hAnsi="Arial"/>
+          <w:b/>
+          <w:bCs/>
+        </w:rPr>
+        <w:t xml:space="preserve">QD-12:</w:t>
+      </w:r>
+      <w:r>
+        <w:rPr>
+          <w:rFonts w:ascii="Arial" w:cs="Arial" w:eastAsia="Arial" w:hAnsi="Arial"/>
+        </w:rPr>
+        <w:t xml:space="preserve"> app chỉ một người dùng, nên </w:t>
+      </w:r>
+      <w:r>
+        <w:rPr>
+          <w:rFonts w:ascii="Arial" w:cs="Arial" w:eastAsia="Arial" w:hAnsi="Arial"/>
+          <w:b/>
+          <w:bCs/>
+        </w:rPr>
+        <w:t xml:space="preserve">cho phép nhập, đổi, xoá key AI ngay trong app</w:t>
+      </w:r>
+      <w:r>
+        <w:rPr>
+          <w:rFonts w:ascii="Arial" w:cs="Arial" w:eastAsia="Arial" w:hAnsi="Arial"/>
+        </w:rPr>
+        <w:t xml:space="preserve"> (Tôi → Khoá AI của tôi), lưu mã hoá trên máy (mục 12.5).</w:t>
+      </w:r>
+    </w:p>
+    <w:p>
+      <w:pPr>
+        <w:pStyle w:val="ListParagraph"/>
+        <w:numPr>
+          <w:ilvl w:val="0"/>
+          <w:numId w:val="3"/>
+        </w:numPr>
+        <w:spacing w:after="60" w:line="276"/>
+      </w:pPr>
+      <w:r>
+        <w:rPr>
+          <w:rFonts w:ascii="Arial" w:cs="Arial" w:eastAsia="Arial" w:hAnsi="Arial"/>
+          <w:b/>
+          <w:bCs/>
+        </w:rPr>
+        <w:t xml:space="preserve">QD-13:</w:t>
+      </w:r>
+      <w:r>
+        <w:rPr>
+          <w:rFonts w:ascii="Arial" w:cs="Arial" w:eastAsia="Arial" w:hAnsi="Arial"/>
+        </w:rPr>
+        <w:t xml:space="preserve"> thứ tự nguồn AI là Lovable → </w:t>
+      </w:r>
+      <w:r>
+        <w:rPr>
+          <w:rFonts w:ascii="Arial" w:cs="Arial" w:eastAsia="Arial" w:hAnsi="Arial"/>
+          <w:b/>
+          <w:bCs/>
+        </w:rPr>
+        <w:t xml:space="preserve">Claude</w:t>
+      </w:r>
+      <w:r>
+        <w:rPr>
+          <w:rFonts w:ascii="Arial" w:cs="Arial" w:eastAsia="Arial" w:hAnsi="Arial"/>
+        </w:rPr>
+        <w:t xml:space="preserve"> (key riêng) → </w:t>
+      </w:r>
+      <w:r>
+        <w:rPr>
+          <w:rFonts w:ascii="Arial" w:cs="Arial" w:eastAsia="Arial" w:hAnsi="Arial"/>
+          <w:b/>
+          <w:bCs/>
+        </w:rPr>
+        <w:t xml:space="preserve">Mistral</w:t>
+      </w:r>
+      <w:r>
+        <w:rPr>
+          <w:rFonts w:ascii="Arial" w:cs="Arial" w:eastAsia="Arial" w:hAnsi="Arial"/>
+        </w:rPr>
+        <w:t xml:space="preserve"> (gói miễn phí) → </w:t>
+      </w:r>
+      <w:r>
+        <w:rPr>
+          <w:rFonts w:ascii="Arial" w:cs="Arial" w:eastAsia="Arial" w:hAnsi="Arial"/>
+          <w:b/>
+          <w:bCs/>
+        </w:rPr>
+        <w:t xml:space="preserve">Gemini</w:t>
+      </w:r>
+      <w:r>
+        <w:rPr>
+          <w:rFonts w:ascii="Arial" w:cs="Arial" w:eastAsia="Arial" w:hAnsi="Arial"/>
+        </w:rPr>
+        <w:t xml:space="preserve"> (gói miễn phí, tôi đề xuất thêm) → xử lý trên máy. </w:t>
+      </w:r>
+      <w:r>
+        <w:rPr>
+          <w:rFonts w:ascii="Arial" w:cs="Arial" w:eastAsia="Arial" w:hAnsi="Arial"/>
+          <w:b/>
+          <w:bCs/>
+        </w:rPr>
+        <w:t xml:space="preserve">Lưu ý:</w:t>
+      </w:r>
+      <w:r>
+        <w:rPr>
+          <w:rFonts w:ascii="Arial" w:cs="Arial" w:eastAsia="Arial" w:hAnsi="Arial"/>
+        </w:rPr>
+        <w:t xml:space="preserve"> Claude API không có gói miễn phí, phải nạp tiền. Chọn Haiku 5.5 thì khoảng 15 đ/trang. Bật cơ chế tự chuyển mô hình khi bị từ chối để không bị chặn giữa chừng (mục 12.6).</w:t>
       </w:r>
     </w:p>
     <w:p>
@@ -931,7 +1091,7 @@
         <w:rPr>
           <w:rFonts w:ascii="Arial" w:cs="Arial" w:eastAsia="Arial" w:hAnsi="Arial"/>
         </w:rPr>
-        <w:t xml:space="preserve"> cho lỗi dữ liệu. Lộ trình gồm 8 đợt, 46 hạng mục (mục 15). Thứ tự nên làm: BL-00 (đăng nhập Google), BL-01 (sao lưu), AI-01 (AI dự phòng) và TF-01 (chia sẻ) → Đợt 1 CS-01…CS-05 (lõi chụp trước – xử lý sau, người dùng thấy ngay) → Đợt 2 màn hình theo lô → Đợt 3 mục Thêm hợp nhất → các đợt còn lại.</w:t>
+        <w:t xml:space="preserve"> cho lỗi dữ liệu. Lộ trình gồm 8 đợt, 48 hạng mục (mục 15). Thứ tự nên làm: BL-00 (đăng nhập Google), BL-01 (sao lưu), AI-01 (AI dự phòng) và TF-01 (chia sẻ) → Đợt 1 CS-01…CS-05 (lõi chụp trước – xử lý sau, người dùng thấy ngay) → Đợt 2 màn hình theo lô → Đợt 3 mục Thêm hợp nhất → các đợt còn lại.</w:t>
       </w:r>
     </w:p>
     <w:p>
@@ -7004,7 +7164,7 @@
         <w:pStyle w:val="ListParagraph"/>
         <w:numPr>
           <w:ilvl w:val="0"/>
-          <w:numId w:val="3"/>
+          <w:numId w:val="4"/>
         </w:numPr>
         <w:spacing w:after="60" w:line="276"/>
       </w:pPr>
@@ -7020,7 +7180,7 @@
         <w:pStyle w:val="ListParagraph"/>
         <w:numPr>
           <w:ilvl w:val="0"/>
-          <w:numId w:val="3"/>
+          <w:numId w:val="4"/>
         </w:numPr>
         <w:spacing w:after="60" w:line="276"/>
       </w:pPr>
@@ -7050,7 +7210,7 @@
         <w:pStyle w:val="ListParagraph"/>
         <w:numPr>
           <w:ilvl w:val="0"/>
-          <w:numId w:val="3"/>
+          <w:numId w:val="4"/>
         </w:numPr>
         <w:spacing w:after="60" w:line="276"/>
       </w:pPr>
@@ -7080,7 +7240,7 @@
         <w:pStyle w:val="ListParagraph"/>
         <w:numPr>
           <w:ilvl w:val="0"/>
-          <w:numId w:val="3"/>
+          <w:numId w:val="4"/>
         </w:numPr>
         <w:spacing w:after="60" w:line="276"/>
       </w:pPr>
@@ -8613,7 +8773,7 @@
         <w:pStyle w:val="ListParagraph"/>
         <w:numPr>
           <w:ilvl w:val="0"/>
-          <w:numId w:val="4"/>
+          <w:numId w:val="3"/>
         </w:numPr>
         <w:spacing w:after="60" w:line="276"/>
       </w:pPr>
@@ -8637,7 +8797,7 @@
         <w:pStyle w:val="ListParagraph"/>
         <w:numPr>
           <w:ilvl w:val="0"/>
-          <w:numId w:val="4"/>
+          <w:numId w:val="3"/>
         </w:numPr>
         <w:spacing w:after="60" w:line="276"/>
       </w:pPr>
@@ -8661,7 +8821,7 @@
         <w:pStyle w:val="ListParagraph"/>
         <w:numPr>
           <w:ilvl w:val="0"/>
-          <w:numId w:val="4"/>
+          <w:numId w:val="3"/>
         </w:numPr>
         <w:spacing w:after="60" w:line="276"/>
       </w:pPr>
@@ -8685,7 +8845,7 @@
         <w:pStyle w:val="ListParagraph"/>
         <w:numPr>
           <w:ilvl w:val="0"/>
-          <w:numId w:val="4"/>
+          <w:numId w:val="3"/>
         </w:numPr>
         <w:spacing w:after="60" w:line="276"/>
       </w:pPr>
@@ -8709,7 +8869,7 @@
         <w:pStyle w:val="ListParagraph"/>
         <w:numPr>
           <w:ilvl w:val="0"/>
-          <w:numId w:val="4"/>
+          <w:numId w:val="3"/>
         </w:numPr>
         <w:spacing w:after="60" w:line="276"/>
       </w:pPr>
@@ -9708,7 +9868,7 @@
         <w:pStyle w:val="ListParagraph"/>
         <w:numPr>
           <w:ilvl w:val="0"/>
-          <w:numId w:val="4"/>
+          <w:numId w:val="3"/>
         </w:numPr>
         <w:spacing w:after="60" w:line="276"/>
       </w:pPr>
@@ -9732,7 +9892,7 @@
         <w:pStyle w:val="ListParagraph"/>
         <w:numPr>
           <w:ilvl w:val="0"/>
-          <w:numId w:val="4"/>
+          <w:numId w:val="3"/>
         </w:numPr>
         <w:spacing w:after="60" w:line="276"/>
       </w:pPr>
@@ -9756,7 +9916,7 @@
         <w:pStyle w:val="ListParagraph"/>
         <w:numPr>
           <w:ilvl w:val="0"/>
-          <w:numId w:val="4"/>
+          <w:numId w:val="3"/>
         </w:numPr>
         <w:spacing w:after="60" w:line="276"/>
       </w:pPr>
@@ -9780,7 +9940,7 @@
         <w:pStyle w:val="ListParagraph"/>
         <w:numPr>
           <w:ilvl w:val="0"/>
-          <w:numId w:val="4"/>
+          <w:numId w:val="3"/>
         </w:numPr>
         <w:spacing w:after="60" w:line="276"/>
       </w:pPr>
@@ -9804,7 +9964,7 @@
         <w:pStyle w:val="ListParagraph"/>
         <w:numPr>
           <w:ilvl w:val="0"/>
-          <w:numId w:val="4"/>
+          <w:numId w:val="3"/>
         </w:numPr>
         <w:spacing w:after="60" w:line="276"/>
       </w:pPr>
@@ -9828,7 +9988,7 @@
         <w:pStyle w:val="ListParagraph"/>
         <w:numPr>
           <w:ilvl w:val="0"/>
-          <w:numId w:val="4"/>
+          <w:numId w:val="3"/>
         </w:numPr>
         <w:spacing w:after="60" w:line="276"/>
       </w:pPr>
@@ -12545,7 +12705,7 @@
         <w:pStyle w:val="ListParagraph"/>
         <w:numPr>
           <w:ilvl w:val="0"/>
-          <w:numId w:val="4"/>
+          <w:numId w:val="3"/>
         </w:numPr>
         <w:spacing w:after="60" w:line="276"/>
       </w:pPr>
@@ -12561,7 +12721,7 @@
         <w:pStyle w:val="ListParagraph"/>
         <w:numPr>
           <w:ilvl w:val="0"/>
-          <w:numId w:val="4"/>
+          <w:numId w:val="3"/>
         </w:numPr>
         <w:spacing w:after="60" w:line="276"/>
       </w:pPr>
@@ -12577,7 +12737,7 @@
         <w:pStyle w:val="ListParagraph"/>
         <w:numPr>
           <w:ilvl w:val="0"/>
-          <w:numId w:val="4"/>
+          <w:numId w:val="3"/>
         </w:numPr>
         <w:spacing w:after="60" w:line="276"/>
       </w:pPr>
@@ -13449,7 +13609,25 @@
           <w:sz w:val="14"/>
           <w:szCs w:val="14"/>
         </w:rPr>
-        <w:t xml:space="preserve">│   ├── ai-providers.ts          MỚI  chuỗi AI dự phòng Lovable → Gemini → Claude/OpenAI (AI-01)</w:t>
+        <w:t xml:space="preserve">│   ├── ai-providers.ts          MỚI  chuỗi AI Lovable → Claude → Mistral → Gemini (AI-01, AI-05)</w:t>
+      </w:r>
+    </w:p>
+    <w:p>
+      <w:pPr>
+        <w:shd w:fill="F3F6F5" w:color="auto" w:val="clear"/>
+        <w:spacing w:after="0" w:line="240"/>
+        <w:ind w:left="120"/>
+      </w:pPr>
+      <w:r>
+        <w:rPr>
+          <w:rFonts w:ascii="Consolas" w:cs="Consolas" w:eastAsia="Consolas" w:hAnsi="Consolas"/>
+          <w:b/>
+          <w:bCs/>
+          <w:color w:val="0F7A66"/>
+          <w:sz w:val="14"/>
+          <w:szCs w:val="14"/>
+        </w:rPr>
+        <w:t xml:space="preserve">│   ├── ai-keys.ts               MỚI  khoá AI của bạn, mã hoá trên máy (AI-04)</w:t>
       </w:r>
     </w:p>
     <w:p>
@@ -18383,7 +18561,7 @@
         <w:pStyle w:val="ListParagraph"/>
         <w:numPr>
           <w:ilvl w:val="0"/>
-          <w:numId w:val="4"/>
+          <w:numId w:val="3"/>
         </w:numPr>
         <w:spacing w:after="60" w:line="276"/>
       </w:pPr>
@@ -18441,7 +18619,7 @@
         <w:pStyle w:val="ListParagraph"/>
         <w:numPr>
           <w:ilvl w:val="0"/>
-          <w:numId w:val="4"/>
+          <w:numId w:val="3"/>
         </w:numPr>
         <w:spacing w:after="60" w:line="276"/>
       </w:pPr>
@@ -18485,7 +18663,7 @@
         <w:pStyle w:val="ListParagraph"/>
         <w:numPr>
           <w:ilvl w:val="0"/>
-          <w:numId w:val="4"/>
+          <w:numId w:val="3"/>
         </w:numPr>
         <w:spacing w:after="60" w:line="276"/>
       </w:pPr>
@@ -20449,7 +20627,7 @@
               <w:rPr>
                 <w:rFonts w:ascii="Arial" w:cs="Arial" w:eastAsia="Arial" w:hAnsi="Arial"/>
               </w:rPr>
-              <w:t xml:space="preserve">Anthropic (Claude)</w:t>
+              <w:t xml:space="preserve">Anthropic (Claude) – ĐÃ CHỌN (QD-13)</w:t>
             </w:r>
           </w:p>
         </w:tc>
@@ -20477,7 +20655,7 @@
               <w:rPr>
                 <w:rFonts w:ascii="Arial" w:cs="Arial" w:eastAsia="Arial" w:hAnsi="Arial"/>
               </w:rPr>
-              <w:t xml:space="preserve">claude-opus-5-5 (mặc định, chính xác nhất); claude-sonnet-5-5 hoặc claude-haiku-5-5 nếu muốn rẻ hơn</w:t>
+              <w:t xml:space="preserve">claude-opus-5-5 (mặc định, chính xác nhất); claude-sonnet-5-5; claude-haiku-5-5 (rẻ nhất)</w:t>
             </w:r>
           </w:p>
         </w:tc>
@@ -20505,7 +20683,7 @@
               <w:rPr>
                 <w:rFonts w:ascii="Arial" w:cs="Arial" w:eastAsia="Arial" w:hAnsi="Arial"/>
               </w:rPr>
-              <w:t xml:space="preserve">Trả phí theo token</w:t>
+              <w:t xml:space="preserve">Không có gói API miễn phí; trả trước (nạp credit), đặt hạn mức chi tiêu tháng trong Console</w:t>
             </w:r>
           </w:p>
         </w:tc>
@@ -21017,7 +21195,7 @@
               <w:rPr>
                 <w:rFonts w:ascii="Arial" w:cs="Arial" w:eastAsia="Arial" w:hAnsi="Arial"/>
               </w:rPr>
-              <w:t xml:space="preserve">Groq, Mistral</w:t>
+              <w:t xml:space="preserve">Mistral – ĐÃ CHỌN (QD-13)</w:t>
             </w:r>
           </w:p>
         </w:tc>
@@ -21045,7 +21223,7 @@
               <w:rPr>
                 <w:rFonts w:ascii="Arial" w:cs="Arial" w:eastAsia="Arial" w:hAnsi="Arial"/>
               </w:rPr>
-              <w:t xml:space="preserve">Tuỳ danh mục hiện hành (Mistral có mô hình OCR riêng)</w:t>
+              <w:t xml:space="preserve">Mô hình có đọc ảnh (dòng Mistral Medium/Pixtral); Mistral OCR cho đọc chữ/bảng tài liệu (kiểm gói)</w:t>
             </w:r>
           </w:p>
         </w:tc>
@@ -21073,6 +21251,148 @@
               <w:rPr>
                 <w:rFonts w:ascii="Arial" w:cs="Arial" w:eastAsia="Arial" w:hAnsi="Arial"/>
               </w:rPr>
+              <w:t xml:space="preserve">Gói Experiment miễn phí, giới hạn tốc độ; cần xác minh số điện thoại; dữ liệu có thể dùng để huấn luyện</w:t>
+            </w:r>
+          </w:p>
+        </w:tc>
+        <w:tc>
+          <w:tcPr>
+            <w:tcW w:type="dxa" w:w="2120"/>
+            <w:tcBorders>
+              <w:top w:val="single" w:color="BFC7C5" w:sz="4"/>
+              <w:left w:val="single" w:color="BFC7C5" w:sz="4"/>
+              <w:bottom w:val="single" w:color="BFC7C5" w:sz="4"/>
+              <w:right w:val="single" w:color="BFC7C5" w:sz="4"/>
+            </w:tcBorders>
+            <w:tcMar>
+              <w:top w:type="dxa" w:w="60"/>
+              <w:left w:type="dxa" w:w="100"/>
+              <w:bottom w:type="dxa" w:w="60"/>
+              <w:right w:type="dxa" w:w="100"/>
+            </w:tcMar>
+          </w:tcPr>
+          <w:p>
+            <w:pPr>
+              <w:spacing w:after="20"/>
+            </w:pPr>
+            <w:r>
+              <w:rPr>
+                <w:rFonts w:ascii="Arial" w:cs="Arial" w:eastAsia="Arial" w:hAnsi="Arial"/>
+              </w:rPr>
+              <w:t xml:space="preserve">https://console.mistral.ai/api-keys</w:t>
+            </w:r>
+          </w:p>
+        </w:tc>
+        <w:tc>
+          <w:tcPr>
+            <w:tcW w:type="dxa" w:w="1350"/>
+            <w:tcBorders>
+              <w:top w:val="single" w:color="BFC7C5" w:sz="4"/>
+              <w:left w:val="single" w:color="BFC7C5" w:sz="4"/>
+              <w:bottom w:val="single" w:color="BFC7C5" w:sz="4"/>
+              <w:right w:val="single" w:color="BFC7C5" w:sz="4"/>
+            </w:tcBorders>
+            <w:tcMar>
+              <w:top w:type="dxa" w:w="60"/>
+              <w:left w:type="dxa" w:w="100"/>
+              <w:bottom w:type="dxa" w:w="60"/>
+              <w:right w:type="dxa" w:w="100"/>
+            </w:tcMar>
+          </w:tcPr>
+          <w:p>
+            <w:pPr>
+              <w:spacing w:after="20"/>
+            </w:pPr>
+            <w:r>
+              <w:rPr>
+                <w:rFonts w:ascii="Arial" w:cs="Arial" w:eastAsia="Arial" w:hAnsi="Arial"/>
+              </w:rPr>
+              <w:t xml:space="preserve">MISTRAL_API_KEY</w:t>
+            </w:r>
+          </w:p>
+        </w:tc>
+      </w:tr>
+      <w:tr>
+        <w:tc>
+          <w:tcPr>
+            <w:tcW w:type="dxa" w:w="1638"/>
+            <w:tcBorders>
+              <w:top w:val="single" w:color="BFC7C5" w:sz="4"/>
+              <w:left w:val="single" w:color="BFC7C5" w:sz="4"/>
+              <w:bottom w:val="single" w:color="BFC7C5" w:sz="4"/>
+              <w:right w:val="single" w:color="BFC7C5" w:sz="4"/>
+            </w:tcBorders>
+            <w:tcMar>
+              <w:top w:type="dxa" w:w="60"/>
+              <w:left w:type="dxa" w:w="100"/>
+              <w:bottom w:type="dxa" w:w="60"/>
+              <w:right w:type="dxa" w:w="100"/>
+            </w:tcMar>
+          </w:tcPr>
+          <w:p>
+            <w:pPr>
+              <w:spacing w:after="20"/>
+            </w:pPr>
+            <w:r>
+              <w:rPr>
+                <w:rFonts w:ascii="Arial" w:cs="Arial" w:eastAsia="Arial" w:hAnsi="Arial"/>
+              </w:rPr>
+              <w:t xml:space="preserve">Groq</w:t>
+            </w:r>
+          </w:p>
+        </w:tc>
+        <w:tc>
+          <w:tcPr>
+            <w:tcW w:type="dxa" w:w="2602"/>
+            <w:tcBorders>
+              <w:top w:val="single" w:color="BFC7C5" w:sz="4"/>
+              <w:left w:val="single" w:color="BFC7C5" w:sz="4"/>
+              <w:bottom w:val="single" w:color="BFC7C5" w:sz="4"/>
+              <w:right w:val="single" w:color="BFC7C5" w:sz="4"/>
+            </w:tcBorders>
+            <w:tcMar>
+              <w:top w:type="dxa" w:w="60"/>
+              <w:left w:type="dxa" w:w="100"/>
+              <w:bottom w:type="dxa" w:w="60"/>
+              <w:right w:type="dxa" w:w="100"/>
+            </w:tcMar>
+          </w:tcPr>
+          <w:p>
+            <w:pPr>
+              <w:spacing w:after="20"/>
+            </w:pPr>
+            <w:r>
+              <w:rPr>
+                <w:rFonts w:ascii="Arial" w:cs="Arial" w:eastAsia="Arial" w:hAnsi="Arial"/>
+              </w:rPr>
+              <w:t xml:space="preserve">Tuỳ danh mục hiện hành</w:t>
+            </w:r>
+          </w:p>
+        </w:tc>
+        <w:tc>
+          <w:tcPr>
+            <w:tcW w:type="dxa" w:w="1928"/>
+            <w:tcBorders>
+              <w:top w:val="single" w:color="BFC7C5" w:sz="4"/>
+              <w:left w:val="single" w:color="BFC7C5" w:sz="4"/>
+              <w:bottom w:val="single" w:color="BFC7C5" w:sz="4"/>
+              <w:right w:val="single" w:color="BFC7C5" w:sz="4"/>
+            </w:tcBorders>
+            <w:tcMar>
+              <w:top w:type="dxa" w:w="60"/>
+              <w:left w:type="dxa" w:w="100"/>
+              <w:bottom w:type="dxa" w:w="60"/>
+              <w:right w:type="dxa" w:w="100"/>
+            </w:tcMar>
+          </w:tcPr>
+          <w:p>
+            <w:pPr>
+              <w:spacing w:after="20"/>
+            </w:pPr>
+            <w:r>
+              <w:rPr>
+                <w:rFonts w:ascii="Arial" w:cs="Arial" w:eastAsia="Arial" w:hAnsi="Arial"/>
+              </w:rPr>
               <w:t xml:space="preserve">Cần kiểm</w:t>
             </w:r>
           </w:p>
@@ -21101,7 +21421,7 @@
               <w:rPr>
                 <w:rFonts w:ascii="Arial" w:cs="Arial" w:eastAsia="Arial" w:hAnsi="Arial"/>
               </w:rPr>
-              <w:t xml:space="preserve">https://console.groq.com/keys · https://console.mistral.ai/api-keys</w:t>
+              <w:t xml:space="preserve">https://console.groq.com/keys</w:t>
             </w:r>
           </w:p>
         </w:tc>
@@ -21129,7 +21449,7 @@
               <w:rPr>
                 <w:rFonts w:ascii="Arial" w:cs="Arial" w:eastAsia="Arial" w:hAnsi="Arial"/>
               </w:rPr>
-              <w:t xml:space="preserve">GROQ_API_KEY · MISTRAL_API_KEY</w:t>
+              <w:t xml:space="preserve">GROQ_API_KEY</w:t>
             </w:r>
           </w:p>
         </w:tc>
@@ -21150,13 +21470,13 @@
           <w:b/>
           <w:bCs/>
         </w:rPr>
-        <w:t xml:space="preserve">Khuyến nghị:</w:t>
+        <w:t xml:space="preserve">Thứ tự đã chốt (QD-13):</w:t>
       </w:r>
       <w:r>
         <w:rPr>
           <w:rFonts w:ascii="Arial" w:cs="Arial" w:eastAsia="Arial" w:hAnsi="Arial"/>
         </w:rPr>
-        <w:t xml:space="preserve"> ① Gemini (rẻ, có miễn phí, đọc ảnh tiếng Việt tốt) làm dự phòng thứ nhất. ② Claude làm dự phòng chất lượng cao cho đọc bảng và trích xuất; khi viết mã dùng SDK chính thức @anthropic-ai/sdk. ③ OpenRouter miễn phí chỉ để thử, không dùng cho người dùng thật. ④ Luôn còn đường “không AI” trên máy.</w:t>
+        <w:t xml:space="preserve"> ① Lovable khi còn credit → ② Claude bằng key của bạn (chất lượng cao, dùng được cho giấy tờ nhạy cảm; viết mã bằng SDK chính thức @anthropic-ai/sdk) → ③ Mistral miễn phí → ④ Gemini miễn phí (tôi đề xuất thêm vì đọc ảnh tiếng Việt tốt và có hạn mức miễn phí) → ⑤ xử lý trên máy. OpenRouter chỉ để thử. Thứ tự đổi được trong app.</w:t>
       </w:r>
     </w:p>
     <w:p>
@@ -21169,9 +21489,9 @@
       <w:r>
         <w:drawing>
           <wp:inline distT="0" distB="0" distL="0" distR="0">
-            <wp:extent cx="6096000" cy="962025"/>
+            <wp:extent cx="6096000" cy="1047750"/>
             <wp:effectExtent t="0" r="0" b="0" l="0"/>
-            <wp:docPr id="1" name="f13.png" descr="Chuỗi AI dự phòng đề xuất: Lovable → Gemini → nhà cung cấp trả phí → xử lý trên máy" title="Chuỗi AI dự phòng đề xuất: Lovable → Gemini → nhà cung cấp trả phí → xử lý trên máy"/>
+            <wp:docPr id="1" name="f13.png" descr="Chuỗi AI đã chốt: Lovable → Claude (key riêng) → Mistral → Gemini → xử lý trên máy; giấy tờ nhạy cảm không gửi tới nguồn miễn phí" title="Chuỗi AI đã chốt: Lovable → Claude (key riêng) → Mistral → Gemini → xử lý trên máy; giấy tờ nhạy cảm không gửi tới nguồn miễn phí"/>
             <wp:cNvGraphicFramePr>
               <a:graphicFrameLocks xmlns:a="http://schemas.openxmlformats.org/drawingml/2006/main" noChangeAspect="1"/>
             </wp:cNvGraphicFramePr>
@@ -21194,7 +21514,7 @@
                   <pic:spPr bwMode="auto">
                     <a:xfrm>
                       <a:off x="0" y="0"/>
-                      <a:ext cx="6096000" cy="962025"/>
+                      <a:ext cx="6096000" cy="1047750"/>
                     </a:xfrm>
                     <a:prstGeom prst="rect">
                       <a:avLst/>
@@ -21221,7 +21541,7 @@
           <w:sz w:val="18"/>
           <w:szCs w:val="18"/>
         </w:rPr>
-        <w:t xml:space="preserve">Hình 12 – Chuỗi AI dự phòng đề xuất: Lovable → Gemini → nhà cung cấp trả phí → xử lý trên máy</w:t>
+        <w:t xml:space="preserve">Hình 12 – Chuỗi AI đã chốt: Lovable → Claude (key riêng) → Mistral → Gemini → xử lý trên máy; giấy tờ nhạy cảm không gửi tới nguồn miễn phí</w:t>
       </w:r>
     </w:p>
     <w:p>
@@ -21232,7 +21552,7 @@
         <w:rPr>
           <w:rFonts w:ascii="Arial" w:cs="Arial" w:eastAsia="Arial" w:hAnsi="Arial"/>
         </w:rPr>
-        <w:t xml:space="preserve">12.3 Cách lấy và đặt key (ví dụ Gemini)</w:t>
+        <w:t xml:space="preserve">12.3 Cách lấy và đặt key (ví dụ Gemini – các nhà cung cấp khác tương tự)</w:t>
       </w:r>
     </w:p>
     <w:p>
@@ -21280,7 +21600,7 @@
         <w:rPr>
           <w:rFonts w:ascii="Arial" w:cs="Arial" w:eastAsia="Arial" w:hAnsi="Arial"/>
         </w:rPr>
-        <w:t xml:space="preserve">Đặt AI_PROVIDERS=lovable,gemini (thứ tự thử). Không bao giờ đặt key với tiền tố VITE_, vì tiền tố này đưa key xuống trình duyệt cho mọi người xem.</w:t>
+        <w:t xml:space="preserve">Cách khác (theo QD-12, khuyến nghị cho bạn): dán key thẳng vào app ở Tôi → Khoá AI của tôi; không cần vào Lovable. Nếu đặt ở máy chủ thì dùng AI_PROVIDERS=lovable,claude,mistral,gemini và tuyệt đối không dùng tiền tố VITE_.</w:t>
       </w:r>
     </w:p>
     <w:p>
@@ -21307,7 +21627,1804 @@
         <w:rPr>
           <w:rFonts w:ascii="Arial" w:cs="Arial" w:eastAsia="Arial" w:hAnsi="Arial"/>
         </w:rPr>
-        <w:t xml:space="preserve">12.4 Hạng mục AI</w:t>
+        <w:t xml:space="preserve">12.4 Lấy key Claude và Mistral</w:t>
+      </w:r>
+    </w:p>
+    <w:tbl>
+      <w:tblPr>
+        <w:tblW w:type="dxa" w:w="9638"/>
+        <w:tblBorders>
+          <w:top w:val="single" w:color="auto" w:sz="4"/>
+          <w:left w:val="single" w:color="auto" w:sz="4"/>
+          <w:bottom w:val="single" w:color="auto" w:sz="4"/>
+          <w:right w:val="single" w:color="auto" w:sz="4"/>
+          <w:insideH w:val="single" w:color="auto" w:sz="4"/>
+          <w:insideV w:val="single" w:color="auto" w:sz="4"/>
+        </w:tblBorders>
+      </w:tblPr>
+      <w:tblGrid>
+        <w:gridCol w:w="1735"/>
+        <w:gridCol w:w="4241"/>
+        <w:gridCol w:w="3662"/>
+      </w:tblGrid>
+      <w:tr>
+        <w:trPr>
+          <w:tblHeader/>
+        </w:trPr>
+        <w:tc>
+          <w:tcPr>
+            <w:tcW w:type="dxa" w:w="1735"/>
+            <w:tcBorders>
+              <w:top w:val="single" w:color="BFC7C5" w:sz="4"/>
+              <w:left w:val="single" w:color="BFC7C5" w:sz="4"/>
+              <w:bottom w:val="single" w:color="BFC7C5" w:sz="4"/>
+              <w:right w:val="single" w:color="BFC7C5" w:sz="4"/>
+            </w:tcBorders>
+            <w:shd w:fill="006F59" w:color="auto" w:val="clear"/>
+            <w:tcMar>
+              <w:top w:type="dxa" w:w="60"/>
+              <w:left w:type="dxa" w:w="100"/>
+              <w:bottom w:type="dxa" w:w="60"/>
+              <w:right w:type="dxa" w:w="100"/>
+            </w:tcMar>
+          </w:tcPr>
+          <w:p>
+            <w:pPr>
+              <w:spacing w:after="20"/>
+            </w:pPr>
+            <w:r>
+              <w:rPr>
+                <w:rFonts w:ascii="Arial" w:cs="Arial" w:eastAsia="Arial" w:hAnsi="Arial"/>
+                <w:b/>
+                <w:bCs/>
+                <w:color w:val="FFFFFF"/>
+                <w:sz w:val="19"/>
+                <w:szCs w:val="19"/>
+              </w:rPr>
+              <w:t xml:space="preserve">Bước</w:t>
+            </w:r>
+          </w:p>
+        </w:tc>
+        <w:tc>
+          <w:tcPr>
+            <w:tcW w:type="dxa" w:w="4241"/>
+            <w:tcBorders>
+              <w:top w:val="single" w:color="BFC7C5" w:sz="4"/>
+              <w:left w:val="single" w:color="BFC7C5" w:sz="4"/>
+              <w:bottom w:val="single" w:color="BFC7C5" w:sz="4"/>
+              <w:right w:val="single" w:color="BFC7C5" w:sz="4"/>
+            </w:tcBorders>
+            <w:shd w:fill="006F59" w:color="auto" w:val="clear"/>
+            <w:tcMar>
+              <w:top w:type="dxa" w:w="60"/>
+              <w:left w:type="dxa" w:w="100"/>
+              <w:bottom w:type="dxa" w:w="60"/>
+              <w:right w:type="dxa" w:w="100"/>
+            </w:tcMar>
+          </w:tcPr>
+          <w:p>
+            <w:pPr>
+              <w:spacing w:after="20"/>
+            </w:pPr>
+            <w:r>
+              <w:rPr>
+                <w:rFonts w:ascii="Arial" w:cs="Arial" w:eastAsia="Arial" w:hAnsi="Arial"/>
+                <w:b/>
+                <w:bCs/>
+                <w:color w:val="FFFFFF"/>
+                <w:sz w:val="19"/>
+                <w:szCs w:val="19"/>
+              </w:rPr>
+              <w:t xml:space="preserve">Claude (Anthropic)</w:t>
+            </w:r>
+          </w:p>
+        </w:tc>
+        <w:tc>
+          <w:tcPr>
+            <w:tcW w:type="dxa" w:w="3662"/>
+            <w:tcBorders>
+              <w:top w:val="single" w:color="BFC7C5" w:sz="4"/>
+              <w:left w:val="single" w:color="BFC7C5" w:sz="4"/>
+              <w:bottom w:val="single" w:color="BFC7C5" w:sz="4"/>
+              <w:right w:val="single" w:color="BFC7C5" w:sz="4"/>
+            </w:tcBorders>
+            <w:shd w:fill="006F59" w:color="auto" w:val="clear"/>
+            <w:tcMar>
+              <w:top w:type="dxa" w:w="60"/>
+              <w:left w:type="dxa" w:w="100"/>
+              <w:bottom w:type="dxa" w:w="60"/>
+              <w:right w:type="dxa" w:w="100"/>
+            </w:tcMar>
+          </w:tcPr>
+          <w:p>
+            <w:pPr>
+              <w:spacing w:after="20"/>
+            </w:pPr>
+            <w:r>
+              <w:rPr>
+                <w:rFonts w:ascii="Arial" w:cs="Arial" w:eastAsia="Arial" w:hAnsi="Arial"/>
+                <w:b/>
+                <w:bCs/>
+                <w:color w:val="FFFFFF"/>
+                <w:sz w:val="19"/>
+                <w:szCs w:val="19"/>
+              </w:rPr>
+              <w:t xml:space="preserve">Mistral</w:t>
+            </w:r>
+          </w:p>
+        </w:tc>
+      </w:tr>
+      <w:tr>
+        <w:tc>
+          <w:tcPr>
+            <w:tcW w:type="dxa" w:w="1735"/>
+            <w:tcBorders>
+              <w:top w:val="single" w:color="BFC7C5" w:sz="4"/>
+              <w:left w:val="single" w:color="BFC7C5" w:sz="4"/>
+              <w:bottom w:val="single" w:color="BFC7C5" w:sz="4"/>
+              <w:right w:val="single" w:color="BFC7C5" w:sz="4"/>
+            </w:tcBorders>
+            <w:tcMar>
+              <w:top w:type="dxa" w:w="60"/>
+              <w:left w:type="dxa" w:w="100"/>
+              <w:bottom w:type="dxa" w:w="60"/>
+              <w:right w:type="dxa" w:w="100"/>
+            </w:tcMar>
+          </w:tcPr>
+          <w:p>
+            <w:pPr>
+              <w:spacing w:after="20"/>
+            </w:pPr>
+            <w:r>
+              <w:rPr>
+                <w:rFonts w:ascii="Arial" w:cs="Arial" w:eastAsia="Arial" w:hAnsi="Arial"/>
+              </w:rPr>
+              <w:t xml:space="preserve">1. Tạo tài khoản</w:t>
+            </w:r>
+          </w:p>
+        </w:tc>
+        <w:tc>
+          <w:tcPr>
+            <w:tcW w:type="dxa" w:w="4241"/>
+            <w:tcBorders>
+              <w:top w:val="single" w:color="BFC7C5" w:sz="4"/>
+              <w:left w:val="single" w:color="BFC7C5" w:sz="4"/>
+              <w:bottom w:val="single" w:color="BFC7C5" w:sz="4"/>
+              <w:right w:val="single" w:color="BFC7C5" w:sz="4"/>
+            </w:tcBorders>
+            <w:tcMar>
+              <w:top w:type="dxa" w:w="60"/>
+              <w:left w:type="dxa" w:w="100"/>
+              <w:bottom w:type="dxa" w:w="60"/>
+              <w:right w:type="dxa" w:w="100"/>
+            </w:tcMar>
+          </w:tcPr>
+          <w:p>
+            <w:pPr>
+              <w:spacing w:after="20"/>
+            </w:pPr>
+            <w:r>
+              <w:rPr>
+                <w:rFonts w:ascii="Arial" w:cs="Arial" w:eastAsia="Arial" w:hAnsi="Arial"/>
+              </w:rPr>
+              <w:t xml:space="preserve">https://console.anthropic.com (email/Google)</w:t>
+            </w:r>
+          </w:p>
+        </w:tc>
+        <w:tc>
+          <w:tcPr>
+            <w:tcW w:type="dxa" w:w="3662"/>
+            <w:tcBorders>
+              <w:top w:val="single" w:color="BFC7C5" w:sz="4"/>
+              <w:left w:val="single" w:color="BFC7C5" w:sz="4"/>
+              <w:bottom w:val="single" w:color="BFC7C5" w:sz="4"/>
+              <w:right w:val="single" w:color="BFC7C5" w:sz="4"/>
+            </w:tcBorders>
+            <w:tcMar>
+              <w:top w:type="dxa" w:w="60"/>
+              <w:left w:type="dxa" w:w="100"/>
+              <w:bottom w:type="dxa" w:w="60"/>
+              <w:right w:type="dxa" w:w="100"/>
+            </w:tcMar>
+          </w:tcPr>
+          <w:p>
+            <w:pPr>
+              <w:spacing w:after="20"/>
+            </w:pPr>
+            <w:r>
+              <w:rPr>
+                <w:rFonts w:ascii="Arial" w:cs="Arial" w:eastAsia="Arial" w:hAnsi="Arial"/>
+              </w:rPr>
+              <w:t xml:space="preserve">https://console.mistral.ai (xác minh số điện thoại)</w:t>
+            </w:r>
+          </w:p>
+        </w:tc>
+      </w:tr>
+      <w:tr>
+        <w:tc>
+          <w:tcPr>
+            <w:tcW w:type="dxa" w:w="1735"/>
+            <w:tcBorders>
+              <w:top w:val="single" w:color="BFC7C5" w:sz="4"/>
+              <w:left w:val="single" w:color="BFC7C5" w:sz="4"/>
+              <w:bottom w:val="single" w:color="BFC7C5" w:sz="4"/>
+              <w:right w:val="single" w:color="BFC7C5" w:sz="4"/>
+            </w:tcBorders>
+            <w:tcMar>
+              <w:top w:type="dxa" w:w="60"/>
+              <w:left w:type="dxa" w:w="100"/>
+              <w:bottom w:type="dxa" w:w="60"/>
+              <w:right w:type="dxa" w:w="100"/>
+            </w:tcMar>
+          </w:tcPr>
+          <w:p>
+            <w:pPr>
+              <w:spacing w:after="20"/>
+            </w:pPr>
+            <w:r>
+              <w:rPr>
+                <w:rFonts w:ascii="Arial" w:cs="Arial" w:eastAsia="Arial" w:hAnsi="Arial"/>
+              </w:rPr>
+              <w:t xml:space="preserve">2. Kích hoạt</w:t>
+            </w:r>
+          </w:p>
+        </w:tc>
+        <w:tc>
+          <w:tcPr>
+            <w:tcW w:type="dxa" w:w="4241"/>
+            <w:tcBorders>
+              <w:top w:val="single" w:color="BFC7C5" w:sz="4"/>
+              <w:left w:val="single" w:color="BFC7C5" w:sz="4"/>
+              <w:bottom w:val="single" w:color="BFC7C5" w:sz="4"/>
+              <w:right w:val="single" w:color="BFC7C5" w:sz="4"/>
+            </w:tcBorders>
+            <w:tcMar>
+              <w:top w:type="dxa" w:w="60"/>
+              <w:left w:type="dxa" w:w="100"/>
+              <w:bottom w:type="dxa" w:w="60"/>
+              <w:right w:type="dxa" w:w="100"/>
+            </w:tcMar>
+          </w:tcPr>
+          <w:p>
+            <w:pPr>
+              <w:spacing w:after="20"/>
+            </w:pPr>
+            <w:r>
+              <w:rPr>
+                <w:rFonts w:ascii="Arial" w:cs="Arial" w:eastAsia="Arial" w:hAnsi="Arial"/>
+              </w:rPr>
+              <w:t xml:space="preserve">Billing → nạp credit (thẻ quốc tế). Kiểm Việt Nam có trong danh sách hỗ trợ: https://www.anthropic.com/supported-countries</w:t>
+            </w:r>
+          </w:p>
+        </w:tc>
+        <w:tc>
+          <w:tcPr>
+            <w:tcW w:type="dxa" w:w="3662"/>
+            <w:tcBorders>
+              <w:top w:val="single" w:color="BFC7C5" w:sz="4"/>
+              <w:left w:val="single" w:color="BFC7C5" w:sz="4"/>
+              <w:bottom w:val="single" w:color="BFC7C5" w:sz="4"/>
+              <w:right w:val="single" w:color="BFC7C5" w:sz="4"/>
+            </w:tcBorders>
+            <w:tcMar>
+              <w:top w:type="dxa" w:w="60"/>
+              <w:left w:type="dxa" w:w="100"/>
+              <w:bottom w:type="dxa" w:w="60"/>
+              <w:right w:type="dxa" w:w="100"/>
+            </w:tcMar>
+          </w:tcPr>
+          <w:p>
+            <w:pPr>
+              <w:spacing w:after="20"/>
+            </w:pPr>
+            <w:r>
+              <w:rPr>
+                <w:rFonts w:ascii="Arial" w:cs="Arial" w:eastAsia="Arial" w:hAnsi="Arial"/>
+              </w:rPr>
+              <w:t xml:space="preserve">Chọn gói Experiment (miễn phí) hoặc thêm thẻ để lên gói trả theo dùng</w:t>
+            </w:r>
+          </w:p>
+        </w:tc>
+      </w:tr>
+      <w:tr>
+        <w:tc>
+          <w:tcPr>
+            <w:tcW w:type="dxa" w:w="1735"/>
+            <w:tcBorders>
+              <w:top w:val="single" w:color="BFC7C5" w:sz="4"/>
+              <w:left w:val="single" w:color="BFC7C5" w:sz="4"/>
+              <w:bottom w:val="single" w:color="BFC7C5" w:sz="4"/>
+              <w:right w:val="single" w:color="BFC7C5" w:sz="4"/>
+            </w:tcBorders>
+            <w:tcMar>
+              <w:top w:type="dxa" w:w="60"/>
+              <w:left w:type="dxa" w:w="100"/>
+              <w:bottom w:type="dxa" w:w="60"/>
+              <w:right w:type="dxa" w:w="100"/>
+            </w:tcMar>
+          </w:tcPr>
+          <w:p>
+            <w:pPr>
+              <w:spacing w:after="20"/>
+            </w:pPr>
+            <w:r>
+              <w:rPr>
+                <w:rFonts w:ascii="Arial" w:cs="Arial" w:eastAsia="Arial" w:hAnsi="Arial"/>
+              </w:rPr>
+              <w:t xml:space="preserve">3. Tạo key</w:t>
+            </w:r>
+          </w:p>
+        </w:tc>
+        <w:tc>
+          <w:tcPr>
+            <w:tcW w:type="dxa" w:w="4241"/>
+            <w:tcBorders>
+              <w:top w:val="single" w:color="BFC7C5" w:sz="4"/>
+              <w:left w:val="single" w:color="BFC7C5" w:sz="4"/>
+              <w:bottom w:val="single" w:color="BFC7C5" w:sz="4"/>
+              <w:right w:val="single" w:color="BFC7C5" w:sz="4"/>
+            </w:tcBorders>
+            <w:tcMar>
+              <w:top w:type="dxa" w:w="60"/>
+              <w:left w:type="dxa" w:w="100"/>
+              <w:bottom w:type="dxa" w:w="60"/>
+              <w:right w:type="dxa" w:w="100"/>
+            </w:tcMar>
+          </w:tcPr>
+          <w:p>
+            <w:pPr>
+              <w:spacing w:after="20"/>
+            </w:pPr>
+            <w:r>
+              <w:rPr>
+                <w:rFonts w:ascii="Arial" w:cs="Arial" w:eastAsia="Arial" w:hAnsi="Arial"/>
+              </w:rPr>
+              <w:t xml:space="preserve">Settings → API keys → Create key (dạng sk-ant-…)</w:t>
+            </w:r>
+          </w:p>
+        </w:tc>
+        <w:tc>
+          <w:tcPr>
+            <w:tcW w:type="dxa" w:w="3662"/>
+            <w:tcBorders>
+              <w:top w:val="single" w:color="BFC7C5" w:sz="4"/>
+              <w:left w:val="single" w:color="BFC7C5" w:sz="4"/>
+              <w:bottom w:val="single" w:color="BFC7C5" w:sz="4"/>
+              <w:right w:val="single" w:color="BFC7C5" w:sz="4"/>
+            </w:tcBorders>
+            <w:tcMar>
+              <w:top w:type="dxa" w:w="60"/>
+              <w:left w:type="dxa" w:w="100"/>
+              <w:bottom w:type="dxa" w:w="60"/>
+              <w:right w:type="dxa" w:w="100"/>
+            </w:tcMar>
+          </w:tcPr>
+          <w:p>
+            <w:pPr>
+              <w:spacing w:after="20"/>
+            </w:pPr>
+            <w:r>
+              <w:rPr>
+                <w:rFonts w:ascii="Arial" w:cs="Arial" w:eastAsia="Arial" w:hAnsi="Arial"/>
+              </w:rPr>
+              <w:t xml:space="preserve">API keys → Create new key</w:t>
+            </w:r>
+          </w:p>
+        </w:tc>
+      </w:tr>
+      <w:tr>
+        <w:tc>
+          <w:tcPr>
+            <w:tcW w:type="dxa" w:w="1735"/>
+            <w:tcBorders>
+              <w:top w:val="single" w:color="BFC7C5" w:sz="4"/>
+              <w:left w:val="single" w:color="BFC7C5" w:sz="4"/>
+              <w:bottom w:val="single" w:color="BFC7C5" w:sz="4"/>
+              <w:right w:val="single" w:color="BFC7C5" w:sz="4"/>
+            </w:tcBorders>
+            <w:tcMar>
+              <w:top w:type="dxa" w:w="60"/>
+              <w:left w:type="dxa" w:w="100"/>
+              <w:bottom w:type="dxa" w:w="60"/>
+              <w:right w:type="dxa" w:w="100"/>
+            </w:tcMar>
+          </w:tcPr>
+          <w:p>
+            <w:pPr>
+              <w:spacing w:after="20"/>
+            </w:pPr>
+            <w:r>
+              <w:rPr>
+                <w:rFonts w:ascii="Arial" w:cs="Arial" w:eastAsia="Arial" w:hAnsi="Arial"/>
+              </w:rPr>
+              <w:t xml:space="preserve">4. Đặt hạn mức</w:t>
+            </w:r>
+          </w:p>
+        </w:tc>
+        <w:tc>
+          <w:tcPr>
+            <w:tcW w:type="dxa" w:w="4241"/>
+            <w:tcBorders>
+              <w:top w:val="single" w:color="BFC7C5" w:sz="4"/>
+              <w:left w:val="single" w:color="BFC7C5" w:sz="4"/>
+              <w:bottom w:val="single" w:color="BFC7C5" w:sz="4"/>
+              <w:right w:val="single" w:color="BFC7C5" w:sz="4"/>
+            </w:tcBorders>
+            <w:tcMar>
+              <w:top w:type="dxa" w:w="60"/>
+              <w:left w:type="dxa" w:w="100"/>
+              <w:bottom w:type="dxa" w:w="60"/>
+              <w:right w:type="dxa" w:w="100"/>
+            </w:tcMar>
+          </w:tcPr>
+          <w:p>
+            <w:pPr>
+              <w:spacing w:after="20"/>
+            </w:pPr>
+            <w:r>
+              <w:rPr>
+                <w:rFonts w:ascii="Arial" w:cs="Arial" w:eastAsia="Arial" w:hAnsi="Arial"/>
+              </w:rPr>
+              <w:t xml:space="preserve">Limits → đặt hạn mức chi tiêu tháng (ví dụ 5 USD) để không bị trừ tiền ngoài ý muốn</w:t>
+            </w:r>
+          </w:p>
+        </w:tc>
+        <w:tc>
+          <w:tcPr>
+            <w:tcW w:type="dxa" w:w="3662"/>
+            <w:tcBorders>
+              <w:top w:val="single" w:color="BFC7C5" w:sz="4"/>
+              <w:left w:val="single" w:color="BFC7C5" w:sz="4"/>
+              <w:bottom w:val="single" w:color="BFC7C5" w:sz="4"/>
+              <w:right w:val="single" w:color="BFC7C5" w:sz="4"/>
+            </w:tcBorders>
+            <w:tcMar>
+              <w:top w:type="dxa" w:w="60"/>
+              <w:left w:type="dxa" w:w="100"/>
+              <w:bottom w:type="dxa" w:w="60"/>
+              <w:right w:type="dxa" w:w="100"/>
+            </w:tcMar>
+          </w:tcPr>
+          <w:p>
+            <w:pPr>
+              <w:spacing w:after="20"/>
+            </w:pPr>
+            <w:r>
+              <w:rPr>
+                <w:rFonts w:ascii="Arial" w:cs="Arial" w:eastAsia="Arial" w:hAnsi="Arial"/>
+              </w:rPr>
+              <w:t xml:space="preserve">Xem Limits trong Admin Console</w:t>
+            </w:r>
+          </w:p>
+        </w:tc>
+      </w:tr>
+      <w:tr>
+        <w:tc>
+          <w:tcPr>
+            <w:tcW w:type="dxa" w:w="1735"/>
+            <w:tcBorders>
+              <w:top w:val="single" w:color="BFC7C5" w:sz="4"/>
+              <w:left w:val="single" w:color="BFC7C5" w:sz="4"/>
+              <w:bottom w:val="single" w:color="BFC7C5" w:sz="4"/>
+              <w:right w:val="single" w:color="BFC7C5" w:sz="4"/>
+            </w:tcBorders>
+            <w:tcMar>
+              <w:top w:type="dxa" w:w="60"/>
+              <w:left w:type="dxa" w:w="100"/>
+              <w:bottom w:type="dxa" w:w="60"/>
+              <w:right w:type="dxa" w:w="100"/>
+            </w:tcMar>
+          </w:tcPr>
+          <w:p>
+            <w:pPr>
+              <w:spacing w:after="20"/>
+            </w:pPr>
+            <w:r>
+              <w:rPr>
+                <w:rFonts w:ascii="Arial" w:cs="Arial" w:eastAsia="Arial" w:hAnsi="Arial"/>
+              </w:rPr>
+              <w:t xml:space="preserve">5. Dán vào app</w:t>
+            </w:r>
+          </w:p>
+        </w:tc>
+        <w:tc>
+          <w:tcPr>
+            <w:tcW w:type="dxa" w:w="4241"/>
+            <w:tcBorders>
+              <w:top w:val="single" w:color="BFC7C5" w:sz="4"/>
+              <w:left w:val="single" w:color="BFC7C5" w:sz="4"/>
+              <w:bottom w:val="single" w:color="BFC7C5" w:sz="4"/>
+              <w:right w:val="single" w:color="BFC7C5" w:sz="4"/>
+            </w:tcBorders>
+            <w:tcMar>
+              <w:top w:type="dxa" w:w="60"/>
+              <w:left w:type="dxa" w:w="100"/>
+              <w:bottom w:type="dxa" w:w="60"/>
+              <w:right w:type="dxa" w:w="100"/>
+            </w:tcMar>
+          </w:tcPr>
+          <w:p>
+            <w:pPr>
+              <w:spacing w:after="20"/>
+            </w:pPr>
+            <w:r>
+              <w:rPr>
+                <w:rFonts w:ascii="Arial" w:cs="Arial" w:eastAsia="Arial" w:hAnsi="Arial"/>
+              </w:rPr>
+              <w:t xml:space="preserve">Tôi → Khoá AI của tôi → Claude → dán → Kiểm tra</w:t>
+            </w:r>
+          </w:p>
+        </w:tc>
+        <w:tc>
+          <w:tcPr>
+            <w:tcW w:type="dxa" w:w="3662"/>
+            <w:tcBorders>
+              <w:top w:val="single" w:color="BFC7C5" w:sz="4"/>
+              <w:left w:val="single" w:color="BFC7C5" w:sz="4"/>
+              <w:bottom w:val="single" w:color="BFC7C5" w:sz="4"/>
+              <w:right w:val="single" w:color="BFC7C5" w:sz="4"/>
+            </w:tcBorders>
+            <w:tcMar>
+              <w:top w:type="dxa" w:w="60"/>
+              <w:left w:type="dxa" w:w="100"/>
+              <w:bottom w:type="dxa" w:w="60"/>
+              <w:right w:type="dxa" w:w="100"/>
+            </w:tcMar>
+          </w:tcPr>
+          <w:p>
+            <w:pPr>
+              <w:spacing w:after="20"/>
+            </w:pPr>
+            <w:r>
+              <w:rPr>
+                <w:rFonts w:ascii="Arial" w:cs="Arial" w:eastAsia="Arial" w:hAnsi="Arial"/>
+              </w:rPr>
+              <w:t xml:space="preserve">Tôi → Khoá AI của tôi → Mistral → dán → Kiểm tra</w:t>
+            </w:r>
+          </w:p>
+        </w:tc>
+      </w:tr>
+    </w:tbl>
+    <w:p>
+      <w:pPr>
+        <w:pStyle w:val="Heading2"/>
+      </w:pPr>
+      <w:r>
+        <w:rPr>
+          <w:rFonts w:ascii="Arial" w:cs="Arial" w:eastAsia="Arial" w:hAnsi="Arial"/>
+        </w:rPr>
+        <w:t xml:space="preserve">12.5 Khoá AI trong app (QD-12)</w:t>
+      </w:r>
+    </w:p>
+    <w:p>
+      <w:pPr>
+        <w:keepNext/>
+        <w:keepLines/>
+        <w:spacing w:after="60" w:before="120"/>
+        <w:jc w:val="center"/>
+      </w:pPr>
+      <w:r>
+        <w:drawing>
+          <wp:inline distT="0" distB="0" distL="0" distR="0">
+            <wp:extent cx="6096000" cy="4800600"/>
+            <wp:effectExtent t="0" r="0" b="0" l="0"/>
+            <wp:docPr id="1" name="f14.png" descr="Màn “Khoá AI của tôi”: nhập/đổi/xoá key, chọn mô hình, đổi thứ tự, kiểm tra" title="Màn “Khoá AI của tôi”: nhập/đổi/xoá key, chọn mô hình, đổi thứ tự, kiểm tra"/>
+            <wp:cNvGraphicFramePr>
+              <a:graphicFrameLocks xmlns:a="http://schemas.openxmlformats.org/drawingml/2006/main" noChangeAspect="1"/>
+            </wp:cNvGraphicFramePr>
+            <a:graphic xmlns:a="http://schemas.openxmlformats.org/drawingml/2006/main">
+              <a:graphicData uri="http://schemas.openxmlformats.org/drawingml/2006/picture">
+                <pic:pic xmlns:pic="http://schemas.openxmlformats.org/drawingml/2006/picture">
+                  <pic:nvPicPr>
+                    <pic:cNvPr id="0" name="" descr=""/>
+                    <pic:cNvPicPr>
+                      <a:picLocks noChangeAspect="1" noChangeArrowheads="1"/>
+                    </pic:cNvPicPr>
+                  </pic:nvPicPr>
+                  <pic:blipFill>
+                    <a:blip r:embed="rId20" cstate="none"/>
+                    <a:srcRect/>
+                    <a:stretch>
+                      <a:fillRect/>
+                    </a:stretch>
+                  </pic:blipFill>
+                  <pic:spPr bwMode="auto">
+                    <a:xfrm>
+                      <a:off x="0" y="0"/>
+                      <a:ext cx="6096000" cy="4800600"/>
+                    </a:xfrm>
+                    <a:prstGeom prst="rect">
+                      <a:avLst/>
+                    </a:prstGeom>
+                  </pic:spPr>
+                </pic:pic>
+              </a:graphicData>
+            </a:graphic>
+          </wp:inline>
+        </w:drawing>
+      </w:r>
+    </w:p>
+    <w:p>
+      <w:pPr>
+        <w:spacing w:after="200"/>
+        <w:jc w:val="center"/>
+      </w:pPr>
+      <w:r>
+        <w:rPr>
+          <w:rFonts w:ascii="Arial" w:cs="Arial" w:eastAsia="Arial" w:hAnsi="Arial"/>
+          <w:i/>
+          <w:iCs/>
+          <w:color w:val="44544F"/>
+          <w:sz w:val="18"/>
+          <w:szCs w:val="18"/>
+        </w:rPr>
+        <w:t xml:space="preserve">Hình 13 – Màn “Khoá AI của tôi”: nhập/đổi/xoá key, chọn mô hình, đổi thứ tự, kiểm tra</w:t>
+      </w:r>
+    </w:p>
+    <w:p>
+      <w:pPr>
+        <w:pStyle w:val="ListParagraph"/>
+        <w:numPr>
+          <w:ilvl w:val="0"/>
+          <w:numId w:val="3"/>
+        </w:numPr>
+        <w:spacing w:after="60" w:line="276"/>
+      </w:pPr>
+      <w:r>
+        <w:rPr>
+          <w:rFonts w:ascii="Arial" w:cs="Arial" w:eastAsia="Arial" w:hAnsi="Arial"/>
+          <w:b/>
+          <w:bCs/>
+        </w:rPr>
+        <w:t xml:space="preserve">Lưu trữ:</w:t>
+      </w:r>
+      <w:r>
+        <w:rPr>
+          <w:rFonts w:ascii="Arial" w:cs="Arial" w:eastAsia="Arial" w:hAnsi="Arial"/>
+        </w:rPr>
+        <w:t xml:space="preserve"> key mã hoá AES-GCM bằng khoá thiết bị (WebCrypto, đánh dấu không xuất được, lưu trong IndexedDB); bật khoá PIN thì key nằm trong két PIN có sẵn. Không đưa vào sao lưu, đồng bộ mây, nhật ký lỗi, URL.</w:t>
+      </w:r>
+    </w:p>
+    <w:p>
+      <w:pPr>
+        <w:pStyle w:val="ListParagraph"/>
+        <w:numPr>
+          <w:ilvl w:val="0"/>
+          <w:numId w:val="3"/>
+        </w:numPr>
+        <w:spacing w:after="60" w:line="276"/>
+      </w:pPr>
+      <w:r>
+        <w:rPr>
+          <w:rFonts w:ascii="Arial" w:cs="Arial" w:eastAsia="Arial" w:hAnsi="Arial"/>
+          <w:b/>
+          <w:bCs/>
+        </w:rPr>
+        <w:t xml:space="preserve">Cách gọi – 2 chế độ:</w:t>
+      </w:r>
+      <w:r>
+        <w:rPr>
+          <w:rFonts w:ascii="Arial" w:cs="Arial" w:eastAsia="Arial" w:hAnsi="Arial"/>
+        </w:rPr>
+        <w:t xml:space="preserve"> (a) </w:t>
+      </w:r>
+      <w:r>
+        <w:rPr>
+          <w:rFonts w:ascii="Arial" w:cs="Arial" w:eastAsia="Arial" w:hAnsi="Arial"/>
+          <w:b/>
+          <w:bCs/>
+        </w:rPr>
+        <w:t xml:space="preserve">Gọi thẳng từ máy</w:t>
+      </w:r>
+      <w:r>
+        <w:rPr>
+          <w:rFonts w:ascii="Arial" w:cs="Arial" w:eastAsia="Arial" w:hAnsi="Arial"/>
+        </w:rPr>
+        <w:t xml:space="preserve"> (mặc định cho bạn): trình duyệt gọi thẳng API nhà cung cấp, không qua máy chủ Lovable, nên vẫn chạy khi Lovable hết credit hoặc máy chủ lỗi. Claude cho phép gọi từ trình duyệt bằng header anthropic-dangerous-direct-browser-access; Gemini hỗ trợ; Mistral cần kiểm CORS. (b) </w:t>
+      </w:r>
+      <w:r>
+        <w:rPr>
+          <w:rFonts w:ascii="Arial" w:cs="Arial" w:eastAsia="Arial" w:hAnsi="Arial"/>
+          <w:b/>
+          <w:bCs/>
+        </w:rPr>
+        <w:t xml:space="preserve">Qua máy chủ app:</w:t>
+      </w:r>
+      <w:r>
+        <w:rPr>
+          <w:rFonts w:ascii="Arial" w:cs="Arial" w:eastAsia="Arial" w:hAnsi="Arial"/>
+        </w:rPr>
+        <w:t xml:space="preserve"> key gửi kèm từng lệnh qua HTTPS, máy chủ dùng xong bỏ, không lưu, không ghi log.</w:t>
+      </w:r>
+    </w:p>
+    <w:p>
+      <w:pPr>
+        <w:pStyle w:val="ListParagraph"/>
+        <w:numPr>
+          <w:ilvl w:val="0"/>
+          <w:numId w:val="3"/>
+        </w:numPr>
+        <w:spacing w:after="60" w:line="276"/>
+      </w:pPr>
+      <w:r>
+        <w:rPr>
+          <w:rFonts w:ascii="Arial" w:cs="Arial" w:eastAsia="Arial" w:hAnsi="Arial"/>
+          <w:b/>
+          <w:bCs/>
+        </w:rPr>
+        <w:t xml:space="preserve">Giới hạn 60 lượt/giờ/IP</w:t>
+      </w:r>
+      <w:r>
+        <w:rPr>
+          <w:rFonts w:ascii="Arial" w:cs="Arial" w:eastAsia="Arial" w:hAnsi="Arial"/>
+        </w:rPr>
+        <w:t xml:space="preserve"> chỉ áp cho nguồn Lovable (tiền của chủ app); nguồn dùng key riêng không bị giới hạn này.</w:t>
+      </w:r>
+    </w:p>
+    <w:p>
+      <w:pPr>
+        <w:pStyle w:val="ListParagraph"/>
+        <w:numPr>
+          <w:ilvl w:val="0"/>
+          <w:numId w:val="3"/>
+        </w:numPr>
+        <w:spacing w:after="60" w:line="276"/>
+      </w:pPr>
+      <w:r>
+        <w:rPr>
+          <w:rFonts w:ascii="Arial" w:cs="Arial" w:eastAsia="Arial" w:hAnsi="Arial"/>
+          <w:b/>
+          <w:bCs/>
+        </w:rPr>
+        <w:t xml:space="preserve">Kiểm tra key:</w:t>
+      </w:r>
+      <w:r>
+        <w:rPr>
+          <w:rFonts w:ascii="Arial" w:cs="Arial" w:eastAsia="Arial" w:hAnsi="Arial"/>
+        </w:rPr>
+        <w:t xml:space="preserve"> gọi thử 1 lệnh rất nhỏ → Sẵn sàng / Sai key / Hết hạn mức / Bị chặn vùng / Hết credit; hiển thị chi phí ước tính theo mô hình đã chọn.</w:t>
+      </w:r>
+    </w:p>
+    <w:p>
+      <w:pPr>
+        <w:pStyle w:val="ListParagraph"/>
+        <w:numPr>
+          <w:ilvl w:val="0"/>
+          <w:numId w:val="3"/>
+        </w:numPr>
+        <w:spacing w:after="60" w:line="276"/>
+      </w:pPr>
+      <w:r>
+        <w:rPr>
+          <w:rFonts w:ascii="Arial" w:cs="Arial" w:eastAsia="Arial" w:hAnsi="Arial"/>
+          <w:b/>
+          <w:bCs/>
+        </w:rPr>
+        <w:t xml:space="preserve">Rủi ro và cách giảm:</w:t>
+      </w:r>
+      <w:r>
+        <w:rPr>
+          <w:rFonts w:ascii="Arial" w:cs="Arial" w:eastAsia="Arial" w:hAnsi="Arial"/>
+        </w:rPr>
+        <w:t xml:space="preserve"> ai cầm máy mở được app thì dùng được key, nên bật khoá PIN; đặt hạn mức chi tiêu tháng trên trang nhà cung cấp; có nút “Xoá mọi key” và nhắc thu hồi key trên trang nhà cung cấp khi mất máy.</w:t>
+      </w:r>
+    </w:p>
+    <w:p>
+      <w:pPr>
+        <w:pStyle w:val="Heading2"/>
+      </w:pPr>
+      <w:r>
+        <w:rPr>
+          <w:rFonts w:ascii="Arial" w:cs="Arial" w:eastAsia="Arial" w:hAnsi="Arial"/>
+        </w:rPr>
+        <w:t xml:space="preserve">12.6 Định tuyến, chi phí và “không bị chặn” (QD-13)</w:t>
+      </w:r>
+    </w:p>
+    <w:tbl>
+      <w:tblPr>
+        <w:tblW w:type="dxa" w:w="9638"/>
+        <w:tblBorders>
+          <w:top w:val="single" w:color="auto" w:sz="4"/>
+          <w:left w:val="single" w:color="auto" w:sz="4"/>
+          <w:bottom w:val="single" w:color="auto" w:sz="4"/>
+          <w:right w:val="single" w:color="auto" w:sz="4"/>
+          <w:insideH w:val="single" w:color="auto" w:sz="4"/>
+          <w:insideV w:val="single" w:color="auto" w:sz="4"/>
+        </w:tblBorders>
+      </w:tblPr>
+      <w:tblGrid>
+        <w:gridCol w:w="3084"/>
+        <w:gridCol w:w="3662"/>
+        <w:gridCol w:w="2892"/>
+      </w:tblGrid>
+      <w:tr>
+        <w:trPr>
+          <w:tblHeader/>
+        </w:trPr>
+        <w:tc>
+          <w:tcPr>
+            <w:tcW w:type="dxa" w:w="3084"/>
+            <w:tcBorders>
+              <w:top w:val="single" w:color="BFC7C5" w:sz="4"/>
+              <w:left w:val="single" w:color="BFC7C5" w:sz="4"/>
+              <w:bottom w:val="single" w:color="BFC7C5" w:sz="4"/>
+              <w:right w:val="single" w:color="BFC7C5" w:sz="4"/>
+            </w:tcBorders>
+            <w:shd w:fill="006F59" w:color="auto" w:val="clear"/>
+            <w:tcMar>
+              <w:top w:type="dxa" w:w="60"/>
+              <w:left w:type="dxa" w:w="100"/>
+              <w:bottom w:type="dxa" w:w="60"/>
+              <w:right w:type="dxa" w:w="100"/>
+            </w:tcMar>
+          </w:tcPr>
+          <w:p>
+            <w:pPr>
+              <w:spacing w:after="20"/>
+            </w:pPr>
+            <w:r>
+              <w:rPr>
+                <w:rFonts w:ascii="Arial" w:cs="Arial" w:eastAsia="Arial" w:hAnsi="Arial"/>
+                <w:b/>
+                <w:bCs/>
+                <w:color w:val="FFFFFF"/>
+                <w:sz w:val="19"/>
+                <w:szCs w:val="19"/>
+              </w:rPr>
+              <w:t xml:space="preserve">Loại tài liệu (sensitive.ts + doc-type)</w:t>
+            </w:r>
+          </w:p>
+        </w:tc>
+        <w:tc>
+          <w:tcPr>
+            <w:tcW w:type="dxa" w:w="3662"/>
+            <w:tcBorders>
+              <w:top w:val="single" w:color="BFC7C5" w:sz="4"/>
+              <w:left w:val="single" w:color="BFC7C5" w:sz="4"/>
+              <w:bottom w:val="single" w:color="BFC7C5" w:sz="4"/>
+              <w:right w:val="single" w:color="BFC7C5" w:sz="4"/>
+            </w:tcBorders>
+            <w:shd w:fill="006F59" w:color="auto" w:val="clear"/>
+            <w:tcMar>
+              <w:top w:type="dxa" w:w="60"/>
+              <w:left w:type="dxa" w:w="100"/>
+              <w:bottom w:type="dxa" w:w="60"/>
+              <w:right w:type="dxa" w:w="100"/>
+            </w:tcMar>
+          </w:tcPr>
+          <w:p>
+            <w:pPr>
+              <w:spacing w:after="20"/>
+            </w:pPr>
+            <w:r>
+              <w:rPr>
+                <w:rFonts w:ascii="Arial" w:cs="Arial" w:eastAsia="Arial" w:hAnsi="Arial"/>
+                <w:b/>
+                <w:bCs/>
+                <w:color w:val="FFFFFF"/>
+                <w:sz w:val="19"/>
+                <w:szCs w:val="19"/>
+              </w:rPr>
+              <w:t xml:space="preserve">Nguồn được dùng theo thứ tự</w:t>
+            </w:r>
+          </w:p>
+        </w:tc>
+        <w:tc>
+          <w:tcPr>
+            <w:tcW w:type="dxa" w:w="2892"/>
+            <w:tcBorders>
+              <w:top w:val="single" w:color="BFC7C5" w:sz="4"/>
+              <w:left w:val="single" w:color="BFC7C5" w:sz="4"/>
+              <w:bottom w:val="single" w:color="BFC7C5" w:sz="4"/>
+              <w:right w:val="single" w:color="BFC7C5" w:sz="4"/>
+            </w:tcBorders>
+            <w:shd w:fill="006F59" w:color="auto" w:val="clear"/>
+            <w:tcMar>
+              <w:top w:type="dxa" w:w="60"/>
+              <w:left w:type="dxa" w:w="100"/>
+              <w:bottom w:type="dxa" w:w="60"/>
+              <w:right w:type="dxa" w:w="100"/>
+            </w:tcMar>
+          </w:tcPr>
+          <w:p>
+            <w:pPr>
+              <w:spacing w:after="20"/>
+            </w:pPr>
+            <w:r>
+              <w:rPr>
+                <w:rFonts w:ascii="Arial" w:cs="Arial" w:eastAsia="Arial" w:hAnsi="Arial"/>
+                <w:b/>
+                <w:bCs/>
+                <w:color w:val="FFFFFF"/>
+                <w:sz w:val="19"/>
+                <w:szCs w:val="19"/>
+              </w:rPr>
+              <w:t xml:space="preserve">Lý do</w:t>
+            </w:r>
+          </w:p>
+        </w:tc>
+      </w:tr>
+      <w:tr>
+        <w:tc>
+          <w:tcPr>
+            <w:tcW w:type="dxa" w:w="3084"/>
+            <w:tcBorders>
+              <w:top w:val="single" w:color="BFC7C5" w:sz="4"/>
+              <w:left w:val="single" w:color="BFC7C5" w:sz="4"/>
+              <w:bottom w:val="single" w:color="BFC7C5" w:sz="4"/>
+              <w:right w:val="single" w:color="BFC7C5" w:sz="4"/>
+            </w:tcBorders>
+            <w:tcMar>
+              <w:top w:type="dxa" w:w="60"/>
+              <w:left w:type="dxa" w:w="100"/>
+              <w:bottom w:type="dxa" w:w="60"/>
+              <w:right w:type="dxa" w:w="100"/>
+            </w:tcMar>
+          </w:tcPr>
+          <w:p>
+            <w:pPr>
+              <w:spacing w:after="20"/>
+            </w:pPr>
+            <w:r>
+              <w:rPr>
+                <w:rFonts w:ascii="Arial" w:cs="Arial" w:eastAsia="Arial" w:hAnsi="Arial"/>
+              </w:rPr>
+              <w:t xml:space="preserve">Giấy tờ nhạy cảm: CCCD, hộ chiếu, sổ đỏ, sao kê, hợp đồng</w:t>
+            </w:r>
+          </w:p>
+        </w:tc>
+        <w:tc>
+          <w:tcPr>
+            <w:tcW w:type="dxa" w:w="3662"/>
+            <w:tcBorders>
+              <w:top w:val="single" w:color="BFC7C5" w:sz="4"/>
+              <w:left w:val="single" w:color="BFC7C5" w:sz="4"/>
+              <w:bottom w:val="single" w:color="BFC7C5" w:sz="4"/>
+              <w:right w:val="single" w:color="BFC7C5" w:sz="4"/>
+            </w:tcBorders>
+            <w:tcMar>
+              <w:top w:type="dxa" w:w="60"/>
+              <w:left w:type="dxa" w:w="100"/>
+              <w:bottom w:type="dxa" w:w="60"/>
+              <w:right w:type="dxa" w:w="100"/>
+            </w:tcMar>
+          </w:tcPr>
+          <w:p>
+            <w:pPr>
+              <w:spacing w:after="20"/>
+            </w:pPr>
+            <w:r>
+              <w:rPr>
+                <w:rFonts w:ascii="Arial" w:cs="Arial" w:eastAsia="Arial" w:hAnsi="Arial"/>
+              </w:rPr>
+              <w:t xml:space="preserve">Lovable → Claude → trên máy</w:t>
+            </w:r>
+          </w:p>
+        </w:tc>
+        <w:tc>
+          <w:tcPr>
+            <w:tcW w:type="dxa" w:w="2892"/>
+            <w:tcBorders>
+              <w:top w:val="single" w:color="BFC7C5" w:sz="4"/>
+              <w:left w:val="single" w:color="BFC7C5" w:sz="4"/>
+              <w:bottom w:val="single" w:color="BFC7C5" w:sz="4"/>
+              <w:right w:val="single" w:color="BFC7C5" w:sz="4"/>
+            </w:tcBorders>
+            <w:tcMar>
+              <w:top w:type="dxa" w:w="60"/>
+              <w:left w:type="dxa" w:w="100"/>
+              <w:bottom w:type="dxa" w:w="60"/>
+              <w:right w:type="dxa" w:w="100"/>
+            </w:tcMar>
+          </w:tcPr>
+          <w:p>
+            <w:pPr>
+              <w:spacing w:after="20"/>
+            </w:pPr>
+            <w:r>
+              <w:rPr>
+                <w:rFonts w:ascii="Arial" w:cs="Arial" w:eastAsia="Arial" w:hAnsi="Arial"/>
+              </w:rPr>
+              <w:t xml:space="preserve">Gói miễn phí của Mistral/Gemini có thể dùng dữ liệu để huấn luyện</w:t>
+            </w:r>
+          </w:p>
+        </w:tc>
+      </w:tr>
+      <w:tr>
+        <w:tc>
+          <w:tcPr>
+            <w:tcW w:type="dxa" w:w="3084"/>
+            <w:tcBorders>
+              <w:top w:val="single" w:color="BFC7C5" w:sz="4"/>
+              <w:left w:val="single" w:color="BFC7C5" w:sz="4"/>
+              <w:bottom w:val="single" w:color="BFC7C5" w:sz="4"/>
+              <w:right w:val="single" w:color="BFC7C5" w:sz="4"/>
+            </w:tcBorders>
+            <w:tcMar>
+              <w:top w:type="dxa" w:w="60"/>
+              <w:left w:type="dxa" w:w="100"/>
+              <w:bottom w:type="dxa" w:w="60"/>
+              <w:right w:type="dxa" w:w="100"/>
+            </w:tcMar>
+          </w:tcPr>
+          <w:p>
+            <w:pPr>
+              <w:spacing w:after="20"/>
+            </w:pPr>
+            <w:r>
+              <w:rPr>
+                <w:rFonts w:ascii="Arial" w:cs="Arial" w:eastAsia="Arial" w:hAnsi="Arial"/>
+              </w:rPr>
+              <w:t xml:space="preserve">Tài liệu thường: báo, ghi chú, bài tập, công văn công khai</w:t>
+            </w:r>
+          </w:p>
+        </w:tc>
+        <w:tc>
+          <w:tcPr>
+            <w:tcW w:type="dxa" w:w="3662"/>
+            <w:tcBorders>
+              <w:top w:val="single" w:color="BFC7C5" w:sz="4"/>
+              <w:left w:val="single" w:color="BFC7C5" w:sz="4"/>
+              <w:bottom w:val="single" w:color="BFC7C5" w:sz="4"/>
+              <w:right w:val="single" w:color="BFC7C5" w:sz="4"/>
+            </w:tcBorders>
+            <w:tcMar>
+              <w:top w:type="dxa" w:w="60"/>
+              <w:left w:type="dxa" w:w="100"/>
+              <w:bottom w:type="dxa" w:w="60"/>
+              <w:right w:type="dxa" w:w="100"/>
+            </w:tcMar>
+          </w:tcPr>
+          <w:p>
+            <w:pPr>
+              <w:spacing w:after="20"/>
+            </w:pPr>
+            <w:r>
+              <w:rPr>
+                <w:rFonts w:ascii="Arial" w:cs="Arial" w:eastAsia="Arial" w:hAnsi="Arial"/>
+              </w:rPr>
+              <w:t xml:space="preserve">Lovable → Claude → Mistral → Gemini → trên máy</w:t>
+            </w:r>
+          </w:p>
+        </w:tc>
+        <w:tc>
+          <w:tcPr>
+            <w:tcW w:type="dxa" w:w="2892"/>
+            <w:tcBorders>
+              <w:top w:val="single" w:color="BFC7C5" w:sz="4"/>
+              <w:left w:val="single" w:color="BFC7C5" w:sz="4"/>
+              <w:bottom w:val="single" w:color="BFC7C5" w:sz="4"/>
+              <w:right w:val="single" w:color="BFC7C5" w:sz="4"/>
+            </w:tcBorders>
+            <w:tcMar>
+              <w:top w:type="dxa" w:w="60"/>
+              <w:left w:type="dxa" w:w="100"/>
+              <w:bottom w:type="dxa" w:w="60"/>
+              <w:right w:type="dxa" w:w="100"/>
+            </w:tcMar>
+          </w:tcPr>
+          <w:p>
+            <w:pPr>
+              <w:spacing w:after="20"/>
+            </w:pPr>
+            <w:r>
+              <w:rPr>
+                <w:rFonts w:ascii="Arial" w:cs="Arial" w:eastAsia="Arial" w:hAnsi="Arial"/>
+              </w:rPr>
+              <w:t xml:space="preserve">Tận dụng gói miễn phí</w:t>
+            </w:r>
+          </w:p>
+        </w:tc>
+      </w:tr>
+      <w:tr>
+        <w:tc>
+          <w:tcPr>
+            <w:tcW w:type="dxa" w:w="3084"/>
+            <w:tcBorders>
+              <w:top w:val="single" w:color="BFC7C5" w:sz="4"/>
+              <w:left w:val="single" w:color="BFC7C5" w:sz="4"/>
+              <w:bottom w:val="single" w:color="BFC7C5" w:sz="4"/>
+              <w:right w:val="single" w:color="BFC7C5" w:sz="4"/>
+            </w:tcBorders>
+            <w:tcMar>
+              <w:top w:type="dxa" w:w="60"/>
+              <w:left w:type="dxa" w:w="100"/>
+              <w:bottom w:type="dxa" w:w="60"/>
+              <w:right w:type="dxa" w:w="100"/>
+            </w:tcMar>
+          </w:tcPr>
+          <w:p>
+            <w:pPr>
+              <w:spacing w:after="20"/>
+            </w:pPr>
+            <w:r>
+              <w:rPr>
+                <w:rFonts w:ascii="Arial" w:cs="Arial" w:eastAsia="Arial" w:hAnsi="Arial"/>
+              </w:rPr>
+              <w:t xml:space="preserve">Tạo ảnh (Ảnh thẻ thay nền)</w:t>
+            </w:r>
+          </w:p>
+        </w:tc>
+        <w:tc>
+          <w:tcPr>
+            <w:tcW w:type="dxa" w:w="3662"/>
+            <w:tcBorders>
+              <w:top w:val="single" w:color="BFC7C5" w:sz="4"/>
+              <w:left w:val="single" w:color="BFC7C5" w:sz="4"/>
+              <w:bottom w:val="single" w:color="BFC7C5" w:sz="4"/>
+              <w:right w:val="single" w:color="BFC7C5" w:sz="4"/>
+            </w:tcBorders>
+            <w:tcMar>
+              <w:top w:type="dxa" w:w="60"/>
+              <w:left w:type="dxa" w:w="100"/>
+              <w:bottom w:type="dxa" w:w="60"/>
+              <w:right w:type="dxa" w:w="100"/>
+            </w:tcMar>
+          </w:tcPr>
+          <w:p>
+            <w:pPr>
+              <w:spacing w:after="20"/>
+            </w:pPr>
+            <w:r>
+              <w:rPr>
+                <w:rFonts w:ascii="Arial" w:cs="Arial" w:eastAsia="Arial" w:hAnsi="Arial"/>
+              </w:rPr>
+              <w:t xml:space="preserve">Lovable → tách nền trên máy (AI-03)</w:t>
+            </w:r>
+          </w:p>
+        </w:tc>
+        <w:tc>
+          <w:tcPr>
+            <w:tcW w:type="dxa" w:w="2892"/>
+            <w:tcBorders>
+              <w:top w:val="single" w:color="BFC7C5" w:sz="4"/>
+              <w:left w:val="single" w:color="BFC7C5" w:sz="4"/>
+              <w:bottom w:val="single" w:color="BFC7C5" w:sz="4"/>
+              <w:right w:val="single" w:color="BFC7C5" w:sz="4"/>
+            </w:tcBorders>
+            <w:tcMar>
+              <w:top w:type="dxa" w:w="60"/>
+              <w:left w:type="dxa" w:w="100"/>
+              <w:bottom w:type="dxa" w:w="60"/>
+              <w:right w:type="dxa" w:w="100"/>
+            </w:tcMar>
+          </w:tcPr>
+          <w:p>
+            <w:pPr>
+              <w:spacing w:after="20"/>
+            </w:pPr>
+            <w:r>
+              <w:rPr>
+                <w:rFonts w:ascii="Arial" w:cs="Arial" w:eastAsia="Arial" w:hAnsi="Arial"/>
+              </w:rPr>
+              <w:t xml:space="preserve">Claude/Mistral không tạo ảnh; tách nền trên máy không tốn tiền</w:t>
+            </w:r>
+          </w:p>
+        </w:tc>
+      </w:tr>
+    </w:tbl>
+    <w:p>
+      <w:pPr>
+        <w:spacing w:after="60"/>
+      </w:pPr>
+    </w:p>
+    <w:tbl>
+      <w:tblPr>
+        <w:tblW w:type="dxa" w:w="9638"/>
+        <w:tblBorders>
+          <w:top w:val="single" w:color="auto" w:sz="4"/>
+          <w:left w:val="single" w:color="auto" w:sz="4"/>
+          <w:bottom w:val="single" w:color="auto" w:sz="4"/>
+          <w:right w:val="single" w:color="auto" w:sz="4"/>
+          <w:insideH w:val="single" w:color="auto" w:sz="4"/>
+          <w:insideV w:val="single" w:color="auto" w:sz="4"/>
+        </w:tblBorders>
+      </w:tblPr>
+      <w:tblGrid>
+        <w:gridCol w:w="2120"/>
+        <w:gridCol w:w="2120"/>
+        <w:gridCol w:w="3277"/>
+        <w:gridCol w:w="2121"/>
+      </w:tblGrid>
+      <w:tr>
+        <w:trPr>
+          <w:tblHeader/>
+        </w:trPr>
+        <w:tc>
+          <w:tcPr>
+            <w:tcW w:type="dxa" w:w="2120"/>
+            <w:tcBorders>
+              <w:top w:val="single" w:color="BFC7C5" w:sz="4"/>
+              <w:left w:val="single" w:color="BFC7C5" w:sz="4"/>
+              <w:bottom w:val="single" w:color="BFC7C5" w:sz="4"/>
+              <w:right w:val="single" w:color="BFC7C5" w:sz="4"/>
+            </w:tcBorders>
+            <w:shd w:fill="006F59" w:color="auto" w:val="clear"/>
+            <w:tcMar>
+              <w:top w:type="dxa" w:w="60"/>
+              <w:left w:type="dxa" w:w="100"/>
+              <w:bottom w:type="dxa" w:w="60"/>
+              <w:right w:type="dxa" w:w="100"/>
+            </w:tcMar>
+          </w:tcPr>
+          <w:p>
+            <w:pPr>
+              <w:spacing w:after="20"/>
+            </w:pPr>
+            <w:r>
+              <w:rPr>
+                <w:rFonts w:ascii="Arial" w:cs="Arial" w:eastAsia="Arial" w:hAnsi="Arial"/>
+                <w:b/>
+                <w:bCs/>
+                <w:color w:val="FFFFFF"/>
+                <w:sz w:val="19"/>
+                <w:szCs w:val="19"/>
+              </w:rPr>
+              <w:t xml:space="preserve">Mô hình Claude</w:t>
+            </w:r>
+          </w:p>
+        </w:tc>
+        <w:tc>
+          <w:tcPr>
+            <w:tcW w:type="dxa" w:w="2120"/>
+            <w:tcBorders>
+              <w:top w:val="single" w:color="BFC7C5" w:sz="4"/>
+              <w:left w:val="single" w:color="BFC7C5" w:sz="4"/>
+              <w:bottom w:val="single" w:color="BFC7C5" w:sz="4"/>
+              <w:right w:val="single" w:color="BFC7C5" w:sz="4"/>
+            </w:tcBorders>
+            <w:shd w:fill="006F59" w:color="auto" w:val="clear"/>
+            <w:tcMar>
+              <w:top w:type="dxa" w:w="60"/>
+              <w:left w:type="dxa" w:w="100"/>
+              <w:bottom w:type="dxa" w:w="60"/>
+              <w:right w:type="dxa" w:w="100"/>
+            </w:tcMar>
+          </w:tcPr>
+          <w:p>
+            <w:pPr>
+              <w:spacing w:after="20"/>
+            </w:pPr>
+            <w:r>
+              <w:rPr>
+                <w:rFonts w:ascii="Arial" w:cs="Arial" w:eastAsia="Arial" w:hAnsi="Arial"/>
+                <w:b/>
+                <w:bCs/>
+                <w:color w:val="FFFFFF"/>
+                <w:sz w:val="19"/>
+                <w:szCs w:val="19"/>
+              </w:rPr>
+              <w:t xml:space="preserve">Giá (USD / 1 triệu token, vào / ra)</w:t>
+            </w:r>
+          </w:p>
+        </w:tc>
+        <w:tc>
+          <w:tcPr>
+            <w:tcW w:type="dxa" w:w="3277"/>
+            <w:tcBorders>
+              <w:top w:val="single" w:color="BFC7C5" w:sz="4"/>
+              <w:left w:val="single" w:color="BFC7C5" w:sz="4"/>
+              <w:bottom w:val="single" w:color="BFC7C5" w:sz="4"/>
+              <w:right w:val="single" w:color="BFC7C5" w:sz="4"/>
+            </w:tcBorders>
+            <w:shd w:fill="006F59" w:color="auto" w:val="clear"/>
+            <w:tcMar>
+              <w:top w:type="dxa" w:w="60"/>
+              <w:left w:type="dxa" w:w="100"/>
+              <w:bottom w:type="dxa" w:w="60"/>
+              <w:right w:type="dxa" w:w="100"/>
+            </w:tcMar>
+          </w:tcPr>
+          <w:p>
+            <w:pPr>
+              <w:spacing w:after="20"/>
+            </w:pPr>
+            <w:r>
+              <w:rPr>
+                <w:rFonts w:ascii="Arial" w:cs="Arial" w:eastAsia="Arial" w:hAnsi="Arial"/>
+                <w:b/>
+                <w:bCs/>
+                <w:color w:val="FFFFFF"/>
+                <w:sz w:val="19"/>
+                <w:szCs w:val="19"/>
+              </w:rPr>
+              <w:t xml:space="preserve">Ước tính 1 trang A4 (ảnh ~2.400 token vào, ~500 ra)</w:t>
+            </w:r>
+          </w:p>
+        </w:tc>
+        <w:tc>
+          <w:tcPr>
+            <w:tcW w:type="dxa" w:w="2121"/>
+            <w:tcBorders>
+              <w:top w:val="single" w:color="BFC7C5" w:sz="4"/>
+              <w:left w:val="single" w:color="BFC7C5" w:sz="4"/>
+              <w:bottom w:val="single" w:color="BFC7C5" w:sz="4"/>
+              <w:right w:val="single" w:color="BFC7C5" w:sz="4"/>
+            </w:tcBorders>
+            <w:shd w:fill="006F59" w:color="auto" w:val="clear"/>
+            <w:tcMar>
+              <w:top w:type="dxa" w:w="60"/>
+              <w:left w:type="dxa" w:w="100"/>
+              <w:bottom w:type="dxa" w:w="60"/>
+              <w:right w:type="dxa" w:w="100"/>
+            </w:tcMar>
+          </w:tcPr>
+          <w:p>
+            <w:pPr>
+              <w:spacing w:after="20"/>
+            </w:pPr>
+            <w:r>
+              <w:rPr>
+                <w:rFonts w:ascii="Arial" w:cs="Arial" w:eastAsia="Arial" w:hAnsi="Arial"/>
+                <w:b/>
+                <w:bCs/>
+                <w:color w:val="FFFFFF"/>
+                <w:sz w:val="19"/>
+                <w:szCs w:val="19"/>
+              </w:rPr>
+              <w:t xml:space="preserve">Dùng khi</w:t>
+            </w:r>
+          </w:p>
+        </w:tc>
+      </w:tr>
+      <w:tr>
+        <w:tc>
+          <w:tcPr>
+            <w:tcW w:type="dxa" w:w="2120"/>
+            <w:tcBorders>
+              <w:top w:val="single" w:color="BFC7C5" w:sz="4"/>
+              <w:left w:val="single" w:color="BFC7C5" w:sz="4"/>
+              <w:bottom w:val="single" w:color="BFC7C5" w:sz="4"/>
+              <w:right w:val="single" w:color="BFC7C5" w:sz="4"/>
+            </w:tcBorders>
+            <w:tcMar>
+              <w:top w:type="dxa" w:w="60"/>
+              <w:left w:type="dxa" w:w="100"/>
+              <w:bottom w:type="dxa" w:w="60"/>
+              <w:right w:type="dxa" w:w="100"/>
+            </w:tcMar>
+          </w:tcPr>
+          <w:p>
+            <w:pPr>
+              <w:spacing w:after="20"/>
+            </w:pPr>
+            <w:r>
+              <w:rPr>
+                <w:rFonts w:ascii="Arial" w:cs="Arial" w:eastAsia="Arial" w:hAnsi="Arial"/>
+              </w:rPr>
+              <w:t xml:space="preserve">claude-opus-5-5 (mặc định)</w:t>
+            </w:r>
+          </w:p>
+        </w:tc>
+        <w:tc>
+          <w:tcPr>
+            <w:tcW w:type="dxa" w:w="2120"/>
+            <w:tcBorders>
+              <w:top w:val="single" w:color="BFC7C5" w:sz="4"/>
+              <w:left w:val="single" w:color="BFC7C5" w:sz="4"/>
+              <w:bottom w:val="single" w:color="BFC7C5" w:sz="4"/>
+              <w:right w:val="single" w:color="BFC7C5" w:sz="4"/>
+            </w:tcBorders>
+            <w:tcMar>
+              <w:top w:type="dxa" w:w="60"/>
+              <w:left w:type="dxa" w:w="100"/>
+              <w:bottom w:type="dxa" w:w="60"/>
+              <w:right w:type="dxa" w:w="100"/>
+            </w:tcMar>
+          </w:tcPr>
+          <w:p>
+            <w:pPr>
+              <w:spacing w:after="20"/>
+            </w:pPr>
+            <w:r>
+              <w:rPr>
+                <w:rFonts w:ascii="Arial" w:cs="Arial" w:eastAsia="Arial" w:hAnsi="Arial"/>
+              </w:rPr>
+              <w:t xml:space="preserve">4 / 20</w:t>
+            </w:r>
+          </w:p>
+        </w:tc>
+        <w:tc>
+          <w:tcPr>
+            <w:tcW w:type="dxa" w:w="3277"/>
+            <w:tcBorders>
+              <w:top w:val="single" w:color="BFC7C5" w:sz="4"/>
+              <w:left w:val="single" w:color="BFC7C5" w:sz="4"/>
+              <w:bottom w:val="single" w:color="BFC7C5" w:sz="4"/>
+              <w:right w:val="single" w:color="BFC7C5" w:sz="4"/>
+            </w:tcBorders>
+            <w:tcMar>
+              <w:top w:type="dxa" w:w="60"/>
+              <w:left w:type="dxa" w:w="100"/>
+              <w:bottom w:type="dxa" w:w="60"/>
+              <w:right w:type="dxa" w:w="100"/>
+            </w:tcMar>
+          </w:tcPr>
+          <w:p>
+            <w:pPr>
+              <w:spacing w:after="20"/>
+            </w:pPr>
+            <w:r>
+              <w:rPr>
+                <w:rFonts w:ascii="Arial" w:cs="Arial" w:eastAsia="Arial" w:hAnsi="Arial"/>
+              </w:rPr>
+              <w:t xml:space="preserve">≈ 0,02 USD ≈ 500 đ (thêm phần suy luận nếu bật mức cao)</w:t>
+            </w:r>
+          </w:p>
+        </w:tc>
+        <w:tc>
+          <w:tcPr>
+            <w:tcW w:type="dxa" w:w="2121"/>
+            <w:tcBorders>
+              <w:top w:val="single" w:color="BFC7C5" w:sz="4"/>
+              <w:left w:val="single" w:color="BFC7C5" w:sz="4"/>
+              <w:bottom w:val="single" w:color="BFC7C5" w:sz="4"/>
+              <w:right w:val="single" w:color="BFC7C5" w:sz="4"/>
+            </w:tcBorders>
+            <w:tcMar>
+              <w:top w:type="dxa" w:w="60"/>
+              <w:left w:type="dxa" w:w="100"/>
+              <w:bottom w:type="dxa" w:w="60"/>
+              <w:right w:type="dxa" w:w="100"/>
+            </w:tcMar>
+          </w:tcPr>
+          <w:p>
+            <w:pPr>
+              <w:spacing w:after="20"/>
+            </w:pPr>
+            <w:r>
+              <w:rPr>
+                <w:rFonts w:ascii="Arial" w:cs="Arial" w:eastAsia="Arial" w:hAnsi="Arial"/>
+              </w:rPr>
+              <w:t xml:space="preserve">Bảng phức tạp, chữ viết tay, trích xuất cần chính xác</w:t>
+            </w:r>
+          </w:p>
+        </w:tc>
+      </w:tr>
+      <w:tr>
+        <w:tc>
+          <w:tcPr>
+            <w:tcW w:type="dxa" w:w="2120"/>
+            <w:tcBorders>
+              <w:top w:val="single" w:color="BFC7C5" w:sz="4"/>
+              <w:left w:val="single" w:color="BFC7C5" w:sz="4"/>
+              <w:bottom w:val="single" w:color="BFC7C5" w:sz="4"/>
+              <w:right w:val="single" w:color="BFC7C5" w:sz="4"/>
+            </w:tcBorders>
+            <w:tcMar>
+              <w:top w:type="dxa" w:w="60"/>
+              <w:left w:type="dxa" w:w="100"/>
+              <w:bottom w:type="dxa" w:w="60"/>
+              <w:right w:type="dxa" w:w="100"/>
+            </w:tcMar>
+          </w:tcPr>
+          <w:p>
+            <w:pPr>
+              <w:spacing w:after="20"/>
+            </w:pPr>
+            <w:r>
+              <w:rPr>
+                <w:rFonts w:ascii="Arial" w:cs="Arial" w:eastAsia="Arial" w:hAnsi="Arial"/>
+              </w:rPr>
+              <w:t xml:space="preserve">claude-sonnet-5-5</w:t>
+            </w:r>
+          </w:p>
+        </w:tc>
+        <w:tc>
+          <w:tcPr>
+            <w:tcW w:type="dxa" w:w="2120"/>
+            <w:tcBorders>
+              <w:top w:val="single" w:color="BFC7C5" w:sz="4"/>
+              <w:left w:val="single" w:color="BFC7C5" w:sz="4"/>
+              <w:bottom w:val="single" w:color="BFC7C5" w:sz="4"/>
+              <w:right w:val="single" w:color="BFC7C5" w:sz="4"/>
+            </w:tcBorders>
+            <w:tcMar>
+              <w:top w:type="dxa" w:w="60"/>
+              <w:left w:type="dxa" w:w="100"/>
+              <w:bottom w:type="dxa" w:w="60"/>
+              <w:right w:type="dxa" w:w="100"/>
+            </w:tcMar>
+          </w:tcPr>
+          <w:p>
+            <w:pPr>
+              <w:spacing w:after="20"/>
+            </w:pPr>
+            <w:r>
+              <w:rPr>
+                <w:rFonts w:ascii="Arial" w:cs="Arial" w:eastAsia="Arial" w:hAnsi="Arial"/>
+              </w:rPr>
+              <w:t xml:space="preserve">2 / 10</w:t>
+            </w:r>
+          </w:p>
+        </w:tc>
+        <w:tc>
+          <w:tcPr>
+            <w:tcW w:type="dxa" w:w="3277"/>
+            <w:tcBorders>
+              <w:top w:val="single" w:color="BFC7C5" w:sz="4"/>
+              <w:left w:val="single" w:color="BFC7C5" w:sz="4"/>
+              <w:bottom w:val="single" w:color="BFC7C5" w:sz="4"/>
+              <w:right w:val="single" w:color="BFC7C5" w:sz="4"/>
+            </w:tcBorders>
+            <w:tcMar>
+              <w:top w:type="dxa" w:w="60"/>
+              <w:left w:type="dxa" w:w="100"/>
+              <w:bottom w:type="dxa" w:w="60"/>
+              <w:right w:type="dxa" w:w="100"/>
+            </w:tcMar>
+          </w:tcPr>
+          <w:p>
+            <w:pPr>
+              <w:spacing w:after="20"/>
+            </w:pPr>
+            <w:r>
+              <w:rPr>
+                <w:rFonts w:ascii="Arial" w:cs="Arial" w:eastAsia="Arial" w:hAnsi="Arial"/>
+              </w:rPr>
+              <w:t xml:space="preserve">≈ 0,01 USD ≈ 250 đ</w:t>
+            </w:r>
+          </w:p>
+        </w:tc>
+        <w:tc>
+          <w:tcPr>
+            <w:tcW w:type="dxa" w:w="2121"/>
+            <w:tcBorders>
+              <w:top w:val="single" w:color="BFC7C5" w:sz="4"/>
+              <w:left w:val="single" w:color="BFC7C5" w:sz="4"/>
+              <w:bottom w:val="single" w:color="BFC7C5" w:sz="4"/>
+              <w:right w:val="single" w:color="BFC7C5" w:sz="4"/>
+            </w:tcBorders>
+            <w:tcMar>
+              <w:top w:type="dxa" w:w="60"/>
+              <w:left w:type="dxa" w:w="100"/>
+              <w:bottom w:type="dxa" w:w="60"/>
+              <w:right w:type="dxa" w:w="100"/>
+            </w:tcMar>
+          </w:tcPr>
+          <w:p>
+            <w:pPr>
+              <w:spacing w:after="20"/>
+            </w:pPr>
+            <w:r>
+              <w:rPr>
+                <w:rFonts w:ascii="Arial" w:cs="Arial" w:eastAsia="Arial" w:hAnsi="Arial"/>
+              </w:rPr>
+              <w:t xml:space="preserve">Cân bằng</w:t>
+            </w:r>
+          </w:p>
+        </w:tc>
+      </w:tr>
+      <w:tr>
+        <w:tc>
+          <w:tcPr>
+            <w:tcW w:type="dxa" w:w="2120"/>
+            <w:tcBorders>
+              <w:top w:val="single" w:color="BFC7C5" w:sz="4"/>
+              <w:left w:val="single" w:color="BFC7C5" w:sz="4"/>
+              <w:bottom w:val="single" w:color="BFC7C5" w:sz="4"/>
+              <w:right w:val="single" w:color="BFC7C5" w:sz="4"/>
+            </w:tcBorders>
+            <w:tcMar>
+              <w:top w:type="dxa" w:w="60"/>
+              <w:left w:type="dxa" w:w="100"/>
+              <w:bottom w:type="dxa" w:w="60"/>
+              <w:right w:type="dxa" w:w="100"/>
+            </w:tcMar>
+          </w:tcPr>
+          <w:p>
+            <w:pPr>
+              <w:spacing w:after="20"/>
+            </w:pPr>
+            <w:r>
+              <w:rPr>
+                <w:rFonts w:ascii="Arial" w:cs="Arial" w:eastAsia="Arial" w:hAnsi="Arial"/>
+              </w:rPr>
+              <w:t xml:space="preserve">claude-haiku-5-5</w:t>
+            </w:r>
+          </w:p>
+        </w:tc>
+        <w:tc>
+          <w:tcPr>
+            <w:tcW w:type="dxa" w:w="2120"/>
+            <w:tcBorders>
+              <w:top w:val="single" w:color="BFC7C5" w:sz="4"/>
+              <w:left w:val="single" w:color="BFC7C5" w:sz="4"/>
+              <w:bottom w:val="single" w:color="BFC7C5" w:sz="4"/>
+              <w:right w:val="single" w:color="BFC7C5" w:sz="4"/>
+            </w:tcBorders>
+            <w:tcMar>
+              <w:top w:type="dxa" w:w="60"/>
+              <w:left w:type="dxa" w:w="100"/>
+              <w:bottom w:type="dxa" w:w="60"/>
+              <w:right w:type="dxa" w:w="100"/>
+            </w:tcMar>
+          </w:tcPr>
+          <w:p>
+            <w:pPr>
+              <w:spacing w:after="20"/>
+            </w:pPr>
+            <w:r>
+              <w:rPr>
+                <w:rFonts w:ascii="Arial" w:cs="Arial" w:eastAsia="Arial" w:hAnsi="Arial"/>
+              </w:rPr>
+              <w:t xml:space="preserve">0,10 / 0,50</w:t>
+            </w:r>
+          </w:p>
+        </w:tc>
+        <w:tc>
+          <w:tcPr>
+            <w:tcW w:type="dxa" w:w="3277"/>
+            <w:tcBorders>
+              <w:top w:val="single" w:color="BFC7C5" w:sz="4"/>
+              <w:left w:val="single" w:color="BFC7C5" w:sz="4"/>
+              <w:bottom w:val="single" w:color="BFC7C5" w:sz="4"/>
+              <w:right w:val="single" w:color="BFC7C5" w:sz="4"/>
+            </w:tcBorders>
+            <w:tcMar>
+              <w:top w:type="dxa" w:w="60"/>
+              <w:left w:type="dxa" w:w="100"/>
+              <w:bottom w:type="dxa" w:w="60"/>
+              <w:right w:type="dxa" w:w="100"/>
+            </w:tcMar>
+          </w:tcPr>
+          <w:p>
+            <w:pPr>
+              <w:spacing w:after="20"/>
+            </w:pPr>
+            <w:r>
+              <w:rPr>
+                <w:rFonts w:ascii="Arial" w:cs="Arial" w:eastAsia="Arial" w:hAnsi="Arial"/>
+              </w:rPr>
+              <w:t xml:space="preserve">≈ 0,0005 USD ≈ 15 đ</w:t>
+            </w:r>
+          </w:p>
+        </w:tc>
+        <w:tc>
+          <w:tcPr>
+            <w:tcW w:type="dxa" w:w="2121"/>
+            <w:tcBorders>
+              <w:top w:val="single" w:color="BFC7C5" w:sz="4"/>
+              <w:left w:val="single" w:color="BFC7C5" w:sz="4"/>
+              <w:bottom w:val="single" w:color="BFC7C5" w:sz="4"/>
+              <w:right w:val="single" w:color="BFC7C5" w:sz="4"/>
+            </w:tcBorders>
+            <w:tcMar>
+              <w:top w:type="dxa" w:w="60"/>
+              <w:left w:type="dxa" w:w="100"/>
+              <w:bottom w:type="dxa" w:w="60"/>
+              <w:right w:type="dxa" w:w="100"/>
+            </w:tcMar>
+          </w:tcPr>
+          <w:p>
+            <w:pPr>
+              <w:spacing w:after="20"/>
+            </w:pPr>
+            <w:r>
+              <w:rPr>
+                <w:rFonts w:ascii="Arial" w:cs="Arial" w:eastAsia="Arial" w:hAnsi="Arial"/>
+              </w:rPr>
+              <w:t xml:space="preserve">Đặt tên, phân loại, tóm tắt, dịch, đọc chữ in</w:t>
+            </w:r>
+          </w:p>
+        </w:tc>
+      </w:tr>
+    </w:tbl>
+    <w:p>
+      <w:pPr>
+        <w:spacing w:after="60"/>
+      </w:pPr>
+    </w:p>
+    <w:p>
+      <w:pPr>
+        <w:spacing w:after="120" w:line="288"/>
+      </w:pPr>
+      <w:r>
+        <w:rPr>
+          <w:rFonts w:ascii="Arial" w:cs="Arial" w:eastAsia="Arial" w:hAnsi="Arial"/>
+        </w:rPr>
+        <w:t xml:space="preserve">Bạn chọn mô hình trong app; app không tự hạ mô hình để tiết kiệm. Gợi ý: Haiku cho việc nhẹ, Opus cho đọc bảng và trích xuất.</w:t>
+      </w:r>
+    </w:p>
+    <w:p>
+      <w:pPr>
+        <w:pStyle w:val="ListParagraph"/>
+        <w:numPr>
+          <w:ilvl w:val="0"/>
+          <w:numId w:val="3"/>
+        </w:numPr>
+        <w:spacing w:after="60" w:line="276"/>
+      </w:pPr>
+      <w:r>
+        <w:rPr>
+          <w:rFonts w:ascii="Arial" w:cs="Arial" w:eastAsia="Arial" w:hAnsi="Arial"/>
+          <w:b/>
+          <w:bCs/>
+        </w:rPr>
+        <w:t xml:space="preserve">“Không bị chặn”</w:t>
+      </w:r>
+      <w:r>
+        <w:rPr>
+          <w:rFonts w:ascii="Arial" w:cs="Arial" w:eastAsia="Arial" w:hAnsi="Arial"/>
+        </w:rPr>
+        <w:t xml:space="preserve"> gồm 3 phần. ① </w:t>
+      </w:r>
+      <w:r>
+        <w:rPr>
+          <w:rFonts w:ascii="Arial" w:cs="Arial" w:eastAsia="Arial" w:hAnsi="Arial"/>
+          <w:b/>
+          <w:bCs/>
+        </w:rPr>
+        <w:t xml:space="preserve">Không bị chặn vùng:</w:t>
+      </w:r>
+      <w:r>
+        <w:rPr>
+          <w:rFonts w:ascii="Arial" w:cs="Arial" w:eastAsia="Arial" w:hAnsi="Arial"/>
+        </w:rPr>
+        <w:t xml:space="preserve"> dùng key riêng gọi thẳng API chính thức; kiểm Việt Nam trong danh sách vùng hỗ trợ; nếu bị chặn thì nút Kiểm tra báo “Bị chặn vùng” và tự sang Mistral/Gemini. ② </w:t>
+      </w:r>
+      <w:r>
+        <w:rPr>
+          <w:rFonts w:ascii="Arial" w:cs="Arial" w:eastAsia="Arial" w:hAnsi="Arial"/>
+          <w:b/>
+          <w:bCs/>
+        </w:rPr>
+        <w:t xml:space="preserve">Không bị từ chối giữa chừng:</w:t>
+      </w:r>
+      <w:r>
+        <w:rPr>
+          <w:rFonts w:ascii="Arial" w:cs="Arial" w:eastAsia="Arial" w:hAnsi="Arial"/>
+        </w:rPr>
+        <w:t xml:space="preserve"> với Claude bật tham số fallbacks: "default" (beta server-side-fallback-2026-07-01) để yêu cầu bị bộ lọc an toàn từ chối được tự chạy lại trên mô hình phù hợp; app vẫn kiểm stop_reason = refusal rồi chuyển nguồn kế. ③ </w:t>
+      </w:r>
+      <w:r>
+        <w:rPr>
+          <w:rFonts w:ascii="Arial" w:cs="Arial" w:eastAsia="Arial" w:hAnsi="Arial"/>
+          <w:b/>
+          <w:bCs/>
+        </w:rPr>
+        <w:t xml:space="preserve">Không bị chặn vì hết lượt:</w:t>
+      </w:r>
+      <w:r>
+        <w:rPr>
+          <w:rFonts w:ascii="Arial" w:cs="Arial" w:eastAsia="Arial" w:hAnsi="Arial"/>
+        </w:rPr>
+        <w:t xml:space="preserve"> hết hạn mức hoặc 429 thì chuyển nguồn kế và hiện nguồn đang dùng.</w:t>
+      </w:r>
+    </w:p>
+    <w:p>
+      <w:pPr>
+        <w:pStyle w:val="ListParagraph"/>
+        <w:numPr>
+          <w:ilvl w:val="0"/>
+          <w:numId w:val="3"/>
+        </w:numPr>
+        <w:spacing w:after="60" w:line="276"/>
+      </w:pPr>
+      <w:r>
+        <w:rPr>
+          <w:rFonts w:ascii="Arial" w:cs="Arial" w:eastAsia="Arial" w:hAnsi="Arial"/>
+          <w:b/>
+          <w:bCs/>
+        </w:rPr>
+        <w:t xml:space="preserve">Không có cách dùng Claude “miễn phí” hợp lệ qua API:</w:t>
+      </w:r>
+      <w:r>
+        <w:rPr>
+          <w:rFonts w:ascii="Arial" w:cs="Arial" w:eastAsia="Arial" w:hAnsi="Arial"/>
+        </w:rPr>
+        <w:t xml:space="preserve"> gói Claude miễn phí trên claude.ai là ứng dụng trò chuyện, không có key để app gọi. Các trang hứa “Claude API miễn phí” qua bên trung gian không chính thức có rủi ro lộ tài liệu, không nên dùng. Nguồn miễn phí hợp lệ trong chuỗi là Mistral và Gemini.</w:t>
+      </w:r>
+    </w:p>
+    <w:p>
+      <w:pPr>
+        <w:pStyle w:val="Heading2"/>
+      </w:pPr>
+      <w:r>
+        <w:rPr>
+          <w:rFonts w:ascii="Arial" w:cs="Arial" w:eastAsia="Arial" w:hAnsi="Arial"/>
+        </w:rPr>
+        <w:t xml:space="preserve">12.7 Hạng mục AI</w:t>
       </w:r>
     </w:p>
     <w:tbl>
@@ -21665,6 +23782,234 @@
                 <w:rFonts w:ascii="Arial" w:cs="Arial" w:eastAsia="Arial" w:hAnsi="Arial"/>
               </w:rPr>
               <w:t xml:space="preserve">Hiện đúng trạng thái khi tắt từng key</w:t>
+            </w:r>
+          </w:p>
+        </w:tc>
+        <w:tc>
+          <w:tcPr>
+            <w:tcW w:type="dxa" w:w="771"/>
+            <w:tcBorders>
+              <w:top w:val="single" w:color="BFC7C5" w:sz="4"/>
+              <w:left w:val="single" w:color="BFC7C5" w:sz="4"/>
+              <w:bottom w:val="single" w:color="BFC7C5" w:sz="4"/>
+              <w:right w:val="single" w:color="BFC7C5" w:sz="4"/>
+            </w:tcBorders>
+            <w:tcMar>
+              <w:top w:type="dxa" w:w="60"/>
+              <w:left w:type="dxa" w:w="100"/>
+              <w:bottom w:type="dxa" w:w="60"/>
+              <w:right w:type="dxa" w:w="100"/>
+            </w:tcMar>
+          </w:tcPr>
+          <w:p>
+            <w:pPr>
+              <w:spacing w:after="20"/>
+            </w:pPr>
+            <w:r>
+              <w:rPr>
+                <w:rFonts w:ascii="Arial" w:cs="Arial" w:eastAsia="Arial" w:hAnsi="Arial"/>
+              </w:rPr>
+              <w:t xml:space="preserve">S</w:t>
+            </w:r>
+          </w:p>
+        </w:tc>
+      </w:tr>
+      <w:tr>
+        <w:tc>
+          <w:tcPr>
+            <w:tcW w:type="dxa" w:w="867"/>
+            <w:tcBorders>
+              <w:top w:val="single" w:color="BFC7C5" w:sz="4"/>
+              <w:left w:val="single" w:color="BFC7C5" w:sz="4"/>
+              <w:bottom w:val="single" w:color="BFC7C5" w:sz="4"/>
+              <w:right w:val="single" w:color="BFC7C5" w:sz="4"/>
+            </w:tcBorders>
+            <w:tcMar>
+              <w:top w:type="dxa" w:w="60"/>
+              <w:left w:type="dxa" w:w="100"/>
+              <w:bottom w:type="dxa" w:w="60"/>
+              <w:right w:type="dxa" w:w="100"/>
+            </w:tcMar>
+          </w:tcPr>
+          <w:p>
+            <w:pPr>
+              <w:spacing w:after="20"/>
+            </w:pPr>
+            <w:r>
+              <w:rPr>
+                <w:rFonts w:ascii="Arial" w:cs="Arial" w:eastAsia="Arial" w:hAnsi="Arial"/>
+              </w:rPr>
+              <w:t xml:space="preserve">AI-04</w:t>
+            </w:r>
+          </w:p>
+        </w:tc>
+        <w:tc>
+          <w:tcPr>
+            <w:tcW w:type="dxa" w:w="5301"/>
+            <w:tcBorders>
+              <w:top w:val="single" w:color="BFC7C5" w:sz="4"/>
+              <w:left w:val="single" w:color="BFC7C5" w:sz="4"/>
+              <w:bottom w:val="single" w:color="BFC7C5" w:sz="4"/>
+              <w:right w:val="single" w:color="BFC7C5" w:sz="4"/>
+            </w:tcBorders>
+            <w:tcMar>
+              <w:top w:type="dxa" w:w="60"/>
+              <w:left w:type="dxa" w:w="100"/>
+              <w:bottom w:type="dxa" w:w="60"/>
+              <w:right w:type="dxa" w:w="100"/>
+            </w:tcMar>
+          </w:tcPr>
+          <w:p>
+            <w:pPr>
+              <w:spacing w:after="20"/>
+            </w:pPr>
+            <w:r>
+              <w:rPr>
+                <w:rFonts w:ascii="Arial" w:cs="Arial" w:eastAsia="Arial" w:hAnsi="Arial"/>
+              </w:rPr>
+              <w:t xml:space="preserve">Khoá AI trong app (QD-12): màn Khoá AI của tôi; lưu mã hoá trên máy/két PIN; gọi thẳng từ trình duyệt hoặc qua máy chủ; nút Kiểm tra; chọn mô hình; đổi thứ tự.</w:t>
+            </w:r>
+          </w:p>
+        </w:tc>
+        <w:tc>
+          <w:tcPr>
+            <w:tcW w:type="dxa" w:w="2699"/>
+            <w:tcBorders>
+              <w:top w:val="single" w:color="BFC7C5" w:sz="4"/>
+              <w:left w:val="single" w:color="BFC7C5" w:sz="4"/>
+              <w:bottom w:val="single" w:color="BFC7C5" w:sz="4"/>
+              <w:right w:val="single" w:color="BFC7C5" w:sz="4"/>
+            </w:tcBorders>
+            <w:tcMar>
+              <w:top w:type="dxa" w:w="60"/>
+              <w:left w:type="dxa" w:w="100"/>
+              <w:bottom w:type="dxa" w:w="60"/>
+              <w:right w:type="dxa" w:w="100"/>
+            </w:tcMar>
+          </w:tcPr>
+          <w:p>
+            <w:pPr>
+              <w:spacing w:after="20"/>
+            </w:pPr>
+            <w:r>
+              <w:rPr>
+                <w:rFonts w:ascii="Arial" w:cs="Arial" w:eastAsia="Arial" w:hAnsi="Arial"/>
+              </w:rPr>
+              <w:t xml:space="preserve">Nhập key Claude → Kiểm tra “Sẵn sàng”; tắt mạng tới Lovable vẫn chạy; key không có trong tệp sao lưu</w:t>
+            </w:r>
+          </w:p>
+        </w:tc>
+        <w:tc>
+          <w:tcPr>
+            <w:tcW w:type="dxa" w:w="771"/>
+            <w:tcBorders>
+              <w:top w:val="single" w:color="BFC7C5" w:sz="4"/>
+              <w:left w:val="single" w:color="BFC7C5" w:sz="4"/>
+              <w:bottom w:val="single" w:color="BFC7C5" w:sz="4"/>
+              <w:right w:val="single" w:color="BFC7C5" w:sz="4"/>
+            </w:tcBorders>
+            <w:tcMar>
+              <w:top w:type="dxa" w:w="60"/>
+              <w:left w:type="dxa" w:w="100"/>
+              <w:bottom w:type="dxa" w:w="60"/>
+              <w:right w:type="dxa" w:w="100"/>
+            </w:tcMar>
+          </w:tcPr>
+          <w:p>
+            <w:pPr>
+              <w:spacing w:after="20"/>
+            </w:pPr>
+            <w:r>
+              <w:rPr>
+                <w:rFonts w:ascii="Arial" w:cs="Arial" w:eastAsia="Arial" w:hAnsi="Arial"/>
+              </w:rPr>
+              <w:t xml:space="preserve">M</w:t>
+            </w:r>
+          </w:p>
+        </w:tc>
+      </w:tr>
+      <w:tr>
+        <w:tc>
+          <w:tcPr>
+            <w:tcW w:type="dxa" w:w="867"/>
+            <w:tcBorders>
+              <w:top w:val="single" w:color="BFC7C5" w:sz="4"/>
+              <w:left w:val="single" w:color="BFC7C5" w:sz="4"/>
+              <w:bottom w:val="single" w:color="BFC7C5" w:sz="4"/>
+              <w:right w:val="single" w:color="BFC7C5" w:sz="4"/>
+            </w:tcBorders>
+            <w:tcMar>
+              <w:top w:type="dxa" w:w="60"/>
+              <w:left w:type="dxa" w:w="100"/>
+              <w:bottom w:type="dxa" w:w="60"/>
+              <w:right w:type="dxa" w:w="100"/>
+            </w:tcMar>
+          </w:tcPr>
+          <w:p>
+            <w:pPr>
+              <w:spacing w:after="20"/>
+            </w:pPr>
+            <w:r>
+              <w:rPr>
+                <w:rFonts w:ascii="Arial" w:cs="Arial" w:eastAsia="Arial" w:hAnsi="Arial"/>
+              </w:rPr>
+              <w:t xml:space="preserve">AI-05</w:t>
+            </w:r>
+          </w:p>
+        </w:tc>
+        <w:tc>
+          <w:tcPr>
+            <w:tcW w:type="dxa" w:w="5301"/>
+            <w:tcBorders>
+              <w:top w:val="single" w:color="BFC7C5" w:sz="4"/>
+              <w:left w:val="single" w:color="BFC7C5" w:sz="4"/>
+              <w:bottom w:val="single" w:color="BFC7C5" w:sz="4"/>
+              <w:right w:val="single" w:color="BFC7C5" w:sz="4"/>
+            </w:tcBorders>
+            <w:tcMar>
+              <w:top w:type="dxa" w:w="60"/>
+              <w:left w:type="dxa" w:w="100"/>
+              <w:bottom w:type="dxa" w:w="60"/>
+              <w:right w:type="dxa" w:w="100"/>
+            </w:tcMar>
+          </w:tcPr>
+          <w:p>
+            <w:pPr>
+              <w:spacing w:after="20"/>
+            </w:pPr>
+            <w:r>
+              <w:rPr>
+                <w:rFonts w:ascii="Arial" w:cs="Arial" w:eastAsia="Arial" w:hAnsi="Arial"/>
+              </w:rPr>
+              <w:t xml:space="preserve">Định tuyến theo độ nhạy cảm + fallbacks khi bị từ chối (QD-13): giấy tờ nhạy cảm không gửi nguồn miễn phí; xử lý refusal/429/hết hạn mức.</w:t>
+            </w:r>
+          </w:p>
+        </w:tc>
+        <w:tc>
+          <w:tcPr>
+            <w:tcW w:type="dxa" w:w="2699"/>
+            <w:tcBorders>
+              <w:top w:val="single" w:color="BFC7C5" w:sz="4"/>
+              <w:left w:val="single" w:color="BFC7C5" w:sz="4"/>
+              <w:bottom w:val="single" w:color="BFC7C5" w:sz="4"/>
+              <w:right w:val="single" w:color="BFC7C5" w:sz="4"/>
+            </w:tcBorders>
+            <w:tcMar>
+              <w:top w:type="dxa" w:w="60"/>
+              <w:left w:type="dxa" w:w="100"/>
+              <w:bottom w:type="dxa" w:w="60"/>
+              <w:right w:type="dxa" w:w="100"/>
+            </w:tcMar>
+          </w:tcPr>
+          <w:p>
+            <w:pPr>
+              <w:spacing w:after="20"/>
+            </w:pPr>
+            <w:r>
+              <w:rPr>
+                <w:rFonts w:ascii="Arial" w:cs="Arial" w:eastAsia="Arial" w:hAnsi="Arial"/>
+              </w:rPr>
+              <w:t xml:space="preserve">CCCD mẫu không bao giờ tới Mistral/Gemini (kiểm thử); refusal giả → nguồn kế</w:t>
             </w:r>
           </w:p>
         </w:tc>
@@ -39359,6 +41704,346 @@
               <w:rPr>
                 <w:rFonts w:ascii="Arial" w:cs="Arial" w:eastAsia="Arial" w:hAnsi="Arial"/>
               </w:rPr>
+              <w:t xml:space="preserve">AI-04</w:t>
+            </w:r>
+          </w:p>
+        </w:tc>
+        <w:tc>
+          <w:tcPr>
+            <w:tcW w:type="dxa" w:w="3470"/>
+            <w:tcBorders>
+              <w:top w:val="single" w:color="BFC7C5" w:sz="4"/>
+              <w:left w:val="single" w:color="BFC7C5" w:sz="4"/>
+              <w:bottom w:val="single" w:color="BFC7C5" w:sz="4"/>
+              <w:right w:val="single" w:color="BFC7C5" w:sz="4"/>
+            </w:tcBorders>
+            <w:tcMar>
+              <w:top w:type="dxa" w:w="60"/>
+              <w:left w:type="dxa" w:w="100"/>
+              <w:bottom w:type="dxa" w:w="60"/>
+              <w:right w:type="dxa" w:w="100"/>
+            </w:tcMar>
+          </w:tcPr>
+          <w:p>
+            <w:pPr>
+              <w:spacing w:after="20"/>
+            </w:pPr>
+            <w:r>
+              <w:rPr>
+                <w:rFonts w:ascii="Arial" w:cs="Arial" w:eastAsia="Arial" w:hAnsi="Arial"/>
+              </w:rPr>
+              <w:t xml:space="preserve">Khoá AI trong app: nhập/đổi/xoá key, mã hoá trên máy, gọi thẳng từ trình duyệt, chọn mô hình, kiểm tra (QD-12).</w:t>
+            </w:r>
+          </w:p>
+        </w:tc>
+        <w:tc>
+          <w:tcPr>
+            <w:tcW w:type="dxa" w:w="1735"/>
+            <w:tcBorders>
+              <w:top w:val="single" w:color="BFC7C5" w:sz="4"/>
+              <w:left w:val="single" w:color="BFC7C5" w:sz="4"/>
+              <w:bottom w:val="single" w:color="BFC7C5" w:sz="4"/>
+              <w:right w:val="single" w:color="BFC7C5" w:sz="4"/>
+            </w:tcBorders>
+            <w:tcMar>
+              <w:top w:type="dxa" w:w="60"/>
+              <w:left w:type="dxa" w:w="100"/>
+              <w:bottom w:type="dxa" w:w="60"/>
+              <w:right w:type="dxa" w:w="100"/>
+            </w:tcMar>
+          </w:tcPr>
+          <w:p>
+            <w:pPr>
+              <w:spacing w:after="20"/>
+            </w:pPr>
+            <w:r>
+              <w:rPr>
+                <w:rFonts w:ascii="Arial" w:cs="Arial" w:eastAsia="Arial" w:hAnsi="Arial"/>
+              </w:rPr>
+              <w:t xml:space="preserve">lib/ai-keys.ts, components/ai-keys-panel.tsx, lib/ai-providers.ts, routes/me.tsx</w:t>
+            </w:r>
+          </w:p>
+        </w:tc>
+        <w:tc>
+          <w:tcPr>
+            <w:tcW w:type="dxa" w:w="2120"/>
+            <w:tcBorders>
+              <w:top w:val="single" w:color="BFC7C5" w:sz="4"/>
+              <w:left w:val="single" w:color="BFC7C5" w:sz="4"/>
+              <w:bottom w:val="single" w:color="BFC7C5" w:sz="4"/>
+              <w:right w:val="single" w:color="BFC7C5" w:sz="4"/>
+            </w:tcBorders>
+            <w:tcMar>
+              <w:top w:type="dxa" w:w="60"/>
+              <w:left w:type="dxa" w:w="100"/>
+              <w:bottom w:type="dxa" w:w="60"/>
+              <w:right w:type="dxa" w:w="100"/>
+            </w:tcMar>
+          </w:tcPr>
+          <w:p>
+            <w:pPr>
+              <w:spacing w:after="20"/>
+            </w:pPr>
+            <w:r>
+              <w:rPr>
+                <w:rFonts w:ascii="Arial" w:cs="Arial" w:eastAsia="Arial" w:hAnsi="Arial"/>
+              </w:rPr>
+              <w:t xml:space="preserve">Key Claude chạy khi Lovable hết credit</w:t>
+            </w:r>
+          </w:p>
+        </w:tc>
+        <w:tc>
+          <w:tcPr>
+            <w:tcW w:type="dxa" w:w="482"/>
+            <w:tcBorders>
+              <w:top w:val="single" w:color="BFC7C5" w:sz="4"/>
+              <w:left w:val="single" w:color="BFC7C5" w:sz="4"/>
+              <w:bottom w:val="single" w:color="BFC7C5" w:sz="4"/>
+              <w:right w:val="single" w:color="BFC7C5" w:sz="4"/>
+            </w:tcBorders>
+            <w:tcMar>
+              <w:top w:type="dxa" w:w="60"/>
+              <w:left w:type="dxa" w:w="100"/>
+              <w:bottom w:type="dxa" w:w="60"/>
+              <w:right w:type="dxa" w:w="100"/>
+            </w:tcMar>
+          </w:tcPr>
+          <w:p>
+            <w:pPr>
+              <w:spacing w:after="20"/>
+            </w:pPr>
+            <w:r>
+              <w:rPr>
+                <w:rFonts w:ascii="Arial" w:cs="Arial" w:eastAsia="Arial" w:hAnsi="Arial"/>
+              </w:rPr>
+              <w:t xml:space="preserve">M</w:t>
+            </w:r>
+          </w:p>
+        </w:tc>
+        <w:tc>
+          <w:tcPr>
+            <w:tcW w:type="dxa" w:w="867"/>
+            <w:tcBorders>
+              <w:top w:val="single" w:color="BFC7C5" w:sz="4"/>
+              <w:left w:val="single" w:color="BFC7C5" w:sz="4"/>
+              <w:bottom w:val="single" w:color="BFC7C5" w:sz="4"/>
+              <w:right w:val="single" w:color="BFC7C5" w:sz="4"/>
+            </w:tcBorders>
+            <w:tcMar>
+              <w:top w:type="dxa" w:w="60"/>
+              <w:left w:type="dxa" w:w="100"/>
+              <w:bottom w:type="dxa" w:w="60"/>
+              <w:right w:type="dxa" w:w="100"/>
+            </w:tcMar>
+          </w:tcPr>
+          <w:p>
+            <w:pPr>
+              <w:spacing w:after="20"/>
+            </w:pPr>
+            <w:r>
+              <w:rPr>
+                <w:rFonts w:ascii="Arial" w:cs="Arial" w:eastAsia="Arial" w:hAnsi="Arial"/>
+              </w:rPr>
+              <w:t xml:space="preserve">AI-01</w:t>
+            </w:r>
+          </w:p>
+        </w:tc>
+      </w:tr>
+      <w:tr>
+        <w:tc>
+          <w:tcPr>
+            <w:tcW w:type="dxa" w:w="964"/>
+            <w:tcBorders>
+              <w:top w:val="single" w:color="BFC7C5" w:sz="4"/>
+              <w:left w:val="single" w:color="BFC7C5" w:sz="4"/>
+              <w:bottom w:val="single" w:color="BFC7C5" w:sz="4"/>
+              <w:right w:val="single" w:color="BFC7C5" w:sz="4"/>
+            </w:tcBorders>
+            <w:tcMar>
+              <w:top w:type="dxa" w:w="60"/>
+              <w:left w:type="dxa" w:w="100"/>
+              <w:bottom w:type="dxa" w:w="60"/>
+              <w:right w:type="dxa" w:w="100"/>
+            </w:tcMar>
+          </w:tcPr>
+          <w:p>
+            <w:pPr>
+              <w:spacing w:after="20"/>
+            </w:pPr>
+            <w:r>
+              <w:rPr>
+                <w:rFonts w:ascii="Arial" w:cs="Arial" w:eastAsia="Arial" w:hAnsi="Arial"/>
+              </w:rPr>
+              <w:t xml:space="preserve">AI-05</w:t>
+            </w:r>
+          </w:p>
+        </w:tc>
+        <w:tc>
+          <w:tcPr>
+            <w:tcW w:type="dxa" w:w="3470"/>
+            <w:tcBorders>
+              <w:top w:val="single" w:color="BFC7C5" w:sz="4"/>
+              <w:left w:val="single" w:color="BFC7C5" w:sz="4"/>
+              <w:bottom w:val="single" w:color="BFC7C5" w:sz="4"/>
+              <w:right w:val="single" w:color="BFC7C5" w:sz="4"/>
+            </w:tcBorders>
+            <w:tcMar>
+              <w:top w:type="dxa" w:w="60"/>
+              <w:left w:type="dxa" w:w="100"/>
+              <w:bottom w:type="dxa" w:w="60"/>
+              <w:right w:type="dxa" w:w="100"/>
+            </w:tcMar>
+          </w:tcPr>
+          <w:p>
+            <w:pPr>
+              <w:spacing w:after="20"/>
+            </w:pPr>
+            <w:r>
+              <w:rPr>
+                <w:rFonts w:ascii="Arial" w:cs="Arial" w:eastAsia="Arial" w:hAnsi="Arial"/>
+              </w:rPr>
+              <w:t xml:space="preserve">Định tuyến theo độ nhạy cảm + fallbacks Claude + chuyển nguồn khi refusal/429 (QD-13).</w:t>
+            </w:r>
+          </w:p>
+        </w:tc>
+        <w:tc>
+          <w:tcPr>
+            <w:tcW w:type="dxa" w:w="1735"/>
+            <w:tcBorders>
+              <w:top w:val="single" w:color="BFC7C5" w:sz="4"/>
+              <w:left w:val="single" w:color="BFC7C5" w:sz="4"/>
+              <w:bottom w:val="single" w:color="BFC7C5" w:sz="4"/>
+              <w:right w:val="single" w:color="BFC7C5" w:sz="4"/>
+            </w:tcBorders>
+            <w:tcMar>
+              <w:top w:type="dxa" w:w="60"/>
+              <w:left w:type="dxa" w:w="100"/>
+              <w:bottom w:type="dxa" w:w="60"/>
+              <w:right w:type="dxa" w:w="100"/>
+            </w:tcMar>
+          </w:tcPr>
+          <w:p>
+            <w:pPr>
+              <w:spacing w:after="20"/>
+            </w:pPr>
+            <w:r>
+              <w:rPr>
+                <w:rFonts w:ascii="Arial" w:cs="Arial" w:eastAsia="Arial" w:hAnsi="Arial"/>
+              </w:rPr>
+              <w:t xml:space="preserve">lib/ai-providers.ts, lib/sensitive.ts</w:t>
+            </w:r>
+          </w:p>
+        </w:tc>
+        <w:tc>
+          <w:tcPr>
+            <w:tcW w:type="dxa" w:w="2120"/>
+            <w:tcBorders>
+              <w:top w:val="single" w:color="BFC7C5" w:sz="4"/>
+              <w:left w:val="single" w:color="BFC7C5" w:sz="4"/>
+              <w:bottom w:val="single" w:color="BFC7C5" w:sz="4"/>
+              <w:right w:val="single" w:color="BFC7C5" w:sz="4"/>
+            </w:tcBorders>
+            <w:tcMar>
+              <w:top w:type="dxa" w:w="60"/>
+              <w:left w:type="dxa" w:w="100"/>
+              <w:bottom w:type="dxa" w:w="60"/>
+              <w:right w:type="dxa" w:w="100"/>
+            </w:tcMar>
+          </w:tcPr>
+          <w:p>
+            <w:pPr>
+              <w:spacing w:after="20"/>
+            </w:pPr>
+            <w:r>
+              <w:rPr>
+                <w:rFonts w:ascii="Arial" w:cs="Arial" w:eastAsia="Arial" w:hAnsi="Arial"/>
+              </w:rPr>
+              <w:t xml:space="preserve">Giấy tờ nhạy cảm không tới nguồn miễn phí</w:t>
+            </w:r>
+          </w:p>
+        </w:tc>
+        <w:tc>
+          <w:tcPr>
+            <w:tcW w:type="dxa" w:w="482"/>
+            <w:tcBorders>
+              <w:top w:val="single" w:color="BFC7C5" w:sz="4"/>
+              <w:left w:val="single" w:color="BFC7C5" w:sz="4"/>
+              <w:bottom w:val="single" w:color="BFC7C5" w:sz="4"/>
+              <w:right w:val="single" w:color="BFC7C5" w:sz="4"/>
+            </w:tcBorders>
+            <w:tcMar>
+              <w:top w:type="dxa" w:w="60"/>
+              <w:left w:type="dxa" w:w="100"/>
+              <w:bottom w:type="dxa" w:w="60"/>
+              <w:right w:type="dxa" w:w="100"/>
+            </w:tcMar>
+          </w:tcPr>
+          <w:p>
+            <w:pPr>
+              <w:spacing w:after="20"/>
+            </w:pPr>
+            <w:r>
+              <w:rPr>
+                <w:rFonts w:ascii="Arial" w:cs="Arial" w:eastAsia="Arial" w:hAnsi="Arial"/>
+              </w:rPr>
+              <w:t xml:space="preserve">S</w:t>
+            </w:r>
+          </w:p>
+        </w:tc>
+        <w:tc>
+          <w:tcPr>
+            <w:tcW w:type="dxa" w:w="867"/>
+            <w:tcBorders>
+              <w:top w:val="single" w:color="BFC7C5" w:sz="4"/>
+              <w:left w:val="single" w:color="BFC7C5" w:sz="4"/>
+              <w:bottom w:val="single" w:color="BFC7C5" w:sz="4"/>
+              <w:right w:val="single" w:color="BFC7C5" w:sz="4"/>
+            </w:tcBorders>
+            <w:tcMar>
+              <w:top w:type="dxa" w:w="60"/>
+              <w:left w:type="dxa" w:w="100"/>
+              <w:bottom w:type="dxa" w:w="60"/>
+              <w:right w:type="dxa" w:w="100"/>
+            </w:tcMar>
+          </w:tcPr>
+          <w:p>
+            <w:pPr>
+              <w:spacing w:after="20"/>
+            </w:pPr>
+            <w:r>
+              <w:rPr>
+                <w:rFonts w:ascii="Arial" w:cs="Arial" w:eastAsia="Arial" w:hAnsi="Arial"/>
+              </w:rPr>
+              <w:t xml:space="preserve">AI-04</w:t>
+            </w:r>
+          </w:p>
+        </w:tc>
+      </w:tr>
+      <w:tr>
+        <w:tc>
+          <w:tcPr>
+            <w:tcW w:type="dxa" w:w="964"/>
+            <w:tcBorders>
+              <w:top w:val="single" w:color="BFC7C5" w:sz="4"/>
+              <w:left w:val="single" w:color="BFC7C5" w:sz="4"/>
+              <w:bottom w:val="single" w:color="BFC7C5" w:sz="4"/>
+              <w:right w:val="single" w:color="BFC7C5" w:sz="4"/>
+            </w:tcBorders>
+            <w:tcMar>
+              <w:top w:type="dxa" w:w="60"/>
+              <w:left w:type="dxa" w:w="100"/>
+              <w:bottom w:type="dxa" w:w="60"/>
+              <w:right w:type="dxa" w:w="100"/>
+            </w:tcMar>
+          </w:tcPr>
+          <w:p>
+            <w:pPr>
+              <w:spacing w:after="20"/>
+            </w:pPr>
+            <w:r>
+              <w:rPr>
+                <w:rFonts w:ascii="Arial" w:cs="Arial" w:eastAsia="Arial" w:hAnsi="Arial"/>
+              </w:rPr>
               <w:t xml:space="preserve">AI-03</w:t>
             </w:r>
           </w:p>
@@ -41560,7 +44245,7 @@
               <w:rPr>
                 <w:rFonts w:ascii="Arial" w:cs="Arial" w:eastAsia="Arial" w:hAnsi="Arial"/>
               </w:rPr>
-              <w:t xml:space="preserve">AI-01, AI-02, TF-01</w:t>
+              <w:t xml:space="preserve">AI-01, AI-04, AI-05, TF-01</w:t>
             </w:r>
           </w:p>
         </w:tc>
@@ -41588,7 +44273,7 @@
               <w:rPr>
                 <w:rFonts w:ascii="Arial" w:cs="Arial" w:eastAsia="Arial" w:hAnsi="Arial"/>
               </w:rPr>
-              <w:t xml:space="preserve">AI không dừng khi Lovable hết credit; nút Chia sẻ/Zalo không còn im lặng</w:t>
+              <w:t xml:space="preserve">Dán key Claude/Mistral/Gemini trong app; AI không dừng khi Lovable hết credit; Chia sẻ/Zalo không còn im lặng</w:t>
             </w:r>
           </w:p>
         </w:tc>
@@ -42334,7 +45019,7 @@
               <w:rPr>
                 <w:rFonts w:ascii="Arial" w:cs="Arial" w:eastAsia="Arial" w:hAnsi="Arial"/>
               </w:rPr>
-              <w:t xml:space="preserve">FX-01, FX-02, FX-03, AI-03</w:t>
+              <w:t xml:space="preserve">FX-01, FX-02, FX-03, AI-02, AI-03</w:t>
             </w:r>
           </w:p>
         </w:tc>
@@ -44084,7 +46769,7 @@
         <w:pStyle w:val="ListParagraph"/>
         <w:numPr>
           <w:ilvl w:val="0"/>
-          <w:numId w:val="4"/>
+          <w:numId w:val="3"/>
         </w:numPr>
         <w:spacing w:after="60" w:line="276"/>
       </w:pPr>
@@ -44100,7 +46785,7 @@
         <w:pStyle w:val="ListParagraph"/>
         <w:numPr>
           <w:ilvl w:val="0"/>
-          <w:numId w:val="4"/>
+          <w:numId w:val="3"/>
         </w:numPr>
         <w:spacing w:after="60" w:line="276"/>
       </w:pPr>
@@ -44116,7 +46801,7 @@
         <w:pStyle w:val="ListParagraph"/>
         <w:numPr>
           <w:ilvl w:val="0"/>
-          <w:numId w:val="4"/>
+          <w:numId w:val="3"/>
         </w:numPr>
         <w:spacing w:after="60" w:line="276"/>
       </w:pPr>
@@ -44132,7 +46817,7 @@
         <w:pStyle w:val="ListParagraph"/>
         <w:numPr>
           <w:ilvl w:val="0"/>
-          <w:numId w:val="4"/>
+          <w:numId w:val="3"/>
         </w:numPr>
         <w:spacing w:after="60" w:line="276"/>
       </w:pPr>
@@ -44148,7 +46833,7 @@
         <w:pStyle w:val="ListParagraph"/>
         <w:numPr>
           <w:ilvl w:val="0"/>
-          <w:numId w:val="4"/>
+          <w:numId w:val="3"/>
         </w:numPr>
         <w:spacing w:after="60" w:line="276"/>
       </w:pPr>
@@ -45179,7 +47864,7 @@
               <w:rPr>
                 <w:rFonts w:ascii="Arial" w:cs="Arial" w:eastAsia="Arial" w:hAnsi="Arial"/>
               </w:rPr>
-              <w:t xml:space="preserve">QD-12</w:t>
+              <w:t xml:space="preserve">QD-12 – ĐÃ CHỐT</w:t>
             </w:r>
           </w:p>
         </w:tc>
@@ -45207,7 +47892,7 @@
               <w:rPr>
                 <w:rFonts w:ascii="Arial" w:cs="Arial" w:eastAsia="Arial" w:hAnsi="Arial"/>
               </w:rPr>
-              <w:t xml:space="preserve">Cho phép người dùng tự nhập key AI riêng trong app (BYOK)?</w:t>
+              <w:t xml:space="preserve">Tự nhập/đổi key AI trong app</w:t>
             </w:r>
           </w:p>
         </w:tc>
@@ -45235,7 +47920,7 @@
               <w:rPr>
                 <w:rFonts w:ascii="Arial" w:cs="Arial" w:eastAsia="Arial" w:hAnsi="Arial"/>
               </w:rPr>
-              <w:t xml:space="preserve">Không mặc định. Key do chủ app đặt ở máy chủ (Secrets). BYOK chỉ làm sau, nếu cần, lưu trên máy và cảnh báo rõ</w:t>
+              <w:t xml:space="preserve">Cho phép (chỉ một người dùng). Lưu mã hoá trên máy, khoá PIN tuỳ chọn, gọi thẳng từ trình duyệt; không đưa vào sao lưu/đồng bộ (AI-04)</w:t>
             </w:r>
           </w:p>
         </w:tc>
@@ -45265,7 +47950,7 @@
               <w:rPr>
                 <w:rFonts w:ascii="Arial" w:cs="Arial" w:eastAsia="Arial" w:hAnsi="Arial"/>
               </w:rPr>
-              <w:t xml:space="preserve">QD-13</w:t>
+              <w:t xml:space="preserve">QD-13 – ĐÃ CHỐT</w:t>
             </w:r>
           </w:p>
         </w:tc>
@@ -45293,7 +47978,7 @@
               <w:rPr>
                 <w:rFonts w:ascii="Arial" w:cs="Arial" w:eastAsia="Arial" w:hAnsi="Arial"/>
               </w:rPr>
-              <w:t xml:space="preserve">Nhà cung cấp AI dự phòng thứ hai sau Gemini?</w:t>
+              <w:t xml:space="preserve">Nguồn AI dự phòng</w:t>
             </w:r>
           </w:p>
         </w:tc>
@@ -45321,7 +48006,7 @@
               <w:rPr>
                 <w:rFonts w:ascii="Arial" w:cs="Arial" w:eastAsia="Arial" w:hAnsi="Arial"/>
               </w:rPr>
-              <w:t xml:space="preserve">Claude (Anthropic) cho đọc bảng/trích xuất cần chính xác; OpenRouter miễn phí chỉ để thử</w:t>
+              <w:t xml:space="preserve">Lovable → Claude (key riêng, trả phí; Haiku ≈ 15 đ/trang, Opus ≈ 500 đ/trang; fallbacks khi bị từ chối) → Mistral (Experiment miễn phí) → Gemini (miễn phí, đề xuất thêm) → trên máy. Giấy tờ nhạy cảm chỉ dùng Lovable/Claude (AI-05)</w:t>
             </w:r>
           </w:p>
         </w:tc>
@@ -45437,7 +48122,7 @@
         <w:rPr>
           <w:rFonts w:ascii="Arial" w:cs="Arial" w:eastAsia="Arial" w:hAnsi="Arial"/>
         </w:rPr>
-        <w:t xml:space="preserve">Duyệt báo cáo này và trả lời QD-1…QD-13 (QD-10, QD-11 đã chốt) (có thể trả lời ngắn, ví dụ “QD-1 theo khuyến nghị”).</w:t>
+        <w:t xml:space="preserve">Duyệt báo cáo này và trả lời QD-1…QD-9 (QD-10…QD-13 đã chốt) (có thể trả lời ngắn, ví dụ “QD-1 theo khuyến nghị”).</w:t>
       </w:r>
     </w:p>
     <w:p>
@@ -45470,6 +48155,22 @@
           <w:rFonts w:ascii="Arial" w:cs="Arial" w:eastAsia="Arial" w:hAnsi="Arial"/>
         </w:rPr>
         <w:t xml:space="preserve">Sau Đợt 1 và Đợt 2: thử trên điện thoại thật theo phiếu CS-14 (chụp 10 trang, bấm Xong, xem lại, xuất PDF), ghi lại thời gian chờ và lỗi gặp phải.</w:t>
+      </w:r>
+    </w:p>
+    <w:p>
+      <w:pPr>
+        <w:pStyle w:val="ListParagraph"/>
+        <w:numPr>
+          <w:ilvl w:val="0"/>
+          <w:numId w:val="6"/>
+        </w:numPr>
+        <w:spacing w:after="60" w:line="276"/>
+      </w:pPr>
+      <w:r>
+        <w:rPr>
+          <w:rFonts w:ascii="Arial" w:cs="Arial" w:eastAsia="Arial" w:hAnsi="Arial"/>
+        </w:rPr>
+        <w:t xml:space="preserve">Tạo key Claude (nạp credit, đặt hạn mức tháng) và key Mistral theo bảng 12.4 để dán vào app khi AI-04 xong.</w:t>
       </w:r>
     </w:p>
     <w:p>
@@ -48798,13 +51499,13 @@
     </w:lvlOverride>
   </w:num>
   <w:num w:numId="3">
-    <w:abstractNumId w:val="3"/>
+    <w:abstractNumId w:val="2"/>
     <w:lvlOverride w:ilvl="0">
       <w:startOverride w:val="1"/>
     </w:lvlOverride>
   </w:num>
   <w:num w:numId="4">
-    <w:abstractNumId w:val="2"/>
+    <w:abstractNumId w:val="3"/>
     <w:lvlOverride w:ilvl="0">
       <w:startOverride w:val="1"/>
     </w:lvlOverride>
